--- a/backend/src/main/resources/templates/CARTA RESIDENCIA JUNTA DE ACCION.docx
+++ b/backend/src/main/resources/templates/CARTA RESIDENCIA JUNTA DE ACCION.docx
@@ -44,7 +44,6 @@
     </w:p>
     <w:p>
       <w:pPr>
-        <w:spacing w:line="276" w:lineRule="auto"/>
         <w:jc w:val="center"/>
         <w:rPr>
           <w:rFonts w:ascii="Maven Pro" w:hAnsi="Maven Pro" w:cs="Tahoma"/>
@@ -57,20 +56,6 @@
     </w:p>
     <w:p>
       <w:pPr>
-        <w:spacing w:line="276" w:lineRule="auto"/>
-        <w:jc w:val="center"/>
-        <w:rPr>
-          <w:rFonts w:ascii="Maven Pro" w:hAnsi="Maven Pro" w:cs="Tahoma"/>
-          <w:b/>
-          <w:bCs/>
-          <w:sz w:val="23"/>
-          <w:szCs w:val="23"/>
-        </w:rPr>
-      </w:pPr>
-    </w:p>
-    <w:p>
-      <w:pPr>
-        <w:spacing w:line="276" w:lineRule="auto"/>
         <w:jc w:val="center"/>
         <w:outlineLvl w:val="0"/>
         <w:rPr>
@@ -95,7 +80,6 @@
         <w:tabs>
           <w:tab w:val="left" w:pos="2700"/>
         </w:tabs>
-        <w:spacing w:line="276" w:lineRule="auto"/>
         <w:rPr>
           <w:rFonts w:ascii="Maven Pro" w:hAnsi="Maven Pro" w:cs="Tahoma"/>
           <w:b/>
@@ -123,7 +107,6 @@
     </w:p>
     <w:p>
       <w:pPr>
-        <w:spacing w:line="276" w:lineRule="auto"/>
         <w:jc w:val="center"/>
         <w:rPr>
           <w:rFonts w:ascii="Maven Pro" w:hAnsi="Maven Pro" w:cs="Tahoma"/>
@@ -134,7 +117,6 @@
     </w:p>
     <w:p>
       <w:pPr>
-        <w:spacing w:line="276" w:lineRule="auto"/>
         <w:rPr>
           <w:rFonts w:ascii="Maven Pro" w:hAnsi="Maven Pro" w:cs="Arial"/>
           <w:b/>
@@ -319,7 +301,6 @@
     </w:p>
     <w:p>
       <w:pPr>
-        <w:spacing w:line="276" w:lineRule="auto"/>
         <w:rPr>
           <w:rFonts w:ascii="Maven Pro" w:hAnsi="Maven Pro" w:cs="Arial"/>
           <w:sz w:val="24"/>
@@ -371,7 +352,6 @@
     </w:p>
     <w:p>
       <w:pPr>
-        <w:spacing w:line="276" w:lineRule="auto"/>
         <w:rPr>
           <w:rFonts w:ascii="Maven Pro" w:hAnsi="Maven Pro" w:cs="Arial"/>
           <w:sz w:val="24"/>
@@ -553,7 +533,6 @@
         <w:tabs>
           <w:tab w:val="left" w:pos="6600"/>
         </w:tabs>
-        <w:spacing w:line="276" w:lineRule="auto"/>
         <w:rPr>
           <w:rFonts w:ascii="Maven Pro" w:hAnsi="Maven Pro" w:cs="Tahoma"/>
           <w:b/>
@@ -567,7 +546,6 @@
         <w:tabs>
           <w:tab w:val="left" w:pos="6600"/>
         </w:tabs>
-        <w:spacing w:line="276" w:lineRule="auto"/>
         <w:rPr>
           <w:rFonts w:ascii="Maven Pro" w:hAnsi="Maven Pro" w:cs="Tahoma"/>
           <w:b/>
@@ -581,7 +559,6 @@
         <w:tabs>
           <w:tab w:val="left" w:pos="6600"/>
         </w:tabs>
-        <w:spacing w:line="276" w:lineRule="auto"/>
         <w:rPr>
           <w:rFonts w:ascii="Maven Pro" w:hAnsi="Maven Pro" w:cs="Tahoma"/>
           <w:b/>
@@ -595,7 +572,6 @@
         <w:tabs>
           <w:tab w:val="left" w:pos="6600"/>
         </w:tabs>
-        <w:spacing w:line="276" w:lineRule="auto"/>
         <w:rPr>
           <w:rFonts w:ascii="Maven Pro" w:hAnsi="Maven Pro" w:cs="Tahoma"/>
           <w:b/>
@@ -609,7 +585,6 @@
         <w:tabs>
           <w:tab w:val="left" w:pos="6600"/>
         </w:tabs>
-        <w:spacing w:line="276" w:lineRule="auto"/>
         <w:rPr>
           <w:rFonts w:ascii="Maven Pro" w:hAnsi="Maven Pro" w:cs="Tahoma"/>
           <w:b/>
@@ -623,7 +598,6 @@
         <w:tabs>
           <w:tab w:val="left" w:pos="6600"/>
         </w:tabs>
-        <w:spacing w:line="276" w:lineRule="auto"/>
         <w:rPr>
           <w:rFonts w:ascii="Maven Pro" w:hAnsi="Maven Pro" w:cs="Tahoma"/>
           <w:b/>
@@ -646,7 +620,6 @@
         <w:tabs>
           <w:tab w:val="left" w:pos="6600"/>
         </w:tabs>
-        <w:spacing w:line="276" w:lineRule="auto"/>
         <w:rPr>
           <w:rFonts w:ascii="Maven Pro" w:hAnsi="Maven Pro" w:cs="Tahoma"/>
           <w:sz w:val="24"/>
@@ -664,7 +637,6 @@
     </w:p>
     <w:p>
       <w:pPr>
-        <w:spacing w:line="276" w:lineRule="auto"/>
         <w:outlineLvl w:val="0"/>
         <w:rPr>
           <w:rFonts w:ascii="Maven Pro" w:hAnsi="Maven Pro" w:cs="Tahoma"/>
@@ -693,7 +665,6 @@
     </w:p>
     <w:p>
       <w:pPr>
-        <w:spacing w:line="276" w:lineRule="auto"/>
         <w:outlineLvl w:val="0"/>
         <w:rPr>
           <w:rFonts w:ascii="Maven Pro" w:hAnsi="Maven Pro" w:cs="Tahoma"/>
@@ -722,7 +693,6 @@
           </w:tcPr>
           <w:p>
             <w:pPr>
-              <w:spacing w:line="276" w:lineRule="auto"/>
               <w:rPr>
                 <w:rFonts w:ascii="Maven Pro" w:hAnsi="Maven Pro" w:cs="Tahoma"/>
                 <w:b/>
@@ -758,7 +728,6 @@
           </w:tcPr>
           <w:p>
             <w:pPr>
-              <w:spacing w:line="276" w:lineRule="auto"/>
               <w:rPr>
                 <w:rFonts w:ascii="Maven Pro" w:hAnsi="Maven Pro" w:cs="Tahoma"/>
                 <w:b/>
@@ -794,7 +763,6 @@
           </w:tcPr>
           <w:p>
             <w:pPr>
-              <w:spacing w:line="276" w:lineRule="auto"/>
               <w:rPr>
                 <w:rFonts w:ascii="Maven Pro" w:hAnsi="Maven Pro" w:cs="Tahoma"/>
                 <w:b/>
@@ -821,7 +789,6 @@
           </w:tcPr>
           <w:p>
             <w:pPr>
-              <w:spacing w:line="276" w:lineRule="auto"/>
               <w:rPr>
                 <w:rFonts w:ascii="Maven Pro" w:hAnsi="Maven Pro" w:cs="Tahoma"/>
                 <w:b/>
@@ -846,7 +813,6 @@
           </w:tcPr>
           <w:p>
             <w:pPr>
-              <w:spacing w:line="276" w:lineRule="auto"/>
               <w:rPr>
                 <w:rFonts w:ascii="Maven Pro" w:hAnsi="Maven Pro" w:cs="Tahoma"/>
                 <w:b/>
@@ -871,7 +837,6 @@
           </w:tcPr>
           <w:p>
             <w:pPr>
-              <w:spacing w:line="276" w:lineRule="auto"/>
               <w:rPr>
                 <w:rFonts w:ascii="Maven Pro" w:hAnsi="Maven Pro" w:cs="Tahoma"/>
                 <w:b/>
@@ -898,7 +863,6 @@
           </w:tcPr>
           <w:p>
             <w:pPr>
-              <w:spacing w:line="276" w:lineRule="auto"/>
               <w:rPr>
                 <w:rFonts w:ascii="Maven Pro" w:hAnsi="Maven Pro" w:cs="Tahoma"/>
                 <w:sz w:val="16"/>
@@ -948,7 +912,6 @@
           </w:tcPr>
           <w:p>
             <w:pPr>
-              <w:spacing w:line="276" w:lineRule="auto"/>
               <w:rPr>
                 <w:rFonts w:ascii="Maven Pro" w:hAnsi="Maven Pro" w:cs="Tahoma"/>
                 <w:sz w:val="16"/>
@@ -998,7 +961,6 @@
           </w:tcPr>
           <w:p>
             <w:pPr>
-              <w:spacing w:line="276" w:lineRule="auto"/>
               <w:rPr>
                 <w:rFonts w:ascii="Maven Pro" w:hAnsi="Maven Pro" w:cs="Tahoma"/>
                 <w:sz w:val="16"/>
@@ -1048,7 +1010,6 @@
     </w:tbl>
     <w:p>
       <w:pPr>
-        <w:spacing w:line="276" w:lineRule="auto"/>
         <w:rPr>
           <w:rFonts w:ascii="Maven Pro" w:hAnsi="Maven Pro" w:cs="Arial"/>
           <w:sz w:val="24"/>
@@ -1061,7 +1022,7 @@
       <w:headerReference w:type="first" r:id="rId10"/>
       <w:footerReference w:type="first" r:id="rId11"/>
       <w:pgSz w:w="12240" w:h="15840"/>
-      <w:pgMar w:top="1418" w:right="1324" w:bottom="1418" w:left="1418" w:header="567" w:footer="284" w:gutter="0"/>
+      <w:pgMar w:top="1418" w:right="1324" w:bottom="1418" w:left="1418" w:header="426" w:footer="224" w:gutter="0"/>
       <w:pgNumType w:start="1"/>
       <w:cols w:space="720"/>
       <w:formProt w:val="0"/>
@@ -1158,7 +1119,7 @@
               <wp:inline distT="0" distB="0" distL="0" distR="0" wp14:anchorId="292E2F8D" wp14:editId="6BE3031F">
                 <wp:extent cx="937260" cy="435610"/>
                 <wp:effectExtent l="0" t="0" r="0" b="0"/>
-                <wp:docPr id="3" name="Imagen 1"/>
+                <wp:docPr id="2003202468" name="Imagen 1"/>
                 <wp:cNvGraphicFramePr>
                   <a:graphicFrameLocks xmlns:a="http://schemas.openxmlformats.org/drawingml/2006/main" noChangeAspect="1"/>
                 </wp:cNvGraphicFramePr>
@@ -1412,7 +1373,7 @@
               <wp:inline distT="0" distB="0" distL="0" distR="0" wp14:anchorId="16440367" wp14:editId="4A434462">
                 <wp:extent cx="561340" cy="586740"/>
                 <wp:effectExtent l="0" t="0" r="0" b="0"/>
-                <wp:docPr id="5" name="Imagen3" descr="Código QR&#10;&#10;Descripción generada automáticamente"/>
+                <wp:docPr id="884320271" name="Imagen3" descr="Código QR&#10;&#10;Descripción generada automáticamente"/>
                 <wp:cNvGraphicFramePr>
                   <a:graphicFrameLocks xmlns:a="http://schemas.openxmlformats.org/drawingml/2006/main" noChangeAspect="1"/>
                 </wp:cNvGraphicFramePr>
@@ -1723,7 +1684,7 @@
               <wp:inline distT="0" distB="0" distL="0" distR="0" wp14:anchorId="10332177" wp14:editId="14977D51">
                 <wp:extent cx="937260" cy="435610"/>
                 <wp:effectExtent l="0" t="0" r="0" b="0"/>
-                <wp:docPr id="6" name="Imagen 1"/>
+                <wp:docPr id="839001462" name="Imagen 1"/>
                 <wp:cNvGraphicFramePr>
                   <a:graphicFrameLocks xmlns:a="http://schemas.openxmlformats.org/drawingml/2006/main" noChangeAspect="1"/>
                 </wp:cNvGraphicFramePr>
@@ -1976,7 +1937,7 @@
               <wp:inline distT="0" distB="0" distL="0" distR="0" wp14:anchorId="6ABFD53B" wp14:editId="5C64296D">
                 <wp:extent cx="561340" cy="586740"/>
                 <wp:effectExtent l="0" t="0" r="0" b="0"/>
-                <wp:docPr id="8" name="Imagen3" descr="Código QR&#10;&#10;Descripción generada automáticamente"/>
+                <wp:docPr id="948818500" name="Imagen3" descr="Código QR&#10;&#10;Descripción generada automáticamente"/>
                 <wp:cNvGraphicFramePr>
                   <a:graphicFrameLocks xmlns:a="http://schemas.openxmlformats.org/drawingml/2006/main" noChangeAspect="1"/>
                 </wp:cNvGraphicFramePr>
@@ -2331,7 +2292,7 @@
                 <wp:extent cx="1314450" cy="800100"/>
                 <wp:effectExtent l="0" t="0" r="0" b="0"/>
                 <wp:wrapNone/>
-                <wp:docPr id="1" name="image1.jpg" descr="Imagen que contiene Logotipo&#10;&#10;Descripción generada automáticamente"/>
+                <wp:docPr id="590408369" name="image1.jpg" descr="Imagen que contiene Logotipo&#10;&#10;Descripción generada automáticamente"/>
                 <wp:cNvGraphicFramePr>
                   <a:graphicFrameLocks xmlns:a="http://schemas.openxmlformats.org/drawingml/2006/main" noChangeAspect="1"/>
                 </wp:cNvGraphicFramePr>
@@ -3068,7 +3029,7 @@
                 <wp:extent cx="1314450" cy="800100"/>
                 <wp:effectExtent l="0" t="0" r="0" b="0"/>
                 <wp:wrapNone/>
-                <wp:docPr id="2" name="image1.jpg" descr="Imagen que contiene Logotipo&#10;&#10;Descripción generada automáticamente"/>
+                <wp:docPr id="2095986856" name="image1.jpg" descr="Imagen que contiene Logotipo&#10;&#10;Descripción generada automáticamente"/>
                 <wp:cNvGraphicFramePr>
                   <a:graphicFrameLocks xmlns:a="http://schemas.openxmlformats.org/drawingml/2006/main" noChangeAspect="1"/>
                 </wp:cNvGraphicFramePr>

--- a/backend/src/main/resources/templates/CARTA RESIDENCIA JUNTA DE ACCION.docx
+++ b/backend/src/main/resources/templates/CARTA RESIDENCIA JUNTA DE ACCION.docx
@@ -579,32 +579,6 @@
           <w:szCs w:val="23"/>
         </w:rPr>
       </w:pPr>
-    </w:p>
-    <w:p>
-      <w:pPr>
-        <w:tabs>
-          <w:tab w:val="left" w:pos="6600"/>
-        </w:tabs>
-        <w:rPr>
-          <w:rFonts w:ascii="Maven Pro" w:hAnsi="Maven Pro" w:cs="Tahoma"/>
-          <w:b/>
-          <w:sz w:val="23"/>
-          <w:szCs w:val="23"/>
-        </w:rPr>
-      </w:pPr>
-    </w:p>
-    <w:p>
-      <w:pPr>
-        <w:tabs>
-          <w:tab w:val="left" w:pos="6600"/>
-        </w:tabs>
-        <w:rPr>
-          <w:rFonts w:ascii="Maven Pro" w:hAnsi="Maven Pro" w:cs="Tahoma"/>
-          <w:b/>
-          <w:sz w:val="23"/>
-          <w:szCs w:val="23"/>
-        </w:rPr>
-      </w:pPr>
       <w:r>
         <w:rPr>
           <w:rFonts w:ascii="Maven Pro" w:hAnsi="Maven Pro" w:cs="Tahoma"/>
@@ -7252,10 +7226,6 @@
 </file>
 
 <file path=customXml/item1.xml><?xml version="1.0" encoding="utf-8"?>
-<b:Sources xmlns:b="http://schemas.openxmlformats.org/officeDocument/2006/bibliography" xmlns="http://schemas.openxmlformats.org/officeDocument/2006/bibliography" SelectedStyle="\APASixthEditionOfficeOnline.xsl" StyleName="APA" Version="6"/>
-</file>
-
-<file path=customXml/item2.xml><?xml version="1.0" encoding="utf-8"?>
 <s:customData xmlns="http://www.wps.cn/officeDocument/2013/wpsCustomData" xmlns:s="http://www.wps.cn/officeDocument/2013/wpsCustomData">
   <customSectProps/>
   <customShpExts>
@@ -7264,18 +7234,22 @@
 </s:customData>
 </file>
 
+<file path=customXml/item2.xml><?xml version="1.0" encoding="utf-8"?>
+<b:Sources xmlns:b="http://schemas.openxmlformats.org/officeDocument/2006/bibliography" xmlns="http://schemas.openxmlformats.org/officeDocument/2006/bibliography" SelectedStyle="\APASixthEditionOfficeOnline.xsl" StyleName="APA" Version="6"/>
+</file>
+
 <file path=customXml/itemProps1.xml><?xml version="1.0" encoding="utf-8"?>
+<ds:datastoreItem xmlns:ds="http://schemas.openxmlformats.org/officeDocument/2006/customXml" ds:itemID="{B1977F7D-205B-4081-913C-38D41E755F92}">
+  <ds:schemaRefs>
+    <ds:schemaRef ds:uri="http://www.wps.cn/officeDocument/2013/wpsCustomData"/>
+  </ds:schemaRefs>
+</ds:datastoreItem>
+</file>
+
+<file path=customXml/itemProps2.xml><?xml version="1.0" encoding="utf-8"?>
 <ds:datastoreItem xmlns:ds="http://schemas.openxmlformats.org/officeDocument/2006/customXml" ds:itemID="{57A9E1C8-2F74-4495-A02D-86D169A6004A}">
   <ds:schemaRefs>
     <ds:schemaRef ds:uri="http://schemas.openxmlformats.org/officeDocument/2006/bibliography"/>
   </ds:schemaRefs>
 </ds:datastoreItem>
-</file>
-
-<file path=customXml/itemProps2.xml><?xml version="1.0" encoding="utf-8"?>
-<ds:datastoreItem xmlns:ds="http://schemas.openxmlformats.org/officeDocument/2006/customXml" ds:itemID="{B1977F7D-205B-4081-913C-38D41E755F92}">
-  <ds:schemaRefs>
-    <ds:schemaRef ds:uri="http://www.wps.cn/officeDocument/2013/wpsCustomData"/>
-  </ds:schemaRefs>
-</ds:datastoreItem>
 </file>
--- a/backend/src/main/resources/templates/CARTA RESIDENCIA JUNTA DE ACCION.docx
+++ b/backend/src/main/resources/templates/CARTA RESIDENCIA JUNTA DE ACCION.docx
@@ -1,33 +1,19 @@
 
 <file path=word/document.xml><?xml version="1.0" encoding="utf-8"?>
-<w:document xmlns:wpc="http://schemas.microsoft.com/office/word/2010/wordprocessingCanvas" xmlns:cx="http://schemas.microsoft.com/office/drawing/2014/chartex" xmlns:cx1="http://schemas.microsoft.com/office/drawing/2015/9/8/chartex" xmlns:cx2="http://schemas.microsoft.com/office/drawing/2015/10/21/chartex" xmlns:cx3="http://schemas.microsoft.com/office/drawing/2016/5/9/chartex" xmlns:cx4="http://schemas.microsoft.com/office/drawing/2016/5/10/chartex" xmlns:cx5="http://schemas.microsoft.com/office/drawing/2016/5/11/chartex" xmlns:cx6="http://schemas.microsoft.com/office/drawing/2016/5/12/chartex" xmlns:cx7="http://schemas.microsoft.com/office/drawing/2016/5/13/chartex" xmlns:cx8="http://schemas.microsoft.com/office/drawing/2016/5/14/chartex" xmlns:mc="http://schemas.openxmlformats.org/markup-compatibility/2006" xmlns:aink="http://schemas.microsoft.com/office/drawing/2016/ink" xmlns:am3d="http://schemas.microsoft.com/office/drawing/2017/model3d" xmlns:o="urn:schemas-microsoft-com:office:office" xmlns:oel="http://schemas.microsoft.com/office/2019/extlst" xmlns:r="http://schemas.openxmlformats.org/officeDocument/2006/relationships" xmlns:m="http://schemas.openxmlformats.org/officeDocument/2006/math" xmlns:v="urn:schemas-microsoft-com:vml" xmlns:wp14="http://schemas.microsoft.com/office/word/2010/wordprocessingDrawing" xmlns:wp="http://schemas.openxmlformats.org/drawingml/2006/wordprocessingDrawing" xmlns:w10="urn:schemas-microsoft-com:office:word" xmlns:w="http://schemas.openxmlformats.org/wordprocessingml/2006/main" xmlns:w14="http://schemas.microsoft.com/office/word/2010/wordml" xmlns:w15="http://schemas.microsoft.com/office/word/2012/wordml" xmlns:w16cex="http://schemas.microsoft.com/office/word/2018/wordml/cex" xmlns:w16cid="http://schemas.microsoft.com/office/word/2016/wordml/cid" xmlns:w16="http://schemas.microsoft.com/office/word/2018/wordml" xmlns:w16du="http://schemas.microsoft.com/office/word/2023/wordml/word16du" xmlns:w16sdtdh="http://schemas.microsoft.com/office/word/2020/wordml/sdtdatahash" xmlns:w16sdtfl="http://schemas.microsoft.com/office/word/2024/wordml/sdtformatlock" xmlns:w16se="http://schemas.microsoft.com/office/word/2015/wordml/symex" xmlns:wpg="http://schemas.microsoft.com/office/word/2010/wordprocessingGroup" xmlns:wpi="http://schemas.microsoft.com/office/word/2010/wordprocessingInk" xmlns:wne="http://schemas.microsoft.com/office/word/2006/wordml" xmlns:wps="http://schemas.microsoft.com/office/word/2010/wordprocessingShape" mc:Ignorable="w14 w15 w16se w16cid w16 w16cex w16sdtdh w16sdtfl w16du wp14">
+<w:document xmlns:o="urn:schemas-microsoft-com:office:office" xmlns:r="http://schemas.openxmlformats.org/officeDocument/2006/relationships" xmlns:v="urn:schemas-microsoft-com:vml" xmlns:w="http://schemas.openxmlformats.org/wordprocessingml/2006/main" xmlns:w10="urn:schemas-microsoft-com:office:word" xmlns:wp="http://schemas.openxmlformats.org/drawingml/2006/wordprocessingDrawing" xmlns:pic="http://schemas.openxmlformats.org/drawingml/2006/picture" xmlns:wps="http://schemas.microsoft.com/office/word/2010/wordprocessingShape" xmlns:wpg="http://schemas.microsoft.com/office/word/2010/wordprocessingGroup" xmlns:mc="http://schemas.openxmlformats.org/markup-compatibility/2006" xmlns:wp14="http://schemas.microsoft.com/office/word/2010/wordprocessingDrawing" xmlns:w14="http://schemas.microsoft.com/office/word/2010/wordml" xmlns:w15="http://schemas.microsoft.com/office/word/2012/wordml" mc:Ignorable="w14 wp14 w15">
   <w:body>
     <w:p>
       <w:pPr>
-        <w:pStyle w:val="Ttulo1"/>
+        <w:pStyle w:val="Heading1"/>
+        <w:spacing w:lineRule="exact" w:line="244" w:before="360" w:after="240"/>
         <w:jc w:val="center"/>
-        <w:rPr>
-          <w:rFonts w:ascii="Maven Pro" w:hAnsi="Maven Pro"/>
-          <w:b w:val="0"/>
-          <w:bCs w:val="0"/>
-          <w:color w:val="000000" w:themeColor="text1"/>
-          <w14:shadow w14:blurRad="38100" w14:dist="19050" w14:dir="2700000" w14:sx="100000" w14:sy="100000" w14:kx="0" w14:ky="0" w14:algn="tl">
-            <w14:schemeClr w14:val="dk1">
-              <w14:alpha w14:val="60000"/>
-            </w14:schemeClr>
-          </w14:shadow>
-          <w14:textOutline w14:w="0" w14:cap="flat" w14:cmpd="sng" w14:algn="ctr">
-            <w14:noFill/>
-            <w14:prstDash w14:val="solid"/>
-            <w14:round/>
-          </w14:textOutline>
-        </w:rPr>
+        <w:rPr/>
       </w:pPr>
       <w:bookmarkStart w:id="0" w:name="_Hlk190792180"/>
       <w:r>
         <w:rPr>
           <w:rFonts w:ascii="Maven Pro" w:hAnsi="Maven Pro"/>
-          <w:color w:val="000000" w:themeColor="text1"/>
+          <w:color w:themeColor="text1" w:val="000000"/>
           <w14:shadow w14:blurRad="38100" w14:dist="19050" w14:dir="2700000" w14:sx="100000" w14:sy="100000" w14:kx="0" w14:ky="0" w14:algn="tl">
             <w14:schemeClr w14:val="dk1">
               <w14:alpha w14:val="60000"/>
@@ -44,6 +30,8 @@
     </w:p>
     <w:p>
       <w:pPr>
+        <w:pStyle w:val="Normal"/>
+        <w:spacing w:lineRule="exact" w:line="244"/>
         <w:jc w:val="center"/>
         <w:rPr>
           <w:rFonts w:ascii="Maven Pro" w:hAnsi="Maven Pro" w:cs="Tahoma"/>
@@ -53,11 +41,366 @@
           <w:szCs w:val="23"/>
         </w:rPr>
       </w:pPr>
+      <w:r>
+        <w:rPr>
+          <w:rFonts w:cs="Tahoma" w:ascii="Maven Pro" w:hAnsi="Maven Pro"/>
+          <w:b/>
+          <w:bCs/>
+          <w:sz w:val="23"/>
+          <w:szCs w:val="23"/>
+        </w:rPr>
+      </w:r>
     </w:p>
     <w:p>
       <w:pPr>
+        <w:pStyle w:val="Normal"/>
+        <w:numPr>
+          <w:ilvl w:val="0"/>
+          <w:numId w:val="0"/>
+        </w:numPr>
+        <w:spacing w:lineRule="exact" w:line="244"/>
+        <w:ind w:hanging="0" w:start="0"/>
         <w:jc w:val="center"/>
         <w:outlineLvl w:val="0"/>
+        <w:rPr/>
+      </w:pPr>
+      <w:r>
+        <w:rPr>
+          <w:rFonts w:cs="Tahoma" w:ascii="Maven Pro" w:hAnsi="Maven Pro"/>
+          <w:b/>
+          <w:sz w:val="23"/>
+          <w:szCs w:val="23"/>
+        </w:rPr>
+        <w:t>HACE CONSTAR:</w:t>
+      </w:r>
+    </w:p>
+    <w:p>
+      <w:pPr>
+        <w:pStyle w:val="Normal"/>
+        <w:tabs>
+          <w:tab w:val="clear" w:pos="720"/>
+          <w:tab w:val="left" w:pos="2700" w:leader="none"/>
+        </w:tabs>
+        <w:spacing w:lineRule="exact" w:line="244"/>
+        <w:rPr/>
+      </w:pPr>
+      <w:r>
+        <w:rPr>
+          <w:rFonts w:cs="Tahoma" w:ascii="Maven Pro" w:hAnsi="Maven Pro"/>
+          <w:b/>
+          <w:sz w:val="23"/>
+          <w:szCs w:val="23"/>
+        </w:rPr>
+        <w:tab/>
+      </w:r>
+      <w:r>
+        <w:rPr>
+          <w:rFonts w:cs="Tahoma" w:ascii="Maven Pro" w:hAnsi="Maven Pro"/>
+          <w:sz w:val="23"/>
+          <w:szCs w:val="23"/>
+        </w:rPr>
+        <w:tab/>
+      </w:r>
+    </w:p>
+    <w:p>
+      <w:pPr>
+        <w:pStyle w:val="Normal"/>
+        <w:spacing w:lineRule="exact" w:line="244"/>
+        <w:jc w:val="center"/>
+        <w:rPr>
+          <w:rFonts w:ascii="Maven Pro" w:hAnsi="Maven Pro" w:cs="Tahoma"/>
+          <w:sz w:val="23"/>
+          <w:szCs w:val="23"/>
+        </w:rPr>
+      </w:pPr>
+      <w:r>
+        <w:rPr>
+          <w:rFonts w:cs="Tahoma" w:ascii="Maven Pro" w:hAnsi="Maven Pro"/>
+          <w:sz w:val="23"/>
+          <w:szCs w:val="23"/>
+        </w:rPr>
+      </w:r>
+    </w:p>
+    <w:p>
+      <w:pPr>
+        <w:pStyle w:val="Normal"/>
+        <w:spacing w:lineRule="exact" w:line="244"/>
+        <w:rPr/>
+      </w:pPr>
+      <w:r>
+        <w:rPr>
+          <w:rFonts w:cs="Arial" w:ascii="Maven Pro" w:hAnsi="Maven Pro"/>
+          <w:sz w:val="24"/>
+        </w:rPr>
+        <w:t xml:space="preserve">Que el (la) Señor (a): </w:t>
+      </w:r>
+      <w:r>
+        <w:rPr>
+          <w:rFonts w:cs="Arial" w:ascii="Maven Pro" w:hAnsi="Maven Pro"/>
+          <w:b/>
+          <w:bCs/>
+          <w:color w:themeColor="text1" w:val="000000"/>
+          <w:sz w:val="24"/>
+        </w:rPr>
+        <w:t>{{nombreSolicitante}}</w:t>
+      </w:r>
+      <w:r>
+        <w:rPr>
+          <w:rFonts w:cs="Arial" w:ascii="Maven Pro" w:hAnsi="Maven Pro"/>
+          <w:b/>
+          <w:bCs/>
+          <w:sz w:val="24"/>
+        </w:rPr>
+        <w:t xml:space="preserve">, </w:t>
+      </w:r>
+      <w:r>
+        <w:rPr>
+          <w:rFonts w:cs="Arial" w:ascii="Maven Pro" w:hAnsi="Maven Pro"/>
+          <w:sz w:val="24"/>
+        </w:rPr>
+        <w:t xml:space="preserve">Identificado (a) con Cédula de Ciudadanía Nro. </w:t>
+      </w:r>
+      <w:r>
+        <w:rPr>
+          <w:rFonts w:cs="Arial" w:ascii="Maven Pro" w:hAnsi="Maven Pro"/>
+          <w:b/>
+          <w:bCs/>
+          <w:sz w:val="24"/>
+        </w:rPr>
+        <w:t>{{numeroDocumento}}</w:t>
+      </w:r>
+      <w:r>
+        <w:rPr>
+          <w:rFonts w:cs="Arial" w:ascii="Maven Pro" w:hAnsi="Maven Pro"/>
+          <w:sz w:val="24"/>
+        </w:rPr>
+        <w:t xml:space="preserve"> expedida en {{lugarExpedicionDocumento}}, figura en la base de datos del </w:t>
+      </w:r>
+      <w:r>
+        <w:rPr>
+          <w:rFonts w:cs="Arial" w:ascii="Maven Pro" w:hAnsi="Maven Pro"/>
+          <w:b/>
+          <w:bCs/>
+          <w:sz w:val="24"/>
+        </w:rPr>
+        <w:t>JUNTA DE ACCION COMUNAL</w:t>
+      </w:r>
+      <w:r>
+        <w:rPr>
+          <w:rFonts w:cs="Arial" w:ascii="Maven Pro" w:hAnsi="Maven Pro"/>
+          <w:sz w:val="24"/>
+        </w:rPr>
+        <w:t xml:space="preserve">, correspondiente a esta Municipalidad, toda vez que se encuentra domiciliada en la siguiente dirección: </w:t>
+      </w:r>
+      <w:r>
+        <w:rPr>
+          <w:rFonts w:cs="Arial" w:ascii="Maven Pro" w:hAnsi="Maven Pro"/>
+          <w:b/>
+          <w:bCs/>
+          <w:sz w:val="24"/>
+        </w:rPr>
+        <w:t>{{direccionResidencia}}</w:t>
+      </w:r>
+      <w:r>
+        <w:rPr>
+          <w:rFonts w:cs="Arial" w:ascii="Maven Pro" w:hAnsi="Maven Pro"/>
+          <w:sz w:val="24"/>
+        </w:rPr>
+        <w:t xml:space="preserve">. Razón por la cual tiene el carácter de habitante del Municipio de </w:t>
+      </w:r>
+      <w:r>
+        <w:rPr>
+          <w:rFonts w:cs="Arial" w:ascii="Maven Pro" w:hAnsi="Maven Pro"/>
+          <w:b/>
+          <w:sz w:val="24"/>
+        </w:rPr>
+        <w:t>CABUYARO (META)</w:t>
+      </w:r>
+      <w:r>
+        <w:rPr>
+          <w:rFonts w:cs="Arial" w:ascii="Maven Pro" w:hAnsi="Maven Pro"/>
+          <w:sz w:val="24"/>
+        </w:rPr>
+        <w:t>, conforme a lo señalado en el literal F, Numeral 6 del artículo 29 de la Ley 1551 de 2012.</w:t>
+      </w:r>
+    </w:p>
+    <w:p>
+      <w:pPr>
+        <w:pStyle w:val="Normal"/>
+        <w:spacing w:lineRule="exact" w:line="244"/>
+        <w:rPr>
+          <w:rFonts w:ascii="Maven Pro" w:hAnsi="Maven Pro" w:cs="Arial"/>
+          <w:sz w:val="24"/>
+        </w:rPr>
+      </w:pPr>
+      <w:r>
+        <w:rPr>
+          <w:rFonts w:cs="Arial" w:ascii="Maven Pro" w:hAnsi="Maven Pro"/>
+          <w:sz w:val="24"/>
+        </w:rPr>
+      </w:r>
+    </w:p>
+    <w:p>
+      <w:pPr>
+        <w:pStyle w:val="Normal"/>
+        <w:spacing w:lineRule="exact" w:line="244"/>
+        <w:rPr/>
+      </w:pPr>
+      <w:r>
+        <w:rPr>
+          <w:rFonts w:cs="Arial" w:ascii="Maven Pro" w:hAnsi="Maven Pro"/>
+          <w:sz w:val="24"/>
+        </w:rPr>
+        <w:t>Se expide la presente a solicitud escrita del interesado para acreditar su correspondiente residencia</w:t>
+      </w:r>
+      <w:r>
+        <w:rPr/>
+        <w:t xml:space="preserve"> </w:t>
+      </w:r>
+      <w:r>
+        <w:rPr>
+          <w:rFonts w:cs="Arial" w:ascii="Maven Pro" w:hAnsi="Maven Pro"/>
+          <w:sz w:val="24"/>
+        </w:rPr>
+        <w:t>para así presentarla a quien corresponda para tramites de postulación</w:t>
+      </w:r>
+      <w:r>
+        <w:rPr/>
+        <w:t xml:space="preserve"> </w:t>
+      </w:r>
+      <w:r>
+        <w:rPr>
+          <w:rFonts w:cs="Arial" w:ascii="Maven Pro" w:hAnsi="Maven Pro"/>
+          <w:sz w:val="24"/>
+        </w:rPr>
+        <w:t>a empleo.</w:t>
+      </w:r>
+    </w:p>
+    <w:p>
+      <w:pPr>
+        <w:pStyle w:val="Normal"/>
+        <w:spacing w:lineRule="exact" w:line="244"/>
+        <w:rPr>
+          <w:rFonts w:ascii="Maven Pro" w:hAnsi="Maven Pro" w:cs="Arial"/>
+          <w:sz w:val="24"/>
+        </w:rPr>
+      </w:pPr>
+      <w:r>
+        <w:rPr>
+          <w:rFonts w:cs="Arial" w:ascii="Maven Pro" w:hAnsi="Maven Pro"/>
+          <w:sz w:val="24"/>
+        </w:rPr>
+      </w:r>
+    </w:p>
+    <w:p>
+      <w:pPr>
+        <w:pStyle w:val="Normal"/>
+        <w:spacing w:lineRule="exact" w:line="244"/>
+        <w:rPr/>
+      </w:pPr>
+      <w:r>
+        <w:rPr>
+          <w:rFonts w:cs="Arial" w:ascii="Maven Pro" w:hAnsi="Maven Pro"/>
+          <w:sz w:val="24"/>
+        </w:rPr>
+        <w:t xml:space="preserve">No obstante, el presente documento sólo tiene validez por un término de seis (06) meses contados a partir de la fecha de su expedición y para constancia se firma en </w:t>
+      </w:r>
+      <w:r>
+        <w:rPr>
+          <w:rFonts w:cs="Arial" w:ascii="Maven Pro" w:hAnsi="Maven Pro"/>
+          <w:b/>
+          <w:sz w:val="24"/>
+        </w:rPr>
+        <w:t>CABUYARO (META)</w:t>
+      </w:r>
+      <w:r>
+        <w:rPr>
+          <w:rFonts w:cs="Arial" w:ascii="Maven Pro" w:hAnsi="Maven Pro"/>
+          <w:sz w:val="24"/>
+        </w:rPr>
+        <w:t xml:space="preserve">, </w:t>
+      </w:r>
+      <w:bookmarkEnd w:id="0"/>
+      <w:r>
+        <w:rPr>
+          <w:rFonts w:cs="Arial" w:ascii="Maven Pro" w:hAnsi="Maven Pro"/>
+          <w:sz w:val="24"/>
+        </w:rPr>
+        <w:t xml:space="preserve">a los </w:t>
+      </w:r>
+      <w:r>
+        <w:rPr>
+          <w:rFonts w:cs="Arial" w:ascii="Maven Pro" w:hAnsi="Maven Pro"/>
+          <w:b/>
+          <w:bCs/>
+          <w:sz w:val="24"/>
+        </w:rPr>
+        <w:t>{{diasLetras}}</w:t>
+      </w:r>
+      <w:r>
+        <w:rPr>
+          <w:rFonts w:cs="Arial" w:ascii="Maven Pro" w:hAnsi="Maven Pro"/>
+          <w:sz w:val="24"/>
+        </w:rPr>
+        <w:t xml:space="preserve"> (</w:t>
+      </w:r>
+      <w:r>
+        <w:rPr>
+          <w:rFonts w:cs="Arial" w:ascii="Maven Pro" w:hAnsi="Maven Pro"/>
+          <w:b/>
+          <w:bCs/>
+          <w:sz w:val="24"/>
+        </w:rPr>
+        <w:t>{{dias}}</w:t>
+      </w:r>
+      <w:r>
+        <w:rPr>
+          <w:rFonts w:cs="Arial" w:ascii="Maven Pro" w:hAnsi="Maven Pro"/>
+          <w:sz w:val="24"/>
+        </w:rPr>
+        <w:t xml:space="preserve">) días del mes de </w:t>
+      </w:r>
+      <w:r>
+        <w:rPr>
+          <w:rFonts w:cs="Arial" w:ascii="Maven Pro" w:hAnsi="Maven Pro"/>
+          <w:b/>
+          <w:bCs/>
+          <w:sz w:val="24"/>
+        </w:rPr>
+        <w:t>{{mesLetras}}</w:t>
+      </w:r>
+      <w:r>
+        <w:rPr>
+          <w:rFonts w:cs="Arial" w:ascii="Maven Pro" w:hAnsi="Maven Pro"/>
+          <w:sz w:val="24"/>
+        </w:rPr>
+        <w:t xml:space="preserve"> del año {{añoLetra}} (</w:t>
+      </w:r>
+      <w:r>
+        <w:rPr>
+          <w:rFonts w:cs="Arial" w:ascii="Maven Pro" w:hAnsi="Maven Pro"/>
+          <w:b/>
+          <w:bCs/>
+          <w:sz w:val="24"/>
+        </w:rPr>
+        <w:t>{{año}}</w:t>
+      </w:r>
+      <w:r>
+        <w:rPr>
+          <w:rFonts w:cs="Arial" w:ascii="Maven Pro" w:hAnsi="Maven Pro"/>
+          <w:sz w:val="24"/>
+        </w:rPr>
+        <w:t>).</w:t>
+      </w:r>
+    </w:p>
+    <w:p>
+      <w:pPr>
+        <w:pStyle w:val="Normal"/>
+        <w:tabs>
+          <w:tab w:val="clear" w:pos="720"/>
+          <w:tab w:val="left" w:pos="6600" w:leader="none"/>
+        </w:tabs>
+        <w:spacing w:lineRule="exact" w:line="244"/>
         <w:rPr>
           <w:rFonts w:ascii="Maven Pro" w:hAnsi="Maven Pro" w:cs="Tahoma"/>
           <w:b/>
@@ -67,19 +410,21 @@
       </w:pPr>
       <w:r>
         <w:rPr>
-          <w:rFonts w:ascii="Maven Pro" w:hAnsi="Maven Pro" w:cs="Tahoma"/>
+          <w:rFonts w:cs="Tahoma" w:ascii="Maven Pro" w:hAnsi="Maven Pro"/>
           <w:b/>
           <w:sz w:val="23"/>
           <w:szCs w:val="23"/>
         </w:rPr>
-        <w:t>HACE CONSTAR:</w:t>
       </w:r>
     </w:p>
     <w:p>
       <w:pPr>
+        <w:pStyle w:val="Normal"/>
         <w:tabs>
-          <w:tab w:val="left" w:pos="2700"/>
+          <w:tab w:val="clear" w:pos="720"/>
+          <w:tab w:val="left" w:pos="6600" w:leader="none"/>
         </w:tabs>
+        <w:spacing w:lineRule="exact" w:line="244"/>
         <w:rPr>
           <w:rFonts w:ascii="Maven Pro" w:hAnsi="Maven Pro" w:cs="Tahoma"/>
           <w:b/>
@@ -89,539 +434,69 @@
       </w:pPr>
       <w:r>
         <w:rPr>
-          <w:rFonts w:ascii="Maven Pro" w:hAnsi="Maven Pro" w:cs="Tahoma"/>
+          <w:rFonts w:cs="Tahoma" w:ascii="Maven Pro" w:hAnsi="Maven Pro"/>
           <w:b/>
           <w:sz w:val="23"/>
           <w:szCs w:val="23"/>
         </w:rPr>
-        <w:tab/>
-      </w:r>
-      <w:r>
-        <w:rPr>
-          <w:rFonts w:ascii="Maven Pro" w:hAnsi="Maven Pro" w:cs="Tahoma"/>
-          <w:sz w:val="23"/>
-          <w:szCs w:val="23"/>
-        </w:rPr>
-        <w:tab/>
       </w:r>
     </w:p>
     <w:p>
       <w:pPr>
-        <w:jc w:val="center"/>
+        <w:pStyle w:val="Normal"/>
+        <w:tabs>
+          <w:tab w:val="clear" w:pos="720"/>
+          <w:tab w:val="left" w:pos="6600" w:leader="none"/>
+        </w:tabs>
+        <w:spacing w:lineRule="exact" w:line="244"/>
+        <w:rPr/>
+      </w:pPr>
+      <w:r>
         <w:rPr>
-          <w:rFonts w:ascii="Maven Pro" w:hAnsi="Maven Pro" w:cs="Tahoma"/>
+          <w:rFonts w:cs="Tahoma" w:ascii="Maven Pro" w:hAnsi="Maven Pro"/>
+          <w:b/>
           <w:sz w:val="23"/>
           <w:szCs w:val="23"/>
         </w:rPr>
-      </w:pPr>
-    </w:p>
-    <w:p>
-      <w:pPr>
-        <w:rPr>
-          <w:rFonts w:ascii="Maven Pro" w:hAnsi="Maven Pro" w:cs="Arial"/>
-          <w:b/>
-          <w:bCs/>
-          <w:sz w:val="24"/>
-        </w:rPr>
-      </w:pPr>
-      <w:r>
-        <w:rPr>
-          <w:rFonts w:ascii="Maven Pro" w:hAnsi="Maven Pro" w:cs="Arial"/>
-          <w:sz w:val="24"/>
-        </w:rPr>
-        <w:t xml:space="preserve">Que el (la) Señor (a): </w:t>
-      </w:r>
-      <w:r>
-        <w:rPr>
-          <w:rFonts w:ascii="Maven Pro" w:hAnsi="Maven Pro" w:cs="Arial"/>
-          <w:b/>
-          <w:bCs/>
-          <w:color w:val="000000" w:themeColor="text1"/>
-          <w:sz w:val="24"/>
-        </w:rPr>
-        <w:t>«</w:t>
-      </w:r>
-      <w:proofErr w:type="spellStart"/>
-      <w:r>
-        <w:rPr>
-          <w:rFonts w:ascii="Maven Pro" w:hAnsi="Maven Pro" w:cs="Arial"/>
-          <w:b/>
-          <w:bCs/>
-          <w:color w:val="000000" w:themeColor="text1"/>
-          <w:sz w:val="24"/>
-        </w:rPr>
-        <w:t>nombreSolicitante</w:t>
-      </w:r>
-      <w:proofErr w:type="spellEnd"/>
-      <w:r>
-        <w:rPr>
-          <w:rFonts w:ascii="Maven Pro" w:hAnsi="Maven Pro" w:cs="Arial"/>
-          <w:b/>
-          <w:bCs/>
-          <w:color w:val="000000" w:themeColor="text1"/>
-          <w:sz w:val="24"/>
-        </w:rPr>
-        <w:t>»</w:t>
-      </w:r>
-      <w:r>
-        <w:rPr>
-          <w:rFonts w:ascii="Maven Pro" w:hAnsi="Maven Pro" w:cs="Arial"/>
-          <w:b/>
-          <w:bCs/>
-          <w:sz w:val="24"/>
-        </w:rPr>
-        <w:t xml:space="preserve">, </w:t>
-      </w:r>
-      <w:r>
-        <w:rPr>
-          <w:rFonts w:ascii="Maven Pro" w:hAnsi="Maven Pro" w:cs="Arial"/>
-          <w:sz w:val="24"/>
-        </w:rPr>
-        <w:t xml:space="preserve">Identificado (a) con Cédula de Ciudadanía Nro. </w:t>
-      </w:r>
-      <w:r>
-        <w:rPr>
-          <w:rFonts w:ascii="Maven Pro" w:hAnsi="Maven Pro" w:cs="Arial"/>
-          <w:b/>
-          <w:bCs/>
-          <w:sz w:val="24"/>
-        </w:rPr>
-        <w:t>«</w:t>
-      </w:r>
-      <w:proofErr w:type="spellStart"/>
-      <w:r>
-        <w:rPr>
-          <w:rFonts w:ascii="Maven Pro" w:hAnsi="Maven Pro" w:cs="Arial"/>
-          <w:b/>
-          <w:bCs/>
-          <w:sz w:val="24"/>
-        </w:rPr>
-        <w:t>numeroDocumento</w:t>
-      </w:r>
-      <w:proofErr w:type="spellEnd"/>
-      <w:r>
-        <w:rPr>
-          <w:rFonts w:ascii="Maven Pro" w:hAnsi="Maven Pro" w:cs="Arial"/>
-          <w:b/>
-          <w:bCs/>
-          <w:sz w:val="24"/>
-        </w:rPr>
-        <w:t>»</w:t>
-      </w:r>
-      <w:r>
-        <w:rPr>
-          <w:rFonts w:ascii="Maven Pro" w:hAnsi="Maven Pro" w:cs="Arial"/>
-          <w:sz w:val="24"/>
-        </w:rPr>
-        <w:t xml:space="preserve"> expedida en «</w:t>
-      </w:r>
-      <w:proofErr w:type="spellStart"/>
-      <w:r>
-        <w:rPr>
-          <w:rFonts w:ascii="Maven Pro" w:hAnsi="Maven Pro" w:cs="Arial"/>
-          <w:sz w:val="24"/>
-        </w:rPr>
-        <w:t>lugarExpedicionDocumento</w:t>
-      </w:r>
-      <w:proofErr w:type="spellEnd"/>
-      <w:r>
-        <w:rPr>
-          <w:rFonts w:ascii="Maven Pro" w:hAnsi="Maven Pro" w:cs="Arial"/>
-          <w:sz w:val="24"/>
-        </w:rPr>
-        <w:t xml:space="preserve">», figura en la base de datos del </w:t>
-      </w:r>
-      <w:r>
-        <w:rPr>
-          <w:rFonts w:ascii="Maven Pro" w:hAnsi="Maven Pro" w:cs="Arial"/>
-          <w:b/>
-          <w:bCs/>
-          <w:sz w:val="24"/>
-        </w:rPr>
-        <w:t>JUNTA DE ACCION COMUNAL</w:t>
-      </w:r>
-      <w:r>
-        <w:rPr>
-          <w:rFonts w:ascii="Maven Pro" w:hAnsi="Maven Pro" w:cs="Arial"/>
-          <w:sz w:val="24"/>
-        </w:rPr>
-        <w:t xml:space="preserve">, correspondiente a esta Municipalidad, toda vez que se encuentra domiciliada en la siguiente dirección: </w:t>
-      </w:r>
-      <w:r>
-        <w:rPr>
-          <w:rFonts w:ascii="Maven Pro" w:hAnsi="Maven Pro" w:cs="Arial"/>
-          <w:b/>
-          <w:bCs/>
-          <w:sz w:val="24"/>
-        </w:rPr>
-        <w:t>«</w:t>
-      </w:r>
-      <w:proofErr w:type="spellStart"/>
-      <w:r>
-        <w:rPr>
-          <w:rFonts w:ascii="Maven Pro" w:hAnsi="Maven Pro" w:cs="Arial"/>
-          <w:b/>
-          <w:bCs/>
-          <w:sz w:val="24"/>
-        </w:rPr>
-        <w:t>direccionResidencia</w:t>
-      </w:r>
-      <w:proofErr w:type="spellEnd"/>
-      <w:r>
-        <w:rPr>
-          <w:rFonts w:ascii="Maven Pro" w:hAnsi="Maven Pro" w:cs="Arial"/>
-          <w:b/>
-          <w:bCs/>
-          <w:sz w:val="24"/>
-        </w:rPr>
-        <w:t>»</w:t>
-      </w:r>
-      <w:r>
-        <w:rPr>
-          <w:rFonts w:ascii="Maven Pro" w:hAnsi="Maven Pro" w:cs="Arial"/>
-          <w:sz w:val="24"/>
-        </w:rPr>
-        <w:t xml:space="preserve">. Razón por la cual tiene el carácter de habitante del Municipio de </w:t>
-      </w:r>
-      <w:r>
-        <w:rPr>
-          <w:rFonts w:ascii="Maven Pro" w:hAnsi="Maven Pro" w:cs="Arial"/>
-          <w:b/>
-          <w:sz w:val="24"/>
-        </w:rPr>
-        <w:t>CABUYARO (META)</w:t>
-      </w:r>
-      <w:r>
-        <w:rPr>
-          <w:rFonts w:ascii="Maven Pro" w:hAnsi="Maven Pro" w:cs="Arial"/>
-          <w:sz w:val="24"/>
-        </w:rPr>
-        <w:t>, conforme a lo señalado en el literal F, Numeral 6 del artículo 29 de la Ley 1551 de 2012.</w:t>
+        <w:t>{{firma.jpeg}}</w:t>
       </w:r>
     </w:p>
     <w:p>
       <w:pPr>
-        <w:rPr>
-          <w:rFonts w:ascii="Maven Pro" w:hAnsi="Maven Pro" w:cs="Arial"/>
-          <w:sz w:val="24"/>
-        </w:rPr>
-      </w:pPr>
-    </w:p>
-    <w:p>
-      <w:pPr>
-        <w:rPr>
-          <w:rFonts w:ascii="Maven Pro" w:hAnsi="Maven Pro" w:cs="Arial"/>
-          <w:sz w:val="24"/>
-        </w:rPr>
+        <w:pStyle w:val="Normal"/>
+        <w:tabs>
+          <w:tab w:val="clear" w:pos="720"/>
+          <w:tab w:val="left" w:pos="6600" w:leader="none"/>
+        </w:tabs>
+        <w:spacing w:lineRule="exact" w:line="244"/>
+        <w:rPr/>
       </w:pPr>
       <w:r>
         <w:rPr>
-          <w:rFonts w:ascii="Maven Pro" w:hAnsi="Maven Pro" w:cs="Arial"/>
-          <w:sz w:val="24"/>
+          <w:rFonts w:cs="Tahoma" w:ascii="Maven Pro" w:hAnsi="Maven Pro"/>
+          <w:b/>
+          <w:sz w:val="23"/>
+          <w:szCs w:val="23"/>
         </w:rPr>
-        <w:t>Se expide la presente a solicitud escrita del interesado para acreditar su correspondiente residencia</w:t>
-      </w:r>
-      <w:r>
-        <w:t xml:space="preserve"> </w:t>
-      </w:r>
-      <w:r>
-        <w:rPr>
-          <w:rFonts w:ascii="Maven Pro" w:hAnsi="Maven Pro" w:cs="Arial"/>
-          <w:sz w:val="24"/>
-        </w:rPr>
-        <w:t>para así presentarla a quien corresponda para tramites de postulación</w:t>
-      </w:r>
-      <w:r>
-        <w:t xml:space="preserve"> </w:t>
-      </w:r>
-      <w:r>
-        <w:rPr>
-          <w:rFonts w:ascii="Maven Pro" w:hAnsi="Maven Pro" w:cs="Arial"/>
-          <w:sz w:val="24"/>
-        </w:rPr>
-        <w:t>a empleo.</w:t>
+        <w:t>{{alcalde}}</w:t>
       </w:r>
     </w:p>
     <w:p>
       <w:pPr>
-        <w:rPr>
-          <w:rFonts w:ascii="Maven Pro" w:hAnsi="Maven Pro" w:cs="Arial"/>
-          <w:sz w:val="24"/>
-        </w:rPr>
-      </w:pPr>
-    </w:p>
-    <w:p>
-      <w:pPr>
-        <w:rPr>
-          <w:rFonts w:ascii="Maven Pro" w:hAnsi="Maven Pro" w:cs="Arial"/>
-          <w:sz w:val="24"/>
-        </w:rPr>
-      </w:pPr>
-      <w:r>
-        <w:rPr>
-          <w:rFonts w:ascii="Maven Pro" w:hAnsi="Maven Pro" w:cs="Arial"/>
-          <w:sz w:val="24"/>
-        </w:rPr>
-        <w:t xml:space="preserve">No obstante, el presente documento sólo tiene validez por un término de seis (06) meses contados a partir de la fecha de su expedición y para constancia se firma en </w:t>
-      </w:r>
-      <w:r>
-        <w:rPr>
-          <w:rFonts w:ascii="Maven Pro" w:hAnsi="Maven Pro" w:cs="Arial"/>
-          <w:b/>
-          <w:sz w:val="24"/>
-        </w:rPr>
-        <w:t>CABUYARO (META)</w:t>
-      </w:r>
-      <w:r>
-        <w:rPr>
-          <w:rFonts w:ascii="Maven Pro" w:hAnsi="Maven Pro" w:cs="Arial"/>
-          <w:sz w:val="24"/>
-        </w:rPr>
-        <w:t xml:space="preserve">, </w:t>
-      </w:r>
-      <w:bookmarkEnd w:id="0"/>
-      <w:r>
-        <w:rPr>
-          <w:rFonts w:ascii="Maven Pro" w:hAnsi="Maven Pro" w:cs="Arial"/>
-          <w:sz w:val="24"/>
-        </w:rPr>
-        <w:t xml:space="preserve">a los </w:t>
-      </w:r>
-      <w:r>
-        <w:rPr>
-          <w:rFonts w:ascii="Maven Pro" w:hAnsi="Maven Pro" w:cs="Arial"/>
-          <w:b/>
-          <w:bCs/>
-          <w:sz w:val="24"/>
-        </w:rPr>
-        <w:t>«</w:t>
-      </w:r>
-      <w:proofErr w:type="spellStart"/>
-      <w:r>
-        <w:rPr>
-          <w:rFonts w:ascii="Maven Pro" w:hAnsi="Maven Pro" w:cs="Arial"/>
-          <w:b/>
-          <w:bCs/>
-          <w:sz w:val="24"/>
-        </w:rPr>
-        <w:t>diasLetras</w:t>
-      </w:r>
-      <w:proofErr w:type="spellEnd"/>
-      <w:r>
-        <w:rPr>
-          <w:rFonts w:ascii="Maven Pro" w:hAnsi="Maven Pro" w:cs="Arial"/>
-          <w:b/>
-          <w:bCs/>
-          <w:sz w:val="24"/>
-        </w:rPr>
-        <w:t>»</w:t>
-      </w:r>
-      <w:r>
-        <w:rPr>
-          <w:rFonts w:ascii="Maven Pro" w:hAnsi="Maven Pro" w:cs="Arial"/>
-          <w:sz w:val="24"/>
-        </w:rPr>
-        <w:t xml:space="preserve"> (</w:t>
-      </w:r>
-      <w:r>
-        <w:rPr>
-          <w:rFonts w:ascii="Maven Pro" w:hAnsi="Maven Pro" w:cs="Arial"/>
-          <w:b/>
-          <w:bCs/>
-          <w:sz w:val="24"/>
-        </w:rPr>
-        <w:t>«</w:t>
-      </w:r>
-      <w:proofErr w:type="spellStart"/>
-      <w:r>
-        <w:rPr>
-          <w:rFonts w:ascii="Maven Pro" w:hAnsi="Maven Pro" w:cs="Arial"/>
-          <w:b/>
-          <w:bCs/>
-          <w:sz w:val="24"/>
-        </w:rPr>
-        <w:t>dias</w:t>
-      </w:r>
-      <w:proofErr w:type="spellEnd"/>
-      <w:r>
-        <w:rPr>
-          <w:rFonts w:ascii="Maven Pro" w:hAnsi="Maven Pro" w:cs="Arial"/>
-          <w:b/>
-          <w:bCs/>
-          <w:sz w:val="24"/>
-        </w:rPr>
-        <w:t>»</w:t>
-      </w:r>
-      <w:r>
-        <w:rPr>
-          <w:rFonts w:ascii="Maven Pro" w:hAnsi="Maven Pro" w:cs="Arial"/>
-          <w:sz w:val="24"/>
-        </w:rPr>
-        <w:t xml:space="preserve">) días del mes de </w:t>
-      </w:r>
-      <w:r>
-        <w:rPr>
-          <w:rFonts w:ascii="Maven Pro" w:hAnsi="Maven Pro" w:cs="Arial"/>
-          <w:b/>
-          <w:bCs/>
-          <w:sz w:val="24"/>
-        </w:rPr>
-        <w:t>«</w:t>
-      </w:r>
-      <w:proofErr w:type="spellStart"/>
-      <w:r>
-        <w:rPr>
-          <w:rFonts w:ascii="Maven Pro" w:hAnsi="Maven Pro" w:cs="Arial"/>
-          <w:b/>
-          <w:bCs/>
-          <w:sz w:val="24"/>
-        </w:rPr>
-        <w:t>mesLetras</w:t>
-      </w:r>
-      <w:proofErr w:type="spellEnd"/>
-      <w:r>
-        <w:rPr>
-          <w:rFonts w:ascii="Maven Pro" w:hAnsi="Maven Pro" w:cs="Arial"/>
-          <w:b/>
-          <w:bCs/>
-          <w:sz w:val="24"/>
-        </w:rPr>
-        <w:t>»</w:t>
-      </w:r>
-      <w:r>
-        <w:rPr>
-          <w:rFonts w:ascii="Maven Pro" w:hAnsi="Maven Pro" w:cs="Arial"/>
-          <w:sz w:val="24"/>
-        </w:rPr>
-        <w:t xml:space="preserve"> del año «</w:t>
-      </w:r>
-      <w:proofErr w:type="spellStart"/>
-      <w:r>
-        <w:rPr>
-          <w:rFonts w:ascii="Maven Pro" w:hAnsi="Maven Pro" w:cs="Arial"/>
-          <w:sz w:val="24"/>
-        </w:rPr>
-        <w:t>añoLetra</w:t>
-      </w:r>
-      <w:proofErr w:type="spellEnd"/>
-      <w:r>
-        <w:rPr>
-          <w:rFonts w:ascii="Maven Pro" w:hAnsi="Maven Pro" w:cs="Arial"/>
-          <w:sz w:val="24"/>
-        </w:rPr>
-        <w:t>» (</w:t>
-      </w:r>
-      <w:r>
-        <w:rPr>
-          <w:rFonts w:ascii="Maven Pro" w:hAnsi="Maven Pro" w:cs="Arial"/>
-          <w:b/>
-          <w:bCs/>
-          <w:sz w:val="24"/>
-        </w:rPr>
-        <w:t>«año»</w:t>
-      </w:r>
-      <w:r>
-        <w:rPr>
-          <w:rFonts w:ascii="Maven Pro" w:hAnsi="Maven Pro" w:cs="Arial"/>
-          <w:sz w:val="24"/>
-        </w:rPr>
-        <w:t>).</w:t>
-      </w:r>
-    </w:p>
-    <w:p>
-      <w:pPr>
-        <w:tabs>
-          <w:tab w:val="left" w:pos="6600"/>
-        </w:tabs>
-        <w:rPr>
-          <w:rFonts w:ascii="Maven Pro" w:hAnsi="Maven Pro" w:cs="Tahoma"/>
-          <w:b/>
-          <w:sz w:val="23"/>
-          <w:szCs w:val="23"/>
-        </w:rPr>
-      </w:pPr>
-    </w:p>
-    <w:p>
-      <w:pPr>
-        <w:tabs>
-          <w:tab w:val="left" w:pos="6600"/>
-        </w:tabs>
-        <w:rPr>
-          <w:rFonts w:ascii="Maven Pro" w:hAnsi="Maven Pro" w:cs="Tahoma"/>
-          <w:b/>
-          <w:sz w:val="23"/>
-          <w:szCs w:val="23"/>
-        </w:rPr>
-      </w:pPr>
-    </w:p>
-    <w:p>
-      <w:pPr>
-        <w:tabs>
-          <w:tab w:val="left" w:pos="6600"/>
-        </w:tabs>
-        <w:rPr>
-          <w:rFonts w:ascii="Maven Pro" w:hAnsi="Maven Pro" w:cs="Tahoma"/>
-          <w:b/>
-          <w:sz w:val="23"/>
-          <w:szCs w:val="23"/>
-        </w:rPr>
-      </w:pPr>
-    </w:p>
-    <w:p>
-      <w:pPr>
-        <w:tabs>
-          <w:tab w:val="left" w:pos="6600"/>
-        </w:tabs>
-        <w:rPr>
-          <w:rFonts w:ascii="Maven Pro" w:hAnsi="Maven Pro" w:cs="Tahoma"/>
-          <w:b/>
-          <w:sz w:val="23"/>
-          <w:szCs w:val="23"/>
-        </w:rPr>
-      </w:pPr>
-      <w:r>
-        <w:rPr>
-          <w:rFonts w:ascii="Maven Pro" w:hAnsi="Maven Pro" w:cs="Tahoma"/>
-          <w:b/>
-          <w:sz w:val="23"/>
-          <w:szCs w:val="23"/>
-        </w:rPr>
-        <w:t>&lt;&lt;firma.jpeg&gt;&gt;</w:t>
-      </w:r>
-    </w:p>
-    <w:p>
-      <w:pPr>
-        <w:tabs>
-          <w:tab w:val="left" w:pos="6600"/>
-        </w:tabs>
-        <w:rPr>
-          <w:rFonts w:ascii="Maven Pro" w:hAnsi="Maven Pro" w:cs="Tahoma"/>
-          <w:sz w:val="24"/>
-        </w:rPr>
-      </w:pPr>
-      <w:r>
-        <w:rPr>
-          <w:rFonts w:ascii="Maven Pro" w:hAnsi="Maven Pro" w:cs="Tahoma"/>
-          <w:b/>
-          <w:sz w:val="23"/>
-          <w:szCs w:val="23"/>
-        </w:rPr>
-        <w:t>«alcalde»</w:t>
-      </w:r>
-    </w:p>
-    <w:p>
-      <w:pPr>
+        <w:pStyle w:val="Normal"/>
+        <w:numPr>
+          <w:ilvl w:val="0"/>
+          <w:numId w:val="0"/>
+        </w:numPr>
+        <w:spacing w:lineRule="exact" w:line="244"/>
+        <w:ind w:hanging="0" w:start="0"/>
         <w:outlineLvl w:val="0"/>
-        <w:rPr>
-          <w:rFonts w:ascii="Maven Pro" w:hAnsi="Maven Pro" w:cs="Tahoma"/>
-          <w:sz w:val="23"/>
-          <w:szCs w:val="23"/>
-        </w:rPr>
+        <w:rPr/>
       </w:pPr>
       <w:bookmarkStart w:id="1" w:name="_Hlk190792180_Copia_1"/>
       <w:r>
         <w:rPr>
-          <w:rFonts w:ascii="Maven Pro" w:hAnsi="Maven Pro" w:cs="Tahoma"/>
+          <w:rFonts w:cs="Tahoma" w:ascii="Maven Pro" w:hAnsi="Maven Pro"/>
           <w:sz w:val="23"/>
           <w:szCs w:val="23"/>
         </w:rPr>
@@ -630,7 +505,7 @@
       <w:bookmarkEnd w:id="1"/>
       <w:r>
         <w:rPr>
-          <w:rFonts w:ascii="Maven Pro" w:hAnsi="Maven Pro" w:cs="Tahoma"/>
+          <w:rFonts w:cs="Tahoma" w:ascii="Maven Pro" w:hAnsi="Maven Pro"/>
           <w:sz w:val="23"/>
           <w:szCs w:val="23"/>
         </w:rPr>
@@ -639,6 +514,13 @@
     </w:p>
     <w:p>
       <w:pPr>
+        <w:pStyle w:val="Normal"/>
+        <w:numPr>
+          <w:ilvl w:val="0"/>
+          <w:numId w:val="0"/>
+        </w:numPr>
+        <w:spacing w:lineRule="exact" w:line="244"/>
+        <w:ind w:hanging="0" w:start="0"/>
         <w:outlineLvl w:val="0"/>
         <w:rPr>
           <w:rFonts w:ascii="Maven Pro" w:hAnsi="Maven Pro" w:cs="Tahoma"/>
@@ -646,14 +528,29 @@
           <w:szCs w:val="23"/>
         </w:rPr>
       </w:pPr>
+      <w:r>
+        <w:rPr>
+          <w:rFonts w:cs="Tahoma" w:ascii="Maven Pro" w:hAnsi="Maven Pro"/>
+          <w:sz w:val="23"/>
+          <w:szCs w:val="23"/>
+        </w:rPr>
+      </w:r>
     </w:p>
     <w:tbl>
       <w:tblPr>
         <w:tblStyle w:val="Tablaconcuadrcula"/>
-        <w:tblpPr w:leftFromText="141" w:rightFromText="141" w:vertAnchor="text" w:horzAnchor="margin" w:tblpY="111"/>
+        <w:tblpPr w:vertAnchor="text" w:horzAnchor="margin" w:leftFromText="141" w:rightFromText="141" w:tblpX="0" w:tblpY="111"/>
         <w:tblW w:w="9634" w:type="dxa"/>
+        <w:jc w:val="start"/>
+        <w:tblInd w:w="-5" w:type="dxa"/>
         <w:tblLayout w:type="fixed"/>
-        <w:tblLook w:val="04A0" w:firstRow="1" w:lastRow="0" w:firstColumn="1" w:lastColumn="0" w:noHBand="0" w:noVBand="1"/>
+        <w:tblCellMar>
+          <w:top w:w="0" w:type="dxa"/>
+          <w:start w:w="108" w:type="dxa"/>
+          <w:bottom w:w="0" w:type="dxa"/>
+          <w:end w:w="108" w:type="dxa"/>
+        </w:tblCellMar>
+        <w:tblLook w:firstRow="1" w:noVBand="1" w:lastRow="0" w:firstColumn="1" w:lastColumn="0" w:noHBand="0" w:val="04a0"/>
       </w:tblPr>
       <w:tblGrid>
         <w:gridCol w:w="3256"/>
@@ -661,82 +558,18 @@
         <w:gridCol w:w="2976"/>
       </w:tblGrid>
       <w:tr>
+        <w:trPr/>
         <w:tc>
           <w:tcPr>
             <w:tcW w:w="3256" w:type="dxa"/>
+            <w:tcBorders/>
           </w:tcPr>
           <w:p>
             <w:pPr>
-              <w:rPr>
-                <w:rFonts w:ascii="Maven Pro" w:hAnsi="Maven Pro" w:cs="Tahoma"/>
-                <w:b/>
-                <w:sz w:val="16"/>
-                <w:szCs w:val="16"/>
-              </w:rPr>
-            </w:pPr>
-            <w:proofErr w:type="spellStart"/>
-            <w:r>
-              <w:rPr>
-                <w:rFonts w:ascii="Maven Pro" w:hAnsi="Maven Pro" w:cs="Tahoma"/>
-                <w:b/>
-                <w:sz w:val="16"/>
-                <w:szCs w:val="16"/>
-              </w:rPr>
-              <w:t>Proy</w:t>
-            </w:r>
-            <w:proofErr w:type="spellEnd"/>
-            <w:r>
-              <w:rPr>
-                <w:rFonts w:ascii="Maven Pro" w:hAnsi="Maven Pro" w:cs="Tahoma"/>
-                <w:b/>
-                <w:sz w:val="16"/>
-                <w:szCs w:val="16"/>
-              </w:rPr>
-              <w:t>;</w:t>
-            </w:r>
-          </w:p>
-        </w:tc>
-        <w:tc>
-          <w:tcPr>
-            <w:tcW w:w="3402" w:type="dxa"/>
-          </w:tcPr>
-          <w:p>
-            <w:pPr>
-              <w:rPr>
-                <w:rFonts w:ascii="Maven Pro" w:hAnsi="Maven Pro" w:cs="Tahoma"/>
-                <w:b/>
-                <w:sz w:val="16"/>
-                <w:szCs w:val="16"/>
-              </w:rPr>
-            </w:pPr>
-            <w:proofErr w:type="spellStart"/>
-            <w:r>
-              <w:rPr>
-                <w:rFonts w:ascii="Maven Pro" w:hAnsi="Maven Pro" w:cs="Tahoma"/>
-                <w:b/>
-                <w:sz w:val="16"/>
-                <w:szCs w:val="16"/>
-              </w:rPr>
-              <w:t>Elab</w:t>
-            </w:r>
-            <w:proofErr w:type="spellEnd"/>
-            <w:r>
-              <w:rPr>
-                <w:rFonts w:ascii="Maven Pro" w:hAnsi="Maven Pro" w:cs="Tahoma"/>
-                <w:b/>
-                <w:sz w:val="16"/>
-                <w:szCs w:val="16"/>
-              </w:rPr>
-              <w:t>;</w:t>
-            </w:r>
-          </w:p>
-        </w:tc>
-        <w:tc>
-          <w:tcPr>
-            <w:tcW w:w="2976" w:type="dxa"/>
-          </w:tcPr>
-          <w:p>
-            <w:pPr>
+              <w:pStyle w:val="Normal"/>
+              <w:widowControl/>
+              <w:suppressAutoHyphens w:val="true"/>
+              <w:spacing w:before="0" w:after="0"/>
               <w:rPr>
                 <w:rFonts w:ascii="Maven Pro" w:hAnsi="Maven Pro" w:cs="Tahoma"/>
                 <w:b/>
@@ -746,23 +579,28 @@
             </w:pPr>
             <w:r>
               <w:rPr>
-                <w:rFonts w:ascii="Maven Pro" w:hAnsi="Maven Pro" w:cs="Tahoma"/>
+                <w:rFonts w:eastAsia="Times New Roman" w:cs="Tahoma" w:ascii="Maven Pro" w:hAnsi="Maven Pro"/>
                 <w:b/>
+                <w:kern w:val="0"/>
                 <w:sz w:val="16"/>
                 <w:szCs w:val="16"/>
+                <w:lang w:val="es-CO" w:bidi="ar-SA"/>
               </w:rPr>
-              <w:t>Rev;</w:t>
+              <w:t>Proy;</w:t>
             </w:r>
           </w:p>
         </w:tc>
-      </w:tr>
-      <w:tr>
         <w:tc>
           <w:tcPr>
-            <w:tcW w:w="3256" w:type="dxa"/>
+            <w:tcW w:w="3402" w:type="dxa"/>
+            <w:tcBorders/>
           </w:tcPr>
           <w:p>
             <w:pPr>
+              <w:pStyle w:val="Normal"/>
+              <w:widowControl/>
+              <w:suppressAutoHyphens w:val="true"/>
+              <w:spacing w:before="0" w:after="0"/>
               <w:rPr>
                 <w:rFonts w:ascii="Maven Pro" w:hAnsi="Maven Pro" w:cs="Tahoma"/>
                 <w:b/>
@@ -772,21 +610,28 @@
             </w:pPr>
             <w:r>
               <w:rPr>
-                <w:rFonts w:ascii="Maven Pro" w:hAnsi="Maven Pro" w:cs="Tahoma"/>
+                <w:rFonts w:eastAsia="Times New Roman" w:cs="Tahoma" w:ascii="Maven Pro" w:hAnsi="Maven Pro"/>
                 <w:b/>
+                <w:kern w:val="0"/>
                 <w:sz w:val="16"/>
                 <w:szCs w:val="16"/>
+                <w:lang w:val="es-CO" w:bidi="ar-SA"/>
               </w:rPr>
-              <w:t>«verificador»</w:t>
+              <w:t>Elab;</w:t>
             </w:r>
           </w:p>
         </w:tc>
         <w:tc>
           <w:tcPr>
-            <w:tcW w:w="3402" w:type="dxa"/>
+            <w:tcW w:w="2976" w:type="dxa"/>
+            <w:tcBorders/>
           </w:tcPr>
           <w:p>
             <w:pPr>
+              <w:pStyle w:val="Normal"/>
+              <w:widowControl/>
+              <w:suppressAutoHyphens w:val="true"/>
+              <w:spacing w:before="0" w:after="0"/>
               <w:rPr>
                 <w:rFonts w:ascii="Maven Pro" w:hAnsi="Maven Pro" w:cs="Tahoma"/>
                 <w:b/>
@@ -796,21 +641,31 @@
             </w:pPr>
             <w:r>
               <w:rPr>
-                <w:rFonts w:ascii="Maven Pro" w:hAnsi="Maven Pro" w:cs="Tahoma"/>
+                <w:rFonts w:eastAsia="Times New Roman" w:cs="Tahoma" w:ascii="Maven Pro" w:hAnsi="Maven Pro"/>
                 <w:b/>
+                <w:kern w:val="0"/>
                 <w:sz w:val="16"/>
                 <w:szCs w:val="16"/>
+                <w:lang w:val="es-CO" w:bidi="ar-SA"/>
               </w:rPr>
-              <w:t>«verificador»</w:t>
+              <w:t>Rev;</w:t>
             </w:r>
           </w:p>
         </w:tc>
+      </w:tr>
+      <w:tr>
+        <w:trPr/>
         <w:tc>
           <w:tcPr>
-            <w:tcW w:w="2976" w:type="dxa"/>
+            <w:tcW w:w="3256" w:type="dxa"/>
+            <w:tcBorders/>
           </w:tcPr>
           <w:p>
             <w:pPr>
+              <w:pStyle w:val="Normal"/>
+              <w:widowControl/>
+              <w:suppressAutoHyphens w:val="true"/>
+              <w:spacing w:before="0" w:after="0"/>
               <w:rPr>
                 <w:rFonts w:ascii="Maven Pro" w:hAnsi="Maven Pro" w:cs="Tahoma"/>
                 <w:b/>
@@ -820,23 +675,93 @@
             </w:pPr>
             <w:r>
               <w:rPr>
+                <w:rFonts w:eastAsia="Times New Roman" w:cs="Tahoma" w:ascii="Maven Pro" w:hAnsi="Maven Pro"/>
+                <w:b/>
+                <w:kern w:val="0"/>
+                <w:sz w:val="16"/>
+                <w:szCs w:val="16"/>
+                <w:lang w:val="es-CO" w:bidi="ar-SA"/>
+              </w:rPr>
+              <w:t>{{verificador}}</w:t>
+            </w:r>
+          </w:p>
+        </w:tc>
+        <w:tc>
+          <w:tcPr>
+            <w:tcW w:w="3402" w:type="dxa"/>
+            <w:tcBorders/>
+          </w:tcPr>
+          <w:p>
+            <w:pPr>
+              <w:pStyle w:val="Normal"/>
+              <w:widowControl/>
+              <w:suppressAutoHyphens w:val="true"/>
+              <w:spacing w:before="0" w:after="0"/>
+              <w:rPr>
                 <w:rFonts w:ascii="Maven Pro" w:hAnsi="Maven Pro" w:cs="Tahoma"/>
                 <w:b/>
                 <w:sz w:val="16"/>
                 <w:szCs w:val="16"/>
               </w:rPr>
-              <w:t>«alcalde»</w:t>
+            </w:pPr>
+            <w:r>
+              <w:rPr>
+                <w:rFonts w:eastAsia="Times New Roman" w:cs="Tahoma" w:ascii="Maven Pro" w:hAnsi="Maven Pro"/>
+                <w:b/>
+                <w:kern w:val="0"/>
+                <w:sz w:val="16"/>
+                <w:szCs w:val="16"/>
+                <w:lang w:val="es-CO" w:bidi="ar-SA"/>
+              </w:rPr>
+              <w:t>{{verificador}}</w:t>
+            </w:r>
+          </w:p>
+        </w:tc>
+        <w:tc>
+          <w:tcPr>
+            <w:tcW w:w="2976" w:type="dxa"/>
+            <w:tcBorders/>
+          </w:tcPr>
+          <w:p>
+            <w:pPr>
+              <w:pStyle w:val="Normal"/>
+              <w:widowControl/>
+              <w:suppressAutoHyphens w:val="true"/>
+              <w:spacing w:before="0" w:after="0"/>
+              <w:rPr>
+                <w:rFonts w:ascii="Maven Pro" w:hAnsi="Maven Pro" w:cs="Tahoma"/>
+                <w:b/>
+                <w:sz w:val="16"/>
+                <w:szCs w:val="16"/>
+              </w:rPr>
+            </w:pPr>
+            <w:r>
+              <w:rPr>
+                <w:rFonts w:eastAsia="Times New Roman" w:cs="Tahoma" w:ascii="Maven Pro" w:hAnsi="Maven Pro"/>
+                <w:b/>
+                <w:kern w:val="0"/>
+                <w:sz w:val="16"/>
+                <w:szCs w:val="16"/>
+                <w:lang w:val="es-CO" w:bidi="ar-SA"/>
+              </w:rPr>
+              <w:t>{{alcalde}}</w:t>
             </w:r>
           </w:p>
         </w:tc>
       </w:tr>
       <w:tr>
+        <w:trPr/>
         <w:tc>
           <w:tcPr>
             <w:tcW w:w="3256" w:type="dxa"/>
+            <w:tcBorders/>
           </w:tcPr>
           <w:p>
             <w:pPr>
+              <w:pStyle w:val="Normal"/>
+              <w:widowControl/>
+              <w:suppressAutoHyphens w:val="true"/>
+              <w:spacing w:before="0" w:after="0"/>
               <w:rPr>
                 <w:rFonts w:ascii="Maven Pro" w:hAnsi="Maven Pro" w:cs="Tahoma"/>
                 <w:sz w:val="16"/>
@@ -845,47 +770,38 @@
             </w:pPr>
             <w:r>
               <w:rPr>
-                <w:rFonts w:ascii="Maven Pro" w:hAnsi="Maven Pro" w:cs="Tahoma"/>
+                <w:rFonts w:eastAsia="Times New Roman" w:cs="Tahoma" w:ascii="Maven Pro" w:hAnsi="Maven Pro"/>
                 <w:b/>
+                <w:kern w:val="0"/>
                 <w:sz w:val="16"/>
                 <w:szCs w:val="16"/>
+                <w:lang w:val="es-CO" w:bidi="ar-SA"/>
               </w:rPr>
               <w:t>Cargo</w:t>
             </w:r>
             <w:r>
               <w:rPr>
-                <w:rFonts w:ascii="Maven Pro" w:hAnsi="Maven Pro" w:cs="Tahoma"/>
+                <w:rFonts w:eastAsia="Times New Roman" w:cs="Tahoma" w:ascii="Maven Pro" w:hAnsi="Maven Pro"/>
+                <w:kern w:val="0"/>
                 <w:sz w:val="16"/>
                 <w:szCs w:val="16"/>
+                <w:lang w:val="es-CO" w:bidi="ar-SA"/>
               </w:rPr>
-              <w:t xml:space="preserve">; </w:t>
-            </w:r>
-            <w:proofErr w:type="gramStart"/>
-            <w:r>
-              <w:rPr>
-                <w:rFonts w:ascii="Maven Pro" w:hAnsi="Maven Pro" w:cs="Tahoma"/>
-                <w:sz w:val="16"/>
-                <w:szCs w:val="16"/>
-              </w:rPr>
-              <w:t>Secretaria Ejecutiva</w:t>
-            </w:r>
-            <w:proofErr w:type="gramEnd"/>
-            <w:r>
-              <w:rPr>
-                <w:rFonts w:ascii="Maven Pro" w:hAnsi="Maven Pro" w:cs="Tahoma"/>
-                <w:sz w:val="16"/>
-                <w:szCs w:val="16"/>
-              </w:rPr>
-              <w:t xml:space="preserve"> del Despacho</w:t>
+              <w:t>; Secretaria Ejecutiva del Despacho</w:t>
             </w:r>
           </w:p>
         </w:tc>
         <w:tc>
           <w:tcPr>
             <w:tcW w:w="3402" w:type="dxa"/>
+            <w:tcBorders/>
           </w:tcPr>
           <w:p>
             <w:pPr>
+              <w:pStyle w:val="Normal"/>
+              <w:widowControl/>
+              <w:suppressAutoHyphens w:val="true"/>
+              <w:spacing w:before="0" w:after="0"/>
               <w:rPr>
                 <w:rFonts w:ascii="Maven Pro" w:hAnsi="Maven Pro" w:cs="Tahoma"/>
                 <w:sz w:val="16"/>
@@ -894,47 +810,38 @@
             </w:pPr>
             <w:r>
               <w:rPr>
-                <w:rFonts w:ascii="Maven Pro" w:hAnsi="Maven Pro" w:cs="Tahoma"/>
+                <w:rFonts w:eastAsia="Times New Roman" w:cs="Tahoma" w:ascii="Maven Pro" w:hAnsi="Maven Pro"/>
                 <w:b/>
+                <w:kern w:val="0"/>
                 <w:sz w:val="16"/>
                 <w:szCs w:val="16"/>
+                <w:lang w:val="es-CO" w:bidi="ar-SA"/>
               </w:rPr>
               <w:t>Cargo</w:t>
             </w:r>
             <w:r>
               <w:rPr>
-                <w:rFonts w:ascii="Maven Pro" w:hAnsi="Maven Pro" w:cs="Tahoma"/>
+                <w:rFonts w:eastAsia="Times New Roman" w:cs="Tahoma" w:ascii="Maven Pro" w:hAnsi="Maven Pro"/>
+                <w:kern w:val="0"/>
                 <w:sz w:val="16"/>
                 <w:szCs w:val="16"/>
+                <w:lang w:val="es-CO" w:bidi="ar-SA"/>
               </w:rPr>
-              <w:t xml:space="preserve">; </w:t>
-            </w:r>
-            <w:proofErr w:type="gramStart"/>
-            <w:r>
-              <w:rPr>
-                <w:rFonts w:ascii="Maven Pro" w:hAnsi="Maven Pro" w:cs="Tahoma"/>
-                <w:sz w:val="16"/>
-                <w:szCs w:val="16"/>
-              </w:rPr>
-              <w:t>Secretaria Ejecutiva</w:t>
-            </w:r>
-            <w:proofErr w:type="gramEnd"/>
-            <w:r>
-              <w:rPr>
-                <w:rFonts w:ascii="Maven Pro" w:hAnsi="Maven Pro" w:cs="Tahoma"/>
-                <w:sz w:val="16"/>
-                <w:szCs w:val="16"/>
-              </w:rPr>
-              <w:t xml:space="preserve"> de Despacho</w:t>
+              <w:t>; Secretaria Ejecutiva de Despacho</w:t>
             </w:r>
           </w:p>
         </w:tc>
         <w:tc>
           <w:tcPr>
             <w:tcW w:w="2976" w:type="dxa"/>
+            <w:tcBorders/>
           </w:tcPr>
           <w:p>
             <w:pPr>
+              <w:pStyle w:val="Normal"/>
+              <w:widowControl/>
+              <w:suppressAutoHyphens w:val="true"/>
+              <w:spacing w:before="0" w:after="0"/>
               <w:rPr>
                 <w:rFonts w:ascii="Maven Pro" w:hAnsi="Maven Pro" w:cs="Tahoma"/>
                 <w:sz w:val="16"/>
@@ -943,40 +850,36 @@
             </w:pPr>
             <w:r>
               <w:rPr>
-                <w:rFonts w:ascii="Maven Pro" w:hAnsi="Maven Pro" w:cs="Tahoma"/>
+                <w:rFonts w:eastAsia="Times New Roman" w:cs="Tahoma" w:ascii="Maven Pro" w:hAnsi="Maven Pro"/>
                 <w:b/>
+                <w:kern w:val="0"/>
                 <w:sz w:val="16"/>
                 <w:szCs w:val="16"/>
+                <w:lang w:val="es-CO" w:bidi="ar-SA"/>
               </w:rPr>
               <w:t>Cargo</w:t>
             </w:r>
             <w:r>
               <w:rPr>
-                <w:rFonts w:ascii="Maven Pro" w:hAnsi="Maven Pro" w:cs="Tahoma"/>
+                <w:rFonts w:eastAsia="Times New Roman" w:cs="Tahoma" w:ascii="Maven Pro" w:hAnsi="Maven Pro"/>
+                <w:kern w:val="0"/>
                 <w:sz w:val="16"/>
                 <w:szCs w:val="16"/>
+                <w:lang w:val="es-CO" w:bidi="ar-SA"/>
               </w:rPr>
               <w:t xml:space="preserve">; </w:t>
             </w:r>
             <w:bookmarkStart w:id="2" w:name="_Hlk190792217"/>
             <w:bookmarkEnd w:id="2"/>
-            <w:proofErr w:type="gramStart"/>
             <w:r>
               <w:rPr>
-                <w:rFonts w:ascii="Maven Pro" w:hAnsi="Maven Pro" w:cs="Tahoma"/>
+                <w:rFonts w:eastAsia="Times New Roman" w:cs="Tahoma" w:ascii="Maven Pro" w:hAnsi="Maven Pro"/>
+                <w:kern w:val="0"/>
                 <w:sz w:val="16"/>
                 <w:szCs w:val="16"/>
+                <w:lang w:val="es-CO" w:bidi="ar-SA"/>
               </w:rPr>
-              <w:t>Alcalde</w:t>
-            </w:r>
-            <w:proofErr w:type="gramEnd"/>
-            <w:r>
-              <w:rPr>
-                <w:rFonts w:ascii="Maven Pro" w:hAnsi="Maven Pro" w:cs="Tahoma"/>
-                <w:sz w:val="16"/>
-                <w:szCs w:val="16"/>
-              </w:rPr>
-              <w:t xml:space="preserve"> Municipal</w:t>
+              <w:t>Alcalde Municipal</w:t>
             </w:r>
           </w:p>
         </w:tc>
@@ -984,68 +887,74 @@
     </w:tbl>
     <w:p>
       <w:pPr>
+        <w:pStyle w:val="Normal"/>
         <w:rPr>
           <w:rFonts w:ascii="Maven Pro" w:hAnsi="Maven Pro" w:cs="Arial"/>
           <w:sz w:val="24"/>
+          <w:u w:val="single"/>
         </w:rPr>
       </w:pPr>
+      <w:r>
+        <w:rPr>
+          <w:rFonts w:cs="Arial" w:ascii="Maven Pro" w:hAnsi="Maven Pro"/>
+          <w:sz w:val="24"/>
+          <w:u w:val="single"/>
+        </w:rPr>
+      </w:r>
     </w:p>
     <w:sectPr>
-      <w:headerReference w:type="default" r:id="rId8"/>
-      <w:footerReference w:type="default" r:id="rId9"/>
-      <w:headerReference w:type="first" r:id="rId10"/>
-      <w:footerReference w:type="first" r:id="rId11"/>
+      <w:headerReference w:type="even" r:id="rId2"/>
+      <w:headerReference w:type="default" r:id="rId3"/>
+      <w:headerReference w:type="first" r:id="rId4"/>
+      <w:footerReference w:type="even" r:id="rId5"/>
+      <w:footerReference w:type="default" r:id="rId6"/>
+      <w:footerReference w:type="first" r:id="rId7"/>
+      <w:type w:val="nextPage"/>
       <w:pgSz w:w="12240" w:h="15840"/>
-      <w:pgMar w:top="1418" w:right="1324" w:bottom="1418" w:left="1418" w:header="426" w:footer="224" w:gutter="0"/>
-      <w:pgNumType w:start="1"/>
-      <w:cols w:space="720"/>
-      <w:formProt w:val="0"/>
-      <w:docGrid w:linePitch="299"/>
+      <w:pgMar w:left="1418" w:right="1324" w:gutter="0" w:header="426" w:top="1418" w:footer="224" w:bottom="1418"/>
+      <w:pgNumType w:start="1" w:fmt="decimal"/>
+      <w:formProt w:val="false"/>
+      <w:textDirection w:val="lrTb"/>
+      <w:docGrid w:type="default" w:linePitch="299" w:charSpace="0"/>
     </w:sectPr>
   </w:body>
 </w:document>
 </file>
 
-<file path=word/endnotes.xml><?xml version="1.0" encoding="utf-8"?>
-<w:endnotes xmlns:wpc="http://schemas.microsoft.com/office/word/2010/wordprocessingCanvas" xmlns:cx="http://schemas.microsoft.com/office/drawing/2014/chartex" xmlns:cx1="http://schemas.microsoft.com/office/drawing/2015/9/8/chartex" xmlns:cx2="http://schemas.microsoft.com/office/drawing/2015/10/21/chartex" xmlns:cx3="http://schemas.microsoft.com/office/drawing/2016/5/9/chartex" xmlns:cx4="http://schemas.microsoft.com/office/drawing/2016/5/10/chartex" xmlns:cx5="http://schemas.microsoft.com/office/drawing/2016/5/11/chartex" xmlns:cx6="http://schemas.microsoft.com/office/drawing/2016/5/12/chartex" xmlns:cx7="http://schemas.microsoft.com/office/drawing/2016/5/13/chartex" xmlns:cx8="http://schemas.microsoft.com/office/drawing/2016/5/14/chartex" xmlns:mc="http://schemas.openxmlformats.org/markup-compatibility/2006" xmlns:aink="http://schemas.microsoft.com/office/drawing/2016/ink" xmlns:am3d="http://schemas.microsoft.com/office/drawing/2017/model3d" xmlns:o="urn:schemas-microsoft-com:office:office" xmlns:oel="http://schemas.microsoft.com/office/2019/extlst" xmlns:r="http://schemas.openxmlformats.org/officeDocument/2006/relationships" xmlns:m="http://schemas.openxmlformats.org/officeDocument/2006/math" xmlns:v="urn:schemas-microsoft-com:vml" xmlns:wp14="http://schemas.microsoft.com/office/word/2010/wordprocessingDrawing" xmlns:wp="http://schemas.openxmlformats.org/drawingml/2006/wordprocessingDrawing" xmlns:w10="urn:schemas-microsoft-com:office:word" xmlns:w="http://schemas.openxmlformats.org/wordprocessingml/2006/main" xmlns:w14="http://schemas.microsoft.com/office/word/2010/wordml" xmlns:w15="http://schemas.microsoft.com/office/word/2012/wordml" xmlns:w16cex="http://schemas.microsoft.com/office/word/2018/wordml/cex" xmlns:w16cid="http://schemas.microsoft.com/office/word/2016/wordml/cid" xmlns:w16="http://schemas.microsoft.com/office/word/2018/wordml" xmlns:w16du="http://schemas.microsoft.com/office/word/2023/wordml/word16du" xmlns:w16sdtdh="http://schemas.microsoft.com/office/word/2020/wordml/sdtdatahash" xmlns:w16sdtfl="http://schemas.microsoft.com/office/word/2024/wordml/sdtformatlock" xmlns:w16se="http://schemas.microsoft.com/office/word/2015/wordml/symex" xmlns:wpg="http://schemas.microsoft.com/office/word/2010/wordprocessingGroup" xmlns:wpi="http://schemas.microsoft.com/office/word/2010/wordprocessingInk" xmlns:wne="http://schemas.microsoft.com/office/word/2006/wordml" xmlns:wps="http://schemas.microsoft.com/office/word/2010/wordprocessingShape" mc:Ignorable="w14 w15 w16se w16cid w16 w16cex w16sdtdh w16sdtfl w16du wp14">
-  <w:endnote w:type="separator" w:id="-1">
-    <w:p>
-      <w:r>
-        <w:separator/>
-      </w:r>
-    </w:p>
-  </w:endnote>
-  <w:endnote w:type="continuationSeparator" w:id="0">
-    <w:p>
-      <w:r>
-        <w:continuationSeparator/>
-      </w:r>
-    </w:p>
-  </w:endnote>
-</w:endnotes>
+<file path=word/footer1.xml><?xml version="1.0" encoding="utf-8"?>
+<w:ftr xmlns:o="urn:schemas-microsoft-com:office:office" xmlns:r="http://schemas.openxmlformats.org/officeDocument/2006/relationships" xmlns:v="urn:schemas-microsoft-com:vml" xmlns:w="http://schemas.openxmlformats.org/wordprocessingml/2006/main" xmlns:w10="urn:schemas-microsoft-com:office:word" xmlns:wp="http://schemas.openxmlformats.org/drawingml/2006/wordprocessingDrawing" xmlns:pic="http://schemas.openxmlformats.org/drawingml/2006/picture" xmlns:wps="http://schemas.microsoft.com/office/word/2010/wordprocessingShape" xmlns:wpg="http://schemas.microsoft.com/office/word/2010/wordprocessingGroup" xmlns:mc="http://schemas.openxmlformats.org/markup-compatibility/2006" xmlns:wp14="http://schemas.microsoft.com/office/word/2010/wordprocessingDrawing" xmlns:w14="http://schemas.microsoft.com/office/word/2010/wordml" xmlns:w15="http://schemas.microsoft.com/office/word/2012/wordml" mc:Ignorable="w14 wp14 w15">
+  <w:p>
+    <w:pPr>
+      <w:pStyle w:val="Footer"/>
+      <w:rPr/>
+    </w:pPr>
+    <w:r>
+      <w:rPr/>
+    </w:r>
+  </w:p>
+</w:ftr>
 </file>
 
-<file path=word/footer1.xml><?xml version="1.0" encoding="utf-8"?>
-<w:ftr xmlns:wpc="http://schemas.microsoft.com/office/word/2010/wordprocessingCanvas" xmlns:cx="http://schemas.microsoft.com/office/drawing/2014/chartex" xmlns:cx1="http://schemas.microsoft.com/office/drawing/2015/9/8/chartex" xmlns:cx2="http://schemas.microsoft.com/office/drawing/2015/10/21/chartex" xmlns:cx3="http://schemas.microsoft.com/office/drawing/2016/5/9/chartex" xmlns:cx4="http://schemas.microsoft.com/office/drawing/2016/5/10/chartex" xmlns:cx5="http://schemas.microsoft.com/office/drawing/2016/5/11/chartex" xmlns:cx6="http://schemas.microsoft.com/office/drawing/2016/5/12/chartex" xmlns:cx7="http://schemas.microsoft.com/office/drawing/2016/5/13/chartex" xmlns:cx8="http://schemas.microsoft.com/office/drawing/2016/5/14/chartex" xmlns:mc="http://schemas.openxmlformats.org/markup-compatibility/2006" xmlns:aink="http://schemas.microsoft.com/office/drawing/2016/ink" xmlns:am3d="http://schemas.microsoft.com/office/drawing/2017/model3d" xmlns:o="urn:schemas-microsoft-com:office:office" xmlns:oel="http://schemas.microsoft.com/office/2019/extlst" xmlns:r="http://schemas.openxmlformats.org/officeDocument/2006/relationships" xmlns:m="http://schemas.openxmlformats.org/officeDocument/2006/math" xmlns:v="urn:schemas-microsoft-com:vml" xmlns:wp14="http://schemas.microsoft.com/office/word/2010/wordprocessingDrawing" xmlns:wp="http://schemas.openxmlformats.org/drawingml/2006/wordprocessingDrawing" xmlns:w10="urn:schemas-microsoft-com:office:word" xmlns:w="http://schemas.openxmlformats.org/wordprocessingml/2006/main" xmlns:w14="http://schemas.microsoft.com/office/word/2010/wordml" xmlns:w15="http://schemas.microsoft.com/office/word/2012/wordml" xmlns:w16cex="http://schemas.microsoft.com/office/word/2018/wordml/cex" xmlns:w16cid="http://schemas.microsoft.com/office/word/2016/wordml/cid" xmlns:w16="http://schemas.microsoft.com/office/word/2018/wordml" xmlns:w16du="http://schemas.microsoft.com/office/word/2023/wordml/word16du" xmlns:w16sdtdh="http://schemas.microsoft.com/office/word/2020/wordml/sdtdatahash" xmlns:w16sdtfl="http://schemas.microsoft.com/office/word/2024/wordml/sdtformatlock" xmlns:w16se="http://schemas.microsoft.com/office/word/2015/wordml/symex" xmlns:wpg="http://schemas.microsoft.com/office/word/2010/wordprocessingGroup" xmlns:wpi="http://schemas.microsoft.com/office/word/2010/wordprocessingInk" xmlns:wne="http://schemas.microsoft.com/office/word/2006/wordml" xmlns:wps="http://schemas.microsoft.com/office/word/2010/wordprocessingShape" mc:Ignorable="w14 w15 w16se w16cid w16 w16cex w16sdtdh w16sdtfl w16du wp14">
+<file path=word/footer2.xml><?xml version="1.0" encoding="utf-8"?>
+<w:ftr xmlns:o="urn:schemas-microsoft-com:office:office" xmlns:r="http://schemas.openxmlformats.org/officeDocument/2006/relationships" xmlns:v="urn:schemas-microsoft-com:vml" xmlns:w="http://schemas.openxmlformats.org/wordprocessingml/2006/main" xmlns:w10="urn:schemas-microsoft-com:office:word" xmlns:wp="http://schemas.openxmlformats.org/drawingml/2006/wordprocessingDrawing" xmlns:pic="http://schemas.openxmlformats.org/drawingml/2006/picture" xmlns:wps="http://schemas.microsoft.com/office/word/2010/wordprocessingShape" xmlns:wpg="http://schemas.microsoft.com/office/word/2010/wordprocessingGroup" xmlns:mc="http://schemas.openxmlformats.org/markup-compatibility/2006" xmlns:wp14="http://schemas.microsoft.com/office/word/2010/wordprocessingDrawing" xmlns:w14="http://schemas.microsoft.com/office/word/2010/wordml" xmlns:w15="http://schemas.microsoft.com/office/word/2012/wordml" mc:Ignorable="w14 wp14 w15">
   <w:tbl>
     <w:tblPr>
       <w:tblStyle w:val="Tabladelista41"/>
       <w:tblW w:w="9493" w:type="dxa"/>
-      <w:tblInd w:w="-5" w:type="dxa"/>
-      <w:tblBorders>
-        <w:top w:val="none" w:sz="0" w:space="0" w:color="auto"/>
-        <w:left w:val="none" w:sz="0" w:space="0" w:color="auto"/>
-        <w:bottom w:val="none" w:sz="0" w:space="0" w:color="auto"/>
-        <w:right w:val="none" w:sz="0" w:space="0" w:color="auto"/>
-        <w:insideH w:val="none" w:sz="0" w:space="0" w:color="auto"/>
-      </w:tblBorders>
-      <w:shd w:val="clear" w:color="auto" w:fill="FFFFFF" w:themeFill="background1"/>
+      <w:jc w:val="start"/>
+      <w:tblInd w:w="-10" w:type="dxa"/>
       <w:tblLayout w:type="fixed"/>
-      <w:tblLook w:val="04A0" w:firstRow="1" w:lastRow="0" w:firstColumn="1" w:lastColumn="0" w:noHBand="0" w:noVBand="1"/>
+      <w:tblCellMar>
+        <w:top w:w="55" w:type="dxa"/>
+        <w:start w:w="55" w:type="dxa"/>
+        <w:bottom w:w="55" w:type="dxa"/>
+        <w:end w:w="55" w:type="dxa"/>
+      </w:tblCellMar>
+      <w:tblLook w:firstRow="1" w:noVBand="1" w:lastRow="0" w:firstColumn="1" w:lastColumn="0" w:noHBand="0" w:val="04a0"/>
     </w:tblPr>
     <w:tblGrid>
-      <w:gridCol w:w="2403"/>
-      <w:gridCol w:w="4822"/>
+      <w:gridCol w:w="2398"/>
+      <w:gridCol w:w="4827"/>
       <w:gridCol w:w="2268"/>
     </w:tblGrid>
     <w:tr>
@@ -1055,45 +964,54 @@
       <w:tc>
         <w:tcPr>
           <w:cnfStyle w:val="001000000000" w:firstRow="0" w:lastRow="0" w:firstColumn="1" w:lastColumn="0" w:oddVBand="0" w:evenVBand="0" w:oddHBand="0" w:evenHBand="0" w:firstRowFirstColumn="0" w:firstRowLastColumn="0" w:lastRowFirstColumn="0" w:lastRowLastColumn="0"/>
-          <w:tcW w:w="2403" w:type="dxa"/>
+          <w:tcW w:w="2398" w:type="dxa"/>
           <w:vMerge w:val="restart"/>
           <w:tcBorders>
-            <w:top w:val="none" w:sz="0" w:space="0" w:color="auto"/>
-            <w:left w:val="none" w:sz="0" w:space="0" w:color="auto"/>
-            <w:bottom w:val="none" w:sz="0" w:space="0" w:color="auto"/>
+            <w:bottom w:val="nil"/>
+            <w:end w:val="nil"/>
           </w:tcBorders>
-          <w:shd w:val="clear" w:color="auto" w:fill="FFFFFF" w:themeFill="background1"/>
+          <w:shd w:color="auto" w:fill="FFFFFF" w:themeFill="background1" w:val="clear"/>
           <w:vAlign w:val="center"/>
         </w:tcPr>
         <w:p>
           <w:pPr>
-            <w:widowControl w:val="0"/>
-            <w:ind w:right="349"/>
+            <w:pStyle w:val="Normal"/>
+            <w:widowControl w:val="false"/>
+            <w:suppressAutoHyphens w:val="true"/>
+            <w:spacing w:before="0" w:after="0"/>
+            <w:ind w:end="349"/>
             <w:jc w:val="center"/>
             <w:rPr>
               <w:rFonts w:eastAsia="Arial" w:cs="Arial"/>
-              <w:b w:val="0"/>
-              <w:bCs w:val="0"/>
+              <w:b w:val="false"/>
+              <w:bCs w:val="false"/>
               <w:sz w:val="16"/>
               <w:szCs w:val="16"/>
             </w:rPr>
           </w:pPr>
           <w:r>
             <w:rPr>
+              <w:rFonts w:eastAsia="Times New Roman"/>
+              <w:b/>
+              <w:bCs/>
+              <w:color w:themeColor="background1" w:val="FFFFFF"/>
+              <w:kern w:val="0"/>
               <w:sz w:val="16"/>
               <w:szCs w:val="16"/>
+              <w:lang w:val="es-CO" w:bidi="ar-SA"/>
             </w:rPr>
             <w:t xml:space="preserve">      </w:t>
           </w:r>
           <w:r>
             <w:rPr>
-              <w:noProof/>
+              <w:b/>
+              <w:bCs/>
             </w:rPr>
             <w:drawing>
-              <wp:inline distT="0" distB="0" distL="0" distR="0" wp14:anchorId="292E2F8D" wp14:editId="6BE3031F">
+              <wp:inline distT="0" distB="0" distL="0" distR="0">
                 <wp:extent cx="937260" cy="435610"/>
                 <wp:effectExtent l="0" t="0" r="0" b="0"/>
-                <wp:docPr id="2003202468" name="Imagen 1"/>
+                <wp:docPr id="3" name="Imagen 1"/>
                 <wp:cNvGraphicFramePr>
                   <a:graphicFrameLocks xmlns:a="http://schemas.openxmlformats.org/drawingml/2006/main" noChangeAspect="1"/>
                 </wp:cNvGraphicFramePr>
@@ -1132,22 +1050,26 @@
       </w:tc>
       <w:tc>
         <w:tcPr>
-          <w:tcW w:w="4822" w:type="dxa"/>
+          <w:tcW w:w="4827" w:type="dxa"/>
           <w:tcBorders>
-            <w:top w:val="none" w:sz="0" w:space="0" w:color="auto"/>
-            <w:bottom w:val="none" w:sz="0" w:space="0" w:color="auto"/>
+            <w:start w:val="nil"/>
+            <w:end w:val="nil"/>
           </w:tcBorders>
-          <w:shd w:val="clear" w:color="auto" w:fill="FFFFFF" w:themeFill="background1"/>
+          <w:shd w:color="auto" w:fill="FFFFFF" w:themeFill="background1" w:val="clear"/>
         </w:tcPr>
         <w:p>
           <w:pPr>
+            <w:pStyle w:val="Normal"/>
+            <w:widowControl/>
             <w:shd w:val="clear" w:color="auto" w:fill="FFFFFF"/>
+            <w:suppressAutoHyphens w:val="true"/>
+            <w:spacing w:before="0" w:after="0"/>
             <w:jc w:val="center"/>
             <w:cnfStyle w:val="100000000000" w:firstRow="1" w:lastRow="0" w:firstColumn="0" w:lastColumn="0" w:oddVBand="0" w:evenVBand="0" w:oddHBand="0" w:evenHBand="0" w:firstRowFirstColumn="0" w:firstRowLastColumn="0" w:lastRowFirstColumn="0" w:lastRowLastColumn="0"/>
             <w:rPr>
-              <w:rFonts w:ascii="Maven Pro" w:hAnsi="Maven Pro" w:cstheme="minorHAnsi"/>
-              <w:b w:val="0"/>
-              <w:bCs w:val="0"/>
+              <w:rFonts w:ascii="Maven Pro" w:hAnsi="Maven Pro" w:cs="Calibri" w:cstheme="minorHAnsi"/>
+              <w:b w:val="false"/>
+              <w:bCs w:val="false"/>
               <w:sz w:val="15"/>
               <w:szCs w:val="15"/>
               <w:lang w:eastAsia="es-CO"/>
@@ -1155,35 +1077,106 @@
           </w:pPr>
           <w:r>
             <w:rPr>
-              <w:rFonts w:ascii="Maven Pro" w:hAnsi="Maven Pro" w:cstheme="minorHAnsi"/>
+              <w:rFonts w:eastAsia="Times New Roman" w:cs="Calibri" w:ascii="Maven Pro" w:hAnsi="Maven Pro" w:cstheme="minorHAnsi"/>
+              <w:b/>
+              <w:bCs/>
+              <w:color w:themeColor="background1" w:val="FFFFFF"/>
+              <w:kern w:val="0"/>
               <w:sz w:val="15"/>
               <w:szCs w:val="15"/>
-              <w:lang w:eastAsia="es-CO"/>
+              <w:lang w:val="es-CO" w:eastAsia="es-CO" w:bidi="ar-SA"/>
             </w:rPr>
             <w:t xml:space="preserve">Alcaldía Municipal de Cabuyaro, Meta </w:t>
           </w:r>
         </w:p>
         <w:p>
           <w:pPr>
+            <w:pStyle w:val="Normal"/>
+            <w:widowControl/>
             <w:shd w:val="clear" w:color="auto" w:fill="FFFFFF"/>
+            <w:suppressAutoHyphens w:val="true"/>
+            <w:spacing w:before="0" w:after="0"/>
             <w:jc w:val="center"/>
             <w:cnfStyle w:val="100000000000" w:firstRow="1" w:lastRow="0" w:firstColumn="0" w:lastColumn="0" w:oddVBand="0" w:evenVBand="0" w:oddHBand="0" w:evenHBand="0" w:firstRowFirstColumn="0" w:firstRowLastColumn="0" w:lastRowFirstColumn="0" w:lastRowLastColumn="0"/>
             <w:rPr>
-              <w:rFonts w:ascii="Maven Pro" w:eastAsia="Arial" w:hAnsi="Maven Pro" w:cstheme="minorHAnsi"/>
+              <w:rFonts w:ascii="Maven Pro" w:hAnsi="Maven Pro" w:eastAsia="Arial" w:cs="Calibri" w:cstheme="minorHAnsi"/>
+              <w:color w:themeColor="text1" w:val="000000"/>
               <w:sz w:val="15"/>
               <w:szCs w:val="15"/>
             </w:rPr>
           </w:pPr>
           <w:r>
             <w:rPr>
-              <w:rFonts w:ascii="Maven Pro" w:hAnsi="Maven Pro" w:cstheme="minorHAnsi"/>
-              <w:b w:val="0"/>
-              <w:bCs w:val="0"/>
+              <w:rFonts w:eastAsia="Times New Roman" w:cs="Calibri" w:ascii="Maven Pro" w:hAnsi="Maven Pro" w:cstheme="minorHAnsi"/>
+              <w:b w:val="false"/>
+              <w:bCs w:val="false"/>
+              <w:color w:themeColor="text1" w:val="000000"/>
+              <w:kern w:val="0"/>
               <w:sz w:val="15"/>
               <w:szCs w:val="15"/>
-              <w:shd w:val="clear" w:color="auto" w:fill="FFFFFF"/>
-            </w:rPr>
-            <w:t>Carrera 7 No. 7- 35 Barrio Centro Municipio de Cabuyaro (Meta).</w:t>
+              <w:shd w:fill="FFFFFF" w:val="clear"/>
+              <w:lang w:val="es-CO" w:bidi="ar-SA"/>
+            </w:rPr>
+            <w:t>Carrera 7 No. 7- 35 Barrio Centro</w:t>
+          </w:r>
+          <w:r>
+            <w:rPr>
+              <w:rFonts w:eastAsia="Arial" w:cs="Calibri" w:ascii="Maven Pro" w:hAnsi="Maven Pro" w:cstheme="minorHAnsi"/>
+              <w:b/>
+              <w:bCs/>
+              <w:color w:themeColor="text1" w:val="000000"/>
+              <w:kern w:val="0"/>
+              <w:sz w:val="15"/>
+              <w:szCs w:val="15"/>
+              <w:lang w:val="es-CO" w:bidi="ar-SA"/>
+            </w:rPr>
+            <w:t xml:space="preserve"> www.cabuyaro-meta.gov.co</w:t>
+          </w:r>
+          <w:r>
+            <w:rPr>
+              <w:rFonts w:eastAsia="Times New Roman" w:cs="Calibri" w:ascii="Maven Pro" w:hAnsi="Maven Pro" w:cstheme="minorHAnsi"/>
+              <w:b w:val="false"/>
+              <w:bCs w:val="false"/>
+              <w:color w:themeColor="text1" w:val="000000"/>
+              <w:kern w:val="0"/>
+              <w:sz w:val="15"/>
+              <w:szCs w:val="15"/>
+              <w:shd w:fill="FFFFFF" w:val="clear"/>
+              <w:lang w:val="es-CO" w:bidi="ar-SA"/>
+            </w:rPr>
+            <w:t xml:space="preserve"> Municipio de Cabuyaro (Meta).</w:t>
+          </w:r>
+        </w:p>
+        <w:p>
+          <w:pPr>
+            <w:pStyle w:val="Normal"/>
+            <w:widowControl w:val="false"/>
+            <w:suppressAutoHyphens w:val="true"/>
+            <w:spacing w:before="0" w:after="0"/>
+            <w:ind w:end="349"/>
+            <w:jc w:val="center"/>
+            <w:cnfStyle w:val="100000000000" w:firstRow="1" w:lastRow="0" w:firstColumn="0" w:lastColumn="0" w:oddVBand="0" w:evenVBand="0" w:oddHBand="0" w:evenHBand="0" w:firstRowFirstColumn="0" w:firstRowLastColumn="0" w:lastRowFirstColumn="0" w:lastRowLastColumn="0"/>
+            <w:rPr>
+              <w:rFonts w:eastAsia="Times New Roman"/>
+              <w:b/>
+              <w:bCs/>
+              <w:color w:val="000000"/>
+              <w:kern w:val="0"/>
+              <w:lang w:val="es-CO" w:bidi="ar-SA"/>
+            </w:rPr>
+          </w:pPr>
+          <w:r>
+            <w:rPr>
+              <w:rFonts w:eastAsia="Arial" w:cs="Calibri" w:ascii="Maven Pro" w:hAnsi="Maven Pro" w:cstheme="minorHAnsi"/>
+              <w:b/>
+              <w:bCs/>
+              <w:color w:val="000000"/>
+              <w:kern w:val="0"/>
+              <w:sz w:val="15"/>
+              <w:szCs w:val="15"/>
+              <w:lang w:val="es-CO" w:bidi="ar-SA"/>
+            </w:rPr>
+            <w:t>www.cabuyaro-meta.gov.co</w:t>
           </w:r>
         </w:p>
       </w:tc>
@@ -1192,47 +1185,45 @@
           <w:tcW w:w="2268" w:type="dxa"/>
           <w:vMerge w:val="restart"/>
           <w:tcBorders>
-            <w:top w:val="none" w:sz="0" w:space="0" w:color="auto"/>
-            <w:bottom w:val="none" w:sz="0" w:space="0" w:color="auto"/>
-            <w:right w:val="none" w:sz="0" w:space="0" w:color="auto"/>
+            <w:start w:val="nil"/>
+            <w:bottom w:val="nil"/>
           </w:tcBorders>
-          <w:shd w:val="clear" w:color="auto" w:fill="FFFFFF" w:themeFill="background1"/>
+          <w:shd w:color="auto" w:fill="FFFFFF" w:themeFill="background1" w:val="clear"/>
           <w:vAlign w:val="center"/>
         </w:tcPr>
         <w:p>
           <w:pPr>
-            <w:widowControl w:val="0"/>
-            <w:ind w:right="349"/>
+            <w:pStyle w:val="Normal"/>
+            <w:widowControl w:val="false"/>
+            <w:suppressAutoHyphens w:val="true"/>
+            <w:spacing w:before="0" w:after="0"/>
+            <w:ind w:end="349"/>
             <w:jc w:val="center"/>
             <w:cnfStyle w:val="100000000000" w:firstRow="1" w:lastRow="0" w:firstColumn="0" w:lastColumn="0" w:oddVBand="0" w:evenVBand="0" w:oddHBand="0" w:evenHBand="0" w:firstRowFirstColumn="0" w:firstRowLastColumn="0" w:lastRowFirstColumn="0" w:lastRowLastColumn="0"/>
             <w:rPr>
-              <w:rFonts w:ascii="Maven Pro" w:eastAsia="Arial" w:hAnsi="Maven Pro" w:cs="Arial"/>
-              <w:b w:val="0"/>
-              <w:bCs w:val="0"/>
+              <w:rFonts w:ascii="Maven Pro" w:hAnsi="Maven Pro" w:eastAsia="Arial" w:cs="Arial"/>
+              <w:b w:val="false"/>
+              <w:bCs w:val="false"/>
               <w:sz w:val="16"/>
               <w:szCs w:val="16"/>
             </w:rPr>
           </w:pPr>
           <w:r>
-            <w:rPr>
-              <w:noProof/>
-            </w:rPr>
             <mc:AlternateContent>
               <mc:Choice Requires="wps">
                 <w:drawing>
-                  <wp:anchor distT="0" distB="0" distL="0" distR="0" simplePos="0" relativeHeight="251658240" behindDoc="1" locked="0" layoutInCell="1" allowOverlap="1" wp14:anchorId="6C65F80A" wp14:editId="7EFBA05D">
+                  <wp:anchor distT="0" distB="0" distL="0" distR="0" simplePos="0" relativeHeight="5" behindDoc="1" locked="0" layoutInCell="1" allowOverlap="1" wp14:anchorId="6C65F80A">
                     <wp:simplePos x="0" y="0"/>
                     <wp:positionH relativeFrom="column">
-                      <wp:posOffset>266065</wp:posOffset>
+                      <wp:posOffset>146050</wp:posOffset>
                     </wp:positionH>
                     <wp:positionV relativeFrom="paragraph">
-                      <wp:posOffset>574675</wp:posOffset>
+                      <wp:posOffset>694690</wp:posOffset>
                     </wp:positionV>
                     <wp:extent cx="1181100" cy="251460"/>
                     <wp:effectExtent l="0" t="0" r="0" b="0"/>
                     <wp:wrapNone/>
                     <wp:docPr id="4" name="Cuadro de texto 2"/>
-                    <wp:cNvGraphicFramePr/>
                     <a:graphic xmlns:a="http://schemas.openxmlformats.org/drawingml/2006/main">
                       <a:graphicData uri="http://schemas.microsoft.com/office/word/2010/wordprocessingShape">
                         <wps:wsp>
@@ -1253,22 +1244,16 @@
                             </a:ln>
                           </wps:spPr>
                           <wps:style>
-                            <a:lnRef idx="0">
-                              <a:scrgbClr r="0" g="0" b="0"/>
-                            </a:lnRef>
-                            <a:fillRef idx="0">
-                              <a:scrgbClr r="0" g="0" b="0"/>
-                            </a:fillRef>
-                            <a:effectRef idx="0">
-                              <a:scrgbClr r="0" g="0" b="0"/>
-                            </a:effectRef>
+                            <a:lnRef idx="0"/>
+                            <a:fillRef idx="0"/>
+                            <a:effectRef idx="0"/>
                             <a:fontRef idx="minor"/>
                           </wps:style>
                           <wps:txbx>
                             <w:txbxContent>
                               <w:p>
                                 <w:pPr>
-                                  <w:pStyle w:val="Contenidodelmarcouser"/>
+                                  <w:pStyle w:val="Contenidodelmarco"/>
                                   <w:rPr>
                                     <w:rFonts w:ascii="Maven Pro" w:hAnsi="Maven Pro"/>
                                     <w:sz w:val="12"/>
@@ -1300,12 +1285,14 @@
               </mc:Choice>
               <mc:Fallback>
                 <w:pict>
-                  <v:rect w14:anchorId="6C65F80A" id="Cuadro de texto 2" o:spid="_x0000_s1026" style="position:absolute;left:0;text-align:left;margin-left:20.95pt;margin-top:45.25pt;width:93pt;height:19.8pt;z-index:-251658240;visibility:visible;mso-wrap-style:square;mso-wrap-distance-left:0;mso-wrap-distance-top:0;mso-wrap-distance-right:0;mso-wrap-distance-bottom:0;mso-position-horizontal:absolute;mso-position-horizontal-relative:text;mso-position-vertical:absolute;mso-position-vertical-relative:text;v-text-anchor:top" o:gfxdata="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" fillcolor="white [3201]" stroked="f" strokeweight=".5pt">
+                  <v:rect id="shape_0" fillcolor="white" stroked="f" o:allowincell="t" style="position:absolute;margin-left:11.5pt;margin-top:54.7pt;width:92.95pt;height:19.75pt;mso-wrap-style:square;v-text-anchor:top" wp14:anchorId="6C65F80A">
+                    <v:fill o:detectmouseclick="t" type="solid" color2="black"/>
+                    <v:stroke color="#3465a4" weight="6480" joinstyle="round" endcap="flat"/>
                     <v:textbox>
                       <w:txbxContent>
                         <w:p>
                           <w:pPr>
-                            <w:pStyle w:val="Contenidodelmarcouser"/>
+                            <w:pStyle w:val="Contenidodelmarco"/>
                             <w:rPr>
                               <w:rFonts w:ascii="Maven Pro" w:hAnsi="Maven Pro"/>
                               <w:sz w:val="12"/>
@@ -1326,6 +1313,7 @@
                         </w:p>
                       </w:txbxContent>
                     </v:textbox>
+                    <w10:wrap type="none"/>
                   </v:rect>
                 </w:pict>
               </mc:Fallback>
@@ -1333,21 +1321,27 @@
           </w:r>
           <w:r>
             <w:rPr>
-              <w:rFonts w:ascii="Maven Pro" w:eastAsia="Arial" w:hAnsi="Maven Pro" w:cs="Arial"/>
+              <w:rFonts w:eastAsia="Arial" w:cs="Arial" w:ascii="Maven Pro" w:hAnsi="Maven Pro"/>
+              <w:b/>
+              <w:bCs/>
+              <w:color w:themeColor="background1" w:val="FFFFFF"/>
+              <w:kern w:val="0"/>
               <w:sz w:val="16"/>
               <w:szCs w:val="16"/>
+              <w:lang w:val="es-CO" w:bidi="ar-SA"/>
             </w:rPr>
             <w:t xml:space="preserve">             </w:t>
           </w:r>
           <w:r>
             <w:rPr>
-              <w:noProof/>
+              <w:b/>
+              <w:bCs/>
             </w:rPr>
             <w:drawing>
-              <wp:inline distT="0" distB="0" distL="0" distR="0" wp14:anchorId="16440367" wp14:editId="4A434462">
+              <wp:inline distT="0" distB="0" distL="0" distR="0">
                 <wp:extent cx="561340" cy="586740"/>
                 <wp:effectExtent l="0" t="0" r="0" b="0"/>
-                <wp:docPr id="884320271" name="Imagen3" descr="Código QR&#10;&#10;Descripción generada automáticamente"/>
+                <wp:docPr id="5" name="Imagen3" descr="Código QR&#10;&#10;Descripción generada automáticamente"/>
                 <wp:cNvGraphicFramePr>
                   <a:graphicFrameLocks xmlns:a="http://schemas.openxmlformats.org/drawingml/2006/main" noChangeAspect="1"/>
                 </wp:cNvGraphicFramePr>
@@ -1386,232 +1380,187 @@
       </w:tc>
     </w:tr>
     <w:tr>
+      <w:trPr/>
       <w:tc>
         <w:tcPr>
           <w:cnfStyle w:val="001000000000" w:firstRow="0" w:lastRow="0" w:firstColumn="1" w:lastColumn="0" w:oddVBand="0" w:evenVBand="0" w:oddHBand="0" w:evenHBand="0" w:firstRowFirstColumn="0" w:firstRowLastColumn="0" w:lastRowFirstColumn="0" w:lastRowLastColumn="0"/>
-          <w:tcW w:w="2403" w:type="dxa"/>
-          <w:vMerge/>
-          <w:shd w:val="clear" w:color="auto" w:fill="FFFFFF" w:themeFill="background1"/>
+          <w:tcW w:w="2398" w:type="dxa"/>
+          <w:vMerge w:val="continue"/>
+          <w:tcBorders>
+            <w:top w:val="nil"/>
+            <w:start w:val="nil"/>
+            <w:bottom w:val="nil"/>
+            <w:end w:val="nil"/>
+          </w:tcBorders>
+          <w:shd w:color="auto" w:fill="FFFFFF" w:themeFill="background1" w:val="clear"/>
         </w:tcPr>
         <w:p>
           <w:pPr>
-            <w:widowControl w:val="0"/>
-            <w:ind w:right="349"/>
+            <w:pStyle w:val="Normal"/>
+            <w:widowControl w:val="false"/>
+            <w:suppressAutoHyphens w:val="true"/>
+            <w:spacing w:before="0" w:after="0"/>
+            <w:ind w:end="349"/>
             <w:jc w:val="center"/>
             <w:rPr>
               <w:rFonts w:eastAsia="Arial" w:cs="Arial"/>
-              <w:b w:val="0"/>
-              <w:bCs w:val="0"/>
+              <w:b w:val="false"/>
+              <w:bCs w:val="false"/>
               <w:sz w:val="16"/>
               <w:szCs w:val="16"/>
             </w:rPr>
           </w:pPr>
+          <w:r>
+            <w:rPr>
+              <w:rFonts w:eastAsia="Arial" w:cs="Arial"/>
+              <w:b w:val="false"/>
+              <w:bCs w:val="false"/>
+              <w:sz w:val="16"/>
+              <w:szCs w:val="16"/>
+            </w:rPr>
+          </w:r>
         </w:p>
       </w:tc>
       <w:tc>
         <w:tcPr>
-          <w:tcW w:w="4822" w:type="dxa"/>
-          <w:shd w:val="clear" w:color="auto" w:fill="FFFFFF" w:themeFill="background1"/>
+          <w:tcW w:w="4827" w:type="dxa"/>
+          <w:tcBorders>
+            <w:top w:val="nil"/>
+            <w:start w:val="nil"/>
+            <w:bottom w:val="nil"/>
+            <w:end w:val="nil"/>
+          </w:tcBorders>
+          <w:shd w:color="auto" w:fill="FFFFFF" w:themeFill="background1" w:val="clear"/>
         </w:tcPr>
         <w:p>
           <w:pPr>
-            <w:widowControl w:val="0"/>
-            <w:ind w:right="349"/>
+            <w:pStyle w:val="Normal"/>
+            <w:widowControl w:val="false"/>
+            <w:suppressAutoHyphens w:val="true"/>
+            <w:spacing w:before="0" w:after="0"/>
+            <w:ind w:end="349"/>
             <w:jc w:val="center"/>
             <w:cnfStyle w:val="000000000000" w:firstRow="0" w:lastRow="0" w:firstColumn="0" w:lastColumn="0" w:oddVBand="0" w:evenVBand="0" w:oddHBand="0" w:evenHBand="0" w:firstRowFirstColumn="0" w:firstRowLastColumn="0" w:lastRowFirstColumn="0" w:lastRowLastColumn="0"/>
             <w:rPr>
-              <w:rFonts w:ascii="Maven Pro" w:eastAsia="Arial" w:hAnsi="Maven Pro" w:cstheme="minorHAnsi"/>
+              <w:rFonts w:ascii="Maven Pro" w:hAnsi="Maven Pro" w:eastAsia="Arial" w:cs="Calibri" w:cstheme="minorHAnsi"/>
               <w:sz w:val="15"/>
               <w:szCs w:val="15"/>
             </w:rPr>
           </w:pPr>
           <w:r>
             <w:rPr>
-              <w:rFonts w:ascii="Maven Pro" w:eastAsia="Arial" w:hAnsi="Maven Pro" w:cstheme="minorHAnsi"/>
+              <w:rFonts w:eastAsia="Arial" w:cs="Calibri" w:ascii="Maven Pro" w:hAnsi="Maven Pro" w:cstheme="minorHAnsi"/>
+              <w:kern w:val="0"/>
               <w:sz w:val="15"/>
               <w:szCs w:val="15"/>
-            </w:rPr>
-            <w:t>www.cabuyaro-meta.gov.co</w:t>
+              <w:lang w:val="es-CO" w:bidi="ar-SA"/>
+            </w:rPr>
+            <w:t>Contactenos@cabuyaro-meta.gov.co</w:t>
           </w:r>
         </w:p>
       </w:tc>
       <w:tc>
         <w:tcPr>
           <w:tcW w:w="2268" w:type="dxa"/>
-          <w:vMerge/>
-          <w:shd w:val="clear" w:color="auto" w:fill="FFFFFF" w:themeFill="background1"/>
+          <w:vMerge w:val="continue"/>
+          <w:tcBorders>
+            <w:top w:val="nil"/>
+            <w:start w:val="nil"/>
+            <w:bottom w:val="nil"/>
+            <w:end w:val="nil"/>
+          </w:tcBorders>
+          <w:shd w:color="auto" w:fill="FFFFFF" w:themeFill="background1" w:val="clear"/>
         </w:tcPr>
         <w:p>
           <w:pPr>
-            <w:widowControl w:val="0"/>
-            <w:ind w:right="349"/>
+            <w:pStyle w:val="Normal"/>
+            <w:widowControl w:val="false"/>
+            <w:suppressAutoHyphens w:val="true"/>
+            <w:spacing w:before="0" w:after="0"/>
+            <w:ind w:end="349"/>
             <w:jc w:val="center"/>
             <w:cnfStyle w:val="000000000000" w:firstRow="0" w:lastRow="0" w:firstColumn="0" w:lastColumn="0" w:oddVBand="0" w:evenVBand="0" w:oddHBand="0" w:evenHBand="0" w:firstRowFirstColumn="0" w:firstRowLastColumn="0" w:lastRowFirstColumn="0" w:lastRowLastColumn="0"/>
             <w:rPr>
-              <w:rFonts w:ascii="Maven Pro" w:eastAsia="Arial" w:hAnsi="Maven Pro" w:cs="Arial"/>
+              <w:rFonts w:ascii="Maven Pro" w:hAnsi="Maven Pro" w:eastAsia="Arial" w:cs="Arial"/>
               <w:sz w:val="16"/>
               <w:szCs w:val="16"/>
             </w:rPr>
           </w:pPr>
-        </w:p>
-      </w:tc>
-    </w:tr>
-    <w:tr>
-      <w:tc>
-        <w:tcPr>
-          <w:cnfStyle w:val="001000000000" w:firstRow="0" w:lastRow="0" w:firstColumn="1" w:lastColumn="0" w:oddVBand="0" w:evenVBand="0" w:oddHBand="0" w:evenHBand="0" w:firstRowFirstColumn="0" w:firstRowLastColumn="0" w:lastRowFirstColumn="0" w:lastRowLastColumn="0"/>
-          <w:tcW w:w="2403" w:type="dxa"/>
-          <w:vMerge/>
-          <w:shd w:val="clear" w:color="auto" w:fill="FFFFFF" w:themeFill="background1"/>
-        </w:tcPr>
-        <w:p>
-          <w:pPr>
-            <w:widowControl w:val="0"/>
-            <w:ind w:right="349"/>
-            <w:jc w:val="center"/>
-            <w:rPr>
-              <w:rFonts w:eastAsia="Arial" w:cs="Arial"/>
-              <w:b w:val="0"/>
-              <w:bCs w:val="0"/>
+          <w:r>
+            <w:rPr>
+              <w:rFonts w:eastAsia="Arial" w:cs="Arial" w:ascii="Maven Pro" w:hAnsi="Maven Pro"/>
               <w:sz w:val="16"/>
               <w:szCs w:val="16"/>
             </w:rPr>
-          </w:pPr>
-        </w:p>
-      </w:tc>
-      <w:tc>
-        <w:tcPr>
-          <w:tcW w:w="4822" w:type="dxa"/>
-          <w:shd w:val="clear" w:color="auto" w:fill="FFFFFF" w:themeFill="background1"/>
-        </w:tcPr>
-        <w:p>
-          <w:pPr>
-            <w:widowControl w:val="0"/>
-            <w:ind w:right="349"/>
-            <w:jc w:val="center"/>
-            <w:cnfStyle w:val="000000000000" w:firstRow="0" w:lastRow="0" w:firstColumn="0" w:lastColumn="0" w:oddVBand="0" w:evenVBand="0" w:oddHBand="0" w:evenHBand="0" w:firstRowFirstColumn="0" w:firstRowLastColumn="0" w:lastRowFirstColumn="0" w:lastRowLastColumn="0"/>
-            <w:rPr>
-              <w:rFonts w:ascii="Maven Pro" w:eastAsia="Arial" w:hAnsi="Maven Pro" w:cstheme="minorHAnsi"/>
-              <w:sz w:val="15"/>
-              <w:szCs w:val="15"/>
-            </w:rPr>
-          </w:pPr>
-          <w:r>
-            <w:rPr>
-              <w:rFonts w:ascii="Maven Pro" w:eastAsia="Arial" w:hAnsi="Maven Pro" w:cstheme="minorHAnsi"/>
-              <w:sz w:val="15"/>
-              <w:szCs w:val="15"/>
-            </w:rPr>
-            <w:t>Contactenos@cabuyaro-meta.gov.co</w:t>
-          </w:r>
-        </w:p>
-      </w:tc>
-      <w:tc>
-        <w:tcPr>
-          <w:tcW w:w="2268" w:type="dxa"/>
-          <w:vMerge/>
-          <w:shd w:val="clear" w:color="auto" w:fill="FFFFFF" w:themeFill="background1"/>
-        </w:tcPr>
-        <w:p>
-          <w:pPr>
-            <w:widowControl w:val="0"/>
-            <w:ind w:right="349"/>
-            <w:jc w:val="center"/>
-            <w:cnfStyle w:val="000000000000" w:firstRow="0" w:lastRow="0" w:firstColumn="0" w:lastColumn="0" w:oddVBand="0" w:evenVBand="0" w:oddHBand="0" w:evenHBand="0" w:firstRowFirstColumn="0" w:firstRowLastColumn="0" w:lastRowFirstColumn="0" w:lastRowLastColumn="0"/>
-            <w:rPr>
-              <w:rFonts w:ascii="Maven Pro" w:eastAsia="Arial" w:hAnsi="Maven Pro" w:cs="Arial"/>
-              <w:sz w:val="16"/>
-              <w:szCs w:val="16"/>
-            </w:rPr>
-          </w:pPr>
+          </w:r>
         </w:p>
       </w:tc>
     </w:tr>
   </w:tbl>
   <w:p>
     <w:pPr>
-      <w:widowControl w:val="0"/>
-      <w:ind w:right="349"/>
+      <w:pStyle w:val="Normal"/>
+      <w:widowControl w:val="false"/>
+      <w:ind w:end="349"/>
       <w:jc w:val="center"/>
       <w:rPr>
-        <w:rFonts w:ascii="Maven Pro" w:eastAsia="Arial" w:hAnsi="Maven Pro" w:cs="Arial"/>
+        <w:rFonts w:ascii="Maven Pro" w:hAnsi="Maven Pro" w:eastAsia="Arial" w:cs="Arial"/>
         <w:sz w:val="16"/>
         <w:szCs w:val="16"/>
       </w:rPr>
     </w:pPr>
+    <w:r>
+      <w:rPr>
+        <w:rFonts w:eastAsia="Arial" w:cs="Arial" w:ascii="Maven Pro" w:hAnsi="Maven Pro"/>
+        <w:sz w:val="16"/>
+        <w:szCs w:val="16"/>
+      </w:rPr>
+    </w:r>
   </w:p>
   <w:p>
     <w:pPr>
-      <w:widowControl w:val="0"/>
-      <w:ind w:right="349"/>
+      <w:pStyle w:val="Normal"/>
+      <w:widowControl w:val="false"/>
+      <w:ind w:end="349"/>
       <w:jc w:val="center"/>
       <w:rPr>
-        <w:rFonts w:ascii="Maven Pro" w:eastAsia="Arial" w:hAnsi="Maven Pro" w:cs="Arial"/>
+        <w:rFonts w:ascii="Maven Pro" w:hAnsi="Maven Pro" w:eastAsia="Arial" w:cs="Arial"/>
         <w:sz w:val="16"/>
         <w:szCs w:val="16"/>
       </w:rPr>
     </w:pPr>
     <w:r>
       <w:rPr>
-        <w:rFonts w:ascii="Maven Pro" w:eastAsia="Arial" w:hAnsi="Maven Pro" w:cs="Arial"/>
+        <w:rFonts w:eastAsia="Arial" w:cs="Arial" w:ascii="Maven Pro" w:hAnsi="Maven Pro"/>
         <w:sz w:val="16"/>
         <w:szCs w:val="16"/>
       </w:rPr>
-      <w:t>Para validar este documento escribe «</w:t>
-    </w:r>
-    <w:proofErr w:type="spellStart"/>
-    <w:r>
-      <w:rPr>
-        <w:rFonts w:ascii="Maven Pro" w:eastAsia="Arial" w:hAnsi="Maven Pro" w:cs="Arial"/>
-        <w:sz w:val="16"/>
-        <w:szCs w:val="16"/>
-      </w:rPr>
-      <w:t>numeroRadico</w:t>
-    </w:r>
-    <w:proofErr w:type="spellEnd"/>
-    <w:r>
-      <w:rPr>
-        <w:rFonts w:ascii="Maven Pro" w:eastAsia="Arial" w:hAnsi="Maven Pro" w:cs="Arial"/>
-        <w:sz w:val="16"/>
-        <w:szCs w:val="16"/>
-      </w:rPr>
-      <w:t xml:space="preserve">» en el portal de tramites de la </w:t>
-    </w:r>
-    <w:proofErr w:type="spellStart"/>
-    <w:r>
-      <w:rPr>
-        <w:rFonts w:ascii="Maven Pro" w:eastAsia="Arial" w:hAnsi="Maven Pro" w:cs="Arial"/>
-        <w:sz w:val="16"/>
-        <w:szCs w:val="16"/>
-      </w:rPr>
-      <w:t>Alcaldia</w:t>
-    </w:r>
-    <w:proofErr w:type="spellEnd"/>
-    <w:r>
-      <w:rPr>
-        <w:rFonts w:ascii="Maven Pro" w:eastAsia="Arial" w:hAnsi="Maven Pro" w:cs="Arial"/>
-        <w:sz w:val="16"/>
-        <w:szCs w:val="16"/>
-      </w:rPr>
-      <w:t xml:space="preserve"> de Cabuyaro</w:t>
+      <w:t>Para validar este documento escribe {{numeroRadicado}} en el portal de tramites de la Alcaldia de Cabuyaro</w:t>
     </w:r>
   </w:p>
 </w:ftr>
 </file>
 
-<file path=word/footer2.xml><?xml version="1.0" encoding="utf-8"?>
-<w:ftr xmlns:wpc="http://schemas.microsoft.com/office/word/2010/wordprocessingCanvas" xmlns:cx="http://schemas.microsoft.com/office/drawing/2014/chartex" xmlns:cx1="http://schemas.microsoft.com/office/drawing/2015/9/8/chartex" xmlns:cx2="http://schemas.microsoft.com/office/drawing/2015/10/21/chartex" xmlns:cx3="http://schemas.microsoft.com/office/drawing/2016/5/9/chartex" xmlns:cx4="http://schemas.microsoft.com/office/drawing/2016/5/10/chartex" xmlns:cx5="http://schemas.microsoft.com/office/drawing/2016/5/11/chartex" xmlns:cx6="http://schemas.microsoft.com/office/drawing/2016/5/12/chartex" xmlns:cx7="http://schemas.microsoft.com/office/drawing/2016/5/13/chartex" xmlns:cx8="http://schemas.microsoft.com/office/drawing/2016/5/14/chartex" xmlns:mc="http://schemas.openxmlformats.org/markup-compatibility/2006" xmlns:aink="http://schemas.microsoft.com/office/drawing/2016/ink" xmlns:am3d="http://schemas.microsoft.com/office/drawing/2017/model3d" xmlns:o="urn:schemas-microsoft-com:office:office" xmlns:oel="http://schemas.microsoft.com/office/2019/extlst" xmlns:r="http://schemas.openxmlformats.org/officeDocument/2006/relationships" xmlns:m="http://schemas.openxmlformats.org/officeDocument/2006/math" xmlns:v="urn:schemas-microsoft-com:vml" xmlns:wp14="http://schemas.microsoft.com/office/word/2010/wordprocessingDrawing" xmlns:wp="http://schemas.openxmlformats.org/drawingml/2006/wordprocessingDrawing" xmlns:w10="urn:schemas-microsoft-com:office:word" xmlns:w="http://schemas.openxmlformats.org/wordprocessingml/2006/main" xmlns:w14="http://schemas.microsoft.com/office/word/2010/wordml" xmlns:w15="http://schemas.microsoft.com/office/word/2012/wordml" xmlns:w16cex="http://schemas.microsoft.com/office/word/2018/wordml/cex" xmlns:w16cid="http://schemas.microsoft.com/office/word/2016/wordml/cid" xmlns:w16="http://schemas.microsoft.com/office/word/2018/wordml" xmlns:w16du="http://schemas.microsoft.com/office/word/2023/wordml/word16du" xmlns:w16sdtdh="http://schemas.microsoft.com/office/word/2020/wordml/sdtdatahash" xmlns:w16sdtfl="http://schemas.microsoft.com/office/word/2024/wordml/sdtformatlock" xmlns:w16se="http://schemas.microsoft.com/office/word/2015/wordml/symex" xmlns:wpg="http://schemas.microsoft.com/office/word/2010/wordprocessingGroup" xmlns:wpi="http://schemas.microsoft.com/office/word/2010/wordprocessingInk" xmlns:wne="http://schemas.microsoft.com/office/word/2006/wordml" xmlns:wps="http://schemas.microsoft.com/office/word/2010/wordprocessingShape" mc:Ignorable="w14 w15 w16se w16cid w16 w16cex w16sdtdh w16sdtfl w16du wp14">
+<file path=word/footer3.xml><?xml version="1.0" encoding="utf-8"?>
+<w:ftr xmlns:o="urn:schemas-microsoft-com:office:office" xmlns:r="http://schemas.openxmlformats.org/officeDocument/2006/relationships" xmlns:v="urn:schemas-microsoft-com:vml" xmlns:w="http://schemas.openxmlformats.org/wordprocessingml/2006/main" xmlns:w10="urn:schemas-microsoft-com:office:word" xmlns:wp="http://schemas.openxmlformats.org/drawingml/2006/wordprocessingDrawing" xmlns:pic="http://schemas.openxmlformats.org/drawingml/2006/picture" xmlns:wps="http://schemas.microsoft.com/office/word/2010/wordprocessingShape" xmlns:wpg="http://schemas.microsoft.com/office/word/2010/wordprocessingGroup" xmlns:mc="http://schemas.openxmlformats.org/markup-compatibility/2006" xmlns:wp14="http://schemas.microsoft.com/office/word/2010/wordprocessingDrawing" xmlns:w14="http://schemas.microsoft.com/office/word/2010/wordml" xmlns:w15="http://schemas.microsoft.com/office/word/2012/wordml" mc:Ignorable="w14 wp14 w15">
   <w:tbl>
     <w:tblPr>
       <w:tblStyle w:val="Tabladelista41"/>
       <w:tblW w:w="9493" w:type="dxa"/>
-      <w:tblInd w:w="-5" w:type="dxa"/>
+      <w:jc w:val="start"/>
+      <w:tblInd w:w="-10" w:type="dxa"/>
       <w:tblLayout w:type="fixed"/>
-      <w:tblLook w:val="04A0" w:firstRow="1" w:lastRow="0" w:firstColumn="1" w:lastColumn="0" w:noHBand="0" w:noVBand="1"/>
+      <w:tblCellMar>
+        <w:top w:w="55" w:type="dxa"/>
+        <w:start w:w="55" w:type="dxa"/>
+        <w:bottom w:w="55" w:type="dxa"/>
+        <w:end w:w="55" w:type="dxa"/>
+      </w:tblCellMar>
+      <w:tblLook w:firstRow="1" w:noVBand="1" w:lastRow="0" w:firstColumn="1" w:lastColumn="0" w:noHBand="0" w:val="04a0"/>
     </w:tblPr>
     <w:tblGrid>
-      <w:gridCol w:w="2403"/>
-      <w:gridCol w:w="4822"/>
+      <w:gridCol w:w="2398"/>
+      <w:gridCol w:w="4827"/>
       <w:gridCol w:w="2268"/>
     </w:tblGrid>
     <w:tr>
@@ -1621,44 +1570,54 @@
       <w:tc>
         <w:tcPr>
           <w:cnfStyle w:val="001000000000" w:firstRow="0" w:lastRow="0" w:firstColumn="1" w:lastColumn="0" w:oddVBand="0" w:evenVBand="0" w:oddHBand="0" w:evenHBand="0" w:firstRowFirstColumn="0" w:firstRowLastColumn="0" w:lastRowFirstColumn="0" w:lastRowLastColumn="0"/>
-          <w:tcW w:w="2403" w:type="dxa"/>
+          <w:tcW w:w="2398" w:type="dxa"/>
           <w:vMerge w:val="restart"/>
           <w:tcBorders>
             <w:bottom w:val="nil"/>
-            <w:right w:val="single" w:sz="4" w:space="0" w:color="000000"/>
+            <w:end w:val="nil"/>
           </w:tcBorders>
-          <w:shd w:val="clear" w:color="auto" w:fill="auto"/>
+          <w:shd w:color="auto" w:fill="FFFFFF" w:themeFill="background1" w:val="clear"/>
           <w:vAlign w:val="center"/>
         </w:tcPr>
         <w:p>
           <w:pPr>
-            <w:widowControl w:val="0"/>
-            <w:ind w:right="349"/>
+            <w:pStyle w:val="Normal"/>
+            <w:widowControl w:val="false"/>
+            <w:suppressAutoHyphens w:val="true"/>
+            <w:spacing w:before="0" w:after="0"/>
+            <w:ind w:end="349"/>
             <w:jc w:val="center"/>
             <w:rPr>
               <w:rFonts w:eastAsia="Arial" w:cs="Arial"/>
-              <w:b w:val="0"/>
-              <w:bCs w:val="0"/>
+              <w:b w:val="false"/>
+              <w:bCs w:val="false"/>
               <w:sz w:val="16"/>
               <w:szCs w:val="16"/>
             </w:rPr>
           </w:pPr>
           <w:r>
             <w:rPr>
+              <w:rFonts w:eastAsia="Times New Roman"/>
+              <w:b/>
+              <w:bCs/>
+              <w:color w:themeColor="background1" w:val="FFFFFF"/>
+              <w:kern w:val="0"/>
               <w:sz w:val="16"/>
               <w:szCs w:val="16"/>
+              <w:lang w:val="es-CO" w:bidi="ar-SA"/>
             </w:rPr>
             <w:t xml:space="preserve">      </w:t>
           </w:r>
           <w:r>
             <w:rPr>
-              <w:noProof/>
+              <w:b/>
+              <w:bCs/>
             </w:rPr>
             <w:drawing>
-              <wp:inline distT="0" distB="0" distL="0" distR="0" wp14:anchorId="10332177" wp14:editId="14977D51">
+              <wp:inline distT="0" distB="0" distL="0" distR="0">
                 <wp:extent cx="937260" cy="435610"/>
                 <wp:effectExtent l="0" t="0" r="0" b="0"/>
-                <wp:docPr id="839001462" name="Imagen 1"/>
+                <wp:docPr id="6" name="Imagen 1"/>
                 <wp:cNvGraphicFramePr>
                   <a:graphicFrameLocks xmlns:a="http://schemas.openxmlformats.org/drawingml/2006/main" noChangeAspect="1"/>
                 </wp:cNvGraphicFramePr>
@@ -1697,22 +1656,26 @@
       </w:tc>
       <w:tc>
         <w:tcPr>
-          <w:tcW w:w="4822" w:type="dxa"/>
+          <w:tcW w:w="4827" w:type="dxa"/>
           <w:tcBorders>
-            <w:left w:val="single" w:sz="4" w:space="0" w:color="000000"/>
-            <w:right w:val="single" w:sz="4" w:space="0" w:color="000000"/>
+            <w:start w:val="nil"/>
+            <w:end w:val="nil"/>
           </w:tcBorders>
-          <w:shd w:val="clear" w:color="auto" w:fill="auto"/>
+          <w:shd w:color="auto" w:fill="FFFFFF" w:themeFill="background1" w:val="clear"/>
         </w:tcPr>
         <w:p>
           <w:pPr>
+            <w:pStyle w:val="Normal"/>
+            <w:widowControl/>
             <w:shd w:val="clear" w:color="auto" w:fill="FFFFFF"/>
+            <w:suppressAutoHyphens w:val="true"/>
+            <w:spacing w:before="0" w:after="0"/>
             <w:jc w:val="center"/>
             <w:cnfStyle w:val="100000000000" w:firstRow="1" w:lastRow="0" w:firstColumn="0" w:lastColumn="0" w:oddVBand="0" w:evenVBand="0" w:oddHBand="0" w:evenHBand="0" w:firstRowFirstColumn="0" w:firstRowLastColumn="0" w:lastRowFirstColumn="0" w:lastRowLastColumn="0"/>
             <w:rPr>
-              <w:rFonts w:ascii="Maven Pro" w:hAnsi="Maven Pro" w:cstheme="minorHAnsi"/>
-              <w:b w:val="0"/>
-              <w:bCs w:val="0"/>
+              <w:rFonts w:ascii="Maven Pro" w:hAnsi="Maven Pro" w:cs="Calibri" w:cstheme="minorHAnsi"/>
+              <w:b w:val="false"/>
+              <w:bCs w:val="false"/>
               <w:sz w:val="15"/>
               <w:szCs w:val="15"/>
               <w:lang w:eastAsia="es-CO"/>
@@ -1720,35 +1683,106 @@
           </w:pPr>
           <w:r>
             <w:rPr>
-              <w:rFonts w:ascii="Maven Pro" w:hAnsi="Maven Pro" w:cstheme="minorHAnsi"/>
+              <w:rFonts w:eastAsia="Times New Roman" w:cs="Calibri" w:ascii="Maven Pro" w:hAnsi="Maven Pro" w:cstheme="minorHAnsi"/>
+              <w:b/>
+              <w:bCs/>
+              <w:color w:themeColor="background1" w:val="FFFFFF"/>
+              <w:kern w:val="0"/>
               <w:sz w:val="15"/>
               <w:szCs w:val="15"/>
-              <w:lang w:eastAsia="es-CO"/>
+              <w:lang w:val="es-CO" w:eastAsia="es-CO" w:bidi="ar-SA"/>
             </w:rPr>
             <w:t xml:space="preserve">Alcaldía Municipal de Cabuyaro, Meta </w:t>
           </w:r>
         </w:p>
         <w:p>
           <w:pPr>
+            <w:pStyle w:val="Normal"/>
+            <w:widowControl/>
             <w:shd w:val="clear" w:color="auto" w:fill="FFFFFF"/>
+            <w:suppressAutoHyphens w:val="true"/>
+            <w:spacing w:before="0" w:after="0"/>
             <w:jc w:val="center"/>
             <w:cnfStyle w:val="100000000000" w:firstRow="1" w:lastRow="0" w:firstColumn="0" w:lastColumn="0" w:oddVBand="0" w:evenVBand="0" w:oddHBand="0" w:evenHBand="0" w:firstRowFirstColumn="0" w:firstRowLastColumn="0" w:lastRowFirstColumn="0" w:lastRowLastColumn="0"/>
             <w:rPr>
-              <w:rFonts w:ascii="Maven Pro" w:eastAsia="Arial" w:hAnsi="Maven Pro" w:cstheme="minorHAnsi"/>
+              <w:rFonts w:ascii="Maven Pro" w:hAnsi="Maven Pro" w:eastAsia="Arial" w:cs="Calibri" w:cstheme="minorHAnsi"/>
+              <w:color w:themeColor="text1" w:val="000000"/>
               <w:sz w:val="15"/>
               <w:szCs w:val="15"/>
             </w:rPr>
           </w:pPr>
           <w:r>
             <w:rPr>
-              <w:rFonts w:ascii="Maven Pro" w:hAnsi="Maven Pro" w:cstheme="minorHAnsi"/>
-              <w:b w:val="0"/>
-              <w:bCs w:val="0"/>
+              <w:rFonts w:eastAsia="Times New Roman" w:cs="Calibri" w:ascii="Maven Pro" w:hAnsi="Maven Pro" w:cstheme="minorHAnsi"/>
+              <w:b w:val="false"/>
+              <w:bCs w:val="false"/>
+              <w:color w:themeColor="text1" w:val="000000"/>
+              <w:kern w:val="0"/>
               <w:sz w:val="15"/>
               <w:szCs w:val="15"/>
-              <w:shd w:val="clear" w:color="auto" w:fill="FFFFFF"/>
-            </w:rPr>
-            <w:t>Carrera 7 No. 7- 35 Barrio Centro Municipio de Cabuyaro (Meta).</w:t>
+              <w:shd w:fill="FFFFFF" w:val="clear"/>
+              <w:lang w:val="es-CO" w:bidi="ar-SA"/>
+            </w:rPr>
+            <w:t>Carrera 7 No. 7- 35 Barrio Centro</w:t>
+          </w:r>
+          <w:r>
+            <w:rPr>
+              <w:rFonts w:eastAsia="Arial" w:cs="Calibri" w:ascii="Maven Pro" w:hAnsi="Maven Pro" w:cstheme="minorHAnsi"/>
+              <w:b/>
+              <w:bCs/>
+              <w:color w:themeColor="text1" w:val="000000"/>
+              <w:kern w:val="0"/>
+              <w:sz w:val="15"/>
+              <w:szCs w:val="15"/>
+              <w:lang w:val="es-CO" w:bidi="ar-SA"/>
+            </w:rPr>
+            <w:t xml:space="preserve"> www.cabuyaro-meta.gov.co</w:t>
+          </w:r>
+          <w:r>
+            <w:rPr>
+              <w:rFonts w:eastAsia="Times New Roman" w:cs="Calibri" w:ascii="Maven Pro" w:hAnsi="Maven Pro" w:cstheme="minorHAnsi"/>
+              <w:b w:val="false"/>
+              <w:bCs w:val="false"/>
+              <w:color w:themeColor="text1" w:val="000000"/>
+              <w:kern w:val="0"/>
+              <w:sz w:val="15"/>
+              <w:szCs w:val="15"/>
+              <w:shd w:fill="FFFFFF" w:val="clear"/>
+              <w:lang w:val="es-CO" w:bidi="ar-SA"/>
+            </w:rPr>
+            <w:t xml:space="preserve"> Municipio de Cabuyaro (Meta).</w:t>
+          </w:r>
+        </w:p>
+        <w:p>
+          <w:pPr>
+            <w:pStyle w:val="Normal"/>
+            <w:widowControl w:val="false"/>
+            <w:suppressAutoHyphens w:val="true"/>
+            <w:spacing w:before="0" w:after="0"/>
+            <w:ind w:end="349"/>
+            <w:jc w:val="center"/>
+            <w:cnfStyle w:val="100000000000" w:firstRow="1" w:lastRow="0" w:firstColumn="0" w:lastColumn="0" w:oddVBand="0" w:evenVBand="0" w:oddHBand="0" w:evenHBand="0" w:firstRowFirstColumn="0" w:firstRowLastColumn="0" w:lastRowFirstColumn="0" w:lastRowLastColumn="0"/>
+            <w:rPr>
+              <w:rFonts w:eastAsia="Times New Roman"/>
+              <w:b/>
+              <w:bCs/>
+              <w:color w:val="000000"/>
+              <w:kern w:val="0"/>
+              <w:lang w:val="es-CO" w:bidi="ar-SA"/>
+            </w:rPr>
+          </w:pPr>
+          <w:r>
+            <w:rPr>
+              <w:rFonts w:eastAsia="Arial" w:cs="Calibri" w:ascii="Maven Pro" w:hAnsi="Maven Pro" w:cstheme="minorHAnsi"/>
+              <w:b/>
+              <w:bCs/>
+              <w:color w:val="000000"/>
+              <w:kern w:val="0"/>
+              <w:sz w:val="15"/>
+              <w:szCs w:val="15"/>
+              <w:lang w:val="es-CO" w:bidi="ar-SA"/>
+            </w:rPr>
+            <w:t>www.cabuyaro-meta.gov.co</w:t>
           </w:r>
         </w:p>
       </w:tc>
@@ -1757,46 +1791,45 @@
           <w:tcW w:w="2268" w:type="dxa"/>
           <w:vMerge w:val="restart"/>
           <w:tcBorders>
-            <w:left w:val="single" w:sz="4" w:space="0" w:color="000000"/>
+            <w:start w:val="nil"/>
             <w:bottom w:val="nil"/>
           </w:tcBorders>
-          <w:shd w:val="clear" w:color="auto" w:fill="auto"/>
+          <w:shd w:color="auto" w:fill="FFFFFF" w:themeFill="background1" w:val="clear"/>
           <w:vAlign w:val="center"/>
         </w:tcPr>
         <w:p>
           <w:pPr>
-            <w:widowControl w:val="0"/>
-            <w:ind w:right="349"/>
+            <w:pStyle w:val="Normal"/>
+            <w:widowControl w:val="false"/>
+            <w:suppressAutoHyphens w:val="true"/>
+            <w:spacing w:before="0" w:after="0"/>
+            <w:ind w:end="349"/>
             <w:jc w:val="center"/>
             <w:cnfStyle w:val="100000000000" w:firstRow="1" w:lastRow="0" w:firstColumn="0" w:lastColumn="0" w:oddVBand="0" w:evenVBand="0" w:oddHBand="0" w:evenHBand="0" w:firstRowFirstColumn="0" w:firstRowLastColumn="0" w:lastRowFirstColumn="0" w:lastRowLastColumn="0"/>
             <w:rPr>
-              <w:rFonts w:ascii="Maven Pro" w:eastAsia="Arial" w:hAnsi="Maven Pro" w:cs="Arial"/>
-              <w:b w:val="0"/>
-              <w:bCs w:val="0"/>
+              <w:rFonts w:ascii="Maven Pro" w:hAnsi="Maven Pro" w:eastAsia="Arial" w:cs="Arial"/>
+              <w:b w:val="false"/>
+              <w:bCs w:val="false"/>
               <w:sz w:val="16"/>
               <w:szCs w:val="16"/>
             </w:rPr>
           </w:pPr>
           <w:r>
-            <w:rPr>
-              <w:noProof/>
-            </w:rPr>
             <mc:AlternateContent>
               <mc:Choice Requires="wps">
                 <w:drawing>
-                  <wp:anchor distT="0" distB="0" distL="0" distR="0" simplePos="0" relativeHeight="251659264" behindDoc="1" locked="0" layoutInCell="1" allowOverlap="1" wp14:anchorId="6C65F80A" wp14:editId="12AF50EA">
+                  <wp:anchor distT="0" distB="0" distL="0" distR="0" simplePos="0" relativeHeight="5" behindDoc="1" locked="0" layoutInCell="1" allowOverlap="1" wp14:anchorId="6C65F80A">
                     <wp:simplePos x="0" y="0"/>
                     <wp:positionH relativeFrom="column">
-                      <wp:posOffset>266065</wp:posOffset>
+                      <wp:posOffset>146050</wp:posOffset>
                     </wp:positionH>
                     <wp:positionV relativeFrom="paragraph">
-                      <wp:posOffset>574675</wp:posOffset>
+                      <wp:posOffset>694690</wp:posOffset>
                     </wp:positionV>
                     <wp:extent cx="1181100" cy="251460"/>
                     <wp:effectExtent l="0" t="0" r="0" b="0"/>
                     <wp:wrapNone/>
                     <wp:docPr id="7" name="Cuadro de texto 2"/>
-                    <wp:cNvGraphicFramePr/>
                     <a:graphic xmlns:a="http://schemas.openxmlformats.org/drawingml/2006/main">
                       <a:graphicData uri="http://schemas.microsoft.com/office/word/2010/wordprocessingShape">
                         <wps:wsp>
@@ -1817,22 +1850,16 @@
                             </a:ln>
                           </wps:spPr>
                           <wps:style>
-                            <a:lnRef idx="0">
-                              <a:scrgbClr r="0" g="0" b="0"/>
-                            </a:lnRef>
-                            <a:fillRef idx="0">
-                              <a:scrgbClr r="0" g="0" b="0"/>
-                            </a:fillRef>
-                            <a:effectRef idx="0">
-                              <a:scrgbClr r="0" g="0" b="0"/>
-                            </a:effectRef>
+                            <a:lnRef idx="0"/>
+                            <a:fillRef idx="0"/>
+                            <a:effectRef idx="0"/>
                             <a:fontRef idx="minor"/>
                           </wps:style>
                           <wps:txbx>
                             <w:txbxContent>
                               <w:p>
                                 <w:pPr>
-                                  <w:pStyle w:val="Contenidodelmarcouser"/>
+                                  <w:pStyle w:val="Contenidodelmarco"/>
                                   <w:rPr>
                                     <w:rFonts w:ascii="Maven Pro" w:hAnsi="Maven Pro"/>
                                     <w:sz w:val="12"/>
@@ -1864,12 +1891,14 @@
               </mc:Choice>
               <mc:Fallback>
                 <w:pict>
-                  <v:rect w14:anchorId="6C65F80A" id="_x0000_s1027" style="position:absolute;left:0;text-align:left;margin-left:20.95pt;margin-top:45.25pt;width:93pt;height:19.8pt;z-index:-251657216;visibility:visible;mso-wrap-style:square;mso-wrap-distance-left:0;mso-wrap-distance-top:0;mso-wrap-distance-right:0;mso-wrap-distance-bottom:0;mso-position-horizontal:absolute;mso-position-horizontal-relative:text;mso-position-vertical:absolute;mso-position-vertical-relative:text;v-text-anchor:top" o:gfxdata="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" fillcolor="white [3201]" stroked="f" strokeweight=".5pt">
+                  <v:rect id="shape_0" fillcolor="white" stroked="f" o:allowincell="t" style="position:absolute;margin-left:11.5pt;margin-top:54.7pt;width:92.95pt;height:19.75pt;mso-wrap-style:square;v-text-anchor:top" wp14:anchorId="6C65F80A">
+                    <v:fill o:detectmouseclick="t" type="solid" color2="black"/>
+                    <v:stroke color="#3465a4" weight="6480" joinstyle="round" endcap="flat"/>
                     <v:textbox>
                       <w:txbxContent>
                         <w:p>
                           <w:pPr>
-                            <w:pStyle w:val="Contenidodelmarcouser"/>
+                            <w:pStyle w:val="Contenidodelmarco"/>
                             <w:rPr>
                               <w:rFonts w:ascii="Maven Pro" w:hAnsi="Maven Pro"/>
                               <w:sz w:val="12"/>
@@ -1890,6 +1919,7 @@
                         </w:p>
                       </w:txbxContent>
                     </v:textbox>
+                    <w10:wrap type="none"/>
                   </v:rect>
                 </w:pict>
               </mc:Fallback>
@@ -1897,21 +1927,27 @@
           </w:r>
           <w:r>
             <w:rPr>
-              <w:rFonts w:ascii="Maven Pro" w:eastAsia="Arial" w:hAnsi="Maven Pro" w:cs="Arial"/>
+              <w:rFonts w:eastAsia="Arial" w:cs="Arial" w:ascii="Maven Pro" w:hAnsi="Maven Pro"/>
+              <w:b/>
+              <w:bCs/>
+              <w:color w:themeColor="background1" w:val="FFFFFF"/>
+              <w:kern w:val="0"/>
               <w:sz w:val="16"/>
               <w:szCs w:val="16"/>
+              <w:lang w:val="es-CO" w:bidi="ar-SA"/>
             </w:rPr>
             <w:t xml:space="preserve">             </w:t>
           </w:r>
           <w:r>
             <w:rPr>
-              <w:noProof/>
+              <w:b/>
+              <w:bCs/>
             </w:rPr>
             <w:drawing>
-              <wp:inline distT="0" distB="0" distL="0" distR="0" wp14:anchorId="6ABFD53B" wp14:editId="5C64296D">
+              <wp:inline distT="0" distB="0" distL="0" distR="0">
                 <wp:extent cx="561340" cy="586740"/>
                 <wp:effectExtent l="0" t="0" r="0" b="0"/>
-                <wp:docPr id="948818500" name="Imagen3" descr="Código QR&#10;&#10;Descripción generada automáticamente"/>
+                <wp:docPr id="8" name="Imagen3" descr="Código QR&#10;&#10;Descripción generada automáticamente"/>
                 <wp:cNvGraphicFramePr>
                   <a:graphicFrameLocks xmlns:a="http://schemas.openxmlformats.org/drawingml/2006/main" noChangeAspect="1"/>
                 </wp:cNvGraphicFramePr>
@@ -1950,295 +1986,225 @@
       </w:tc>
     </w:tr>
     <w:tr>
+      <w:trPr/>
       <w:tc>
         <w:tcPr>
           <w:cnfStyle w:val="001000000000" w:firstRow="0" w:lastRow="0" w:firstColumn="1" w:lastColumn="0" w:oddVBand="0" w:evenVBand="0" w:oddHBand="0" w:evenHBand="0" w:firstRowFirstColumn="0" w:firstRowLastColumn="0" w:lastRowFirstColumn="0" w:lastRowLastColumn="0"/>
-          <w:tcW w:w="2403" w:type="dxa"/>
-          <w:vMerge/>
+          <w:tcW w:w="2398" w:type="dxa"/>
+          <w:vMerge w:val="continue"/>
           <w:tcBorders>
             <w:top w:val="nil"/>
-            <w:left w:val="nil"/>
+            <w:start w:val="nil"/>
             <w:bottom w:val="nil"/>
-            <w:right w:val="nil"/>
+            <w:end w:val="nil"/>
           </w:tcBorders>
-          <w:shd w:val="clear" w:color="auto" w:fill="CCCCCC" w:themeFill="text1" w:themeFillTint="33"/>
+          <w:shd w:color="auto" w:fill="FFFFFF" w:themeFill="background1" w:val="clear"/>
         </w:tcPr>
         <w:p>
           <w:pPr>
-            <w:widowControl w:val="0"/>
-            <w:ind w:right="349"/>
+            <w:pStyle w:val="Normal"/>
+            <w:widowControl w:val="false"/>
+            <w:suppressAutoHyphens w:val="true"/>
+            <w:spacing w:before="0" w:after="0"/>
+            <w:ind w:end="349"/>
             <w:jc w:val="center"/>
             <w:rPr>
               <w:rFonts w:eastAsia="Arial" w:cs="Arial"/>
-              <w:b w:val="0"/>
-              <w:bCs w:val="0"/>
+              <w:b w:val="false"/>
+              <w:bCs w:val="false"/>
               <w:sz w:val="16"/>
               <w:szCs w:val="16"/>
             </w:rPr>
           </w:pPr>
+          <w:r>
+            <w:rPr>
+              <w:rFonts w:eastAsia="Arial" w:cs="Arial"/>
+              <w:b w:val="false"/>
+              <w:bCs w:val="false"/>
+              <w:sz w:val="16"/>
+              <w:szCs w:val="16"/>
+            </w:rPr>
+          </w:r>
         </w:p>
       </w:tc>
       <w:tc>
         <w:tcPr>
-          <w:tcW w:w="4822" w:type="dxa"/>
+          <w:tcW w:w="4827" w:type="dxa"/>
           <w:tcBorders>
             <w:top w:val="nil"/>
-            <w:left w:val="nil"/>
+            <w:start w:val="nil"/>
             <w:bottom w:val="nil"/>
-            <w:right w:val="nil"/>
+            <w:end w:val="nil"/>
           </w:tcBorders>
-          <w:shd w:val="clear" w:color="auto" w:fill="CCCCCC" w:themeFill="text1" w:themeFillTint="33"/>
+          <w:shd w:color="auto" w:fill="FFFFFF" w:themeFill="background1" w:val="clear"/>
         </w:tcPr>
         <w:p>
           <w:pPr>
-            <w:widowControl w:val="0"/>
-            <w:ind w:right="349"/>
+            <w:pStyle w:val="Normal"/>
+            <w:widowControl w:val="false"/>
+            <w:suppressAutoHyphens w:val="true"/>
+            <w:spacing w:before="0" w:after="0"/>
+            <w:ind w:end="349"/>
             <w:jc w:val="center"/>
             <w:cnfStyle w:val="000000000000" w:firstRow="0" w:lastRow="0" w:firstColumn="0" w:lastColumn="0" w:oddVBand="0" w:evenVBand="0" w:oddHBand="0" w:evenHBand="0" w:firstRowFirstColumn="0" w:firstRowLastColumn="0" w:lastRowFirstColumn="0" w:lastRowLastColumn="0"/>
             <w:rPr>
-              <w:rFonts w:ascii="Maven Pro" w:eastAsia="Arial" w:hAnsi="Maven Pro" w:cstheme="minorHAnsi"/>
+              <w:rFonts w:ascii="Maven Pro" w:hAnsi="Maven Pro" w:eastAsia="Arial" w:cs="Calibri" w:cstheme="minorHAnsi"/>
               <w:sz w:val="15"/>
               <w:szCs w:val="15"/>
             </w:rPr>
           </w:pPr>
           <w:r>
             <w:rPr>
-              <w:rFonts w:ascii="Maven Pro" w:eastAsia="Arial" w:hAnsi="Maven Pro" w:cstheme="minorHAnsi"/>
+              <w:rFonts w:eastAsia="Arial" w:cs="Calibri" w:ascii="Maven Pro" w:hAnsi="Maven Pro" w:cstheme="minorHAnsi"/>
+              <w:kern w:val="0"/>
               <w:sz w:val="15"/>
               <w:szCs w:val="15"/>
-            </w:rPr>
-            <w:t>www.cabuyaro-meta.gov.co</w:t>
+              <w:lang w:val="es-CO" w:bidi="ar-SA"/>
+            </w:rPr>
+            <w:t>Contactenos@cabuyaro-meta.gov.co</w:t>
           </w:r>
         </w:p>
       </w:tc>
       <w:tc>
         <w:tcPr>
           <w:tcW w:w="2268" w:type="dxa"/>
-          <w:vMerge/>
+          <w:vMerge w:val="continue"/>
           <w:tcBorders>
             <w:top w:val="nil"/>
-            <w:left w:val="nil"/>
+            <w:start w:val="nil"/>
             <w:bottom w:val="nil"/>
-            <w:right w:val="nil"/>
+            <w:end w:val="nil"/>
           </w:tcBorders>
-          <w:shd w:val="clear" w:color="auto" w:fill="CCCCCC" w:themeFill="text1" w:themeFillTint="33"/>
+          <w:shd w:color="auto" w:fill="FFFFFF" w:themeFill="background1" w:val="clear"/>
         </w:tcPr>
         <w:p>
           <w:pPr>
-            <w:widowControl w:val="0"/>
-            <w:ind w:right="349"/>
+            <w:pStyle w:val="Normal"/>
+            <w:widowControl w:val="false"/>
+            <w:suppressAutoHyphens w:val="true"/>
+            <w:spacing w:before="0" w:after="0"/>
+            <w:ind w:end="349"/>
             <w:jc w:val="center"/>
             <w:cnfStyle w:val="000000000000" w:firstRow="0" w:lastRow="0" w:firstColumn="0" w:lastColumn="0" w:oddVBand="0" w:evenVBand="0" w:oddHBand="0" w:evenHBand="0" w:firstRowFirstColumn="0" w:firstRowLastColumn="0" w:lastRowFirstColumn="0" w:lastRowLastColumn="0"/>
             <w:rPr>
-              <w:rFonts w:ascii="Maven Pro" w:eastAsia="Arial" w:hAnsi="Maven Pro" w:cs="Arial"/>
+              <w:rFonts w:ascii="Maven Pro" w:hAnsi="Maven Pro" w:eastAsia="Arial" w:cs="Arial"/>
               <w:sz w:val="16"/>
               <w:szCs w:val="16"/>
             </w:rPr>
           </w:pPr>
-        </w:p>
-      </w:tc>
-    </w:tr>
-    <w:tr>
-      <w:tc>
-        <w:tcPr>
-          <w:cnfStyle w:val="001000000000" w:firstRow="0" w:lastRow="0" w:firstColumn="1" w:lastColumn="0" w:oddVBand="0" w:evenVBand="0" w:oddHBand="0" w:evenHBand="0" w:firstRowFirstColumn="0" w:firstRowLastColumn="0" w:lastRowFirstColumn="0" w:lastRowLastColumn="0"/>
-          <w:tcW w:w="2403" w:type="dxa"/>
-          <w:vMerge/>
-          <w:tcBorders>
-            <w:top w:val="nil"/>
-            <w:left w:val="nil"/>
-            <w:bottom w:val="nil"/>
-            <w:right w:val="nil"/>
-          </w:tcBorders>
-        </w:tcPr>
-        <w:p>
-          <w:pPr>
-            <w:widowControl w:val="0"/>
-            <w:ind w:right="349"/>
-            <w:jc w:val="center"/>
-            <w:rPr>
-              <w:rFonts w:eastAsia="Arial" w:cs="Arial"/>
-              <w:b w:val="0"/>
-              <w:bCs w:val="0"/>
+          <w:r>
+            <w:rPr>
+              <w:rFonts w:eastAsia="Arial" w:cs="Arial" w:ascii="Maven Pro" w:hAnsi="Maven Pro"/>
               <w:sz w:val="16"/>
               <w:szCs w:val="16"/>
             </w:rPr>
-          </w:pPr>
-        </w:p>
-      </w:tc>
-      <w:tc>
-        <w:tcPr>
-          <w:tcW w:w="4822" w:type="dxa"/>
-          <w:tcBorders>
-            <w:top w:val="nil"/>
-            <w:left w:val="nil"/>
-            <w:bottom w:val="nil"/>
-            <w:right w:val="nil"/>
-          </w:tcBorders>
-        </w:tcPr>
-        <w:p>
-          <w:pPr>
-            <w:widowControl w:val="0"/>
-            <w:ind w:right="349"/>
-            <w:jc w:val="center"/>
-            <w:cnfStyle w:val="000000000000" w:firstRow="0" w:lastRow="0" w:firstColumn="0" w:lastColumn="0" w:oddVBand="0" w:evenVBand="0" w:oddHBand="0" w:evenHBand="0" w:firstRowFirstColumn="0" w:firstRowLastColumn="0" w:lastRowFirstColumn="0" w:lastRowLastColumn="0"/>
-            <w:rPr>
-              <w:rFonts w:ascii="Maven Pro" w:eastAsia="Arial" w:hAnsi="Maven Pro" w:cstheme="minorHAnsi"/>
-              <w:sz w:val="15"/>
-              <w:szCs w:val="15"/>
-            </w:rPr>
-          </w:pPr>
-          <w:r>
-            <w:rPr>
-              <w:rFonts w:ascii="Maven Pro" w:eastAsia="Arial" w:hAnsi="Maven Pro" w:cstheme="minorHAnsi"/>
-              <w:sz w:val="15"/>
-              <w:szCs w:val="15"/>
-            </w:rPr>
-            <w:t>Contactenos@cabuyaro-meta.gov.co</w:t>
-          </w:r>
-        </w:p>
-      </w:tc>
-      <w:tc>
-        <w:tcPr>
-          <w:tcW w:w="2268" w:type="dxa"/>
-          <w:vMerge/>
-          <w:tcBorders>
-            <w:top w:val="nil"/>
-            <w:left w:val="nil"/>
-            <w:bottom w:val="nil"/>
-            <w:right w:val="nil"/>
-          </w:tcBorders>
-        </w:tcPr>
-        <w:p>
-          <w:pPr>
-            <w:widowControl w:val="0"/>
-            <w:ind w:right="349"/>
-            <w:jc w:val="center"/>
-            <w:cnfStyle w:val="000000000000" w:firstRow="0" w:lastRow="0" w:firstColumn="0" w:lastColumn="0" w:oddVBand="0" w:evenVBand="0" w:oddHBand="0" w:evenHBand="0" w:firstRowFirstColumn="0" w:firstRowLastColumn="0" w:lastRowFirstColumn="0" w:lastRowLastColumn="0"/>
-            <w:rPr>
-              <w:rFonts w:ascii="Maven Pro" w:eastAsia="Arial" w:hAnsi="Maven Pro" w:cs="Arial"/>
-              <w:sz w:val="16"/>
-              <w:szCs w:val="16"/>
-            </w:rPr>
-          </w:pPr>
+          </w:r>
         </w:p>
       </w:tc>
     </w:tr>
   </w:tbl>
   <w:p>
     <w:pPr>
-      <w:widowControl w:val="0"/>
-      <w:ind w:right="349"/>
+      <w:pStyle w:val="Normal"/>
+      <w:widowControl w:val="false"/>
+      <w:ind w:end="349"/>
       <w:jc w:val="center"/>
       <w:rPr>
-        <w:rFonts w:ascii="Maven Pro" w:eastAsia="Arial" w:hAnsi="Maven Pro" w:cs="Arial"/>
+        <w:rFonts w:ascii="Maven Pro" w:hAnsi="Maven Pro" w:eastAsia="Arial" w:cs="Arial"/>
         <w:sz w:val="16"/>
         <w:szCs w:val="16"/>
       </w:rPr>
     </w:pPr>
     <w:r>
       <w:rPr>
-        <w:rFonts w:ascii="Maven Pro" w:eastAsia="Arial" w:hAnsi="Maven Pro" w:cs="Arial"/>
+        <w:rFonts w:eastAsia="Arial" w:cs="Arial" w:ascii="Maven Pro" w:hAnsi="Maven Pro"/>
         <w:sz w:val="16"/>
         <w:szCs w:val="16"/>
       </w:rPr>
-      <w:t>Para validar este documento escribe «</w:t>
     </w:r>
-    <w:proofErr w:type="spellStart"/>
-    <w:r>
-      <w:rPr>
-        <w:rFonts w:ascii="Maven Pro" w:eastAsia="Arial" w:hAnsi="Maven Pro" w:cs="Arial"/>
+  </w:p>
+  <w:p>
+    <w:pPr>
+      <w:pStyle w:val="Normal"/>
+      <w:widowControl w:val="false"/>
+      <w:ind w:end="349"/>
+      <w:jc w:val="center"/>
+      <w:rPr>
+        <w:rFonts w:ascii="Maven Pro" w:hAnsi="Maven Pro" w:eastAsia="Arial" w:cs="Arial"/>
         <w:sz w:val="16"/>
         <w:szCs w:val="16"/>
       </w:rPr>
-      <w:t>numeroRadico</w:t>
-    </w:r>
-    <w:proofErr w:type="spellEnd"/>
+    </w:pPr>
     <w:r>
       <w:rPr>
-        <w:rFonts w:ascii="Maven Pro" w:eastAsia="Arial" w:hAnsi="Maven Pro" w:cs="Arial"/>
+        <w:rFonts w:eastAsia="Arial" w:cs="Arial" w:ascii="Maven Pro" w:hAnsi="Maven Pro"/>
         <w:sz w:val="16"/>
         <w:szCs w:val="16"/>
       </w:rPr>
-      <w:t xml:space="preserve">» en el portal de tramites de la </w:t>
-    </w:r>
-    <w:proofErr w:type="spellStart"/>
-    <w:r>
-      <w:rPr>
-        <w:rFonts w:ascii="Maven Pro" w:eastAsia="Arial" w:hAnsi="Maven Pro" w:cs="Arial"/>
-        <w:sz w:val="16"/>
-        <w:szCs w:val="16"/>
-      </w:rPr>
-      <w:t>Alcaldia</w:t>
-    </w:r>
-    <w:proofErr w:type="spellEnd"/>
-    <w:r>
-      <w:rPr>
-        <w:rFonts w:ascii="Maven Pro" w:eastAsia="Arial" w:hAnsi="Maven Pro" w:cs="Arial"/>
-        <w:sz w:val="16"/>
-        <w:szCs w:val="16"/>
-      </w:rPr>
-      <w:t xml:space="preserve"> de Cabuyaro</w:t>
+      <w:t>Para validar este documento escribe {{numeroRadicado}} en el portal de tramites de la Alcaldia de Cabuyaro</w:t>
     </w:r>
   </w:p>
 </w:ftr>
 </file>
 
-<file path=word/footnotes.xml><?xml version="1.0" encoding="utf-8"?>
-<w:footnotes xmlns:wpc="http://schemas.microsoft.com/office/word/2010/wordprocessingCanvas" xmlns:cx="http://schemas.microsoft.com/office/drawing/2014/chartex" xmlns:cx1="http://schemas.microsoft.com/office/drawing/2015/9/8/chartex" xmlns:cx2="http://schemas.microsoft.com/office/drawing/2015/10/21/chartex" xmlns:cx3="http://schemas.microsoft.com/office/drawing/2016/5/9/chartex" xmlns:cx4="http://schemas.microsoft.com/office/drawing/2016/5/10/chartex" xmlns:cx5="http://schemas.microsoft.com/office/drawing/2016/5/11/chartex" xmlns:cx6="http://schemas.microsoft.com/office/drawing/2016/5/12/chartex" xmlns:cx7="http://schemas.microsoft.com/office/drawing/2016/5/13/chartex" xmlns:cx8="http://schemas.microsoft.com/office/drawing/2016/5/14/chartex" xmlns:mc="http://schemas.openxmlformats.org/markup-compatibility/2006" xmlns:aink="http://schemas.microsoft.com/office/drawing/2016/ink" xmlns:am3d="http://schemas.microsoft.com/office/drawing/2017/model3d" xmlns:o="urn:schemas-microsoft-com:office:office" xmlns:oel="http://schemas.microsoft.com/office/2019/extlst" xmlns:r="http://schemas.openxmlformats.org/officeDocument/2006/relationships" xmlns:m="http://schemas.openxmlformats.org/officeDocument/2006/math" xmlns:v="urn:schemas-microsoft-com:vml" xmlns:wp14="http://schemas.microsoft.com/office/word/2010/wordprocessingDrawing" xmlns:wp="http://schemas.openxmlformats.org/drawingml/2006/wordprocessingDrawing" xmlns:w10="urn:schemas-microsoft-com:office:word" xmlns:w="http://schemas.openxmlformats.org/wordprocessingml/2006/main" xmlns:w14="http://schemas.microsoft.com/office/word/2010/wordml" xmlns:w15="http://schemas.microsoft.com/office/word/2012/wordml" xmlns:w16cex="http://schemas.microsoft.com/office/word/2018/wordml/cex" xmlns:w16cid="http://schemas.microsoft.com/office/word/2016/wordml/cid" xmlns:w16="http://schemas.microsoft.com/office/word/2018/wordml" xmlns:w16du="http://schemas.microsoft.com/office/word/2023/wordml/word16du" xmlns:w16sdtdh="http://schemas.microsoft.com/office/word/2020/wordml/sdtdatahash" xmlns:w16sdtfl="http://schemas.microsoft.com/office/word/2024/wordml/sdtformatlock" xmlns:w16se="http://schemas.microsoft.com/office/word/2015/wordml/symex" xmlns:wpg="http://schemas.microsoft.com/office/word/2010/wordprocessingGroup" xmlns:wpi="http://schemas.microsoft.com/office/word/2010/wordprocessingInk" xmlns:wne="http://schemas.microsoft.com/office/word/2006/wordml" xmlns:wps="http://schemas.microsoft.com/office/word/2010/wordprocessingShape" mc:Ignorable="w14 w15 w16se w16cid w16 w16cex w16sdtdh w16sdtfl w16du wp14">
-  <w:footnote w:type="separator" w:id="-1">
-    <w:p>
-      <w:r>
-        <w:separator/>
-      </w:r>
-    </w:p>
-  </w:footnote>
-  <w:footnote w:type="continuationSeparator" w:id="0">
-    <w:p>
-      <w:r>
-        <w:continuationSeparator/>
-      </w:r>
-    </w:p>
-  </w:footnote>
-</w:footnotes>
+<file path=word/header1.xml><?xml version="1.0" encoding="utf-8"?>
+<w:hdr xmlns:o="urn:schemas-microsoft-com:office:office" xmlns:r="http://schemas.openxmlformats.org/officeDocument/2006/relationships" xmlns:v="urn:schemas-microsoft-com:vml" xmlns:w="http://schemas.openxmlformats.org/wordprocessingml/2006/main" xmlns:w10="urn:schemas-microsoft-com:office:word" xmlns:wp="http://schemas.openxmlformats.org/drawingml/2006/wordprocessingDrawing" xmlns:pic="http://schemas.openxmlformats.org/drawingml/2006/picture" xmlns:wps="http://schemas.microsoft.com/office/word/2010/wordprocessingShape" xmlns:wpg="http://schemas.microsoft.com/office/word/2010/wordprocessingGroup" xmlns:mc="http://schemas.openxmlformats.org/markup-compatibility/2006" xmlns:wp14="http://schemas.microsoft.com/office/word/2010/wordprocessingDrawing" xmlns:w14="http://schemas.microsoft.com/office/word/2010/wordml" xmlns:w15="http://schemas.microsoft.com/office/word/2012/wordml" mc:Ignorable="w14 wp14 w15">
+  <w:p>
+    <w:pPr>
+      <w:pStyle w:val="Header"/>
+      <w:rPr/>
+    </w:pPr>
+    <w:r>
+      <w:rPr/>
+    </w:r>
+  </w:p>
+</w:hdr>
 </file>
 
-<file path=word/header1.xml><?xml version="1.0" encoding="utf-8"?>
-<w:hdr xmlns:wpc="http://schemas.microsoft.com/office/word/2010/wordprocessingCanvas" xmlns:cx="http://schemas.microsoft.com/office/drawing/2014/chartex" xmlns:cx1="http://schemas.microsoft.com/office/drawing/2015/9/8/chartex" xmlns:cx2="http://schemas.microsoft.com/office/drawing/2015/10/21/chartex" xmlns:cx3="http://schemas.microsoft.com/office/drawing/2016/5/9/chartex" xmlns:cx4="http://schemas.microsoft.com/office/drawing/2016/5/10/chartex" xmlns:cx5="http://schemas.microsoft.com/office/drawing/2016/5/11/chartex" xmlns:cx6="http://schemas.microsoft.com/office/drawing/2016/5/12/chartex" xmlns:cx7="http://schemas.microsoft.com/office/drawing/2016/5/13/chartex" xmlns:cx8="http://schemas.microsoft.com/office/drawing/2016/5/14/chartex" xmlns:mc="http://schemas.openxmlformats.org/markup-compatibility/2006" xmlns:aink="http://schemas.microsoft.com/office/drawing/2016/ink" xmlns:am3d="http://schemas.microsoft.com/office/drawing/2017/model3d" xmlns:o="urn:schemas-microsoft-com:office:office" xmlns:oel="http://schemas.microsoft.com/office/2019/extlst" xmlns:r="http://schemas.openxmlformats.org/officeDocument/2006/relationships" xmlns:m="http://schemas.openxmlformats.org/officeDocument/2006/math" xmlns:v="urn:schemas-microsoft-com:vml" xmlns:wp14="http://schemas.microsoft.com/office/word/2010/wordprocessingDrawing" xmlns:wp="http://schemas.openxmlformats.org/drawingml/2006/wordprocessingDrawing" xmlns:w10="urn:schemas-microsoft-com:office:word" xmlns:w="http://schemas.openxmlformats.org/wordprocessingml/2006/main" xmlns:w14="http://schemas.microsoft.com/office/word/2010/wordml" xmlns:w15="http://schemas.microsoft.com/office/word/2012/wordml" xmlns:w16cex="http://schemas.microsoft.com/office/word/2018/wordml/cex" xmlns:w16cid="http://schemas.microsoft.com/office/word/2016/wordml/cid" xmlns:w16="http://schemas.microsoft.com/office/word/2018/wordml" xmlns:w16du="http://schemas.microsoft.com/office/word/2023/wordml/word16du" xmlns:w16sdtdh="http://schemas.microsoft.com/office/word/2020/wordml/sdtdatahash" xmlns:w16sdtfl="http://schemas.microsoft.com/office/word/2024/wordml/sdtformatlock" xmlns:w16se="http://schemas.microsoft.com/office/word/2015/wordml/symex" xmlns:wpg="http://schemas.microsoft.com/office/word/2010/wordprocessingGroup" xmlns:wpi="http://schemas.microsoft.com/office/word/2010/wordprocessingInk" xmlns:wne="http://schemas.microsoft.com/office/word/2006/wordml" xmlns:wps="http://schemas.microsoft.com/office/word/2010/wordprocessingShape" mc:Ignorable="w14 w15 w16se w16cid w16 w16cex w16sdtdh w16sdtfl w16du wp14">
+<file path=word/header2.xml><?xml version="1.0" encoding="utf-8"?>
+<w:hdr xmlns:o="urn:schemas-microsoft-com:office:office" xmlns:r="http://schemas.openxmlformats.org/officeDocument/2006/relationships" xmlns:v="urn:schemas-microsoft-com:vml" xmlns:w="http://schemas.openxmlformats.org/wordprocessingml/2006/main" xmlns:w10="urn:schemas-microsoft-com:office:word" xmlns:wp="http://schemas.openxmlformats.org/drawingml/2006/wordprocessingDrawing" xmlns:pic="http://schemas.openxmlformats.org/drawingml/2006/picture" xmlns:wps="http://schemas.microsoft.com/office/word/2010/wordprocessingShape" xmlns:wpg="http://schemas.microsoft.com/office/word/2010/wordprocessingGroup" xmlns:mc="http://schemas.openxmlformats.org/markup-compatibility/2006" xmlns:wp14="http://schemas.microsoft.com/office/word/2010/wordprocessingDrawing" xmlns:w14="http://schemas.microsoft.com/office/word/2010/wordml" xmlns:w15="http://schemas.microsoft.com/office/word/2012/wordml" mc:Ignorable="w14 wp14 w15">
   <w:tbl>
     <w:tblPr>
       <w:tblW w:w="9498" w:type="dxa"/>
+      <w:jc w:val="start"/>
       <w:tblInd w:w="-5" w:type="dxa"/>
       <w:tblLayout w:type="fixed"/>
-      <w:tblLook w:val="04A0" w:firstRow="1" w:lastRow="0" w:firstColumn="1" w:lastColumn="0" w:noHBand="0" w:noVBand="1"/>
+      <w:tblCellMar>
+        <w:top w:w="0" w:type="dxa"/>
+        <w:start w:w="108" w:type="dxa"/>
+        <w:bottom w:w="0" w:type="dxa"/>
+        <w:end w:w="108" w:type="dxa"/>
+      </w:tblCellMar>
+      <w:tblLook w:firstRow="1" w:noVBand="1" w:lastRow="0" w:firstColumn="1" w:lastColumn="0" w:noHBand="0" w:val="04a0"/>
     </w:tblPr>
     <w:tblGrid>
-      <w:gridCol w:w="2408"/>
-      <w:gridCol w:w="5387"/>
+      <w:gridCol w:w="2403"/>
+      <w:gridCol w:w="5392"/>
       <w:gridCol w:w="1703"/>
     </w:tblGrid>
     <w:tr>
       <w:trPr>
-        <w:cantSplit/>
-        <w:trHeight w:val="132"/>
+        <w:trHeight w:val="132" w:hRule="atLeast"/>
+        <w:cantSplit w:val="true"/>
       </w:trPr>
       <w:tc>
         <w:tcPr>
-          <w:tcW w:w="2408" w:type="dxa"/>
+          <w:tcW w:w="2403" w:type="dxa"/>
           <w:vMerge w:val="restart"/>
           <w:tcBorders>
             <w:top w:val="single" w:sz="4" w:space="0" w:color="000000"/>
-            <w:left w:val="single" w:sz="4" w:space="0" w:color="000000"/>
+            <w:start w:val="single" w:sz="4" w:space="0" w:color="000000"/>
             <w:bottom w:val="single" w:sz="4" w:space="0" w:color="000000"/>
-            <w:right w:val="single" w:sz="4" w:space="0" w:color="000000"/>
+            <w:end w:val="single" w:sz="4" w:space="0" w:color="000000"/>
           </w:tcBorders>
           <w:vAlign w:val="center"/>
         </w:tcPr>
         <w:p>
           <w:pPr>
+            <w:pStyle w:val="Normal"/>
             <w:jc w:val="center"/>
             <w:rPr>
-              <w:rFonts w:ascii="Maven Pro" w:eastAsia="Arial" w:hAnsi="Maven Pro" w:cs="Arial"/>
+              <w:rFonts w:ascii="Maven Pro" w:hAnsi="Maven Pro" w:eastAsia="Arial" w:cs="Arial"/>
               <w:b/>
               <w:color w:val="0000FF"/>
               <w:sz w:val="18"/>
@@ -2247,15 +2213,14 @@
           </w:pPr>
           <w:r>
             <w:rPr>
-              <w:rFonts w:ascii="Maven Pro" w:eastAsia="Arial" w:hAnsi="Maven Pro" w:cs="Arial"/>
-              <w:b/>
-              <w:noProof/>
+              <w:rFonts w:eastAsia="Arial" w:cs="Arial" w:ascii="Maven Pro" w:hAnsi="Maven Pro"/>
+              <w:b/>
               <w:color w:val="0000FF"/>
               <w:sz w:val="18"/>
               <w:szCs w:val="18"/>
             </w:rPr>
             <w:drawing>
-              <wp:anchor distT="0" distB="0" distL="0" distR="0" simplePos="0" relativeHeight="251656192" behindDoc="1" locked="0" layoutInCell="1" allowOverlap="1" wp14:anchorId="636758EC" wp14:editId="0ECB52A5">
+              <wp:anchor distT="0" distB="0" distL="0" distR="0" simplePos="0" relativeHeight="2" behindDoc="1" locked="0" layoutInCell="1" allowOverlap="1">
                 <wp:simplePos x="0" y="0"/>
                 <wp:positionH relativeFrom="column">
                   <wp:posOffset>-5715</wp:posOffset>
@@ -2266,7 +2231,7 @@
                 <wp:extent cx="1314450" cy="800100"/>
                 <wp:effectExtent l="0" t="0" r="0" b="0"/>
                 <wp:wrapNone/>
-                <wp:docPr id="590408369" name="image1.jpg" descr="Imagen que contiene Logotipo&#10;&#10;Descripción generada automáticamente"/>
+                <wp:docPr id="1" name="image1.jpg" descr="Imagen que contiene Logotipo&#10;&#10;Descripción generada automáticamente"/>
                 <wp:cNvGraphicFramePr>
                   <a:graphicFrameLocks xmlns:a="http://schemas.openxmlformats.org/drawingml/2006/main" noChangeAspect="1"/>
                 </wp:cNvGraphicFramePr>
@@ -2305,21 +2270,22 @@
       </w:tc>
       <w:tc>
         <w:tcPr>
-          <w:tcW w:w="5387" w:type="dxa"/>
+          <w:tcW w:w="5392" w:type="dxa"/>
           <w:vMerge w:val="restart"/>
           <w:tcBorders>
             <w:top w:val="single" w:sz="4" w:space="0" w:color="000000"/>
-            <w:left w:val="single" w:sz="4" w:space="0" w:color="000000"/>
+            <w:start w:val="single" w:sz="4" w:space="0" w:color="000000"/>
             <w:bottom w:val="single" w:sz="4" w:space="0" w:color="000000"/>
-            <w:right w:val="single" w:sz="4" w:space="0" w:color="000000"/>
+            <w:end w:val="single" w:sz="4" w:space="0" w:color="000000"/>
           </w:tcBorders>
           <w:vAlign w:val="center"/>
         </w:tcPr>
         <w:p>
           <w:pPr>
+            <w:pStyle w:val="Normal"/>
             <w:jc w:val="center"/>
             <w:rPr>
-              <w:rFonts w:ascii="Maven Pro" w:eastAsia="Arial" w:hAnsi="Maven Pro" w:cs="Arial"/>
+              <w:rFonts w:ascii="Maven Pro" w:hAnsi="Maven Pro" w:eastAsia="Arial" w:cs="Arial"/>
               <w:b/>
               <w:bCs/>
               <w:sz w:val="18"/>
@@ -2328,7 +2294,7 @@
           </w:pPr>
           <w:r>
             <w:rPr>
-              <w:rFonts w:ascii="Maven Pro" w:eastAsia="Arial" w:hAnsi="Maven Pro" w:cs="Arial"/>
+              <w:rFonts w:eastAsia="Arial" w:cs="Arial" w:ascii="Maven Pro" w:hAnsi="Maven Pro"/>
               <w:b/>
               <w:bCs/>
               <w:sz w:val="18"/>
@@ -2339,9 +2305,10 @@
         </w:p>
         <w:p>
           <w:pPr>
+            <w:pStyle w:val="Normal"/>
             <w:jc w:val="center"/>
             <w:rPr>
-              <w:rFonts w:ascii="Maven Pro" w:eastAsia="Arial" w:hAnsi="Maven Pro" w:cs="Arial"/>
+              <w:rFonts w:ascii="Maven Pro" w:hAnsi="Maven Pro" w:eastAsia="Arial" w:cs="Arial"/>
               <w:b/>
               <w:bCs/>
               <w:sz w:val="18"/>
@@ -2350,7 +2317,7 @@
           </w:pPr>
           <w:r>
             <w:rPr>
-              <w:rFonts w:ascii="Maven Pro" w:eastAsia="Arial" w:hAnsi="Maven Pro" w:cs="Arial"/>
+              <w:rFonts w:eastAsia="Arial" w:cs="Arial" w:ascii="Maven Pro" w:hAnsi="Maven Pro"/>
               <w:b/>
               <w:bCs/>
               <w:sz w:val="18"/>
@@ -2361,9 +2328,10 @@
         </w:p>
         <w:p>
           <w:pPr>
+            <w:pStyle w:val="Normal"/>
             <w:jc w:val="center"/>
             <w:rPr>
-              <w:rFonts w:ascii="Maven Pro" w:eastAsia="Arial" w:hAnsi="Maven Pro" w:cs="Arial"/>
+              <w:rFonts w:ascii="Maven Pro" w:hAnsi="Maven Pro" w:eastAsia="Arial" w:cs="Arial"/>
               <w:b/>
               <w:bCs/>
               <w:sz w:val="18"/>
@@ -2372,7 +2340,7 @@
           </w:pPr>
           <w:r>
             <w:rPr>
-              <w:rFonts w:ascii="Maven Pro" w:eastAsia="Arial" w:hAnsi="Maven Pro" w:cs="Arial"/>
+              <w:rFonts w:eastAsia="Arial" w:cs="Arial" w:ascii="Maven Pro" w:hAnsi="Maven Pro"/>
               <w:b/>
               <w:bCs/>
               <w:sz w:val="18"/>
@@ -2387,17 +2355,18 @@
           <w:tcW w:w="1703" w:type="dxa"/>
           <w:tcBorders>
             <w:top w:val="single" w:sz="4" w:space="0" w:color="000000"/>
-            <w:left w:val="single" w:sz="4" w:space="0" w:color="000000"/>
+            <w:start w:val="single" w:sz="4" w:space="0" w:color="000000"/>
             <w:bottom w:val="single" w:sz="4" w:space="0" w:color="000000"/>
-            <w:right w:val="single" w:sz="4" w:space="0" w:color="000000"/>
+            <w:end w:val="single" w:sz="4" w:space="0" w:color="000000"/>
           </w:tcBorders>
           <w:vAlign w:val="center"/>
         </w:tcPr>
         <w:p>
           <w:pPr>
+            <w:pStyle w:val="Normal"/>
             <w:jc w:val="center"/>
             <w:rPr>
-              <w:rFonts w:ascii="Maven Pro" w:eastAsia="Arial" w:hAnsi="Maven Pro" w:cs="Arial"/>
+              <w:rFonts w:ascii="Maven Pro" w:hAnsi="Maven Pro" w:eastAsia="Arial" w:cs="Arial"/>
               <w:b/>
               <w:sz w:val="18"/>
               <w:szCs w:val="18"/>
@@ -2405,7 +2374,7 @@
           </w:pPr>
           <w:r>
             <w:rPr>
-              <w:rFonts w:ascii="Maven Pro" w:eastAsia="Arial" w:hAnsi="Maven Pro" w:cs="Arial"/>
+              <w:rFonts w:eastAsia="Arial" w:cs="Arial" w:ascii="Maven Pro" w:hAnsi="Maven Pro"/>
               <w:b/>
               <w:sz w:val="18"/>
               <w:szCs w:val="18"/>
@@ -2417,56 +2386,75 @@
     </w:tr>
     <w:tr>
       <w:trPr>
-        <w:cantSplit/>
-        <w:trHeight w:val="184"/>
+        <w:trHeight w:val="184" w:hRule="atLeast"/>
+        <w:cantSplit w:val="true"/>
       </w:trPr>
       <w:tc>
         <w:tcPr>
-          <w:tcW w:w="2408" w:type="dxa"/>
-          <w:vMerge/>
+          <w:tcW w:w="2403" w:type="dxa"/>
+          <w:vMerge w:val="continue"/>
           <w:tcBorders>
             <w:top w:val="single" w:sz="4" w:space="0" w:color="000000"/>
-            <w:left w:val="single" w:sz="4" w:space="0" w:color="000000"/>
+            <w:start w:val="single" w:sz="4" w:space="0" w:color="000000"/>
             <w:bottom w:val="single" w:sz="4" w:space="0" w:color="000000"/>
-            <w:right w:val="single" w:sz="4" w:space="0" w:color="000000"/>
+            <w:end w:val="single" w:sz="4" w:space="0" w:color="000000"/>
           </w:tcBorders>
           <w:vAlign w:val="center"/>
         </w:tcPr>
         <w:p>
           <w:pPr>
-            <w:widowControl w:val="0"/>
-            <w:rPr>
-              <w:rFonts w:ascii="Maven Pro" w:eastAsia="Arial" w:hAnsi="Maven Pro" w:cs="Arial"/>
+            <w:pStyle w:val="Normal"/>
+            <w:widowControl w:val="false"/>
+            <w:rPr>
+              <w:rFonts w:ascii="Maven Pro" w:hAnsi="Maven Pro" w:eastAsia="Arial" w:cs="Arial"/>
               <w:b/>
               <w:sz w:val="18"/>
               <w:szCs w:val="18"/>
             </w:rPr>
           </w:pPr>
+          <w:r>
+            <w:rPr>
+              <w:rFonts w:eastAsia="Arial" w:cs="Arial" w:ascii="Maven Pro" w:hAnsi="Maven Pro"/>
+              <w:b/>
+              <w:sz w:val="18"/>
+              <w:szCs w:val="18"/>
+            </w:rPr>
+          </w:r>
         </w:p>
       </w:tc>
       <w:tc>
         <w:tcPr>
-          <w:tcW w:w="5387" w:type="dxa"/>
-          <w:vMerge/>
+          <w:tcW w:w="5392" w:type="dxa"/>
+          <w:vMerge w:val="continue"/>
           <w:tcBorders>
             <w:top w:val="single" w:sz="4" w:space="0" w:color="000000"/>
-            <w:left w:val="single" w:sz="4" w:space="0" w:color="000000"/>
+            <w:start w:val="single" w:sz="4" w:space="0" w:color="000000"/>
             <w:bottom w:val="single" w:sz="4" w:space="0" w:color="000000"/>
-            <w:right w:val="single" w:sz="4" w:space="0" w:color="000000"/>
+            <w:end w:val="single" w:sz="4" w:space="0" w:color="000000"/>
           </w:tcBorders>
           <w:vAlign w:val="center"/>
         </w:tcPr>
         <w:p>
           <w:pPr>
-            <w:widowControl w:val="0"/>
-            <w:rPr>
-              <w:rFonts w:ascii="Maven Pro" w:eastAsia="Arial" w:hAnsi="Maven Pro" w:cs="Arial"/>
+            <w:pStyle w:val="Normal"/>
+            <w:widowControl w:val="false"/>
+            <w:rPr>
+              <w:rFonts w:ascii="Maven Pro" w:hAnsi="Maven Pro" w:eastAsia="Arial" w:cs="Arial"/>
               <w:b/>
               <w:bCs/>
               <w:sz w:val="18"/>
               <w:szCs w:val="18"/>
             </w:rPr>
           </w:pPr>
+          <w:r>
+            <w:rPr>
+              <w:rFonts w:eastAsia="Arial" w:cs="Arial" w:ascii="Maven Pro" w:hAnsi="Maven Pro"/>
+              <w:b/>
+              <w:bCs/>
+              <w:sz w:val="18"/>
+              <w:szCs w:val="18"/>
+            </w:rPr>
+          </w:r>
         </w:p>
       </w:tc>
       <w:tc>
@@ -2474,17 +2462,18 @@
           <w:tcW w:w="1703" w:type="dxa"/>
           <w:tcBorders>
             <w:top w:val="single" w:sz="4" w:space="0" w:color="000000"/>
-            <w:left w:val="single" w:sz="4" w:space="0" w:color="000000"/>
+            <w:start w:val="single" w:sz="4" w:space="0" w:color="000000"/>
             <w:bottom w:val="single" w:sz="4" w:space="0" w:color="000000"/>
-            <w:right w:val="single" w:sz="4" w:space="0" w:color="000000"/>
+            <w:end w:val="single" w:sz="4" w:space="0" w:color="000000"/>
           </w:tcBorders>
           <w:vAlign w:val="center"/>
         </w:tcPr>
         <w:p>
           <w:pPr>
+            <w:pStyle w:val="Normal"/>
             <w:jc w:val="center"/>
             <w:rPr>
-              <w:rFonts w:ascii="Maven Pro" w:eastAsia="Arial" w:hAnsi="Maven Pro" w:cs="Arial"/>
+              <w:rFonts w:ascii="Maven Pro" w:hAnsi="Maven Pro" w:eastAsia="Arial" w:cs="Arial"/>
               <w:b/>
               <w:sz w:val="18"/>
               <w:szCs w:val="18"/>
@@ -2492,7 +2481,7 @@
           </w:pPr>
           <w:r>
             <w:rPr>
-              <w:rFonts w:ascii="Maven Pro" w:eastAsia="Arial" w:hAnsi="Maven Pro" w:cs="Arial"/>
+              <w:rFonts w:eastAsia="Arial" w:cs="Arial" w:ascii="Maven Pro" w:hAnsi="Maven Pro"/>
               <w:b/>
               <w:sz w:val="18"/>
               <w:szCs w:val="18"/>
@@ -2504,56 +2493,75 @@
     </w:tr>
     <w:tr>
       <w:trPr>
-        <w:cantSplit/>
-        <w:trHeight w:val="128"/>
+        <w:trHeight w:val="128" w:hRule="atLeast"/>
+        <w:cantSplit w:val="true"/>
       </w:trPr>
       <w:tc>
         <w:tcPr>
-          <w:tcW w:w="2408" w:type="dxa"/>
-          <w:vMerge/>
+          <w:tcW w:w="2403" w:type="dxa"/>
+          <w:vMerge w:val="continue"/>
           <w:tcBorders>
             <w:top w:val="single" w:sz="4" w:space="0" w:color="000000"/>
-            <w:left w:val="single" w:sz="4" w:space="0" w:color="000000"/>
+            <w:start w:val="single" w:sz="4" w:space="0" w:color="000000"/>
             <w:bottom w:val="single" w:sz="4" w:space="0" w:color="000000"/>
-            <w:right w:val="single" w:sz="4" w:space="0" w:color="000000"/>
+            <w:end w:val="single" w:sz="4" w:space="0" w:color="000000"/>
           </w:tcBorders>
           <w:vAlign w:val="center"/>
         </w:tcPr>
         <w:p>
           <w:pPr>
-            <w:widowControl w:val="0"/>
-            <w:rPr>
-              <w:rFonts w:ascii="Maven Pro" w:eastAsia="Arial" w:hAnsi="Maven Pro" w:cs="Arial"/>
+            <w:pStyle w:val="Normal"/>
+            <w:widowControl w:val="false"/>
+            <w:rPr>
+              <w:rFonts w:ascii="Maven Pro" w:hAnsi="Maven Pro" w:eastAsia="Arial" w:cs="Arial"/>
               <w:b/>
               <w:sz w:val="18"/>
               <w:szCs w:val="18"/>
             </w:rPr>
           </w:pPr>
+          <w:r>
+            <w:rPr>
+              <w:rFonts w:eastAsia="Arial" w:cs="Arial" w:ascii="Maven Pro" w:hAnsi="Maven Pro"/>
+              <w:b/>
+              <w:sz w:val="18"/>
+              <w:szCs w:val="18"/>
+            </w:rPr>
+          </w:r>
         </w:p>
       </w:tc>
       <w:tc>
         <w:tcPr>
-          <w:tcW w:w="5387" w:type="dxa"/>
-          <w:vMerge/>
+          <w:tcW w:w="5392" w:type="dxa"/>
+          <w:vMerge w:val="continue"/>
           <w:tcBorders>
             <w:top w:val="single" w:sz="4" w:space="0" w:color="000000"/>
-            <w:left w:val="single" w:sz="4" w:space="0" w:color="000000"/>
+            <w:start w:val="single" w:sz="4" w:space="0" w:color="000000"/>
             <w:bottom w:val="single" w:sz="4" w:space="0" w:color="000000"/>
-            <w:right w:val="single" w:sz="4" w:space="0" w:color="000000"/>
+            <w:end w:val="single" w:sz="4" w:space="0" w:color="000000"/>
           </w:tcBorders>
           <w:vAlign w:val="center"/>
         </w:tcPr>
         <w:p>
           <w:pPr>
-            <w:widowControl w:val="0"/>
-            <w:rPr>
-              <w:rFonts w:ascii="Maven Pro" w:eastAsia="Arial" w:hAnsi="Maven Pro" w:cs="Arial"/>
+            <w:pStyle w:val="Normal"/>
+            <w:widowControl w:val="false"/>
+            <w:rPr>
+              <w:rFonts w:ascii="Maven Pro" w:hAnsi="Maven Pro" w:eastAsia="Arial" w:cs="Arial"/>
               <w:b/>
               <w:bCs/>
               <w:sz w:val="18"/>
               <w:szCs w:val="18"/>
             </w:rPr>
           </w:pPr>
+          <w:r>
+            <w:rPr>
+              <w:rFonts w:eastAsia="Arial" w:cs="Arial" w:ascii="Maven Pro" w:hAnsi="Maven Pro"/>
+              <w:b/>
+              <w:bCs/>
+              <w:sz w:val="18"/>
+              <w:szCs w:val="18"/>
+            </w:rPr>
+          </w:r>
         </w:p>
       </w:tc>
       <w:tc>
@@ -2561,17 +2569,18 @@
           <w:tcW w:w="1703" w:type="dxa"/>
           <w:tcBorders>
             <w:top w:val="single" w:sz="4" w:space="0" w:color="000000"/>
-            <w:left w:val="single" w:sz="4" w:space="0" w:color="000000"/>
+            <w:start w:val="single" w:sz="4" w:space="0" w:color="000000"/>
             <w:bottom w:val="single" w:sz="4" w:space="0" w:color="000000"/>
-            <w:right w:val="single" w:sz="4" w:space="0" w:color="000000"/>
+            <w:end w:val="single" w:sz="4" w:space="0" w:color="000000"/>
           </w:tcBorders>
           <w:vAlign w:val="center"/>
         </w:tcPr>
         <w:p>
           <w:pPr>
+            <w:pStyle w:val="Normal"/>
             <w:jc w:val="center"/>
             <w:rPr>
-              <w:rFonts w:ascii="Maven Pro" w:eastAsia="Arial" w:hAnsi="Maven Pro" w:cs="Arial"/>
+              <w:rFonts w:ascii="Maven Pro" w:hAnsi="Maven Pro" w:eastAsia="Arial" w:cs="Arial"/>
               <w:b/>
               <w:sz w:val="18"/>
               <w:szCs w:val="18"/>
@@ -2579,7 +2588,7 @@
           </w:pPr>
           <w:r>
             <w:rPr>
-              <w:rFonts w:ascii="Maven Pro" w:eastAsia="Arial" w:hAnsi="Maven Pro" w:cs="Arial"/>
+              <w:rFonts w:eastAsia="Arial" w:cs="Arial" w:ascii="Maven Pro" w:hAnsi="Maven Pro"/>
               <w:b/>
               <w:sz w:val="18"/>
               <w:szCs w:val="18"/>
@@ -2591,46 +2600,56 @@
     </w:tr>
     <w:tr>
       <w:trPr>
-        <w:cantSplit/>
-        <w:trHeight w:val="428"/>
+        <w:trHeight w:val="428" w:hRule="atLeast"/>
+        <w:cantSplit w:val="true"/>
       </w:trPr>
       <w:tc>
         <w:tcPr>
-          <w:tcW w:w="2408" w:type="dxa"/>
-          <w:vMerge/>
+          <w:tcW w:w="2403" w:type="dxa"/>
+          <w:vMerge w:val="continue"/>
           <w:tcBorders>
             <w:top w:val="single" w:sz="4" w:space="0" w:color="000000"/>
-            <w:left w:val="single" w:sz="4" w:space="0" w:color="000000"/>
+            <w:start w:val="single" w:sz="4" w:space="0" w:color="000000"/>
             <w:bottom w:val="single" w:sz="4" w:space="0" w:color="000000"/>
-            <w:right w:val="single" w:sz="4" w:space="0" w:color="000000"/>
+            <w:end w:val="single" w:sz="4" w:space="0" w:color="000000"/>
           </w:tcBorders>
           <w:vAlign w:val="center"/>
         </w:tcPr>
         <w:p>
           <w:pPr>
-            <w:widowControl w:val="0"/>
-            <w:rPr>
-              <w:rFonts w:ascii="Maven Pro" w:eastAsia="Arial" w:hAnsi="Maven Pro" w:cs="Arial"/>
+            <w:pStyle w:val="Normal"/>
+            <w:widowControl w:val="false"/>
+            <w:rPr>
+              <w:rFonts w:ascii="Maven Pro" w:hAnsi="Maven Pro" w:eastAsia="Arial" w:cs="Arial"/>
               <w:b/>
               <w:sz w:val="18"/>
               <w:szCs w:val="18"/>
             </w:rPr>
           </w:pPr>
+          <w:r>
+            <w:rPr>
+              <w:rFonts w:eastAsia="Arial" w:cs="Arial" w:ascii="Maven Pro" w:hAnsi="Maven Pro"/>
+              <w:b/>
+              <w:sz w:val="18"/>
+              <w:szCs w:val="18"/>
+            </w:rPr>
+          </w:r>
         </w:p>
       </w:tc>
       <w:tc>
         <w:tcPr>
-          <w:tcW w:w="5387" w:type="dxa"/>
+          <w:tcW w:w="5392" w:type="dxa"/>
           <w:tcBorders>
             <w:top w:val="single" w:sz="4" w:space="0" w:color="000000"/>
-            <w:left w:val="single" w:sz="4" w:space="0" w:color="000000"/>
+            <w:start w:val="single" w:sz="4" w:space="0" w:color="000000"/>
             <w:bottom w:val="single" w:sz="4" w:space="0" w:color="000000"/>
-            <w:right w:val="single" w:sz="4" w:space="0" w:color="000000"/>
+            <w:end w:val="single" w:sz="4" w:space="0" w:color="000000"/>
           </w:tcBorders>
           <w:vAlign w:val="center"/>
         </w:tcPr>
         <w:p>
           <w:pPr>
+            <w:pStyle w:val="Normal"/>
             <w:ind w:hanging="142"/>
             <w:jc w:val="center"/>
             <w:rPr>
@@ -2640,7 +2659,7 @@
           </w:pPr>
           <w:r>
             <w:rPr>
-              <w:rFonts w:ascii="Maven Pro" w:eastAsia="Batang" w:hAnsi="Maven Pro"/>
+              <w:rFonts w:eastAsia="Batang" w:ascii="Maven Pro" w:hAnsi="Maven Pro"/>
               <w:b/>
               <w:sz w:val="18"/>
               <w:szCs w:val="18"/>
@@ -2650,15 +2669,25 @@
         </w:p>
         <w:p>
           <w:pPr>
+            <w:pStyle w:val="Normal"/>
             <w:jc w:val="center"/>
             <w:rPr>
-              <w:rFonts w:ascii="Maven Pro" w:eastAsia="Arial" w:hAnsi="Maven Pro" w:cs="Arial"/>
+              <w:rFonts w:ascii="Maven Pro" w:hAnsi="Maven Pro" w:eastAsia="Arial" w:cs="Arial"/>
               <w:b/>
               <w:bCs/>
               <w:sz w:val="18"/>
               <w:szCs w:val="18"/>
             </w:rPr>
           </w:pPr>
+          <w:r>
+            <w:rPr>
+              <w:rFonts w:eastAsia="Arial" w:cs="Arial" w:ascii="Maven Pro" w:hAnsi="Maven Pro"/>
+              <w:b/>
+              <w:bCs/>
+              <w:sz w:val="18"/>
+              <w:szCs w:val="18"/>
+            </w:rPr>
+          </w:r>
         </w:p>
       </w:tc>
       <w:tc>
@@ -2667,21 +2696,23 @@
           <w:vMerge w:val="restart"/>
           <w:tcBorders>
             <w:top w:val="single" w:sz="4" w:space="0" w:color="000000"/>
-            <w:left w:val="single" w:sz="4" w:space="0" w:color="000000"/>
+            <w:start w:val="single" w:sz="4" w:space="0" w:color="000000"/>
             <w:bottom w:val="single" w:sz="4" w:space="0" w:color="000000"/>
-            <w:right w:val="single" w:sz="4" w:space="0" w:color="000000"/>
+            <w:end w:val="single" w:sz="4" w:space="0" w:color="000000"/>
           </w:tcBorders>
           <w:vAlign w:val="center"/>
         </w:tcPr>
         <w:p>
           <w:pPr>
+            <w:pStyle w:val="Normal"/>
             <w:tabs>
-              <w:tab w:val="center" w:pos="4252"/>
-              <w:tab w:val="right" w:pos="8504"/>
+              <w:tab w:val="clear" w:pos="720"/>
+              <w:tab w:val="center" w:pos="4252" w:leader="none"/>
+              <w:tab w:val="right" w:pos="8504" w:leader="none"/>
             </w:tabs>
             <w:jc w:val="center"/>
             <w:rPr>
-              <w:rFonts w:ascii="Maven Pro" w:eastAsia="Arial" w:hAnsi="Maven Pro" w:cs="Arial"/>
+              <w:rFonts w:ascii="Maven Pro" w:hAnsi="Maven Pro" w:eastAsia="Arial" w:cs="Arial"/>
               <w:b/>
               <w:color w:val="000000"/>
               <w:sz w:val="18"/>
@@ -2690,7 +2721,7 @@
           </w:pPr>
           <w:r>
             <w:rPr>
-              <w:rFonts w:ascii="Maven Pro" w:eastAsia="Arial" w:hAnsi="Maven Pro" w:cs="Arial"/>
+              <w:rFonts w:eastAsia="Arial" w:cs="Arial" w:ascii="Maven Pro" w:hAnsi="Maven Pro"/>
               <w:color w:val="000000"/>
               <w:sz w:val="18"/>
               <w:szCs w:val="18"/>
@@ -2699,7 +2730,7 @@
           </w:r>
           <w:r>
             <w:rPr>
-              <w:rFonts w:ascii="Maven Pro" w:eastAsia="Arial" w:hAnsi="Maven Pro" w:cs="Arial"/>
+              <w:rFonts w:eastAsia="Arial" w:cs="Arial" w:ascii="Maven Pro" w:hAnsi="Maven Pro"/>
               <w:b/>
               <w:color w:val="000000"/>
               <w:sz w:val="18"/>
@@ -2709,7 +2740,7 @@
           </w:r>
           <w:r>
             <w:rPr>
-              <w:rFonts w:ascii="Maven Pro" w:eastAsia="Arial" w:hAnsi="Maven Pro" w:cs="Arial"/>
+              <w:rFonts w:eastAsia="Arial" w:cs="Arial" w:ascii="Maven Pro" w:hAnsi="Maven Pro"/>
               <w:b/>
               <w:color w:val="000000"/>
               <w:sz w:val="18"/>
@@ -2719,7 +2750,7 @@
           </w:r>
           <w:r>
             <w:rPr>
-              <w:rFonts w:ascii="Maven Pro" w:eastAsia="Arial" w:hAnsi="Maven Pro" w:cs="Arial"/>
+              <w:rFonts w:eastAsia="Arial" w:cs="Arial" w:ascii="Maven Pro" w:hAnsi="Maven Pro"/>
               <w:b/>
               <w:color w:val="000000"/>
               <w:sz w:val="18"/>
@@ -2729,7 +2760,7 @@
           </w:r>
           <w:r>
             <w:rPr>
-              <w:rFonts w:ascii="Maven Pro" w:eastAsia="Arial" w:hAnsi="Maven Pro" w:cs="Arial"/>
+              <w:rFonts w:eastAsia="Arial" w:cs="Arial" w:ascii="Maven Pro" w:hAnsi="Maven Pro"/>
               <w:b/>
               <w:color w:val="000000"/>
               <w:sz w:val="18"/>
@@ -2739,7 +2770,7 @@
           </w:r>
           <w:r>
             <w:rPr>
-              <w:rFonts w:ascii="Maven Pro" w:eastAsia="Arial" w:hAnsi="Maven Pro" w:cs="Arial"/>
+              <w:rFonts w:eastAsia="Arial" w:cs="Arial" w:ascii="Maven Pro" w:hAnsi="Maven Pro"/>
               <w:b/>
               <w:color w:val="000000"/>
               <w:sz w:val="18"/>
@@ -2749,7 +2780,7 @@
           </w:r>
           <w:r>
             <w:rPr>
-              <w:rFonts w:ascii="Maven Pro" w:eastAsia="Arial" w:hAnsi="Maven Pro" w:cs="Arial"/>
+              <w:rFonts w:eastAsia="Arial" w:cs="Arial" w:ascii="Maven Pro" w:hAnsi="Maven Pro"/>
               <w:color w:val="000000"/>
               <w:sz w:val="18"/>
               <w:szCs w:val="18"/>
@@ -2758,7 +2789,7 @@
           </w:r>
           <w:r>
             <w:rPr>
-              <w:rFonts w:ascii="Maven Pro" w:eastAsia="Arial" w:hAnsi="Maven Pro" w:cs="Arial"/>
+              <w:rFonts w:eastAsia="Arial" w:cs="Arial" w:ascii="Maven Pro" w:hAnsi="Maven Pro"/>
               <w:b/>
               <w:color w:val="000000"/>
               <w:sz w:val="18"/>
@@ -2768,7 +2799,7 @@
           </w:r>
           <w:r>
             <w:rPr>
-              <w:rFonts w:ascii="Maven Pro" w:eastAsia="Arial" w:hAnsi="Maven Pro" w:cs="Arial"/>
+              <w:rFonts w:eastAsia="Arial" w:cs="Arial" w:ascii="Maven Pro" w:hAnsi="Maven Pro"/>
               <w:b/>
               <w:color w:val="000000"/>
               <w:sz w:val="18"/>
@@ -2778,7 +2809,7 @@
           </w:r>
           <w:r>
             <w:rPr>
-              <w:rFonts w:ascii="Maven Pro" w:eastAsia="Arial" w:hAnsi="Maven Pro" w:cs="Arial"/>
+              <w:rFonts w:eastAsia="Arial" w:cs="Arial" w:ascii="Maven Pro" w:hAnsi="Maven Pro"/>
               <w:b/>
               <w:color w:val="000000"/>
               <w:sz w:val="18"/>
@@ -2788,7 +2819,7 @@
           </w:r>
           <w:r>
             <w:rPr>
-              <w:rFonts w:ascii="Maven Pro" w:eastAsia="Arial" w:hAnsi="Maven Pro" w:cs="Arial"/>
+              <w:rFonts w:eastAsia="Arial" w:cs="Arial" w:ascii="Maven Pro" w:hAnsi="Maven Pro"/>
               <w:b/>
               <w:color w:val="000000"/>
               <w:sz w:val="18"/>
@@ -2798,7 +2829,7 @@
           </w:r>
           <w:r>
             <w:rPr>
-              <w:rFonts w:ascii="Maven Pro" w:eastAsia="Arial" w:hAnsi="Maven Pro" w:cs="Arial"/>
+              <w:rFonts w:eastAsia="Arial" w:cs="Arial" w:ascii="Maven Pro" w:hAnsi="Maven Pro"/>
               <w:b/>
               <w:color w:val="000000"/>
               <w:sz w:val="18"/>
@@ -2811,54 +2842,64 @@
     </w:tr>
     <w:tr>
       <w:trPr>
-        <w:cantSplit/>
-        <w:trHeight w:val="69"/>
+        <w:trHeight w:val="69" w:hRule="atLeast"/>
+        <w:cantSplit w:val="true"/>
       </w:trPr>
       <w:tc>
         <w:tcPr>
-          <w:tcW w:w="2408" w:type="dxa"/>
-          <w:vMerge/>
+          <w:tcW w:w="2403" w:type="dxa"/>
+          <w:vMerge w:val="continue"/>
           <w:tcBorders>
             <w:top w:val="single" w:sz="4" w:space="0" w:color="000000"/>
-            <w:left w:val="single" w:sz="4" w:space="0" w:color="000000"/>
+            <w:start w:val="single" w:sz="4" w:space="0" w:color="000000"/>
             <w:bottom w:val="single" w:sz="4" w:space="0" w:color="000000"/>
-            <w:right w:val="single" w:sz="4" w:space="0" w:color="000000"/>
+            <w:end w:val="single" w:sz="4" w:space="0" w:color="000000"/>
           </w:tcBorders>
           <w:vAlign w:val="center"/>
         </w:tcPr>
         <w:p>
           <w:pPr>
-            <w:widowControl w:val="0"/>
-            <w:rPr>
-              <w:rFonts w:ascii="Maven Pro" w:eastAsia="Arial" w:hAnsi="Maven Pro" w:cs="Arial"/>
+            <w:pStyle w:val="Normal"/>
+            <w:widowControl w:val="false"/>
+            <w:rPr>
+              <w:rFonts w:ascii="Maven Pro" w:hAnsi="Maven Pro" w:eastAsia="Arial" w:cs="Arial"/>
               <w:b/>
               <w:color w:val="000000"/>
               <w:sz w:val="18"/>
               <w:szCs w:val="18"/>
             </w:rPr>
           </w:pPr>
+          <w:r>
+            <w:rPr>
+              <w:rFonts w:eastAsia="Arial" w:cs="Arial" w:ascii="Maven Pro" w:hAnsi="Maven Pro"/>
+              <w:b/>
+              <w:color w:val="000000"/>
+              <w:sz w:val="18"/>
+              <w:szCs w:val="18"/>
+            </w:rPr>
+          </w:r>
         </w:p>
       </w:tc>
       <w:tc>
         <w:tcPr>
-          <w:tcW w:w="5387" w:type="dxa"/>
+          <w:tcW w:w="5392" w:type="dxa"/>
           <w:tcBorders>
             <w:top w:val="single" w:sz="4" w:space="0" w:color="000000"/>
-            <w:left w:val="single" w:sz="4" w:space="0" w:color="000000"/>
+            <w:start w:val="single" w:sz="4" w:space="0" w:color="000000"/>
             <w:bottom w:val="single" w:sz="4" w:space="0" w:color="000000"/>
-            <w:right w:val="single" w:sz="4" w:space="0" w:color="000000"/>
+            <w:end w:val="single" w:sz="4" w:space="0" w:color="000000"/>
           </w:tcBorders>
           <w:vAlign w:val="center"/>
         </w:tcPr>
         <w:p>
           <w:pPr>
-            <w:pStyle w:val="Encabezado"/>
+            <w:pStyle w:val="Header"/>
             <w:tabs>
               <w:tab w:val="clear" w:pos="4252"/>
               <w:tab w:val="clear" w:pos="8504"/>
-              <w:tab w:val="left" w:pos="6676"/>
+              <w:tab w:val="left" w:pos="6676" w:leader="none"/>
             </w:tabs>
-            <w:ind w:firstLineChars="800" w:firstLine="1446"/>
+            <w:ind w:firstLineChars="800"/>
             <w:rPr>
               <w:rFonts w:ascii="Maven Pro" w:hAnsi="Maven Pro" w:cs="Arial"/>
               <w:b/>
@@ -2869,7 +2910,7 @@
           </w:pPr>
           <w:r>
             <w:rPr>
-              <w:rFonts w:ascii="Maven Pro" w:hAnsi="Maven Pro" w:cs="Arial"/>
+              <w:rFonts w:cs="Arial" w:ascii="Maven Pro" w:hAnsi="Maven Pro"/>
               <w:b/>
               <w:bCs/>
               <w:sz w:val="18"/>
@@ -2882,33 +2923,43 @@
       <w:tc>
         <w:tcPr>
           <w:tcW w:w="1703" w:type="dxa"/>
-          <w:vMerge/>
+          <w:vMerge w:val="continue"/>
           <w:tcBorders>
             <w:top w:val="single" w:sz="4" w:space="0" w:color="000000"/>
-            <w:left w:val="single" w:sz="4" w:space="0" w:color="000000"/>
+            <w:start w:val="single" w:sz="4" w:space="0" w:color="000000"/>
             <w:bottom w:val="single" w:sz="4" w:space="0" w:color="000000"/>
-            <w:right w:val="single" w:sz="4" w:space="0" w:color="000000"/>
+            <w:end w:val="single" w:sz="4" w:space="0" w:color="000000"/>
           </w:tcBorders>
           <w:vAlign w:val="center"/>
         </w:tcPr>
         <w:p>
           <w:pPr>
-            <w:widowControl w:val="0"/>
-            <w:rPr>
-              <w:rFonts w:ascii="Maven Pro" w:eastAsia="Arial" w:hAnsi="Maven Pro" w:cs="Arial"/>
+            <w:pStyle w:val="Normal"/>
+            <w:widowControl w:val="false"/>
+            <w:rPr>
+              <w:rFonts w:ascii="Maven Pro" w:hAnsi="Maven Pro" w:eastAsia="Arial" w:cs="Arial"/>
               <w:b/>
               <w:sz w:val="18"/>
               <w:szCs w:val="18"/>
             </w:rPr>
           </w:pPr>
+          <w:r>
+            <w:rPr>
+              <w:rFonts w:eastAsia="Arial" w:cs="Arial" w:ascii="Maven Pro" w:hAnsi="Maven Pro"/>
+              <w:b/>
+              <w:sz w:val="18"/>
+              <w:szCs w:val="18"/>
+            </w:rPr>
+          </w:r>
         </w:p>
       </w:tc>
     </w:tr>
   </w:tbl>
   <w:p>
     <w:pPr>
-      <w:pStyle w:val="Encabezado"/>
-      <w:jc w:val="left"/>
+      <w:pStyle w:val="Header"/>
+      <w:jc w:val="start"/>
+      <w:rPr/>
     </w:pPr>
     <w:r>
       <w:rPr>
@@ -2916,66 +2967,56 @@
         <w:sz w:val="18"/>
         <w:szCs w:val="18"/>
       </w:rPr>
-      <w:t>100</w:t>
-    </w:r>
-    <w:proofErr w:type="gramStart"/>
-    <w:r>
-      <w:rPr>
-        <w:rFonts w:ascii="Maven Pro" w:hAnsi="Maven Pro"/>
-        <w:sz w:val="18"/>
-        <w:szCs w:val="18"/>
-      </w:rPr>
-      <w:t>-«</w:t>
-    </w:r>
-    <w:proofErr w:type="gramEnd"/>
-    <w:r>
-      <w:rPr>
-        <w:rFonts w:ascii="Maven Pro" w:hAnsi="Maven Pro"/>
-        <w:sz w:val="18"/>
-        <w:szCs w:val="18"/>
-      </w:rPr>
-      <w:t>consecutivo»</w:t>
+      <w:t>100 - {{consecutivo}}</w:t>
     </w:r>
   </w:p>
 </w:hdr>
 </file>
 
-<file path=word/header2.xml><?xml version="1.0" encoding="utf-8"?>
-<w:hdr xmlns:wpc="http://schemas.microsoft.com/office/word/2010/wordprocessingCanvas" xmlns:cx="http://schemas.microsoft.com/office/drawing/2014/chartex" xmlns:cx1="http://schemas.microsoft.com/office/drawing/2015/9/8/chartex" xmlns:cx2="http://schemas.microsoft.com/office/drawing/2015/10/21/chartex" xmlns:cx3="http://schemas.microsoft.com/office/drawing/2016/5/9/chartex" xmlns:cx4="http://schemas.microsoft.com/office/drawing/2016/5/10/chartex" xmlns:cx5="http://schemas.microsoft.com/office/drawing/2016/5/11/chartex" xmlns:cx6="http://schemas.microsoft.com/office/drawing/2016/5/12/chartex" xmlns:cx7="http://schemas.microsoft.com/office/drawing/2016/5/13/chartex" xmlns:cx8="http://schemas.microsoft.com/office/drawing/2016/5/14/chartex" xmlns:mc="http://schemas.openxmlformats.org/markup-compatibility/2006" xmlns:aink="http://schemas.microsoft.com/office/drawing/2016/ink" xmlns:am3d="http://schemas.microsoft.com/office/drawing/2017/model3d" xmlns:o="urn:schemas-microsoft-com:office:office" xmlns:oel="http://schemas.microsoft.com/office/2019/extlst" xmlns:r="http://schemas.openxmlformats.org/officeDocument/2006/relationships" xmlns:m="http://schemas.openxmlformats.org/officeDocument/2006/math" xmlns:v="urn:schemas-microsoft-com:vml" xmlns:wp14="http://schemas.microsoft.com/office/word/2010/wordprocessingDrawing" xmlns:wp="http://schemas.openxmlformats.org/drawingml/2006/wordprocessingDrawing" xmlns:w10="urn:schemas-microsoft-com:office:word" xmlns:w="http://schemas.openxmlformats.org/wordprocessingml/2006/main" xmlns:w14="http://schemas.microsoft.com/office/word/2010/wordml" xmlns:w15="http://schemas.microsoft.com/office/word/2012/wordml" xmlns:w16cex="http://schemas.microsoft.com/office/word/2018/wordml/cex" xmlns:w16cid="http://schemas.microsoft.com/office/word/2016/wordml/cid" xmlns:w16="http://schemas.microsoft.com/office/word/2018/wordml" xmlns:w16du="http://schemas.microsoft.com/office/word/2023/wordml/word16du" xmlns:w16sdtdh="http://schemas.microsoft.com/office/word/2020/wordml/sdtdatahash" xmlns:w16sdtfl="http://schemas.microsoft.com/office/word/2024/wordml/sdtformatlock" xmlns:w16se="http://schemas.microsoft.com/office/word/2015/wordml/symex" xmlns:wpg="http://schemas.microsoft.com/office/word/2010/wordprocessingGroup" xmlns:wpi="http://schemas.microsoft.com/office/word/2010/wordprocessingInk" xmlns:wne="http://schemas.microsoft.com/office/word/2006/wordml" xmlns:wps="http://schemas.microsoft.com/office/word/2010/wordprocessingShape" mc:Ignorable="w14 w15 w16se w16cid w16 w16cex w16sdtdh w16sdtfl w16du wp14">
+<file path=word/header3.xml><?xml version="1.0" encoding="utf-8"?>
+<w:hdr xmlns:o="urn:schemas-microsoft-com:office:office" xmlns:r="http://schemas.openxmlformats.org/officeDocument/2006/relationships" xmlns:v="urn:schemas-microsoft-com:vml" xmlns:w="http://schemas.openxmlformats.org/wordprocessingml/2006/main" xmlns:w10="urn:schemas-microsoft-com:office:word" xmlns:wp="http://schemas.openxmlformats.org/drawingml/2006/wordprocessingDrawing" xmlns:pic="http://schemas.openxmlformats.org/drawingml/2006/picture" xmlns:wps="http://schemas.microsoft.com/office/word/2010/wordprocessingShape" xmlns:wpg="http://schemas.microsoft.com/office/word/2010/wordprocessingGroup" xmlns:mc="http://schemas.openxmlformats.org/markup-compatibility/2006" xmlns:wp14="http://schemas.microsoft.com/office/word/2010/wordprocessingDrawing" xmlns:w14="http://schemas.microsoft.com/office/word/2010/wordml" xmlns:w15="http://schemas.microsoft.com/office/word/2012/wordml" mc:Ignorable="w14 wp14 w15">
   <w:tbl>
     <w:tblPr>
       <w:tblW w:w="9498" w:type="dxa"/>
+      <w:jc w:val="start"/>
       <w:tblInd w:w="-5" w:type="dxa"/>
       <w:tblLayout w:type="fixed"/>
-      <w:tblLook w:val="04A0" w:firstRow="1" w:lastRow="0" w:firstColumn="1" w:lastColumn="0" w:noHBand="0" w:noVBand="1"/>
+      <w:tblCellMar>
+        <w:top w:w="0" w:type="dxa"/>
+        <w:start w:w="108" w:type="dxa"/>
+        <w:bottom w:w="0" w:type="dxa"/>
+        <w:end w:w="108" w:type="dxa"/>
+      </w:tblCellMar>
+      <w:tblLook w:firstRow="1" w:noVBand="1" w:lastRow="0" w:firstColumn="1" w:lastColumn="0" w:noHBand="0" w:val="04a0"/>
     </w:tblPr>
     <w:tblGrid>
-      <w:gridCol w:w="2408"/>
-      <w:gridCol w:w="5387"/>
+      <w:gridCol w:w="2403"/>
+      <w:gridCol w:w="5392"/>
       <w:gridCol w:w="1703"/>
     </w:tblGrid>
     <w:tr>
       <w:trPr>
-        <w:cantSplit/>
-        <w:trHeight w:val="132"/>
+        <w:trHeight w:val="132" w:hRule="atLeast"/>
+        <w:cantSplit w:val="true"/>
       </w:trPr>
       <w:tc>
         <w:tcPr>
-          <w:tcW w:w="2408" w:type="dxa"/>
+          <w:tcW w:w="2403" w:type="dxa"/>
           <w:vMerge w:val="restart"/>
           <w:tcBorders>
             <w:top w:val="single" w:sz="4" w:space="0" w:color="000000"/>
-            <w:left w:val="single" w:sz="4" w:space="0" w:color="000000"/>
+            <w:start w:val="single" w:sz="4" w:space="0" w:color="000000"/>
             <w:bottom w:val="single" w:sz="4" w:space="0" w:color="000000"/>
-            <w:right w:val="single" w:sz="4" w:space="0" w:color="000000"/>
+            <w:end w:val="single" w:sz="4" w:space="0" w:color="000000"/>
           </w:tcBorders>
           <w:vAlign w:val="center"/>
         </w:tcPr>
         <w:p>
           <w:pPr>
+            <w:pStyle w:val="Normal"/>
             <w:jc w:val="center"/>
             <w:rPr>
-              <w:rFonts w:ascii="Maven Pro" w:eastAsia="Arial" w:hAnsi="Maven Pro" w:cs="Arial"/>
+              <w:rFonts w:ascii="Maven Pro" w:hAnsi="Maven Pro" w:eastAsia="Arial" w:cs="Arial"/>
               <w:b/>
               <w:color w:val="0000FF"/>
               <w:sz w:val="18"/>
@@ -2984,15 +3025,14 @@
           </w:pPr>
           <w:r>
             <w:rPr>
-              <w:rFonts w:ascii="Maven Pro" w:eastAsia="Arial" w:hAnsi="Maven Pro" w:cs="Arial"/>
-              <w:b/>
-              <w:noProof/>
+              <w:rFonts w:eastAsia="Arial" w:cs="Arial" w:ascii="Maven Pro" w:hAnsi="Maven Pro"/>
+              <w:b/>
               <w:color w:val="0000FF"/>
               <w:sz w:val="18"/>
               <w:szCs w:val="18"/>
             </w:rPr>
             <w:drawing>
-              <wp:anchor distT="0" distB="0" distL="0" distR="0" simplePos="0" relativeHeight="251657216" behindDoc="1" locked="0" layoutInCell="1" allowOverlap="1" wp14:anchorId="11A345C3" wp14:editId="3FB7FB5E">
+              <wp:anchor distT="0" distB="0" distL="0" distR="0" simplePos="0" relativeHeight="2" behindDoc="1" locked="0" layoutInCell="1" allowOverlap="1">
                 <wp:simplePos x="0" y="0"/>
                 <wp:positionH relativeFrom="column">
                   <wp:posOffset>-5715</wp:posOffset>
@@ -3003,7 +3043,7 @@
                 <wp:extent cx="1314450" cy="800100"/>
                 <wp:effectExtent l="0" t="0" r="0" b="0"/>
                 <wp:wrapNone/>
-                <wp:docPr id="2095986856" name="image1.jpg" descr="Imagen que contiene Logotipo&#10;&#10;Descripción generada automáticamente"/>
+                <wp:docPr id="2" name="image1.jpg" descr="Imagen que contiene Logotipo&#10;&#10;Descripción generada automáticamente"/>
                 <wp:cNvGraphicFramePr>
                   <a:graphicFrameLocks xmlns:a="http://schemas.openxmlformats.org/drawingml/2006/main" noChangeAspect="1"/>
                 </wp:cNvGraphicFramePr>
@@ -3042,21 +3082,22 @@
       </w:tc>
       <w:tc>
         <w:tcPr>
-          <w:tcW w:w="5387" w:type="dxa"/>
+          <w:tcW w:w="5392" w:type="dxa"/>
           <w:vMerge w:val="restart"/>
           <w:tcBorders>
             <w:top w:val="single" w:sz="4" w:space="0" w:color="000000"/>
-            <w:left w:val="single" w:sz="4" w:space="0" w:color="000000"/>
+            <w:start w:val="single" w:sz="4" w:space="0" w:color="000000"/>
             <w:bottom w:val="single" w:sz="4" w:space="0" w:color="000000"/>
-            <w:right w:val="single" w:sz="4" w:space="0" w:color="000000"/>
+            <w:end w:val="single" w:sz="4" w:space="0" w:color="000000"/>
           </w:tcBorders>
           <w:vAlign w:val="center"/>
         </w:tcPr>
         <w:p>
           <w:pPr>
+            <w:pStyle w:val="Normal"/>
             <w:jc w:val="center"/>
             <w:rPr>
-              <w:rFonts w:ascii="Maven Pro" w:eastAsia="Arial" w:hAnsi="Maven Pro" w:cs="Arial"/>
+              <w:rFonts w:ascii="Maven Pro" w:hAnsi="Maven Pro" w:eastAsia="Arial" w:cs="Arial"/>
               <w:b/>
               <w:bCs/>
               <w:sz w:val="18"/>
@@ -3065,7 +3106,7 @@
           </w:pPr>
           <w:r>
             <w:rPr>
-              <w:rFonts w:ascii="Maven Pro" w:eastAsia="Arial" w:hAnsi="Maven Pro" w:cs="Arial"/>
+              <w:rFonts w:eastAsia="Arial" w:cs="Arial" w:ascii="Maven Pro" w:hAnsi="Maven Pro"/>
               <w:b/>
               <w:bCs/>
               <w:sz w:val="18"/>
@@ -3076,9 +3117,10 @@
         </w:p>
         <w:p>
           <w:pPr>
+            <w:pStyle w:val="Normal"/>
             <w:jc w:val="center"/>
             <w:rPr>
-              <w:rFonts w:ascii="Maven Pro" w:eastAsia="Arial" w:hAnsi="Maven Pro" w:cs="Arial"/>
+              <w:rFonts w:ascii="Maven Pro" w:hAnsi="Maven Pro" w:eastAsia="Arial" w:cs="Arial"/>
               <w:b/>
               <w:bCs/>
               <w:sz w:val="18"/>
@@ -3087,7 +3129,7 @@
           </w:pPr>
           <w:r>
             <w:rPr>
-              <w:rFonts w:ascii="Maven Pro" w:eastAsia="Arial" w:hAnsi="Maven Pro" w:cs="Arial"/>
+              <w:rFonts w:eastAsia="Arial" w:cs="Arial" w:ascii="Maven Pro" w:hAnsi="Maven Pro"/>
               <w:b/>
               <w:bCs/>
               <w:sz w:val="18"/>
@@ -3098,9 +3140,10 @@
         </w:p>
         <w:p>
           <w:pPr>
+            <w:pStyle w:val="Normal"/>
             <w:jc w:val="center"/>
             <w:rPr>
-              <w:rFonts w:ascii="Maven Pro" w:eastAsia="Arial" w:hAnsi="Maven Pro" w:cs="Arial"/>
+              <w:rFonts w:ascii="Maven Pro" w:hAnsi="Maven Pro" w:eastAsia="Arial" w:cs="Arial"/>
               <w:b/>
               <w:bCs/>
               <w:sz w:val="18"/>
@@ -3109,7 +3152,7 @@
           </w:pPr>
           <w:r>
             <w:rPr>
-              <w:rFonts w:ascii="Maven Pro" w:eastAsia="Arial" w:hAnsi="Maven Pro" w:cs="Arial"/>
+              <w:rFonts w:eastAsia="Arial" w:cs="Arial" w:ascii="Maven Pro" w:hAnsi="Maven Pro"/>
               <w:b/>
               <w:bCs/>
               <w:sz w:val="18"/>
@@ -3124,17 +3167,18 @@
           <w:tcW w:w="1703" w:type="dxa"/>
           <w:tcBorders>
             <w:top w:val="single" w:sz="4" w:space="0" w:color="000000"/>
-            <w:left w:val="single" w:sz="4" w:space="0" w:color="000000"/>
+            <w:start w:val="single" w:sz="4" w:space="0" w:color="000000"/>
             <w:bottom w:val="single" w:sz="4" w:space="0" w:color="000000"/>
-            <w:right w:val="single" w:sz="4" w:space="0" w:color="000000"/>
+            <w:end w:val="single" w:sz="4" w:space="0" w:color="000000"/>
           </w:tcBorders>
           <w:vAlign w:val="center"/>
         </w:tcPr>
         <w:p>
           <w:pPr>
+            <w:pStyle w:val="Normal"/>
             <w:jc w:val="center"/>
             <w:rPr>
-              <w:rFonts w:ascii="Maven Pro" w:eastAsia="Arial" w:hAnsi="Maven Pro" w:cs="Arial"/>
+              <w:rFonts w:ascii="Maven Pro" w:hAnsi="Maven Pro" w:eastAsia="Arial" w:cs="Arial"/>
               <w:b/>
               <w:sz w:val="18"/>
               <w:szCs w:val="18"/>
@@ -3142,7 +3186,7 @@
           </w:pPr>
           <w:r>
             <w:rPr>
-              <w:rFonts w:ascii="Maven Pro" w:eastAsia="Arial" w:hAnsi="Maven Pro" w:cs="Arial"/>
+              <w:rFonts w:eastAsia="Arial" w:cs="Arial" w:ascii="Maven Pro" w:hAnsi="Maven Pro"/>
               <w:b/>
               <w:sz w:val="18"/>
               <w:szCs w:val="18"/>
@@ -3154,56 +3198,75 @@
     </w:tr>
     <w:tr>
       <w:trPr>
-        <w:cantSplit/>
-        <w:trHeight w:val="184"/>
+        <w:trHeight w:val="184" w:hRule="atLeast"/>
+        <w:cantSplit w:val="true"/>
       </w:trPr>
       <w:tc>
         <w:tcPr>
-          <w:tcW w:w="2408" w:type="dxa"/>
-          <w:vMerge/>
+          <w:tcW w:w="2403" w:type="dxa"/>
+          <w:vMerge w:val="continue"/>
           <w:tcBorders>
             <w:top w:val="single" w:sz="4" w:space="0" w:color="000000"/>
-            <w:left w:val="single" w:sz="4" w:space="0" w:color="000000"/>
+            <w:start w:val="single" w:sz="4" w:space="0" w:color="000000"/>
             <w:bottom w:val="single" w:sz="4" w:space="0" w:color="000000"/>
-            <w:right w:val="single" w:sz="4" w:space="0" w:color="000000"/>
+            <w:end w:val="single" w:sz="4" w:space="0" w:color="000000"/>
           </w:tcBorders>
           <w:vAlign w:val="center"/>
         </w:tcPr>
         <w:p>
           <w:pPr>
-            <w:widowControl w:val="0"/>
-            <w:rPr>
-              <w:rFonts w:ascii="Maven Pro" w:eastAsia="Arial" w:hAnsi="Maven Pro" w:cs="Arial"/>
+            <w:pStyle w:val="Normal"/>
+            <w:widowControl w:val="false"/>
+            <w:rPr>
+              <w:rFonts w:ascii="Maven Pro" w:hAnsi="Maven Pro" w:eastAsia="Arial" w:cs="Arial"/>
               <w:b/>
               <w:sz w:val="18"/>
               <w:szCs w:val="18"/>
             </w:rPr>
           </w:pPr>
+          <w:r>
+            <w:rPr>
+              <w:rFonts w:eastAsia="Arial" w:cs="Arial" w:ascii="Maven Pro" w:hAnsi="Maven Pro"/>
+              <w:b/>
+              <w:sz w:val="18"/>
+              <w:szCs w:val="18"/>
+            </w:rPr>
+          </w:r>
         </w:p>
       </w:tc>
       <w:tc>
         <w:tcPr>
-          <w:tcW w:w="5387" w:type="dxa"/>
-          <w:vMerge/>
+          <w:tcW w:w="5392" w:type="dxa"/>
+          <w:vMerge w:val="continue"/>
           <w:tcBorders>
             <w:top w:val="single" w:sz="4" w:space="0" w:color="000000"/>
-            <w:left w:val="single" w:sz="4" w:space="0" w:color="000000"/>
+            <w:start w:val="single" w:sz="4" w:space="0" w:color="000000"/>
             <w:bottom w:val="single" w:sz="4" w:space="0" w:color="000000"/>
-            <w:right w:val="single" w:sz="4" w:space="0" w:color="000000"/>
+            <w:end w:val="single" w:sz="4" w:space="0" w:color="000000"/>
           </w:tcBorders>
           <w:vAlign w:val="center"/>
         </w:tcPr>
         <w:p>
           <w:pPr>
-            <w:widowControl w:val="0"/>
-            <w:rPr>
-              <w:rFonts w:ascii="Maven Pro" w:eastAsia="Arial" w:hAnsi="Maven Pro" w:cs="Arial"/>
+            <w:pStyle w:val="Normal"/>
+            <w:widowControl w:val="false"/>
+            <w:rPr>
+              <w:rFonts w:ascii="Maven Pro" w:hAnsi="Maven Pro" w:eastAsia="Arial" w:cs="Arial"/>
               <w:b/>
               <w:bCs/>
               <w:sz w:val="18"/>
               <w:szCs w:val="18"/>
             </w:rPr>
           </w:pPr>
+          <w:r>
+            <w:rPr>
+              <w:rFonts w:eastAsia="Arial" w:cs="Arial" w:ascii="Maven Pro" w:hAnsi="Maven Pro"/>
+              <w:b/>
+              <w:bCs/>
+              <w:sz w:val="18"/>
+              <w:szCs w:val="18"/>
+            </w:rPr>
+          </w:r>
         </w:p>
       </w:tc>
       <w:tc>
@@ -3211,17 +3274,18 @@
           <w:tcW w:w="1703" w:type="dxa"/>
           <w:tcBorders>
             <w:top w:val="single" w:sz="4" w:space="0" w:color="000000"/>
-            <w:left w:val="single" w:sz="4" w:space="0" w:color="000000"/>
+            <w:start w:val="single" w:sz="4" w:space="0" w:color="000000"/>
             <w:bottom w:val="single" w:sz="4" w:space="0" w:color="000000"/>
-            <w:right w:val="single" w:sz="4" w:space="0" w:color="000000"/>
+            <w:end w:val="single" w:sz="4" w:space="0" w:color="000000"/>
           </w:tcBorders>
           <w:vAlign w:val="center"/>
         </w:tcPr>
         <w:p>
           <w:pPr>
+            <w:pStyle w:val="Normal"/>
             <w:jc w:val="center"/>
             <w:rPr>
-              <w:rFonts w:ascii="Maven Pro" w:eastAsia="Arial" w:hAnsi="Maven Pro" w:cs="Arial"/>
+              <w:rFonts w:ascii="Maven Pro" w:hAnsi="Maven Pro" w:eastAsia="Arial" w:cs="Arial"/>
               <w:b/>
               <w:sz w:val="18"/>
               <w:szCs w:val="18"/>
@@ -3229,7 +3293,7 @@
           </w:pPr>
           <w:r>
             <w:rPr>
-              <w:rFonts w:ascii="Maven Pro" w:eastAsia="Arial" w:hAnsi="Maven Pro" w:cs="Arial"/>
+              <w:rFonts w:eastAsia="Arial" w:cs="Arial" w:ascii="Maven Pro" w:hAnsi="Maven Pro"/>
               <w:b/>
               <w:sz w:val="18"/>
               <w:szCs w:val="18"/>
@@ -3241,56 +3305,75 @@
     </w:tr>
     <w:tr>
       <w:trPr>
-        <w:cantSplit/>
-        <w:trHeight w:val="128"/>
+        <w:trHeight w:val="128" w:hRule="atLeast"/>
+        <w:cantSplit w:val="true"/>
       </w:trPr>
       <w:tc>
         <w:tcPr>
-          <w:tcW w:w="2408" w:type="dxa"/>
-          <w:vMerge/>
+          <w:tcW w:w="2403" w:type="dxa"/>
+          <w:vMerge w:val="continue"/>
           <w:tcBorders>
             <w:top w:val="single" w:sz="4" w:space="0" w:color="000000"/>
-            <w:left w:val="single" w:sz="4" w:space="0" w:color="000000"/>
+            <w:start w:val="single" w:sz="4" w:space="0" w:color="000000"/>
             <w:bottom w:val="single" w:sz="4" w:space="0" w:color="000000"/>
-            <w:right w:val="single" w:sz="4" w:space="0" w:color="000000"/>
+            <w:end w:val="single" w:sz="4" w:space="0" w:color="000000"/>
           </w:tcBorders>
           <w:vAlign w:val="center"/>
         </w:tcPr>
         <w:p>
           <w:pPr>
-            <w:widowControl w:val="0"/>
-            <w:rPr>
-              <w:rFonts w:ascii="Maven Pro" w:eastAsia="Arial" w:hAnsi="Maven Pro" w:cs="Arial"/>
+            <w:pStyle w:val="Normal"/>
+            <w:widowControl w:val="false"/>
+            <w:rPr>
+              <w:rFonts w:ascii="Maven Pro" w:hAnsi="Maven Pro" w:eastAsia="Arial" w:cs="Arial"/>
               <w:b/>
               <w:sz w:val="18"/>
               <w:szCs w:val="18"/>
             </w:rPr>
           </w:pPr>
+          <w:r>
+            <w:rPr>
+              <w:rFonts w:eastAsia="Arial" w:cs="Arial" w:ascii="Maven Pro" w:hAnsi="Maven Pro"/>
+              <w:b/>
+              <w:sz w:val="18"/>
+              <w:szCs w:val="18"/>
+            </w:rPr>
+          </w:r>
         </w:p>
       </w:tc>
       <w:tc>
         <w:tcPr>
-          <w:tcW w:w="5387" w:type="dxa"/>
-          <w:vMerge/>
+          <w:tcW w:w="5392" w:type="dxa"/>
+          <w:vMerge w:val="continue"/>
           <w:tcBorders>
             <w:top w:val="single" w:sz="4" w:space="0" w:color="000000"/>
-            <w:left w:val="single" w:sz="4" w:space="0" w:color="000000"/>
+            <w:start w:val="single" w:sz="4" w:space="0" w:color="000000"/>
             <w:bottom w:val="single" w:sz="4" w:space="0" w:color="000000"/>
-            <w:right w:val="single" w:sz="4" w:space="0" w:color="000000"/>
+            <w:end w:val="single" w:sz="4" w:space="0" w:color="000000"/>
           </w:tcBorders>
           <w:vAlign w:val="center"/>
         </w:tcPr>
         <w:p>
           <w:pPr>
-            <w:widowControl w:val="0"/>
-            <w:rPr>
-              <w:rFonts w:ascii="Maven Pro" w:eastAsia="Arial" w:hAnsi="Maven Pro" w:cs="Arial"/>
+            <w:pStyle w:val="Normal"/>
+            <w:widowControl w:val="false"/>
+            <w:rPr>
+              <w:rFonts w:ascii="Maven Pro" w:hAnsi="Maven Pro" w:eastAsia="Arial" w:cs="Arial"/>
               <w:b/>
               <w:bCs/>
               <w:sz w:val="18"/>
               <w:szCs w:val="18"/>
             </w:rPr>
           </w:pPr>
+          <w:r>
+            <w:rPr>
+              <w:rFonts w:eastAsia="Arial" w:cs="Arial" w:ascii="Maven Pro" w:hAnsi="Maven Pro"/>
+              <w:b/>
+              <w:bCs/>
+              <w:sz w:val="18"/>
+              <w:szCs w:val="18"/>
+            </w:rPr>
+          </w:r>
         </w:p>
       </w:tc>
       <w:tc>
@@ -3298,17 +3381,18 @@
           <w:tcW w:w="1703" w:type="dxa"/>
           <w:tcBorders>
             <w:top w:val="single" w:sz="4" w:space="0" w:color="000000"/>
-            <w:left w:val="single" w:sz="4" w:space="0" w:color="000000"/>
+            <w:start w:val="single" w:sz="4" w:space="0" w:color="000000"/>
             <w:bottom w:val="single" w:sz="4" w:space="0" w:color="000000"/>
-            <w:right w:val="single" w:sz="4" w:space="0" w:color="000000"/>
+            <w:end w:val="single" w:sz="4" w:space="0" w:color="000000"/>
           </w:tcBorders>
           <w:vAlign w:val="center"/>
         </w:tcPr>
         <w:p>
           <w:pPr>
+            <w:pStyle w:val="Normal"/>
             <w:jc w:val="center"/>
             <w:rPr>
-              <w:rFonts w:ascii="Maven Pro" w:eastAsia="Arial" w:hAnsi="Maven Pro" w:cs="Arial"/>
+              <w:rFonts w:ascii="Maven Pro" w:hAnsi="Maven Pro" w:eastAsia="Arial" w:cs="Arial"/>
               <w:b/>
               <w:sz w:val="18"/>
               <w:szCs w:val="18"/>
@@ -3316,7 +3400,7 @@
           </w:pPr>
           <w:r>
             <w:rPr>
-              <w:rFonts w:ascii="Maven Pro" w:eastAsia="Arial" w:hAnsi="Maven Pro" w:cs="Arial"/>
+              <w:rFonts w:eastAsia="Arial" w:cs="Arial" w:ascii="Maven Pro" w:hAnsi="Maven Pro"/>
               <w:b/>
               <w:sz w:val="18"/>
               <w:szCs w:val="18"/>
@@ -3328,46 +3412,56 @@
     </w:tr>
     <w:tr>
       <w:trPr>
-        <w:cantSplit/>
-        <w:trHeight w:val="428"/>
+        <w:trHeight w:val="428" w:hRule="atLeast"/>
+        <w:cantSplit w:val="true"/>
       </w:trPr>
       <w:tc>
         <w:tcPr>
-          <w:tcW w:w="2408" w:type="dxa"/>
-          <w:vMerge/>
+          <w:tcW w:w="2403" w:type="dxa"/>
+          <w:vMerge w:val="continue"/>
           <w:tcBorders>
             <w:top w:val="single" w:sz="4" w:space="0" w:color="000000"/>
-            <w:left w:val="single" w:sz="4" w:space="0" w:color="000000"/>
+            <w:start w:val="single" w:sz="4" w:space="0" w:color="000000"/>
             <w:bottom w:val="single" w:sz="4" w:space="0" w:color="000000"/>
-            <w:right w:val="single" w:sz="4" w:space="0" w:color="000000"/>
+            <w:end w:val="single" w:sz="4" w:space="0" w:color="000000"/>
           </w:tcBorders>
           <w:vAlign w:val="center"/>
         </w:tcPr>
         <w:p>
           <w:pPr>
-            <w:widowControl w:val="0"/>
-            <w:rPr>
-              <w:rFonts w:ascii="Maven Pro" w:eastAsia="Arial" w:hAnsi="Maven Pro" w:cs="Arial"/>
+            <w:pStyle w:val="Normal"/>
+            <w:widowControl w:val="false"/>
+            <w:rPr>
+              <w:rFonts w:ascii="Maven Pro" w:hAnsi="Maven Pro" w:eastAsia="Arial" w:cs="Arial"/>
               <w:b/>
               <w:sz w:val="18"/>
               <w:szCs w:val="18"/>
             </w:rPr>
           </w:pPr>
+          <w:r>
+            <w:rPr>
+              <w:rFonts w:eastAsia="Arial" w:cs="Arial" w:ascii="Maven Pro" w:hAnsi="Maven Pro"/>
+              <w:b/>
+              <w:sz w:val="18"/>
+              <w:szCs w:val="18"/>
+            </w:rPr>
+          </w:r>
         </w:p>
       </w:tc>
       <w:tc>
         <w:tcPr>
-          <w:tcW w:w="5387" w:type="dxa"/>
+          <w:tcW w:w="5392" w:type="dxa"/>
           <w:tcBorders>
             <w:top w:val="single" w:sz="4" w:space="0" w:color="000000"/>
-            <w:left w:val="single" w:sz="4" w:space="0" w:color="000000"/>
+            <w:start w:val="single" w:sz="4" w:space="0" w:color="000000"/>
             <w:bottom w:val="single" w:sz="4" w:space="0" w:color="000000"/>
-            <w:right w:val="single" w:sz="4" w:space="0" w:color="000000"/>
+            <w:end w:val="single" w:sz="4" w:space="0" w:color="000000"/>
           </w:tcBorders>
           <w:vAlign w:val="center"/>
         </w:tcPr>
         <w:p>
           <w:pPr>
+            <w:pStyle w:val="Normal"/>
             <w:ind w:hanging="142"/>
             <w:jc w:val="center"/>
             <w:rPr>
@@ -3377,7 +3471,7 @@
           </w:pPr>
           <w:r>
             <w:rPr>
-              <w:rFonts w:ascii="Maven Pro" w:eastAsia="Batang" w:hAnsi="Maven Pro"/>
+              <w:rFonts w:eastAsia="Batang" w:ascii="Maven Pro" w:hAnsi="Maven Pro"/>
               <w:b/>
               <w:sz w:val="18"/>
               <w:szCs w:val="18"/>
@@ -3387,15 +3481,25 @@
         </w:p>
         <w:p>
           <w:pPr>
+            <w:pStyle w:val="Normal"/>
             <w:jc w:val="center"/>
             <w:rPr>
-              <w:rFonts w:ascii="Maven Pro" w:eastAsia="Arial" w:hAnsi="Maven Pro" w:cs="Arial"/>
+              <w:rFonts w:ascii="Maven Pro" w:hAnsi="Maven Pro" w:eastAsia="Arial" w:cs="Arial"/>
               <w:b/>
               <w:bCs/>
               <w:sz w:val="18"/>
               <w:szCs w:val="18"/>
             </w:rPr>
           </w:pPr>
+          <w:r>
+            <w:rPr>
+              <w:rFonts w:eastAsia="Arial" w:cs="Arial" w:ascii="Maven Pro" w:hAnsi="Maven Pro"/>
+              <w:b/>
+              <w:bCs/>
+              <w:sz w:val="18"/>
+              <w:szCs w:val="18"/>
+            </w:rPr>
+          </w:r>
         </w:p>
       </w:tc>
       <w:tc>
@@ -3404,21 +3508,23 @@
           <w:vMerge w:val="restart"/>
           <w:tcBorders>
             <w:top w:val="single" w:sz="4" w:space="0" w:color="000000"/>
-            <w:left w:val="single" w:sz="4" w:space="0" w:color="000000"/>
+            <w:start w:val="single" w:sz="4" w:space="0" w:color="000000"/>
             <w:bottom w:val="single" w:sz="4" w:space="0" w:color="000000"/>
-            <w:right w:val="single" w:sz="4" w:space="0" w:color="000000"/>
+            <w:end w:val="single" w:sz="4" w:space="0" w:color="000000"/>
           </w:tcBorders>
           <w:vAlign w:val="center"/>
         </w:tcPr>
         <w:p>
           <w:pPr>
+            <w:pStyle w:val="Normal"/>
             <w:tabs>
-              <w:tab w:val="center" w:pos="4252"/>
-              <w:tab w:val="right" w:pos="8504"/>
+              <w:tab w:val="clear" w:pos="720"/>
+              <w:tab w:val="center" w:pos="4252" w:leader="none"/>
+              <w:tab w:val="right" w:pos="8504" w:leader="none"/>
             </w:tabs>
             <w:jc w:val="center"/>
             <w:rPr>
-              <w:rFonts w:ascii="Maven Pro" w:eastAsia="Arial" w:hAnsi="Maven Pro" w:cs="Arial"/>
+              <w:rFonts w:ascii="Maven Pro" w:hAnsi="Maven Pro" w:eastAsia="Arial" w:cs="Arial"/>
               <w:b/>
               <w:color w:val="000000"/>
               <w:sz w:val="18"/>
@@ -3427,7 +3533,7 @@
           </w:pPr>
           <w:r>
             <w:rPr>
-              <w:rFonts w:ascii="Maven Pro" w:eastAsia="Arial" w:hAnsi="Maven Pro" w:cs="Arial"/>
+              <w:rFonts w:eastAsia="Arial" w:cs="Arial" w:ascii="Maven Pro" w:hAnsi="Maven Pro"/>
               <w:color w:val="000000"/>
               <w:sz w:val="18"/>
               <w:szCs w:val="18"/>
@@ -3436,7 +3542,7 @@
           </w:r>
           <w:r>
             <w:rPr>
-              <w:rFonts w:ascii="Maven Pro" w:eastAsia="Arial" w:hAnsi="Maven Pro" w:cs="Arial"/>
+              <w:rFonts w:eastAsia="Arial" w:cs="Arial" w:ascii="Maven Pro" w:hAnsi="Maven Pro"/>
               <w:b/>
               <w:color w:val="000000"/>
               <w:sz w:val="18"/>
@@ -3446,7 +3552,7 @@
           </w:r>
           <w:r>
             <w:rPr>
-              <w:rFonts w:ascii="Maven Pro" w:eastAsia="Arial" w:hAnsi="Maven Pro" w:cs="Arial"/>
+              <w:rFonts w:eastAsia="Arial" w:cs="Arial" w:ascii="Maven Pro" w:hAnsi="Maven Pro"/>
               <w:b/>
               <w:color w:val="000000"/>
               <w:sz w:val="18"/>
@@ -3456,7 +3562,7 @@
           </w:r>
           <w:r>
             <w:rPr>
-              <w:rFonts w:ascii="Maven Pro" w:eastAsia="Arial" w:hAnsi="Maven Pro" w:cs="Arial"/>
+              <w:rFonts w:eastAsia="Arial" w:cs="Arial" w:ascii="Maven Pro" w:hAnsi="Maven Pro"/>
               <w:b/>
               <w:color w:val="000000"/>
               <w:sz w:val="18"/>
@@ -3466,7 +3572,7 @@
           </w:r>
           <w:r>
             <w:rPr>
-              <w:rFonts w:ascii="Maven Pro" w:eastAsia="Arial" w:hAnsi="Maven Pro" w:cs="Arial"/>
+              <w:rFonts w:eastAsia="Arial" w:cs="Arial" w:ascii="Maven Pro" w:hAnsi="Maven Pro"/>
               <w:b/>
               <w:color w:val="000000"/>
               <w:sz w:val="18"/>
@@ -3476,7 +3582,7 @@
           </w:r>
           <w:r>
             <w:rPr>
-              <w:rFonts w:ascii="Maven Pro" w:eastAsia="Arial" w:hAnsi="Maven Pro" w:cs="Arial"/>
+              <w:rFonts w:eastAsia="Arial" w:cs="Arial" w:ascii="Maven Pro" w:hAnsi="Maven Pro"/>
               <w:b/>
               <w:color w:val="000000"/>
               <w:sz w:val="18"/>
@@ -3486,7 +3592,7 @@
           </w:r>
           <w:r>
             <w:rPr>
-              <w:rFonts w:ascii="Maven Pro" w:eastAsia="Arial" w:hAnsi="Maven Pro" w:cs="Arial"/>
+              <w:rFonts w:eastAsia="Arial" w:cs="Arial" w:ascii="Maven Pro" w:hAnsi="Maven Pro"/>
               <w:color w:val="000000"/>
               <w:sz w:val="18"/>
               <w:szCs w:val="18"/>
@@ -3495,7 +3601,7 @@
           </w:r>
           <w:r>
             <w:rPr>
-              <w:rFonts w:ascii="Maven Pro" w:eastAsia="Arial" w:hAnsi="Maven Pro" w:cs="Arial"/>
+              <w:rFonts w:eastAsia="Arial" w:cs="Arial" w:ascii="Maven Pro" w:hAnsi="Maven Pro"/>
               <w:b/>
               <w:color w:val="000000"/>
               <w:sz w:val="18"/>
@@ -3505,7 +3611,7 @@
           </w:r>
           <w:r>
             <w:rPr>
-              <w:rFonts w:ascii="Maven Pro" w:eastAsia="Arial" w:hAnsi="Maven Pro" w:cs="Arial"/>
+              <w:rFonts w:eastAsia="Arial" w:cs="Arial" w:ascii="Maven Pro" w:hAnsi="Maven Pro"/>
               <w:b/>
               <w:color w:val="000000"/>
               <w:sz w:val="18"/>
@@ -3515,7 +3621,7 @@
           </w:r>
           <w:r>
             <w:rPr>
-              <w:rFonts w:ascii="Maven Pro" w:eastAsia="Arial" w:hAnsi="Maven Pro" w:cs="Arial"/>
+              <w:rFonts w:eastAsia="Arial" w:cs="Arial" w:ascii="Maven Pro" w:hAnsi="Maven Pro"/>
               <w:b/>
               <w:color w:val="000000"/>
               <w:sz w:val="18"/>
@@ -3525,7 +3631,7 @@
           </w:r>
           <w:r>
             <w:rPr>
-              <w:rFonts w:ascii="Maven Pro" w:eastAsia="Arial" w:hAnsi="Maven Pro" w:cs="Arial"/>
+              <w:rFonts w:eastAsia="Arial" w:cs="Arial" w:ascii="Maven Pro" w:hAnsi="Maven Pro"/>
               <w:b/>
               <w:color w:val="000000"/>
               <w:sz w:val="18"/>
@@ -3535,7 +3641,7 @@
           </w:r>
           <w:r>
             <w:rPr>
-              <w:rFonts w:ascii="Maven Pro" w:eastAsia="Arial" w:hAnsi="Maven Pro" w:cs="Arial"/>
+              <w:rFonts w:eastAsia="Arial" w:cs="Arial" w:ascii="Maven Pro" w:hAnsi="Maven Pro"/>
               <w:b/>
               <w:color w:val="000000"/>
               <w:sz w:val="18"/>
@@ -3548,54 +3654,64 @@
     </w:tr>
     <w:tr>
       <w:trPr>
-        <w:cantSplit/>
-        <w:trHeight w:val="69"/>
+        <w:trHeight w:val="69" w:hRule="atLeast"/>
+        <w:cantSplit w:val="true"/>
       </w:trPr>
       <w:tc>
         <w:tcPr>
-          <w:tcW w:w="2408" w:type="dxa"/>
-          <w:vMerge/>
+          <w:tcW w:w="2403" w:type="dxa"/>
+          <w:vMerge w:val="continue"/>
           <w:tcBorders>
             <w:top w:val="single" w:sz="4" w:space="0" w:color="000000"/>
-            <w:left w:val="single" w:sz="4" w:space="0" w:color="000000"/>
+            <w:start w:val="single" w:sz="4" w:space="0" w:color="000000"/>
             <w:bottom w:val="single" w:sz="4" w:space="0" w:color="000000"/>
-            <w:right w:val="single" w:sz="4" w:space="0" w:color="000000"/>
+            <w:end w:val="single" w:sz="4" w:space="0" w:color="000000"/>
           </w:tcBorders>
           <w:vAlign w:val="center"/>
         </w:tcPr>
         <w:p>
           <w:pPr>
-            <w:widowControl w:val="0"/>
-            <w:rPr>
-              <w:rFonts w:ascii="Maven Pro" w:eastAsia="Arial" w:hAnsi="Maven Pro" w:cs="Arial"/>
+            <w:pStyle w:val="Normal"/>
+            <w:widowControl w:val="false"/>
+            <w:rPr>
+              <w:rFonts w:ascii="Maven Pro" w:hAnsi="Maven Pro" w:eastAsia="Arial" w:cs="Arial"/>
               <w:b/>
               <w:color w:val="000000"/>
               <w:sz w:val="18"/>
               <w:szCs w:val="18"/>
             </w:rPr>
           </w:pPr>
+          <w:r>
+            <w:rPr>
+              <w:rFonts w:eastAsia="Arial" w:cs="Arial" w:ascii="Maven Pro" w:hAnsi="Maven Pro"/>
+              <w:b/>
+              <w:color w:val="000000"/>
+              <w:sz w:val="18"/>
+              <w:szCs w:val="18"/>
+            </w:rPr>
+          </w:r>
         </w:p>
       </w:tc>
       <w:tc>
         <w:tcPr>
-          <w:tcW w:w="5387" w:type="dxa"/>
+          <w:tcW w:w="5392" w:type="dxa"/>
           <w:tcBorders>
             <w:top w:val="single" w:sz="4" w:space="0" w:color="000000"/>
-            <w:left w:val="single" w:sz="4" w:space="0" w:color="000000"/>
+            <w:start w:val="single" w:sz="4" w:space="0" w:color="000000"/>
             <w:bottom w:val="single" w:sz="4" w:space="0" w:color="000000"/>
-            <w:right w:val="single" w:sz="4" w:space="0" w:color="000000"/>
+            <w:end w:val="single" w:sz="4" w:space="0" w:color="000000"/>
           </w:tcBorders>
           <w:vAlign w:val="center"/>
         </w:tcPr>
         <w:p>
           <w:pPr>
-            <w:pStyle w:val="Encabezado"/>
+            <w:pStyle w:val="Header"/>
             <w:tabs>
               <w:tab w:val="clear" w:pos="4252"/>
               <w:tab w:val="clear" w:pos="8504"/>
-              <w:tab w:val="left" w:pos="6676"/>
+              <w:tab w:val="left" w:pos="6676" w:leader="none"/>
             </w:tabs>
-            <w:ind w:firstLineChars="800" w:firstLine="1446"/>
+            <w:ind w:firstLineChars="800"/>
             <w:rPr>
               <w:rFonts w:ascii="Maven Pro" w:hAnsi="Maven Pro" w:cs="Arial"/>
               <w:b/>
@@ -3606,7 +3722,7 @@
           </w:pPr>
           <w:r>
             <w:rPr>
-              <w:rFonts w:ascii="Maven Pro" w:hAnsi="Maven Pro" w:cs="Arial"/>
+              <w:rFonts w:cs="Arial" w:ascii="Maven Pro" w:hAnsi="Maven Pro"/>
               <w:b/>
               <w:bCs/>
               <w:sz w:val="18"/>
@@ -3619,33 +3735,43 @@
       <w:tc>
         <w:tcPr>
           <w:tcW w:w="1703" w:type="dxa"/>
-          <w:vMerge/>
+          <w:vMerge w:val="continue"/>
           <w:tcBorders>
             <w:top w:val="single" w:sz="4" w:space="0" w:color="000000"/>
-            <w:left w:val="single" w:sz="4" w:space="0" w:color="000000"/>
+            <w:start w:val="single" w:sz="4" w:space="0" w:color="000000"/>
             <w:bottom w:val="single" w:sz="4" w:space="0" w:color="000000"/>
-            <w:right w:val="single" w:sz="4" w:space="0" w:color="000000"/>
+            <w:end w:val="single" w:sz="4" w:space="0" w:color="000000"/>
           </w:tcBorders>
           <w:vAlign w:val="center"/>
         </w:tcPr>
         <w:p>
           <w:pPr>
-            <w:widowControl w:val="0"/>
-            <w:rPr>
-              <w:rFonts w:ascii="Maven Pro" w:eastAsia="Arial" w:hAnsi="Maven Pro" w:cs="Arial"/>
+            <w:pStyle w:val="Normal"/>
+            <w:widowControl w:val="false"/>
+            <w:rPr>
+              <w:rFonts w:ascii="Maven Pro" w:hAnsi="Maven Pro" w:eastAsia="Arial" w:cs="Arial"/>
               <w:b/>
               <w:sz w:val="18"/>
               <w:szCs w:val="18"/>
             </w:rPr>
           </w:pPr>
+          <w:r>
+            <w:rPr>
+              <w:rFonts w:eastAsia="Arial" w:cs="Arial" w:ascii="Maven Pro" w:hAnsi="Maven Pro"/>
+              <w:b/>
+              <w:sz w:val="18"/>
+              <w:szCs w:val="18"/>
+            </w:rPr>
+          </w:r>
         </w:p>
       </w:tc>
     </w:tr>
   </w:tbl>
   <w:p>
     <w:pPr>
-      <w:pStyle w:val="Encabezado"/>
-      <w:jc w:val="left"/>
+      <w:pStyle w:val="Header"/>
+      <w:jc w:val="start"/>
+      <w:rPr/>
     </w:pPr>
     <w:r>
       <w:rPr>
@@ -3653,42 +3779,24 @@
         <w:sz w:val="18"/>
         <w:szCs w:val="18"/>
       </w:rPr>
-      <w:t>100</w:t>
-    </w:r>
-    <w:proofErr w:type="gramStart"/>
-    <w:r>
-      <w:rPr>
-        <w:rFonts w:ascii="Maven Pro" w:hAnsi="Maven Pro"/>
-        <w:sz w:val="18"/>
-        <w:szCs w:val="18"/>
-      </w:rPr>
-      <w:t>-«</w:t>
-    </w:r>
-    <w:proofErr w:type="gramEnd"/>
-    <w:r>
-      <w:rPr>
-        <w:rFonts w:ascii="Maven Pro" w:hAnsi="Maven Pro"/>
-        <w:sz w:val="18"/>
-        <w:szCs w:val="18"/>
-      </w:rPr>
-      <w:t>consecutivo»</w:t>
+      <w:t>100 - {{consecutivo}}</w:t>
     </w:r>
   </w:p>
 </w:hdr>
 </file>
 
 <file path=word/styles.xml><?xml version="1.0" encoding="utf-8"?>
-<w:styles xmlns:mc="http://schemas.openxmlformats.org/markup-compatibility/2006" xmlns:r="http://schemas.openxmlformats.org/officeDocument/2006/relationships" xmlns:w="http://schemas.openxmlformats.org/wordprocessingml/2006/main" xmlns:w14="http://schemas.microsoft.com/office/word/2010/wordml" xmlns:w15="http://schemas.microsoft.com/office/word/2012/wordml" xmlns:w16cex="http://schemas.microsoft.com/office/word/2018/wordml/cex" xmlns:w16cid="http://schemas.microsoft.com/office/word/2016/wordml/cid" xmlns:w16="http://schemas.microsoft.com/office/word/2018/wordml" xmlns:w16du="http://schemas.microsoft.com/office/word/2023/wordml/word16du" xmlns:w16sdtdh="http://schemas.microsoft.com/office/word/2020/wordml/sdtdatahash" xmlns:w16sdtfl="http://schemas.microsoft.com/office/word/2024/wordml/sdtformatlock" xmlns:w16se="http://schemas.microsoft.com/office/word/2015/wordml/symex" mc:Ignorable="w14 w15 w16se w16cid w16 w16cex w16sdtdh w16sdtfl w16du">
+<w:styles xmlns:w="http://schemas.openxmlformats.org/wordprocessingml/2006/main" xmlns:w14="http://schemas.microsoft.com/office/word/2010/wordml" xmlns:mc="http://schemas.openxmlformats.org/markup-compatibility/2006" mc:Ignorable="w14">
   <w:docDefaults>
     <w:rPrDefault>
       <w:rPr>
-        <w:rFonts w:ascii="Calibri" w:eastAsia="Times New Roman" w:hAnsi="Calibri" w:cs="Calibri"/>
+        <w:rFonts w:ascii="Calibri" w:hAnsi="Calibri" w:eastAsia="Times New Roman" w:cs="Calibri"/>
         <w:lang w:val="es-CO" w:eastAsia="es-CO" w:bidi="ar-SA"/>
       </w:rPr>
     </w:rPrDefault>
     <w:pPrDefault>
       <w:pPr>
-        <w:suppressAutoHyphens/>
+        <w:suppressAutoHyphens w:val="true"/>
       </w:pPr>
     </w:pPrDefault>
   </w:docDefaults>
@@ -3700,9 +3808,9 @@
     <w:lsdException w:name="heading 4" w:uiPriority="9" w:unhideWhenUsed="1" w:qFormat="1"/>
     <w:lsdException w:name="heading 5" w:uiPriority="9" w:unhideWhenUsed="1" w:qFormat="1"/>
     <w:lsdException w:name="heading 6" w:uiPriority="9" w:unhideWhenUsed="1" w:qFormat="1"/>
-    <w:lsdException w:name="heading 7" w:semiHidden="1" w:uiPriority="9" w:unhideWhenUsed="1" w:qFormat="1"/>
-    <w:lsdException w:name="heading 8" w:semiHidden="1" w:uiPriority="9" w:unhideWhenUsed="1" w:qFormat="1"/>
-    <w:lsdException w:name="heading 9" w:semiHidden="1" w:uiPriority="9" w:unhideWhenUsed="1" w:qFormat="1"/>
+    <w:lsdException w:name="heading 7" w:uiPriority="9" w:semiHidden="1" w:unhideWhenUsed="1" w:qFormat="1"/>
+    <w:lsdException w:name="heading 8" w:uiPriority="9" w:semiHidden="1" w:unhideWhenUsed="1" w:qFormat="1"/>
+    <w:lsdException w:name="heading 9" w:uiPriority="9" w:semiHidden="1" w:unhideWhenUsed="1" w:qFormat="1"/>
     <w:lsdException w:name="index 1" w:semiHidden="1" w:unhideWhenUsed="1"/>
     <w:lsdException w:name="index 2" w:semiHidden="1" w:unhideWhenUsed="1"/>
     <w:lsdException w:name="index 3" w:semiHidden="1" w:unhideWhenUsed="1"/>
@@ -3758,7 +3866,7 @@
     <w:lsdException w:name="Title" w:uiPriority="10" w:qFormat="1"/>
     <w:lsdException w:name="Closing" w:semiHidden="1" w:unhideWhenUsed="1"/>
     <w:lsdException w:name="Signature" w:semiHidden="1" w:unhideWhenUsed="1"/>
-    <w:lsdException w:name="Default Paragraph Font" w:semiHidden="1" w:uiPriority="1" w:unhideWhenUsed="1"/>
+    <w:lsdException w:name="Default Paragraph Font" w:uiPriority="1" w:semiHidden="1" w:unhideWhenUsed="1"/>
     <w:lsdException w:name="Body Text" w:semiHidden="1" w:unhideWhenUsed="1"/>
     <w:lsdException w:name="Body Text Indent" w:semiHidden="1" w:unhideWhenUsed="1"/>
     <w:lsdException w:name="List Continue" w:semiHidden="1" w:unhideWhenUsed="1"/>
@@ -3958,8 +4066,8 @@
     <w:lsdException w:name="Subtle Reference" w:uiPriority="31" w:qFormat="1"/>
     <w:lsdException w:name="Intense Reference" w:uiPriority="32" w:qFormat="1"/>
     <w:lsdException w:name="Book Title" w:uiPriority="33" w:qFormat="1"/>
-    <w:lsdException w:name="Bibliography" w:semiHidden="1" w:uiPriority="37" w:unhideWhenUsed="1"/>
-    <w:lsdException w:name="TOC Heading" w:semiHidden="1" w:uiPriority="39" w:unhideWhenUsed="1" w:qFormat="1"/>
+    <w:lsdException w:name="Bibliography" w:uiPriority="37" w:semiHidden="1" w:unhideWhenUsed="1"/>
+    <w:lsdException w:name="TOC Heading" w:uiPriority="39" w:semiHidden="1" w:unhideWhenUsed="1" w:qFormat="1"/>
     <w:lsdException w:name="Plain Table 1" w:uiPriority="41"/>
     <w:lsdException w:name="Plain Table 2" w:uiPriority="42"/>
     <w:lsdException w:name="Plain Table 3" w:uiPriority="43"/>
@@ -4070,20 +4178,26 @@
     <w:lsdException w:name="Unresolved Mention" w:semiHidden="1" w:unhideWhenUsed="1"/>
     <w:lsdException w:name="Smart Link" w:semiHidden="1" w:unhideWhenUsed="1"/>
   </w:latentStyles>
-  <w:style w:type="paragraph" w:default="1" w:styleId="Normal">
+  <w:style w:type="paragraph" w:styleId="Normal" w:default="1">
     <w:name w:val="Normal"/>
     <w:qFormat/>
     <w:pPr>
+      <w:widowControl/>
+      <w:suppressAutoHyphens w:val="true"/>
+      <w:bidi w:val="0"/>
+      <w:spacing w:before="0" w:after="0"/>
       <w:jc w:val="both"/>
     </w:pPr>
     <w:rPr>
-      <w:rFonts w:ascii="Century Gothic" w:hAnsi="Century Gothic" w:cs="Times New Roman"/>
+      <w:rFonts w:ascii="Century Gothic" w:hAnsi="Century Gothic" w:eastAsia="Times New Roman" w:cs="Times New Roman"/>
+      <w:color w:val="auto"/>
+      <w:kern w:val="0"/>
       <w:sz w:val="22"/>
       <w:szCs w:val="24"/>
-      <w:lang w:eastAsia="es-ES"/>
-    </w:rPr>
-  </w:style>
-  <w:style w:type="paragraph" w:styleId="Ttulo1">
+      <w:lang w:val="es-CO" w:eastAsia="es-ES" w:bidi="ar-SA"/>
+    </w:rPr>
+  </w:style>
+  <w:style w:type="paragraph" w:styleId="Heading1">
     <w:name w:val="heading 1"/>
     <w:basedOn w:val="Normal"/>
     <w:next w:val="Normal"/>
@@ -4091,7 +4205,7 @@
     <w:uiPriority w:val="9"/>
     <w:qFormat/>
     <w:pPr>
-      <w:keepNext/>
+      <w:keepNext w:val="true"/>
       <w:spacing w:before="360" w:after="240"/>
       <w:outlineLvl w:val="0"/>
     </w:pPr>
@@ -4105,7 +4219,7 @@
       <w:szCs w:val="32"/>
     </w:rPr>
   </w:style>
-  <w:style w:type="paragraph" w:styleId="Ttulo2">
+  <w:style w:type="paragraph" w:styleId="Heading2">
     <w:name w:val="heading 2"/>
     <w:basedOn w:val="Normal"/>
     <w:next w:val="Normal"/>
@@ -4114,7 +4228,7 @@
     <w:unhideWhenUsed/>
     <w:qFormat/>
     <w:pPr>
-      <w:keepNext/>
+      <w:keepNext w:val="true"/>
       <w:spacing w:before="240" w:after="120"/>
       <w:outlineLvl w:val="1"/>
     </w:pPr>
@@ -4124,12 +4238,12 @@
       <w:bCs/>
       <w:i/>
       <w:iCs/>
-      <w:color w:val="000000" w:themeColor="text1"/>
+      <w:color w:themeColor="text1" w:val="000000"/>
       <w:sz w:val="26"/>
       <w:szCs w:val="28"/>
     </w:rPr>
   </w:style>
-  <w:style w:type="paragraph" w:styleId="Ttulo3">
+  <w:style w:type="paragraph" w:styleId="Heading3">
     <w:name w:val="heading 3"/>
     <w:basedOn w:val="Normal"/>
     <w:next w:val="Normal"/>
@@ -4138,7 +4252,7 @@
     <w:unhideWhenUsed/>
     <w:qFormat/>
     <w:pPr>
-      <w:keepNext/>
+      <w:keepNext w:val="true"/>
       <w:spacing w:before="240" w:after="120"/>
       <w:outlineLvl w:val="2"/>
     </w:pPr>
@@ -4149,7 +4263,7 @@
       <w:szCs w:val="26"/>
     </w:rPr>
   </w:style>
-  <w:style w:type="paragraph" w:styleId="Ttulo4">
+  <w:style w:type="paragraph" w:styleId="Heading4">
     <w:name w:val="heading 4"/>
     <w:basedOn w:val="Normal"/>
     <w:next w:val="Normal"/>
@@ -4158,12 +4272,12 @@
     <w:unhideWhenUsed/>
     <w:qFormat/>
     <w:pPr>
-      <w:keepNext/>
+      <w:keepNext w:val="true"/>
       <w:spacing w:before="240" w:after="120"/>
       <w:outlineLvl w:val="3"/>
     </w:pPr>
     <w:rPr>
-      <w:rFonts w:eastAsiaTheme="minorEastAsia"/>
+      <w:rFonts w:eastAsia="" w:eastAsiaTheme="minorEastAsia"/>
       <w:b/>
       <w:bCs/>
       <w:i/>
@@ -4171,7 +4285,7 @@
       <w:szCs w:val="28"/>
     </w:rPr>
   </w:style>
-  <w:style w:type="paragraph" w:styleId="Ttulo5">
+  <w:style w:type="paragraph" w:styleId="Heading5">
     <w:name w:val="heading 5"/>
     <w:basedOn w:val="Normal"/>
     <w:next w:val="Normal"/>
@@ -4180,18 +4294,18 @@
     <w:unhideWhenUsed/>
     <w:qFormat/>
     <w:pPr>
-      <w:keepNext/>
+      <w:keepNext w:val="true"/>
       <w:keepLines/>
       <w:spacing w:before="120" w:after="120"/>
       <w:outlineLvl w:val="4"/>
     </w:pPr>
     <w:rPr>
-      <w:rFonts w:eastAsiaTheme="majorEastAsia" w:cstheme="majorBidi"/>
+      <w:rFonts w:eastAsia="" w:cs="" w:cstheme="majorBidi" w:eastAsiaTheme="majorEastAsia"/>
       <w:b/>
       <w:i/>
     </w:rPr>
   </w:style>
-  <w:style w:type="paragraph" w:styleId="Ttulo6">
+  <w:style w:type="paragraph" w:styleId="Heading6">
     <w:name w:val="heading 6"/>
     <w:basedOn w:val="Normal"/>
     <w:next w:val="Normal"/>
@@ -4200,90 +4314,71 @@
     <w:unhideWhenUsed/>
     <w:qFormat/>
     <w:pPr>
-      <w:keepNext/>
+      <w:keepNext w:val="true"/>
       <w:keepLines/>
-      <w:spacing w:before="40"/>
+      <w:spacing w:before="40" w:after="0"/>
       <w:outlineLvl w:val="5"/>
     </w:pPr>
     <w:rPr>
-      <w:rFonts w:asciiTheme="majorHAnsi" w:eastAsiaTheme="majorEastAsia" w:hAnsiTheme="majorHAnsi" w:cstheme="majorBidi"/>
-      <w:color w:val="1F3864" w:themeColor="accent1" w:themeShade="80"/>
-    </w:rPr>
-  </w:style>
-  <w:style w:type="character" w:default="1" w:styleId="Fuentedeprrafopredeter">
+      <w:rFonts w:ascii="Calibri Light" w:hAnsi="Calibri Light" w:eastAsia="" w:cs="" w:asciiTheme="majorHAnsi" w:cstheme="majorBidi" w:eastAsiaTheme="majorEastAsia" w:hAnsiTheme="majorHAnsi"/>
+      <w:color w:themeColor="accent1" w:themeShade="80" w:val="1F3864"/>
+    </w:rPr>
+  </w:style>
+  <w:style w:type="character" w:styleId="DefaultParagraphFont" w:default="1">
     <w:name w:val="Default Paragraph Font"/>
     <w:uiPriority w:val="1"/>
     <w:semiHidden/>
     <w:unhideWhenUsed/>
-  </w:style>
-  <w:style w:type="table" w:default="1" w:styleId="Tablanormal">
-    <w:name w:val="Normal Table"/>
+    <w:qFormat/>
+    <w:rPr/>
+  </w:style>
+  <w:style w:type="character" w:styleId="CommentReference">
+    <w:name w:val="annotation reference"/>
+    <w:basedOn w:val="DefaultParagraphFont"/>
     <w:uiPriority w:val="99"/>
     <w:semiHidden/>
     <w:unhideWhenUsed/>
-    <w:tblPr>
-      <w:tblInd w:w="0" w:type="dxa"/>
-      <w:tblCellMar>
-        <w:top w:w="0" w:type="dxa"/>
-        <w:left w:w="108" w:type="dxa"/>
-        <w:bottom w:w="0" w:type="dxa"/>
-        <w:right w:w="108" w:type="dxa"/>
-      </w:tblCellMar>
-    </w:tblPr>
-  </w:style>
-  <w:style w:type="numbering" w:default="1" w:styleId="Sinlista">
-    <w:name w:val="No List"/>
+    <w:qFormat/>
+    <w:rPr>
+      <w:rFonts w:cs="Times New Roman"/>
+      <w:sz w:val="16"/>
+      <w:szCs w:val="16"/>
+    </w:rPr>
+  </w:style>
+  <w:style w:type="character" w:styleId="Emphasis">
+    <w:name w:val="Emphasis"/>
+    <w:basedOn w:val="DefaultParagraphFont"/>
+    <w:uiPriority w:val="20"/>
+    <w:qFormat/>
+    <w:rPr>
+      <w:i/>
+      <w:iCs/>
+    </w:rPr>
+  </w:style>
+  <w:style w:type="character" w:styleId="Hyperlink">
+    <w:name w:val="Hyperlink"/>
+    <w:basedOn w:val="DefaultParagraphFont"/>
+    <w:uiPriority w:val="99"/>
+    <w:unhideWhenUsed/>
+    <w:rPr>
+      <w:rFonts w:cs="Times New Roman"/>
+      <w:color w:val="0563C1"/>
+      <w:u w:val="single"/>
+    </w:rPr>
+  </w:style>
+  <w:style w:type="character" w:styleId="FollowedHyperlink">
+    <w:name w:val="FollowedHyperlink"/>
+    <w:basedOn w:val="DefaultParagraphFont"/>
     <w:uiPriority w:val="99"/>
     <w:semiHidden/>
     <w:unhideWhenUsed/>
-  </w:style>
-  <w:style w:type="character" w:styleId="Refdecomentario">
-    <w:name w:val="annotation reference"/>
-    <w:basedOn w:val="Fuentedeprrafopredeter"/>
-    <w:uiPriority w:val="99"/>
-    <w:semiHidden/>
-    <w:unhideWhenUsed/>
-    <w:qFormat/>
-    <w:rPr>
-      <w:rFonts w:cs="Times New Roman"/>
-      <w:sz w:val="16"/>
-      <w:szCs w:val="16"/>
-    </w:rPr>
-  </w:style>
-  <w:style w:type="character" w:styleId="nfasis">
-    <w:name w:val="Emphasis"/>
-    <w:basedOn w:val="Fuentedeprrafopredeter"/>
-    <w:uiPriority w:val="20"/>
-    <w:qFormat/>
-    <w:rPr>
-      <w:i/>
-      <w:iCs/>
-    </w:rPr>
-  </w:style>
-  <w:style w:type="character" w:styleId="Hipervnculo">
-    <w:name w:val="Hyperlink"/>
-    <w:basedOn w:val="Fuentedeprrafopredeter"/>
-    <w:uiPriority w:val="99"/>
-    <w:unhideWhenUsed/>
-    <w:rPr>
-      <w:rFonts w:cs="Times New Roman"/>
-      <w:color w:val="0563C1"/>
-      <w:u w:val="single"/>
-    </w:rPr>
-  </w:style>
-  <w:style w:type="character" w:styleId="Hipervnculovisitado">
-    <w:name w:val="FollowedHyperlink"/>
-    <w:basedOn w:val="Fuentedeprrafopredeter"/>
-    <w:uiPriority w:val="99"/>
-    <w:semiHidden/>
-    <w:unhideWhenUsed/>
     <w:qFormat/>
     <w:rPr>
       <w:color w:val="954F72"/>
       <w:u w:val="single"/>
     </w:rPr>
   </w:style>
-  <w:style w:type="character" w:styleId="Fuerte">
+  <w:style w:type="character" w:styleId="Strong">
     <w:name w:val="Strong"/>
     <w:uiPriority w:val="22"/>
     <w:qFormat/>
@@ -4292,10 +4387,9 @@
       <w:bCs/>
     </w:rPr>
   </w:style>
-  <w:style w:type="character" w:customStyle="1" w:styleId="Ttulo1Car">
+  <w:style w:type="character" w:styleId="Ttulo1Car" w:customStyle="1">
     <w:name w:val="Título 1 Car"/>
-    <w:basedOn w:val="Fuentedeprrafopredeter"/>
-    <w:link w:val="Ttulo1"/>
+    <w:basedOn w:val="DefaultParagraphFont"/>
     <w:qFormat/>
     <w:locked/>
     <w:rPr>
@@ -4308,10 +4402,9 @@
       <w:szCs w:val="32"/>
     </w:rPr>
   </w:style>
-  <w:style w:type="character" w:customStyle="1" w:styleId="Ttulo2Car">
+  <w:style w:type="character" w:styleId="Ttulo2Car" w:customStyle="1">
     <w:name w:val="Título 2 Car"/>
-    <w:basedOn w:val="Fuentedeprrafopredeter"/>
-    <w:link w:val="Ttulo2"/>
+    <w:basedOn w:val="DefaultParagraphFont"/>
     <w:qFormat/>
     <w:locked/>
     <w:rPr>
@@ -4320,15 +4413,14 @@
       <w:bCs/>
       <w:i/>
       <w:iCs/>
-      <w:color w:val="000000" w:themeColor="text1"/>
+      <w:color w:themeColor="text1" w:val="000000"/>
       <w:sz w:val="26"/>
       <w:szCs w:val="28"/>
     </w:rPr>
   </w:style>
-  <w:style w:type="character" w:customStyle="1" w:styleId="Ttulo3Car">
+  <w:style w:type="character" w:styleId="Ttulo3Car" w:customStyle="1">
     <w:name w:val="Título 3 Car"/>
-    <w:basedOn w:val="Fuentedeprrafopredeter"/>
-    <w:link w:val="Ttulo3"/>
+    <w:basedOn w:val="DefaultParagraphFont"/>
     <w:qFormat/>
     <w:locked/>
     <w:rPr>
@@ -4339,15 +4431,14 @@
       <w:szCs w:val="26"/>
     </w:rPr>
   </w:style>
-  <w:style w:type="character" w:customStyle="1" w:styleId="Ttulo4Car">
+  <w:style w:type="character" w:styleId="Ttulo4Car" w:customStyle="1">
     <w:name w:val="Título 4 Car"/>
-    <w:basedOn w:val="Fuentedeprrafopredeter"/>
-    <w:link w:val="Ttulo4"/>
+    <w:basedOn w:val="DefaultParagraphFont"/>
     <w:uiPriority w:val="9"/>
     <w:qFormat/>
     <w:locked/>
     <w:rPr>
-      <w:rFonts w:ascii="Century Gothic" w:eastAsiaTheme="minorEastAsia" w:hAnsi="Century Gothic" w:cs="Times New Roman"/>
+      <w:rFonts w:ascii="Century Gothic" w:hAnsi="Century Gothic" w:eastAsia="" w:cs="Times New Roman" w:eastAsiaTheme="minorEastAsia"/>
       <w:b/>
       <w:bCs/>
       <w:i/>
@@ -4355,10 +4446,9 @@
       <w:szCs w:val="28"/>
     </w:rPr>
   </w:style>
-  <w:style w:type="character" w:customStyle="1" w:styleId="TtuloCar">
+  <w:style w:type="character" w:styleId="TtuloCar" w:customStyle="1">
     <w:name w:val="Título Car"/>
-    <w:basedOn w:val="Fuentedeprrafopredeter"/>
-    <w:link w:val="Ttulo"/>
+    <w:basedOn w:val="DefaultParagraphFont"/>
     <w:uiPriority w:val="10"/>
     <w:qFormat/>
     <w:locked/>
@@ -4370,9 +4460,9 @@
       <w:sz w:val="32"/>
     </w:rPr>
   </w:style>
-  <w:style w:type="character" w:customStyle="1" w:styleId="Mencinsinresolver1">
+  <w:style w:type="character" w:styleId="Mencinsinresolver1" w:customStyle="1">
     <w:name w:val="Mención sin resolver1"/>
-    <w:basedOn w:val="Fuentedeprrafopredeter"/>
+    <w:basedOn w:val="DefaultParagraphFont"/>
     <w:uiPriority w:val="99"/>
     <w:semiHidden/>
     <w:unhideWhenUsed/>
@@ -4380,13 +4470,12 @@
     <w:rPr>
       <w:rFonts w:cs="Times New Roman"/>
       <w:color w:val="605E5C"/>
-      <w:shd w:val="clear" w:color="auto" w:fill="E1DFDD"/>
-    </w:rPr>
-  </w:style>
-  <w:style w:type="character" w:customStyle="1" w:styleId="EncabezadoCar">
+      <w:shd w:fill="E1DFDD" w:val="clear"/>
+    </w:rPr>
+  </w:style>
+  <w:style w:type="character" w:styleId="EncabezadoCar" w:customStyle="1">
     <w:name w:val="Encabezado Car"/>
-    <w:basedOn w:val="Fuentedeprrafopredeter"/>
-    <w:link w:val="Encabezado"/>
+    <w:basedOn w:val="DefaultParagraphFont"/>
     <w:uiPriority w:val="99"/>
     <w:qFormat/>
     <w:locked/>
@@ -4396,10 +4485,9 @@
       <w:szCs w:val="22"/>
     </w:rPr>
   </w:style>
-  <w:style w:type="character" w:customStyle="1" w:styleId="PiedepginaCar">
+  <w:style w:type="character" w:styleId="PiedepginaCar" w:customStyle="1">
     <w:name w:val="Pie de página Car"/>
-    <w:basedOn w:val="Fuentedeprrafopredeter"/>
-    <w:link w:val="Piedepgina"/>
+    <w:basedOn w:val="DefaultParagraphFont"/>
     <w:uiPriority w:val="99"/>
     <w:qFormat/>
     <w:locked/>
@@ -4409,10 +4497,9 @@
       <w:szCs w:val="22"/>
     </w:rPr>
   </w:style>
-  <w:style w:type="character" w:customStyle="1" w:styleId="TextocomentarioCar">
+  <w:style w:type="character" w:styleId="TextocomentarioCar" w:customStyle="1">
     <w:name w:val="Texto comentario Car"/>
-    <w:basedOn w:val="Fuentedeprrafopredeter"/>
-    <w:link w:val="Textocomentario"/>
+    <w:basedOn w:val="DefaultParagraphFont"/>
     <w:uiPriority w:val="99"/>
     <w:semiHidden/>
     <w:qFormat/>
@@ -4421,10 +4508,10 @@
       <w:rFonts w:ascii="Arial Narrow" w:hAnsi="Arial Narrow" w:cs="Times New Roman"/>
     </w:rPr>
   </w:style>
-  <w:style w:type="character" w:customStyle="1" w:styleId="AsuntodelcomentarioCar">
+  <w:style w:type="character" w:styleId="AsuntodelcomentarioCar" w:customStyle="1">
     <w:name w:val="Asunto del comentario Car"/>
     <w:basedOn w:val="TextocomentarioCar"/>
-    <w:link w:val="Asuntodelcomentario"/>
+    <w:link w:val="annotationsubject"/>
     <w:uiPriority w:val="99"/>
     <w:semiHidden/>
     <w:qFormat/>
@@ -4435,51 +4522,49 @@
       <w:bCs/>
     </w:rPr>
   </w:style>
-  <w:style w:type="character" w:customStyle="1" w:styleId="Ttulo5Car">
+  <w:style w:type="character" w:styleId="Ttulo5Car" w:customStyle="1">
     <w:name w:val="Título 5 Car"/>
-    <w:basedOn w:val="Fuentedeprrafopredeter"/>
-    <w:link w:val="Ttulo5"/>
+    <w:basedOn w:val="DefaultParagraphFont"/>
     <w:uiPriority w:val="9"/>
     <w:qFormat/>
     <w:rPr>
-      <w:rFonts w:ascii="Century Gothic" w:eastAsiaTheme="majorEastAsia" w:hAnsi="Century Gothic" w:cstheme="majorBidi"/>
+      <w:rFonts w:ascii="Century Gothic" w:hAnsi="Century Gothic" w:eastAsia="" w:cs="" w:cstheme="majorBidi" w:eastAsiaTheme="majorEastAsia"/>
       <w:b/>
       <w:i/>
       <w:sz w:val="22"/>
       <w:szCs w:val="22"/>
     </w:rPr>
   </w:style>
-  <w:style w:type="character" w:customStyle="1" w:styleId="Ttulo6Car">
+  <w:style w:type="character" w:styleId="Ttulo6Car" w:customStyle="1">
     <w:name w:val="Título 6 Car"/>
-    <w:basedOn w:val="Fuentedeprrafopredeter"/>
-    <w:link w:val="Ttulo6"/>
+    <w:basedOn w:val="DefaultParagraphFont"/>
     <w:uiPriority w:val="9"/>
     <w:qFormat/>
     <w:rPr>
-      <w:rFonts w:asciiTheme="majorHAnsi" w:eastAsiaTheme="majorEastAsia" w:hAnsiTheme="majorHAnsi" w:cstheme="majorBidi"/>
-      <w:color w:val="1F3864" w:themeColor="accent1" w:themeShade="80"/>
+      <w:rFonts w:ascii="Calibri Light" w:hAnsi="Calibri Light" w:eastAsia="" w:cs="" w:asciiTheme="majorHAnsi" w:cstheme="majorBidi" w:eastAsiaTheme="majorEastAsia" w:hAnsiTheme="majorHAnsi"/>
+      <w:color w:themeColor="accent1" w:themeShade="80" w:val="1F3864"/>
       <w:sz w:val="24"/>
       <w:szCs w:val="22"/>
     </w:rPr>
   </w:style>
-  <w:style w:type="character" w:customStyle="1" w:styleId="Estilo6Car">
+  <w:style w:type="character" w:styleId="Estilo6Car" w:customStyle="1">
     <w:name w:val="Estilo 6 Car"/>
     <w:basedOn w:val="Ttulo6Car"/>
     <w:link w:val="Estilo6"/>
     <w:qFormat/>
     <w:rPr>
-      <w:rFonts w:ascii="Century Gothic" w:eastAsiaTheme="majorEastAsia" w:hAnsi="Century Gothic" w:cstheme="majorBidi"/>
+      <w:rFonts w:ascii="Century Gothic" w:hAnsi="Century Gothic" w:eastAsia="" w:cs="" w:cstheme="majorBidi" w:eastAsiaTheme="majorEastAsia"/>
       <w:b/>
       <w:i/>
-      <w:color w:val="1F3864" w:themeColor="accent1" w:themeShade="80"/>
+      <w:color w:themeColor="accent1" w:themeShade="80" w:val="1F3864"/>
       <w:sz w:val="22"/>
       <w:szCs w:val="22"/>
     </w:rPr>
   </w:style>
-  <w:style w:type="character" w:customStyle="1" w:styleId="SinespaciadoCar">
+  <w:style w:type="character" w:styleId="SinespaciadoCar" w:customStyle="1">
     <w:name w:val="Sin espaciado Car"/>
-    <w:basedOn w:val="Fuentedeprrafopredeter"/>
-    <w:link w:val="Sinespaciado"/>
+    <w:basedOn w:val="DefaultParagraphFont"/>
+    <w:link w:val="NoSpacing"/>
     <w:uiPriority w:val="1"/>
     <w:qFormat/>
     <w:rPr>
@@ -4488,20 +4573,20 @@
       <w:szCs w:val="22"/>
     </w:rPr>
   </w:style>
-  <w:style w:type="character" w:customStyle="1" w:styleId="nfasissutil1">
+  <w:style w:type="character" w:styleId="nfasissutil1" w:customStyle="1">
     <w:name w:val="Énfasis sutil1"/>
-    <w:basedOn w:val="Fuentedeprrafopredeter"/>
+    <w:basedOn w:val="DefaultParagraphFont"/>
     <w:uiPriority w:val="19"/>
     <w:qFormat/>
     <w:rPr>
       <w:i/>
       <w:iCs/>
-      <w:color w:val="404040" w:themeColor="text1" w:themeTint="BF"/>
-    </w:rPr>
-  </w:style>
-  <w:style w:type="character" w:customStyle="1" w:styleId="PrrafodelistaCar">
+      <w:color w:themeColor="text1" w:themeTint="bf" w:val="404040"/>
+    </w:rPr>
+  </w:style>
+  <w:style w:type="character" w:styleId="PrrafodelistaCar" w:customStyle="1">
     <w:name w:val="Párrafo de lista Car"/>
-    <w:link w:val="Prrafodelista"/>
+    <w:link w:val="ListParagraph"/>
     <w:uiPriority w:val="34"/>
     <w:qFormat/>
     <w:locked/>
@@ -4512,23 +4597,23 @@
       <w:lang w:eastAsia="en-US"/>
     </w:rPr>
   </w:style>
-  <w:style w:type="character" w:customStyle="1" w:styleId="CitaCar">
+  <w:style w:type="character" w:styleId="CitaCar" w:customStyle="1">
     <w:name w:val="Cita Car"/>
-    <w:basedOn w:val="Fuentedeprrafopredeter"/>
-    <w:link w:val="Cita"/>
+    <w:basedOn w:val="DefaultParagraphFont"/>
+    <w:link w:val="Quote"/>
     <w:uiPriority w:val="29"/>
     <w:qFormat/>
     <w:rPr>
       <w:rFonts w:ascii="Century Gothic" w:hAnsi="Century Gothic" w:cs="Times New Roman"/>
       <w:i/>
       <w:iCs/>
-      <w:color w:val="404040" w:themeColor="text1" w:themeTint="BF"/>
+      <w:color w:themeColor="text1" w:themeTint="bf" w:val="404040"/>
       <w:sz w:val="22"/>
       <w:szCs w:val="24"/>
       <w:lang w:val="es-CO"/>
     </w:rPr>
   </w:style>
-  <w:style w:type="character" w:customStyle="1" w:styleId="NormalWebCar">
+  <w:style w:type="character" w:styleId="NormalWebCar" w:customStyle="1">
     <w:name w:val="Normal (Web) Car"/>
     <w:link w:val="NormalWeb"/>
     <w:qFormat/>
@@ -4539,13 +4624,12 @@
       <w:lang w:val="es-CO" w:eastAsia="es-CO"/>
     </w:rPr>
   </w:style>
-  <w:style w:type="character" w:customStyle="1" w:styleId="TextoindependienteCar">
+  <w:style w:type="character" w:styleId="TextoindependienteCar" w:customStyle="1">
     <w:name w:val="Texto independiente Car"/>
-    <w:basedOn w:val="Fuentedeprrafopredeter"/>
-    <w:link w:val="Textoindependiente"/>
+    <w:basedOn w:val="DefaultParagraphFont"/>
     <w:uiPriority w:val="99"/>
     <w:qFormat/>
-    <w:rsid w:val="009848A8"/>
+    <w:rsid w:val="009848a8"/>
     <w:rPr>
       <w:rFonts w:ascii="Century Gothic" w:hAnsi="Century Gothic" w:cs="Times New Roman"/>
       <w:sz w:val="22"/>
@@ -4553,26 +4637,117 @@
       <w:lang w:eastAsia="es-ES"/>
     </w:rPr>
   </w:style>
-  <w:style w:type="character" w:customStyle="1" w:styleId="SubttuloCar">
+  <w:style w:type="character" w:styleId="SubttuloCar" w:customStyle="1">
     <w:name w:val="Subtítulo Car"/>
-    <w:basedOn w:val="Fuentedeprrafopredeter"/>
-    <w:link w:val="Subttulo"/>
+    <w:basedOn w:val="DefaultParagraphFont"/>
     <w:uiPriority w:val="11"/>
     <w:qFormat/>
-    <w:rsid w:val="009848A8"/>
-    <w:rPr>
-      <w:rFonts w:asciiTheme="minorHAnsi" w:eastAsiaTheme="minorEastAsia" w:hAnsiTheme="minorHAnsi" w:cstheme="minorBidi"/>
-      <w:color w:val="5A5A5A" w:themeColor="text1" w:themeTint="A5"/>
+    <w:rsid w:val="009848a8"/>
+    <w:rPr>
+      <w:rFonts w:ascii="Calibri" w:hAnsi="Calibri" w:eastAsia="" w:cs="" w:asciiTheme="minorHAnsi" w:cstheme="minorBidi" w:eastAsiaTheme="minorEastAsia" w:hAnsiTheme="minorHAnsi"/>
+      <w:color w:themeColor="text1" w:themeTint="a5" w:val="5A5A5A"/>
       <w:spacing w:val="15"/>
       <w:sz w:val="22"/>
       <w:szCs w:val="22"/>
       <w:lang w:eastAsia="es-ES"/>
     </w:rPr>
   </w:style>
-  <w:style w:type="paragraph" w:styleId="Ttulo">
+  <w:style w:type="paragraph" w:styleId="Ttulo" w:customStyle="1">
+    <w:name w:val="Título"/>
+    <w:basedOn w:val="Normal"/>
+    <w:next w:val="BodyText"/>
+    <w:qFormat/>
+    <w:pPr>
+      <w:keepNext w:val="true"/>
+      <w:spacing w:before="240" w:after="120"/>
+    </w:pPr>
+    <w:rPr>
+      <w:rFonts w:ascii="Liberation Sans" w:hAnsi="Liberation Sans" w:eastAsia="Microsoft YaHei" w:cs="Lucida Sans"/>
+      <w:sz w:val="28"/>
+      <w:szCs w:val="28"/>
+    </w:rPr>
+  </w:style>
+  <w:style w:type="paragraph" w:styleId="BodyText">
+    <w:name w:val="Body Text"/>
+    <w:basedOn w:val="Normal"/>
+    <w:link w:val="TextoindependienteCar"/>
+    <w:uiPriority w:val="99"/>
+    <w:unhideWhenUsed/>
+    <w:rsid w:val="009848a8"/>
+    <w:pPr>
+      <w:spacing w:before="0" w:after="120"/>
+    </w:pPr>
+    <w:rPr/>
+  </w:style>
+  <w:style w:type="paragraph" w:styleId="List">
+    <w:name w:val="List"/>
+    <w:basedOn w:val="BodyText"/>
+    <w:pPr/>
+    <w:rPr>
+      <w:rFonts w:cs="Lucida Sans"/>
+    </w:rPr>
+  </w:style>
+  <w:style w:type="paragraph" w:styleId="Caption">
+    <w:name w:val="caption"/>
+    <w:basedOn w:val="Normal"/>
+    <w:next w:val="Normal"/>
+    <w:uiPriority w:val="35"/>
+    <w:unhideWhenUsed/>
+    <w:qFormat/>
+    <w:pPr>
+      <w:spacing w:before="0" w:after="200"/>
+      <w:ind w:start="1134"/>
+    </w:pPr>
+    <w:rPr>
+      <w:i/>
+      <w:iCs/>
+      <w:color w:val="44546A"/>
+      <w:sz w:val="18"/>
+      <w:szCs w:val="18"/>
+      <w:lang w:eastAsia="en-US"/>
+    </w:rPr>
+  </w:style>
+  <w:style w:type="paragraph" w:styleId="ndice" w:customStyle="1">
+    <w:name w:val="Índice"/>
+    <w:basedOn w:val="Normal"/>
+    <w:qFormat/>
+    <w:pPr>
+      <w:suppressLineNumbers/>
+    </w:pPr>
+    <w:rPr>
+      <w:rFonts w:cs="Lucida Sans"/>
+    </w:rPr>
+  </w:style>
+  <w:style w:type="paragraph" w:styleId="Ttulouser">
+    <w:name w:val="Título (user)"/>
+    <w:basedOn w:val="Normal"/>
+    <w:next w:val="BodyText"/>
+    <w:qFormat/>
+    <w:pPr>
+      <w:keepNext w:val="true"/>
+      <w:spacing w:before="240" w:after="120"/>
+    </w:pPr>
+    <w:rPr>
+      <w:rFonts w:ascii="Liberation Sans" w:hAnsi="Liberation Sans" w:eastAsia="Microsoft YaHei" w:cs="Lucida Sans"/>
+      <w:sz w:val="28"/>
+      <w:szCs w:val="28"/>
+    </w:rPr>
+  </w:style>
+  <w:style w:type="paragraph" w:styleId="ndiceuser" w:customStyle="1">
+    <w:name w:val="Índice (user)"/>
+    <w:basedOn w:val="Normal"/>
+    <w:qFormat/>
+    <w:pPr>
+      <w:suppressLineNumbers/>
+    </w:pPr>
+    <w:rPr>
+      <w:rFonts w:cs="Lucida Sans"/>
+    </w:rPr>
+  </w:style>
+  <w:style w:type="paragraph" w:styleId="Title">
     <w:name w:val="Title"/>
     <w:basedOn w:val="Normal"/>
-    <w:next w:val="Textoindependiente"/>
+    <w:next w:val="BodyText"/>
     <w:link w:val="TtuloCar"/>
     <w:uiPriority w:val="10"/>
     <w:qFormat/>
@@ -4590,82 +4765,7 @@
       <w:szCs w:val="32"/>
     </w:rPr>
   </w:style>
-  <w:style w:type="paragraph" w:styleId="Textoindependiente">
-    <w:name w:val="Body Text"/>
-    <w:basedOn w:val="Normal"/>
-    <w:link w:val="TextoindependienteCar"/>
-    <w:uiPriority w:val="99"/>
-    <w:unhideWhenUsed/>
-    <w:rsid w:val="009848A8"/>
-    <w:pPr>
-      <w:spacing w:after="120"/>
-    </w:pPr>
-  </w:style>
-  <w:style w:type="paragraph" w:styleId="Lista">
-    <w:name w:val="List"/>
-    <w:basedOn w:val="Textoindependiente"/>
-    <w:rPr>
-      <w:rFonts w:cs="Lucida Sans"/>
-    </w:rPr>
-  </w:style>
-  <w:style w:type="paragraph" w:styleId="Descripcin">
-    <w:name w:val="caption"/>
-    <w:basedOn w:val="Normal"/>
-    <w:next w:val="Normal"/>
-    <w:uiPriority w:val="35"/>
-    <w:unhideWhenUsed/>
-    <w:qFormat/>
-    <w:pPr>
-      <w:spacing w:after="200"/>
-      <w:ind w:left="1134"/>
-    </w:pPr>
-    <w:rPr>
-      <w:i/>
-      <w:iCs/>
-      <w:color w:val="44546A"/>
-      <w:sz w:val="18"/>
-      <w:szCs w:val="18"/>
-      <w:lang w:eastAsia="en-US"/>
-    </w:rPr>
-  </w:style>
-  <w:style w:type="paragraph" w:customStyle="1" w:styleId="ndice">
-    <w:name w:val="Índice"/>
-    <w:basedOn w:val="Normal"/>
-    <w:qFormat/>
-    <w:pPr>
-      <w:suppressLineNumbers/>
-    </w:pPr>
-    <w:rPr>
-      <w:rFonts w:cs="Lucida Sans"/>
-    </w:rPr>
-  </w:style>
-  <w:style w:type="paragraph" w:customStyle="1" w:styleId="Ttulouser">
-    <w:name w:val="Título (user)"/>
-    <w:basedOn w:val="Normal"/>
-    <w:next w:val="Textoindependiente"/>
-    <w:qFormat/>
-    <w:pPr>
-      <w:keepNext/>
-      <w:spacing w:before="240" w:after="120"/>
-    </w:pPr>
-    <w:rPr>
-      <w:rFonts w:ascii="Liberation Sans" w:eastAsia="Microsoft YaHei" w:hAnsi="Liberation Sans" w:cs="Lucida Sans"/>
-      <w:sz w:val="28"/>
-      <w:szCs w:val="28"/>
-    </w:rPr>
-  </w:style>
-  <w:style w:type="paragraph" w:customStyle="1" w:styleId="ndiceuser">
-    <w:name w:val="Índice (user)"/>
-    <w:basedOn w:val="Normal"/>
-    <w:qFormat/>
-    <w:pPr>
-      <w:suppressLineNumbers/>
-    </w:pPr>
-    <w:rPr>
-      <w:rFonts w:cs="Lucida Sans"/>
-    </w:rPr>
-  </w:style>
-  <w:style w:type="paragraph" w:styleId="TDC3">
+  <w:style w:type="paragraph" w:styleId="TOC3">
     <w:name w:val="toc 3"/>
     <w:basedOn w:val="Normal"/>
     <w:next w:val="Normal"/>
@@ -4674,12 +4774,14 @@
     <w:unhideWhenUsed/>
     <w:pPr>
       <w:tabs>
-        <w:tab w:val="right" w:leader="dot" w:pos="8494"/>
+        <w:tab w:val="clear" w:pos="720"/>
+        <w:tab w:val="right" w:pos="8494" w:leader="dot"/>
       </w:tabs>
-      <w:ind w:left="482"/>
+      <w:ind w:start="482"/>
     </w:pPr>
-  </w:style>
-  <w:style w:type="paragraph" w:styleId="TDC9">
+    <w:rPr/>
+  </w:style>
+  <w:style w:type="paragraph" w:styleId="TOC9">
     <w:name w:val="toc 9"/>
     <w:basedOn w:val="Normal"/>
     <w:next w:val="Normal"/>
@@ -4687,14 +4789,14 @@
     <w:uiPriority w:val="39"/>
     <w:unhideWhenUsed/>
     <w:pPr>
-      <w:spacing w:after="100"/>
-      <w:ind w:left="1760"/>
+      <w:spacing w:before="0" w:after="100"/>
+      <w:ind w:start="1760"/>
     </w:pPr>
     <w:rPr>
       <w:rFonts w:ascii="Calibri" w:hAnsi="Calibri"/>
     </w:rPr>
   </w:style>
-  <w:style w:type="paragraph" w:styleId="TDC7">
+  <w:style w:type="paragraph" w:styleId="TOC7">
     <w:name w:val="toc 7"/>
     <w:basedOn w:val="Normal"/>
     <w:next w:val="Normal"/>
@@ -4702,14 +4804,14 @@
     <w:uiPriority w:val="39"/>
     <w:unhideWhenUsed/>
     <w:pPr>
-      <w:spacing w:after="100"/>
-      <w:ind w:left="1320"/>
+      <w:spacing w:before="0" w:after="100"/>
+      <w:ind w:start="1320"/>
     </w:pPr>
     <w:rPr>
       <w:rFonts w:ascii="Calibri" w:hAnsi="Calibri"/>
     </w:rPr>
   </w:style>
-  <w:style w:type="paragraph" w:styleId="TDC1">
+  <w:style w:type="paragraph" w:styleId="TOC1">
     <w:name w:val="toc 1"/>
     <w:basedOn w:val="Normal"/>
     <w:next w:val="Normal"/>
@@ -4718,11 +4820,13 @@
     <w:unhideWhenUsed/>
     <w:pPr>
       <w:tabs>
-        <w:tab w:val="right" w:leader="dot" w:pos="8494"/>
+        <w:tab w:val="clear" w:pos="720"/>
+        <w:tab w:val="right" w:pos="8494" w:leader="dot"/>
       </w:tabs>
     </w:pPr>
-  </w:style>
-  <w:style w:type="paragraph" w:styleId="TDC8">
+    <w:rPr/>
+  </w:style>
+  <w:style w:type="paragraph" w:styleId="TOC8">
     <w:name w:val="toc 8"/>
     <w:basedOn w:val="Normal"/>
     <w:next w:val="Normal"/>
@@ -4730,14 +4834,14 @@
     <w:uiPriority w:val="39"/>
     <w:unhideWhenUsed/>
     <w:pPr>
-      <w:spacing w:after="100"/>
-      <w:ind w:left="1540"/>
+      <w:spacing w:before="0" w:after="100"/>
+      <w:ind w:start="1540"/>
     </w:pPr>
     <w:rPr>
       <w:rFonts w:ascii="Calibri" w:hAnsi="Calibri"/>
     </w:rPr>
   </w:style>
-  <w:style w:type="paragraph" w:styleId="TDC2">
+  <w:style w:type="paragraph" w:styleId="TOC2">
     <w:name w:val="toc 2"/>
     <w:basedOn w:val="Normal"/>
     <w:next w:val="Normal"/>
@@ -4746,26 +4850,29 @@
     <w:unhideWhenUsed/>
     <w:pPr>
       <w:tabs>
-        <w:tab w:val="right" w:leader="dot" w:pos="8494"/>
+        <w:tab w:val="clear" w:pos="720"/>
+        <w:tab w:val="right" w:pos="8494" w:leader="dot"/>
       </w:tabs>
-      <w:ind w:left="238"/>
+      <w:ind w:start="238"/>
     </w:pPr>
-  </w:style>
-  <w:style w:type="paragraph" w:styleId="Asuntodelcomentario">
+    <w:rPr/>
+  </w:style>
+  <w:style w:type="paragraph" w:styleId="annotationsubject">
     <w:name w:val="annotation subject"/>
-    <w:basedOn w:val="Textocomentario"/>
-    <w:next w:val="Textocomentario"/>
+    <w:basedOn w:val="CommentText"/>
+    <w:next w:val="CommentText"/>
     <w:link w:val="AsuntodelcomentarioCar"/>
     <w:uiPriority w:val="99"/>
     <w:semiHidden/>
     <w:unhideWhenUsed/>
     <w:qFormat/>
+    <w:pPr/>
     <w:rPr>
       <w:b/>
       <w:bCs/>
     </w:rPr>
   </w:style>
-  <w:style w:type="paragraph" w:styleId="Textocomentario">
+  <w:style w:type="paragraph" w:styleId="CommentText">
     <w:name w:val="annotation text"/>
     <w:basedOn w:val="Normal"/>
     <w:link w:val="TextocomentarioCar"/>
@@ -4773,12 +4880,13 @@
     <w:semiHidden/>
     <w:unhideWhenUsed/>
     <w:qFormat/>
+    <w:pPr/>
     <w:rPr>
       <w:sz w:val="20"/>
       <w:szCs w:val="20"/>
     </w:rPr>
   </w:style>
-  <w:style w:type="paragraph" w:styleId="TDC6">
+  <w:style w:type="paragraph" w:styleId="TOC6">
     <w:name w:val="toc 6"/>
     <w:basedOn w:val="Normal"/>
     <w:next w:val="Normal"/>
@@ -4787,14 +4895,14 @@
     <w:unhideWhenUsed/>
     <w:qFormat/>
     <w:pPr>
-      <w:spacing w:after="100"/>
-      <w:ind w:left="1100"/>
+      <w:spacing w:before="0" w:after="100"/>
+      <w:ind w:start="1100"/>
     </w:pPr>
     <w:rPr>
       <w:rFonts w:ascii="Calibri" w:hAnsi="Calibri"/>
     </w:rPr>
   </w:style>
-  <w:style w:type="paragraph" w:styleId="TDC5">
+  <w:style w:type="paragraph" w:styleId="TOC5">
     <w:name w:val="toc 5"/>
     <w:basedOn w:val="Normal"/>
     <w:next w:val="Normal"/>
@@ -4802,14 +4910,14 @@
     <w:uiPriority w:val="39"/>
     <w:unhideWhenUsed/>
     <w:pPr>
-      <w:spacing w:after="100"/>
-      <w:ind w:left="880"/>
+      <w:spacing w:before="0" w:after="100"/>
+      <w:ind w:start="880"/>
     </w:pPr>
     <w:rPr>
       <w:rFonts w:ascii="Calibri" w:hAnsi="Calibri"/>
     </w:rPr>
   </w:style>
-  <w:style w:type="paragraph" w:styleId="TDC4">
+  <w:style w:type="paragraph" w:styleId="TOC4">
     <w:name w:val="toc 4"/>
     <w:basedOn w:val="Normal"/>
     <w:next w:val="Normal"/>
@@ -4817,24 +4925,28 @@
     <w:uiPriority w:val="39"/>
     <w:unhideWhenUsed/>
     <w:pPr>
-      <w:spacing w:after="100"/>
-      <w:ind w:left="660"/>
+      <w:spacing w:before="0" w:after="100"/>
+      <w:ind w:start="660"/>
     </w:pPr>
     <w:rPr>
       <w:rFonts w:ascii="Calibri" w:hAnsi="Calibri"/>
     </w:rPr>
   </w:style>
-  <w:style w:type="paragraph" w:customStyle="1" w:styleId="Cabeceraypieuser">
+  <w:style w:type="paragraph" w:styleId="Cabeceraypie" w:customStyle="1">
+    <w:name w:val="Cabecera y pie"/>
+    <w:basedOn w:val="Normal"/>
+    <w:qFormat/>
+    <w:pPr/>
+    <w:rPr/>
+  </w:style>
+  <w:style w:type="paragraph" w:styleId="Cabeceraypieuser" w:customStyle="1">
     <w:name w:val="Cabecera y pie (user)"/>
     <w:basedOn w:val="Normal"/>
     <w:qFormat/>
-  </w:style>
-  <w:style w:type="paragraph" w:customStyle="1" w:styleId="Cabeceraypie">
-    <w:name w:val="Cabecera y pie"/>
-    <w:basedOn w:val="Normal"/>
-    <w:qFormat/>
-  </w:style>
-  <w:style w:type="paragraph" w:styleId="Encabezado">
+    <w:pPr/>
+    <w:rPr/>
+  </w:style>
+  <w:style w:type="paragraph" w:styleId="Header">
     <w:name w:val="header"/>
     <w:basedOn w:val="Normal"/>
     <w:link w:val="EncabezadoCar"/>
@@ -4842,10 +4954,12 @@
     <w:unhideWhenUsed/>
     <w:pPr>
       <w:tabs>
-        <w:tab w:val="center" w:pos="4252"/>
-        <w:tab w:val="right" w:pos="8504"/>
+        <w:tab w:val="clear" w:pos="720"/>
+        <w:tab w:val="center" w:pos="4252" w:leader="none"/>
+        <w:tab w:val="right" w:pos="8504" w:leader="none"/>
       </w:tabs>
     </w:pPr>
+    <w:rPr/>
   </w:style>
   <w:style w:type="paragraph" w:styleId="NormalWeb">
     <w:name w:val="Normal (Web)"/>
@@ -4856,7 +4970,7 @@
     <w:qFormat/>
     <w:pPr>
       <w:spacing w:beforeAutospacing="1" w:afterAutospacing="1"/>
-      <w:jc w:val="left"/>
+      <w:jc w:val="start"/>
     </w:pPr>
     <w:rPr>
       <w:rFonts w:ascii="Times New Roman" w:hAnsi="Times New Roman"/>
@@ -4864,7 +4978,7 @@
       <w:lang w:eastAsia="es-CO"/>
     </w:rPr>
   </w:style>
-  <w:style w:type="paragraph" w:styleId="Piedepgina">
+  <w:style w:type="paragraph" w:styleId="Footer">
     <w:name w:val="footer"/>
     <w:basedOn w:val="Normal"/>
     <w:link w:val="PiedepginaCar"/>
@@ -4872,55 +4986,60 @@
     <w:unhideWhenUsed/>
     <w:pPr>
       <w:tabs>
-        <w:tab w:val="center" w:pos="4252"/>
-        <w:tab w:val="right" w:pos="8504"/>
+        <w:tab w:val="clear" w:pos="720"/>
+        <w:tab w:val="center" w:pos="4252" w:leader="none"/>
+        <w:tab w:val="right" w:pos="8504" w:leader="none"/>
       </w:tabs>
     </w:pPr>
-  </w:style>
-  <w:style w:type="paragraph" w:customStyle="1" w:styleId="TtuloTDC1">
+    <w:rPr/>
+  </w:style>
+  <w:style w:type="paragraph" w:styleId="TtuloTDC1" w:customStyle="1">
     <w:name w:val="Título TDC1"/>
-    <w:basedOn w:val="Ttulo1"/>
+    <w:basedOn w:val="Heading1"/>
     <w:next w:val="Normal"/>
     <w:uiPriority w:val="39"/>
     <w:unhideWhenUsed/>
     <w:qFormat/>
     <w:pPr>
       <w:keepLines/>
-      <w:spacing w:after="0"/>
+      <w:spacing w:before="360" w:after="0"/>
       <w:outlineLvl w:val="9"/>
     </w:pPr>
     <w:rPr>
       <w:rFonts w:ascii="Calibri Light" w:hAnsi="Calibri Light"/>
-      <w:b w:val="0"/>
-      <w:bCs w:val="0"/>
+      <w:b w:val="false"/>
+      <w:bCs w:val="false"/>
       <w:color w:val="2F5496"/>
       <w:kern w:val="0"/>
     </w:rPr>
   </w:style>
-  <w:style w:type="paragraph" w:styleId="Sinespaciado">
+  <w:style w:type="paragraph" w:styleId="NoSpacing">
     <w:name w:val="No Spacing"/>
     <w:basedOn w:val="Normal"/>
     <w:link w:val="SinespaciadoCar"/>
     <w:uiPriority w:val="1"/>
     <w:qFormat/>
-  </w:style>
-  <w:style w:type="paragraph" w:styleId="Prrafodelista">
+    <w:pPr/>
+    <w:rPr/>
+  </w:style>
+  <w:style w:type="paragraph" w:styleId="ListParagraph">
     <w:name w:val="List Paragraph"/>
     <w:basedOn w:val="Normal"/>
     <w:link w:val="PrrafodelistaCar"/>
     <w:uiPriority w:val="34"/>
     <w:qFormat/>
     <w:pPr>
-      <w:ind w:left="720"/>
+      <w:spacing w:before="0" w:after="0"/>
+      <w:ind w:start="720"/>
       <w:contextualSpacing/>
     </w:pPr>
     <w:rPr>
       <w:lang w:eastAsia="en-US"/>
     </w:rPr>
   </w:style>
-  <w:style w:type="paragraph" w:customStyle="1" w:styleId="Estilo6">
+  <w:style w:type="paragraph" w:styleId="Estilo6" w:customStyle="1">
     <w:name w:val="Estilo 6"/>
-    <w:basedOn w:val="Ttulo6"/>
+    <w:basedOn w:val="Heading6"/>
     <w:next w:val="Normal"/>
     <w:link w:val="Estilo6Car"/>
     <w:qFormat/>
@@ -4934,7 +5053,7 @@
       <w:color w:val="auto"/>
     </w:rPr>
   </w:style>
-  <w:style w:type="paragraph" w:customStyle="1" w:styleId="msonormal0">
+  <w:style w:type="paragraph" w:styleId="msonormal" w:customStyle="1">
     <w:name w:val="msonormal"/>
     <w:basedOn w:val="Normal"/>
     <w:qFormat/>
@@ -4946,7 +5065,7 @@
       <w:sz w:val="24"/>
     </w:rPr>
   </w:style>
-  <w:style w:type="paragraph" w:customStyle="1" w:styleId="xl64">
+  <w:style w:type="paragraph" w:styleId="xl64" w:customStyle="1">
     <w:name w:val="xl64"/>
     <w:basedOn w:val="Normal"/>
     <w:qFormat/>
@@ -4967,7 +5086,7 @@
       <w:sz w:val="24"/>
     </w:rPr>
   </w:style>
-  <w:style w:type="paragraph" w:customStyle="1" w:styleId="xl65">
+  <w:style w:type="paragraph" w:styleId="xl65" w:customStyle="1">
     <w:name w:val="xl65"/>
     <w:basedOn w:val="Normal"/>
     <w:qFormat/>
@@ -4989,7 +5108,7 @@
       <w:sz w:val="24"/>
     </w:rPr>
   </w:style>
-  <w:style w:type="paragraph" w:customStyle="1" w:styleId="xl66">
+  <w:style w:type="paragraph" w:styleId="xl66" w:customStyle="1">
     <w:name w:val="xl66"/>
     <w:basedOn w:val="Normal"/>
     <w:qFormat/>
@@ -5008,7 +5127,7 @@
       <w:sz w:val="24"/>
     </w:rPr>
   </w:style>
-  <w:style w:type="paragraph" w:customStyle="1" w:styleId="xl67">
+  <w:style w:type="paragraph" w:styleId="xl67" w:customStyle="1">
     <w:name w:val="xl67"/>
     <w:basedOn w:val="Normal"/>
     <w:qFormat/>
@@ -5026,7 +5145,7 @@
       <w:sz w:val="24"/>
     </w:rPr>
   </w:style>
-  <w:style w:type="paragraph" w:customStyle="1" w:styleId="xl68">
+  <w:style w:type="paragraph" w:styleId="xl68" w:customStyle="1">
     <w:name w:val="xl68"/>
     <w:basedOn w:val="Normal"/>
     <w:qFormat/>
@@ -5038,7 +5157,7 @@
         <w:right w:val="single" w:sz="4" w:space="0" w:color="000000"/>
       </w:pBdr>
       <w:spacing w:beforeAutospacing="1" w:afterAutospacing="1"/>
-      <w:jc w:val="right"/>
+      <w:jc w:val="end"/>
       <w:textAlignment w:val="center"/>
     </w:pPr>
     <w:rPr>
@@ -5047,7 +5166,7 @@
       <w:sz w:val="24"/>
     </w:rPr>
   </w:style>
-  <w:style w:type="paragraph" w:customStyle="1" w:styleId="xl69">
+  <w:style w:type="paragraph" w:styleId="xl69" w:customStyle="1">
     <w:name w:val="xl69"/>
     <w:basedOn w:val="Normal"/>
     <w:qFormat/>
@@ -5067,7 +5186,7 @@
       <w:sz w:val="24"/>
     </w:rPr>
   </w:style>
-  <w:style w:type="paragraph" w:customStyle="1" w:styleId="xl70">
+  <w:style w:type="paragraph" w:styleId="xl70" w:customStyle="1">
     <w:name w:val="xl70"/>
     <w:basedOn w:val="Normal"/>
     <w:qFormat/>
@@ -5087,7 +5206,7 @@
       <w:sz w:val="24"/>
     </w:rPr>
   </w:style>
-  <w:style w:type="paragraph" w:customStyle="1" w:styleId="xl71">
+  <w:style w:type="paragraph" w:styleId="xl71" w:customStyle="1">
     <w:name w:val="xl71"/>
     <w:basedOn w:val="Normal"/>
     <w:qFormat/>
@@ -5107,7 +5226,7 @@
       <w:sz w:val="24"/>
     </w:rPr>
   </w:style>
-  <w:style w:type="paragraph" w:customStyle="1" w:styleId="xl72">
+  <w:style w:type="paragraph" w:styleId="xl72" w:customStyle="1">
     <w:name w:val="xl72"/>
     <w:basedOn w:val="Normal"/>
     <w:qFormat/>
@@ -5126,7 +5245,7 @@
       <w:sz w:val="24"/>
     </w:rPr>
   </w:style>
-  <w:style w:type="paragraph" w:customStyle="1" w:styleId="xl73">
+  <w:style w:type="paragraph" w:styleId="xl73" w:customStyle="1">
     <w:name w:val="xl73"/>
     <w:basedOn w:val="Normal"/>
     <w:qFormat/>
@@ -5146,7 +5265,7 @@
       <w:sz w:val="24"/>
     </w:rPr>
   </w:style>
-  <w:style w:type="paragraph" w:customStyle="1" w:styleId="xl74">
+  <w:style w:type="paragraph" w:styleId="xl74" w:customStyle="1">
     <w:name w:val="xl74"/>
     <w:basedOn w:val="Normal"/>
     <w:qFormat/>
@@ -5165,7 +5284,7 @@
       <w:sz w:val="24"/>
     </w:rPr>
   </w:style>
-  <w:style w:type="paragraph" w:customStyle="1" w:styleId="xl75">
+  <w:style w:type="paragraph" w:styleId="xl75" w:customStyle="1">
     <w:name w:val="xl75"/>
     <w:basedOn w:val="Normal"/>
     <w:qFormat/>
@@ -5183,7 +5302,7 @@
       <w:sz w:val="24"/>
     </w:rPr>
   </w:style>
-  <w:style w:type="paragraph" w:customStyle="1" w:styleId="xl76">
+  <w:style w:type="paragraph" w:styleId="xl76" w:customStyle="1">
     <w:name w:val="xl76"/>
     <w:basedOn w:val="Normal"/>
     <w:qFormat/>
@@ -5202,29 +5321,47 @@
       <w:sz w:val="24"/>
     </w:rPr>
   </w:style>
-  <w:style w:type="paragraph" w:customStyle="1" w:styleId="Revisin1">
+  <w:style w:type="paragraph" w:styleId="Revisin1" w:customStyle="1">
     <w:name w:val="Revisión1"/>
     <w:uiPriority w:val="99"/>
     <w:semiHidden/>
     <w:qFormat/>
-    <w:rPr>
-      <w:rFonts w:ascii="Century Gothic" w:hAnsi="Century Gothic" w:cs="Times New Roman"/>
+    <w:pPr>
+      <w:widowControl/>
+      <w:suppressAutoHyphens w:val="true"/>
+      <w:bidi w:val="0"/>
+      <w:spacing w:before="0" w:after="0"/>
+      <w:jc w:val="start"/>
+    </w:pPr>
+    <w:rPr>
+      <w:rFonts w:ascii="Century Gothic" w:hAnsi="Century Gothic" w:eastAsia="Times New Roman" w:cs="Times New Roman"/>
+      <w:color w:val="auto"/>
+      <w:kern w:val="0"/>
       <w:sz w:val="22"/>
       <w:szCs w:val="24"/>
-      <w:lang w:val="es-ES" w:eastAsia="es-ES"/>
-    </w:rPr>
-  </w:style>
-  <w:style w:type="paragraph" w:customStyle="1" w:styleId="Default">
+      <w:lang w:val="es-ES" w:eastAsia="es-ES" w:bidi="ar-SA"/>
+    </w:rPr>
+  </w:style>
+  <w:style w:type="paragraph" w:styleId="Default" w:customStyle="1">
     <w:name w:val="Default"/>
     <w:qFormat/>
-    <w:rPr>
-      <w:rFonts w:ascii="Tahoma" w:hAnsi="Tahoma" w:cs="Tahoma"/>
+    <w:pPr>
+      <w:widowControl/>
+      <w:suppressAutoHyphens w:val="true"/>
+      <w:bidi w:val="0"/>
+      <w:spacing w:before="0" w:after="0"/>
+      <w:jc w:val="start"/>
+    </w:pPr>
+    <w:rPr>
+      <w:rFonts w:ascii="Tahoma" w:hAnsi="Tahoma" w:eastAsia="Times New Roman" w:cs="Tahoma"/>
       <w:color w:val="000000"/>
+      <w:kern w:val="0"/>
       <w:sz w:val="24"/>
       <w:szCs w:val="24"/>
-    </w:rPr>
-  </w:style>
-  <w:style w:type="paragraph" w:customStyle="1" w:styleId="xl77">
+      <w:lang w:val="es-CO" w:eastAsia="es-CO" w:bidi="ar-SA"/>
+    </w:rPr>
+  </w:style>
+  <w:style w:type="paragraph" w:styleId="xl77" w:customStyle="1">
     <w:name w:val="xl77"/>
     <w:basedOn w:val="Normal"/>
     <w:qFormat/>
@@ -5244,7 +5381,7 @@
       <w:lang w:eastAsia="es-CO"/>
     </w:rPr>
   </w:style>
-  <w:style w:type="paragraph" w:customStyle="1" w:styleId="xl78">
+  <w:style w:type="paragraph" w:styleId="xl78" w:customStyle="1">
     <w:name w:val="xl78"/>
     <w:basedOn w:val="Normal"/>
     <w:qFormat/>
@@ -5265,7 +5402,7 @@
       <w:lang w:eastAsia="es-CO"/>
     </w:rPr>
   </w:style>
-  <w:style w:type="paragraph" w:customStyle="1" w:styleId="xl79">
+  <w:style w:type="paragraph" w:styleId="xl79" w:customStyle="1">
     <w:name w:val="xl79"/>
     <w:basedOn w:val="Normal"/>
     <w:qFormat/>
@@ -5285,7 +5422,7 @@
       <w:lang w:eastAsia="es-CO"/>
     </w:rPr>
   </w:style>
-  <w:style w:type="paragraph" w:customStyle="1" w:styleId="xl80">
+  <w:style w:type="paragraph" w:styleId="xl80" w:customStyle="1">
     <w:name w:val="xl80"/>
     <w:basedOn w:val="Normal"/>
     <w:qFormat/>
@@ -5305,7 +5442,7 @@
       <w:lang w:eastAsia="es-CO"/>
     </w:rPr>
   </w:style>
-  <w:style w:type="paragraph" w:customStyle="1" w:styleId="xl81">
+  <w:style w:type="paragraph" w:styleId="xl81" w:customStyle="1">
     <w:name w:val="xl81"/>
     <w:basedOn w:val="Normal"/>
     <w:qFormat/>
@@ -5325,7 +5462,7 @@
       <w:lang w:eastAsia="es-CO"/>
     </w:rPr>
   </w:style>
-  <w:style w:type="paragraph" w:customStyle="1" w:styleId="xl82">
+  <w:style w:type="paragraph" w:styleId="xl82" w:customStyle="1">
     <w:name w:val="xl82"/>
     <w:basedOn w:val="Normal"/>
     <w:qFormat/>
@@ -5346,13 +5483,13 @@
       <w:lang w:eastAsia="es-CO"/>
     </w:rPr>
   </w:style>
-  <w:style w:type="paragraph" w:customStyle="1" w:styleId="font5">
+  <w:style w:type="paragraph" w:styleId="font5" w:customStyle="1">
     <w:name w:val="font5"/>
     <w:basedOn w:val="Normal"/>
     <w:qFormat/>
     <w:pPr>
       <w:spacing w:beforeAutospacing="1" w:afterAutospacing="1"/>
-      <w:jc w:val="left"/>
+      <w:jc w:val="start"/>
     </w:pPr>
     <w:rPr>
       <w:rFonts w:ascii="Tahoma" w:hAnsi="Tahoma" w:cs="Tahoma"/>
@@ -5362,13 +5499,13 @@
       <w:sz w:val="24"/>
     </w:rPr>
   </w:style>
-  <w:style w:type="paragraph" w:customStyle="1" w:styleId="font6">
+  <w:style w:type="paragraph" w:styleId="font6" w:customStyle="1">
     <w:name w:val="font6"/>
     <w:basedOn w:val="Normal"/>
     <w:qFormat/>
     <w:pPr>
       <w:spacing w:beforeAutospacing="1" w:afterAutospacing="1"/>
-      <w:jc w:val="left"/>
+      <w:jc w:val="start"/>
     </w:pPr>
     <w:rPr>
       <w:rFonts w:ascii="Tahoma" w:hAnsi="Tahoma" w:cs="Tahoma"/>
@@ -5376,7 +5513,7 @@
       <w:sz w:val="24"/>
     </w:rPr>
   </w:style>
-  <w:style w:type="paragraph" w:customStyle="1" w:styleId="xl63">
+  <w:style w:type="paragraph" w:styleId="xl63" w:customStyle="1">
     <w:name w:val="xl63"/>
     <w:basedOn w:val="Normal"/>
     <w:qFormat/>
@@ -5400,7 +5537,7 @@
       <w:lang w:eastAsia="es-CO"/>
     </w:rPr>
   </w:style>
-  <w:style w:type="paragraph" w:styleId="Cita">
+  <w:style w:type="paragraph" w:styleId="Quote">
     <w:name w:val="Quote"/>
     <w:basedOn w:val="Normal"/>
     <w:next w:val="Normal"/>
@@ -5409,64 +5546,82 @@
     <w:qFormat/>
     <w:pPr>
       <w:spacing w:before="200" w:after="160"/>
-      <w:ind w:left="864" w:right="864"/>
+      <w:ind w:start="864" w:end="864"/>
       <w:jc w:val="center"/>
     </w:pPr>
     <w:rPr>
       <w:i/>
       <w:iCs/>
-      <w:color w:val="404040" w:themeColor="text1" w:themeTint="BF"/>
-    </w:rPr>
-  </w:style>
-  <w:style w:type="paragraph" w:customStyle="1" w:styleId="TableParagraph">
+      <w:color w:themeColor="text1" w:themeTint="bf" w:val="404040"/>
+    </w:rPr>
+  </w:style>
+  <w:style w:type="paragraph" w:styleId="TableParagraph" w:customStyle="1">
     <w:name w:val="Table Paragraph"/>
     <w:basedOn w:val="Normal"/>
     <w:uiPriority w:val="1"/>
     <w:qFormat/>
     <w:pPr>
-      <w:widowControl w:val="0"/>
-      <w:jc w:val="left"/>
+      <w:widowControl w:val="false"/>
+      <w:jc w:val="start"/>
     </w:pPr>
     <w:rPr>
-      <w:rFonts w:ascii="Arial MT" w:eastAsia="Arial MT" w:hAnsi="Arial MT" w:cs="Arial MT"/>
+      <w:rFonts w:ascii="Arial MT" w:hAnsi="Arial MT" w:eastAsia="Arial MT" w:cs="Arial MT"/>
       <w:szCs w:val="22"/>
       <w:lang w:val="es-ES" w:eastAsia="en-US"/>
     </w:rPr>
   </w:style>
-  <w:style w:type="paragraph" w:styleId="Subttulo">
+  <w:style w:type="paragraph" w:styleId="Subtitle">
     <w:name w:val="Subtitle"/>
     <w:basedOn w:val="Normal"/>
     <w:next w:val="Normal"/>
     <w:link w:val="SubttuloCar"/>
     <w:uiPriority w:val="11"/>
     <w:qFormat/>
-    <w:rsid w:val="009848A8"/>
+    <w:rsid w:val="009848a8"/>
     <w:pPr>
-      <w:spacing w:after="160"/>
+      <w:spacing w:before="0" w:after="160"/>
     </w:pPr>
     <w:rPr>
-      <w:rFonts w:asciiTheme="minorHAnsi" w:eastAsiaTheme="minorEastAsia" w:hAnsiTheme="minorHAnsi" w:cstheme="minorBidi"/>
-      <w:color w:val="5A5A5A" w:themeColor="text1" w:themeTint="A5"/>
+      <w:rFonts w:ascii="Calibri" w:hAnsi="Calibri" w:eastAsia="" w:cs="" w:asciiTheme="minorHAnsi" w:cstheme="minorBidi" w:eastAsiaTheme="minorEastAsia" w:hAnsiTheme="minorHAnsi"/>
+      <w:color w:themeColor="text1" w:themeTint="a5" w:val="5A5A5A"/>
       <w:spacing w:val="15"/>
       <w:szCs w:val="22"/>
     </w:rPr>
   </w:style>
-  <w:style w:type="paragraph" w:customStyle="1" w:styleId="Contenidodelmarcouser">
+  <w:style w:type="paragraph" w:styleId="Contenidodelmarco" w:customStyle="1">
+    <w:name w:val="Contenido del marco"/>
+    <w:basedOn w:val="Normal"/>
+    <w:qFormat/>
+    <w:pPr/>
+    <w:rPr/>
+  </w:style>
+  <w:style w:type="paragraph" w:styleId="Contenidodelmarcouser" w:customStyle="1">
     <w:name w:val="Contenido del marco (user)"/>
     <w:basedOn w:val="Normal"/>
     <w:qFormat/>
-  </w:style>
-  <w:style w:type="paragraph" w:customStyle="1" w:styleId="Contenidodelmarco">
-    <w:name w:val="Contenido del marco"/>
-    <w:basedOn w:val="Normal"/>
-    <w:qFormat/>
-  </w:style>
-  <w:style w:type="numbering" w:customStyle="1" w:styleId="Ningunalistauser">
-    <w:name w:val="Ninguna lista (user)"/>
+    <w:pPr/>
+    <w:rPr/>
+  </w:style>
+  <w:style w:type="numbering" w:styleId="Ningunalista" w:customStyle="1">
+    <w:name w:val="Ninguna lista"/>
     <w:uiPriority w:val="99"/>
     <w:semiHidden/>
     <w:unhideWhenUsed/>
     <w:qFormat/>
+  </w:style>
+  <w:style w:type="table" w:default="1" w:styleId="Tablanormal">
+    <w:name w:val="Normal Table"/>
+    <w:uiPriority w:val="99"/>
+    <w:semiHidden/>
+    <w:unhideWhenUsed/>
+    <w:tblPr>
+      <w:tblCellMar>
+        <w:top w:w="0" w:type="dxa"/>
+        <w:left w:w="108" w:type="dxa"/>
+        <w:bottom w:w="0" w:type="dxa"/>
+        <w:right w:w="108" w:type="dxa"/>
+      </w:tblCellMar>
+    </w:tblPr>
   </w:style>
   <w:style w:type="table" w:styleId="Tablaconcuadrcula">
     <w:name w:val="Table Grid"/>
@@ -5475,12 +5630,12 @@
     <w:qFormat/>
     <w:tblPr>
       <w:tblBorders>
-        <w:top w:val="single" w:sz="4" w:space="0" w:color="auto"/>
-        <w:left w:val="single" w:sz="4" w:space="0" w:color="auto"/>
-        <w:bottom w:val="single" w:sz="4" w:space="0" w:color="auto"/>
-        <w:right w:val="single" w:sz="4" w:space="0" w:color="auto"/>
-        <w:insideH w:val="single" w:sz="4" w:space="0" w:color="auto"/>
-        <w:insideV w:val="single" w:sz="4" w:space="0" w:color="auto"/>
+        <w:top w:val="single" w:color="auto" w:sz="4" w:space="0"/>
+        <w:left w:val="single" w:color="auto" w:sz="4" w:space="0"/>
+        <w:bottom w:val="single" w:color="auto" w:sz="4" w:space="0"/>
+        <w:right w:val="single" w:color="auto" w:sz="4" w:space="0"/>
+        <w:insideH w:val="single" w:color="auto" w:sz="4" w:space="0"/>
+        <w:insideV w:val="single" w:color="auto" w:sz="4" w:space="0"/>
       </w:tblBorders>
     </w:tblPr>
   </w:style>
@@ -5491,27 +5646,27 @@
     <w:qFormat/>
     <w:tblPr>
       <w:tblBorders>
-        <w:top w:val="single" w:sz="4" w:space="0" w:color="A8D08D" w:themeColor="accent6" w:themeTint="99"/>
-        <w:left w:val="single" w:sz="4" w:space="0" w:color="A8D08D" w:themeColor="accent6" w:themeTint="99"/>
-        <w:bottom w:val="single" w:sz="4" w:space="0" w:color="A8D08D" w:themeColor="accent6" w:themeTint="99"/>
-        <w:right w:val="single" w:sz="4" w:space="0" w:color="A8D08D" w:themeColor="accent6" w:themeTint="99"/>
-        <w:insideH w:val="single" w:sz="4" w:space="0" w:color="A8D08D" w:themeColor="accent6" w:themeTint="99"/>
-        <w:insideV w:val="single" w:sz="4" w:space="0" w:color="A8D08D" w:themeColor="accent6" w:themeTint="99"/>
+        <w:top w:val="single" w:color="A8D08D" w:themeColor="accent6" w:themeTint="99" w:sz="4" w:space="0"/>
+        <w:left w:val="single" w:color="A8D08D" w:themeColor="accent6" w:themeTint="99" w:sz="4" w:space="0"/>
+        <w:bottom w:val="single" w:color="A8D08D" w:themeColor="accent6" w:themeTint="99" w:sz="4" w:space="0"/>
+        <w:right w:val="single" w:color="A8D08D" w:themeColor="accent6" w:themeTint="99" w:sz="4" w:space="0"/>
+        <w:insideH w:val="single" w:color="A8D08D" w:themeColor="accent6" w:themeTint="99" w:sz="4" w:space="0"/>
+        <w:insideV w:val="single" w:color="A8D08D" w:themeColor="accent6" w:themeTint="99" w:sz="4" w:space="0"/>
       </w:tblBorders>
     </w:tblPr>
     <w:tblStylePr w:type="firstRow">
       <w:rPr>
         <w:b/>
         <w:bCs/>
-        <w:color w:val="FFFFFF" w:themeColor="background1"/>
+        <w:color w:val="ffffff" w:themeColor="background1"/>
       </w:rPr>
       <w:tblPr/>
       <w:tcPr>
         <w:tcBorders>
-          <w:top w:val="single" w:sz="4" w:space="0" w:color="70AD47" w:themeColor="accent6"/>
-          <w:left w:val="single" w:sz="4" w:space="0" w:color="70AD47" w:themeColor="accent6"/>
-          <w:bottom w:val="single" w:sz="4" w:space="0" w:color="70AD47" w:themeColor="accent6"/>
-          <w:right w:val="single" w:sz="4" w:space="0" w:color="70AD47" w:themeColor="accent6"/>
+          <w:top w:val="single" w:color="70AD47" w:themeColor="accent6" w:sz="4" w:space="0"/>
+          <w:left w:val="single" w:color="70AD47" w:themeColor="accent6" w:sz="4" w:space="0"/>
+          <w:bottom w:val="single" w:color="70AD47" w:themeColor="accent6" w:sz="4" w:space="0"/>
+          <w:right w:val="single" w:color="70AD47" w:themeColor="accent6" w:sz="4" w:space="0"/>
           <w:insideH w:val="nil"/>
           <w:insideV w:val="nil"/>
         </w:tcBorders>
@@ -5526,7 +5681,7 @@
       <w:tblPr/>
       <w:tcPr>
         <w:tcBorders>
-          <w:top w:val="double" w:sz="4" w:space="0" w:color="70AD47" w:themeColor="accent6"/>
+          <w:top w:val="double" w:color="70AD47" w:themeColor="accent6" w:sz="4" w:space="0"/>
         </w:tcBorders>
       </w:tcPr>
     </w:tblStylePr>
@@ -5535,12 +5690,14 @@
         <w:b/>
         <w:bCs/>
       </w:rPr>
+      <w:tblPr/>
     </w:tblStylePr>
     <w:tblStylePr w:type="lastCol">
       <w:rPr>
         <w:b/>
         <w:bCs/>
       </w:rPr>
+      <w:tblPr/>
     </w:tblStylePr>
     <w:tblStylePr w:type="band1Vert">
       <w:tblPr/>
@@ -5564,12 +5721,12 @@
     </w:rPr>
     <w:tblPr>
       <w:tblBorders>
-        <w:top w:val="single" w:sz="4" w:space="0" w:color="FFFFFF" w:themeColor="background1"/>
-        <w:left w:val="single" w:sz="4" w:space="0" w:color="FFFFFF" w:themeColor="background1"/>
-        <w:bottom w:val="single" w:sz="4" w:space="0" w:color="FFFFFF" w:themeColor="background1"/>
-        <w:right w:val="single" w:sz="4" w:space="0" w:color="FFFFFF" w:themeColor="background1"/>
-        <w:insideH w:val="single" w:sz="4" w:space="0" w:color="FFFFFF" w:themeColor="background1"/>
-        <w:insideV w:val="single" w:sz="4" w:space="0" w:color="FFFFFF" w:themeColor="background1"/>
+        <w:top w:val="single" w:color="FFFFFF" w:themeColor="background1" w:sz="4" w:space="0"/>
+        <w:left w:val="single" w:color="FFFFFF" w:themeColor="background1" w:sz="4" w:space="0"/>
+        <w:bottom w:val="single" w:color="FFFFFF" w:themeColor="background1" w:sz="4" w:space="0"/>
+        <w:right w:val="single" w:color="FFFFFF" w:themeColor="background1" w:sz="4" w:space="0"/>
+        <w:insideH w:val="single" w:color="FFFFFF" w:themeColor="background1" w:sz="4" w:space="0"/>
+        <w:insideV w:val="single" w:color="FFFFFF" w:themeColor="background1" w:sz="4" w:space="0"/>
       </w:tblBorders>
     </w:tblPr>
     <w:tcPr>
@@ -5579,15 +5736,15 @@
       <w:rPr>
         <w:b/>
         <w:bCs/>
-        <w:color w:val="FFFFFF" w:themeColor="background1"/>
+        <w:color w:val="ffffff" w:themeColor="background1"/>
         <w:sz w:val="22"/>
       </w:rPr>
       <w:tblPr/>
       <w:tcPr>
         <w:tcBorders>
-          <w:top w:val="single" w:sz="4" w:space="0" w:color="FFFFFF" w:themeColor="background1"/>
-          <w:left w:val="single" w:sz="4" w:space="0" w:color="FFFFFF" w:themeColor="background1"/>
-          <w:right w:val="single" w:sz="4" w:space="0" w:color="FFFFFF" w:themeColor="background1"/>
+          <w:top w:val="single" w:color="FFFFFF" w:themeColor="background1" w:sz="4" w:space="0"/>
+          <w:left w:val="single" w:color="FFFFFF" w:themeColor="background1" w:sz="4" w:space="0"/>
+          <w:right w:val="single" w:color="FFFFFF" w:themeColor="background1" w:sz="4" w:space="0"/>
           <w:insideH w:val="nil"/>
           <w:insideV w:val="nil"/>
         </w:tcBorders>
@@ -5598,15 +5755,15 @@
       <w:rPr>
         <w:b/>
         <w:bCs/>
-        <w:color w:val="FFFFFF" w:themeColor="background1"/>
+        <w:color w:val="ffffff" w:themeColor="background1"/>
         <w:sz w:val="22"/>
       </w:rPr>
       <w:tblPr/>
       <w:tcPr>
         <w:tcBorders>
-          <w:left w:val="single" w:sz="4" w:space="0" w:color="FFFFFF" w:themeColor="background1"/>
-          <w:bottom w:val="single" w:sz="4" w:space="0" w:color="FFFFFF" w:themeColor="background1"/>
-          <w:right w:val="single" w:sz="4" w:space="0" w:color="FFFFFF" w:themeColor="background1"/>
+          <w:left w:val="single" w:color="FFFFFF" w:themeColor="background1" w:sz="4" w:space="0"/>
+          <w:bottom w:val="single" w:color="FFFFFF" w:themeColor="background1" w:sz="4" w:space="0"/>
+          <w:right w:val="single" w:color="FFFFFF" w:themeColor="background1" w:sz="4" w:space="0"/>
           <w:insideH w:val="nil"/>
           <w:insideV w:val="nil"/>
         </w:tcBorders>
@@ -5617,15 +5774,15 @@
       <w:rPr>
         <w:b/>
         <w:bCs/>
-        <w:color w:val="FFFFFF" w:themeColor="background1"/>
+        <w:color w:val="ffffff" w:themeColor="background1"/>
         <w:sz w:val="22"/>
       </w:rPr>
       <w:tblPr/>
       <w:tcPr>
         <w:tcBorders>
-          <w:top w:val="single" w:sz="4" w:space="0" w:color="FFFFFF" w:themeColor="background1"/>
-          <w:left w:val="single" w:sz="4" w:space="0" w:color="FFFFFF" w:themeColor="background1"/>
-          <w:bottom w:val="single" w:sz="4" w:space="0" w:color="FFFFFF" w:themeColor="background1"/>
+          <w:top w:val="single" w:color="FFFFFF" w:themeColor="background1" w:sz="4" w:space="0"/>
+          <w:left w:val="single" w:color="FFFFFF" w:themeColor="background1" w:sz="4" w:space="0"/>
+          <w:bottom w:val="single" w:color="FFFFFF" w:themeColor="background1" w:sz="4" w:space="0"/>
           <w:insideV w:val="nil"/>
         </w:tcBorders>
         <w:shd w:val="clear" w:color="auto" w:fill="70AD47" w:themeFill="accent6"/>
@@ -5635,15 +5792,15 @@
       <w:rPr>
         <w:b/>
         <w:bCs/>
-        <w:color w:val="FFFFFF" w:themeColor="background1"/>
+        <w:color w:val="ffffff" w:themeColor="background1"/>
         <w:sz w:val="22"/>
       </w:rPr>
       <w:tblPr/>
       <w:tcPr>
         <w:tcBorders>
-          <w:top w:val="single" w:sz="4" w:space="0" w:color="FFFFFF" w:themeColor="background1"/>
-          <w:bottom w:val="single" w:sz="4" w:space="0" w:color="FFFFFF" w:themeColor="background1"/>
-          <w:right w:val="single" w:sz="4" w:space="0" w:color="FFFFFF" w:themeColor="background1"/>
+          <w:top w:val="single" w:color="FFFFFF" w:themeColor="background1" w:sz="4" w:space="0"/>
+          <w:bottom w:val="single" w:color="FFFFFF" w:themeColor="background1" w:sz="4" w:space="0"/>
+          <w:right w:val="single" w:color="FFFFFF" w:themeColor="background1" w:sz="4" w:space="0"/>
           <w:insideV w:val="nil"/>
         </w:tcBorders>
         <w:shd w:val="clear" w:color="auto" w:fill="70AD47" w:themeFill="accent6"/>
@@ -5662,6 +5819,7 @@
       <w:rPr>
         <w:sz w:val="22"/>
       </w:rPr>
+      <w:tblPr/>
     </w:tblStylePr>
     <w:tblStylePr w:type="band1Horz">
       <w:rPr>
@@ -5676,6 +5834,7 @@
       <w:rPr>
         <w:sz w:val="22"/>
       </w:rPr>
+      <w:tblPr/>
     </w:tblStylePr>
   </w:style>
   <w:style w:type="table" w:customStyle="1" w:styleId="TablaMAPyP">
@@ -5687,12 +5846,12 @@
     </w:pPr>
     <w:tblPr>
       <w:tblBorders>
-        <w:top w:val="single" w:sz="4" w:space="0" w:color="auto"/>
-        <w:left w:val="single" w:sz="4" w:space="0" w:color="auto"/>
-        <w:bottom w:val="single" w:sz="4" w:space="0" w:color="auto"/>
-        <w:right w:val="single" w:sz="4" w:space="0" w:color="auto"/>
-        <w:insideH w:val="single" w:sz="4" w:space="0" w:color="auto"/>
-        <w:insideV w:val="single" w:sz="4" w:space="0" w:color="auto"/>
+        <w:top w:val="single" w:color="auto" w:sz="4" w:space="0"/>
+        <w:left w:val="single" w:color="auto" w:sz="4" w:space="0"/>
+        <w:bottom w:val="single" w:color="auto" w:sz="4" w:space="0"/>
+        <w:right w:val="single" w:color="auto" w:sz="4" w:space="0"/>
+        <w:insideH w:val="single" w:color="auto" w:sz="4" w:space="0"/>
+        <w:insideV w:val="single" w:color="auto" w:sz="4" w:space="0"/>
       </w:tblBorders>
     </w:tblPr>
     <w:tcPr>
@@ -5722,12 +5881,12 @@
     <w:qFormat/>
     <w:tblPr>
       <w:tblBorders>
-        <w:top w:val="single" w:sz="4" w:space="0" w:color="auto"/>
-        <w:left w:val="single" w:sz="4" w:space="0" w:color="auto"/>
-        <w:bottom w:val="single" w:sz="4" w:space="0" w:color="auto"/>
-        <w:right w:val="single" w:sz="4" w:space="0" w:color="auto"/>
-        <w:insideH w:val="single" w:sz="4" w:space="0" w:color="auto"/>
-        <w:insideV w:val="single" w:sz="4" w:space="0" w:color="auto"/>
+        <w:top w:val="single" w:color="auto" w:sz="4" w:space="0"/>
+        <w:left w:val="single" w:color="auto" w:sz="4" w:space="0"/>
+        <w:bottom w:val="single" w:color="auto" w:sz="4" w:space="0"/>
+        <w:right w:val="single" w:color="auto" w:sz="4" w:space="0"/>
+        <w:insideH w:val="single" w:color="auto" w:sz="4" w:space="0"/>
+        <w:insideV w:val="single" w:color="auto" w:sz="4" w:space="0"/>
       </w:tblBorders>
     </w:tblPr>
     <w:tcPr>
@@ -5738,7 +5897,7 @@
       <w:rPr>
         <w:b/>
         <w:bCs/>
-        <w:color w:val="FFFFFF" w:themeColor="background1"/>
+        <w:color w:val="ffffff" w:themeColor="background1"/>
       </w:rPr>
       <w:tblPr/>
       <w:tcPr>
@@ -5753,7 +5912,7 @@
       <w:tblPr/>
       <w:tcPr>
         <w:tcBorders>
-          <w:top w:val="double" w:sz="4" w:space="0" w:color="5B9BD5" w:themeColor="accent5"/>
+          <w:top w:val="double" w:color="5B9BD5" w:themeColor="accent5" w:sz="4" w:space="0"/>
         </w:tcBorders>
         <w:shd w:val="clear" w:color="auto" w:fill="FFFFFF" w:themeFill="background1"/>
       </w:tcPr>
@@ -5788,8 +5947,8 @@
       <w:tblPr/>
       <w:tcPr>
         <w:tcBorders>
-          <w:left w:val="single" w:sz="4" w:space="0" w:color="5B9BD5" w:themeColor="accent5"/>
-          <w:right w:val="single" w:sz="4" w:space="0" w:color="5B9BD5" w:themeColor="accent5"/>
+          <w:left w:val="single" w:color="5B9BD5" w:themeColor="accent5" w:sz="4" w:space="0"/>
+          <w:right w:val="single" w:color="5B9BD5" w:themeColor="accent5" w:sz="4" w:space="0"/>
         </w:tcBorders>
       </w:tcPr>
     </w:tblStylePr>
@@ -5797,8 +5956,8 @@
       <w:tblPr/>
       <w:tcPr>
         <w:tcBorders>
-          <w:top w:val="single" w:sz="4" w:space="0" w:color="5B9BD5" w:themeColor="accent5"/>
-          <w:bottom w:val="single" w:sz="4" w:space="0" w:color="5B9BD5" w:themeColor="accent5"/>
+          <w:top w:val="single" w:color="5B9BD5" w:themeColor="accent5" w:sz="4" w:space="0"/>
+          <w:bottom w:val="single" w:color="5B9BD5" w:themeColor="accent5" w:sz="4" w:space="0"/>
           <w:insideH w:val="nil"/>
         </w:tcBorders>
       </w:tcPr>
@@ -5825,7 +5984,7 @@
       <w:tblPr/>
       <w:tcPr>
         <w:tcBorders>
-          <w:top w:val="double" w:sz="4" w:space="0" w:color="5B9BD5" w:themeColor="accent5"/>
+          <w:top w:val="double" w:color="5B9BD5" w:themeColor="accent5" w:sz="4" w:space="0"/>
           <w:left w:val="nil"/>
         </w:tcBorders>
       </w:tcPr>
@@ -5834,7 +5993,7 @@
       <w:tblPr/>
       <w:tcPr>
         <w:tcBorders>
-          <w:top w:val="double" w:sz="4" w:space="0" w:color="5B9BD5" w:themeColor="accent5"/>
+          <w:top w:val="double" w:color="5B9BD5" w:themeColor="accent5" w:sz="4" w:space="0"/>
           <w:right w:val="nil"/>
         </w:tcBorders>
       </w:tcPr>
@@ -5846,26 +6005,26 @@
     <w:uiPriority w:val="49"/>
     <w:tblPr>
       <w:tblBorders>
-        <w:top w:val="single" w:sz="4" w:space="0" w:color="9CC2E5" w:themeColor="accent5" w:themeTint="99"/>
-        <w:left w:val="single" w:sz="4" w:space="0" w:color="9CC2E5" w:themeColor="accent5" w:themeTint="99"/>
-        <w:bottom w:val="single" w:sz="4" w:space="0" w:color="9CC2E5" w:themeColor="accent5" w:themeTint="99"/>
-        <w:right w:val="single" w:sz="4" w:space="0" w:color="9CC2E5" w:themeColor="accent5" w:themeTint="99"/>
-        <w:insideH w:val="single" w:sz="4" w:space="0" w:color="9CC2E5" w:themeColor="accent5" w:themeTint="99"/>
+        <w:top w:val="single" w:color="9CC2E5" w:themeColor="accent5" w:themeTint="99" w:sz="4" w:space="0"/>
+        <w:left w:val="single" w:color="9CC2E5" w:themeColor="accent5" w:themeTint="99" w:sz="4" w:space="0"/>
+        <w:bottom w:val="single" w:color="9CC2E5" w:themeColor="accent5" w:themeTint="99" w:sz="4" w:space="0"/>
+        <w:right w:val="single" w:color="9CC2E5" w:themeColor="accent5" w:themeTint="99" w:sz="4" w:space="0"/>
+        <w:insideH w:val="single" w:color="9CC2E5" w:themeColor="accent5" w:themeTint="99" w:sz="4" w:space="0"/>
       </w:tblBorders>
     </w:tblPr>
     <w:tblStylePr w:type="firstRow">
       <w:rPr>
         <w:b/>
         <w:bCs/>
-        <w:color w:val="FFFFFF" w:themeColor="background1"/>
+        <w:color w:val="ffffff" w:themeColor="background1"/>
       </w:rPr>
       <w:tblPr/>
       <w:tcPr>
         <w:tcBorders>
-          <w:top w:val="single" w:sz="4" w:space="0" w:color="5B9BD5" w:themeColor="accent5"/>
-          <w:left w:val="single" w:sz="4" w:space="0" w:color="5B9BD5" w:themeColor="accent5"/>
-          <w:bottom w:val="single" w:sz="4" w:space="0" w:color="5B9BD5" w:themeColor="accent5"/>
-          <w:right w:val="single" w:sz="4" w:space="0" w:color="5B9BD5" w:themeColor="accent5"/>
+          <w:top w:val="single" w:color="5B9BD5" w:themeColor="accent5" w:sz="4" w:space="0"/>
+          <w:left w:val="single" w:color="5B9BD5" w:themeColor="accent5" w:sz="4" w:space="0"/>
+          <w:bottom w:val="single" w:color="5B9BD5" w:themeColor="accent5" w:sz="4" w:space="0"/>
+          <w:right w:val="single" w:color="5B9BD5" w:themeColor="accent5" w:sz="4" w:space="0"/>
           <w:insideH w:val="nil"/>
         </w:tcBorders>
         <w:shd w:val="clear" w:color="auto" w:fill="5B9BD5" w:themeFill="accent5"/>
@@ -5879,7 +6038,7 @@
       <w:tblPr/>
       <w:tcPr>
         <w:tcBorders>
-          <w:top w:val="double" w:sz="4" w:space="0" w:color="5B9BD5" w:themeColor="accent5"/>
+          <w:top w:val="double" w:color="5B9BD5" w:themeColor="accent5" w:sz="4" w:space="0"/>
         </w:tcBorders>
       </w:tcPr>
     </w:tblStylePr>
@@ -5888,12 +6047,14 @@
         <w:b/>
         <w:bCs/>
       </w:rPr>
+      <w:tblPr/>
     </w:tblStylePr>
     <w:tblStylePr w:type="lastCol">
       <w:rPr>
         <w:b/>
         <w:bCs/>
       </w:rPr>
+      <w:tblPr/>
     </w:tblStylePr>
     <w:tblStylePr w:type="band1Vert">
       <w:tblPr/>
@@ -5915,17 +6076,17 @@
     <w:qFormat/>
     <w:tblPr>
       <w:tblBorders>
-        <w:top w:val="single" w:sz="4" w:space="0" w:color="FFC000" w:themeColor="accent4"/>
-        <w:left w:val="single" w:sz="4" w:space="0" w:color="FFC000" w:themeColor="accent4"/>
-        <w:bottom w:val="single" w:sz="4" w:space="0" w:color="FFC000" w:themeColor="accent4"/>
-        <w:right w:val="single" w:sz="4" w:space="0" w:color="FFC000" w:themeColor="accent4"/>
+        <w:top w:val="single" w:color="FFC000" w:themeColor="accent4" w:sz="4" w:space="0"/>
+        <w:left w:val="single" w:color="FFC000" w:themeColor="accent4" w:sz="4" w:space="0"/>
+        <w:bottom w:val="single" w:color="FFC000" w:themeColor="accent4" w:sz="4" w:space="0"/>
+        <w:right w:val="single" w:color="FFC000" w:themeColor="accent4" w:sz="4" w:space="0"/>
       </w:tblBorders>
     </w:tblPr>
     <w:tblStylePr w:type="firstRow">
       <w:rPr>
         <w:b/>
         <w:bCs/>
-        <w:color w:val="FFFFFF" w:themeColor="background1"/>
+        <w:color w:val="ffffff" w:themeColor="background1"/>
       </w:rPr>
       <w:tblPr/>
       <w:tcPr>
@@ -5940,7 +6101,7 @@
       <w:tblPr/>
       <w:tcPr>
         <w:tcBorders>
-          <w:top w:val="double" w:sz="4" w:space="0" w:color="FFC000" w:themeColor="accent4"/>
+          <w:top w:val="double" w:color="FFC000" w:themeColor="accent4" w:sz="4" w:space="0"/>
         </w:tcBorders>
         <w:shd w:val="clear" w:color="auto" w:fill="FFFFFF" w:themeFill="background1"/>
       </w:tcPr>
@@ -5975,8 +6136,8 @@
       <w:tblPr/>
       <w:tcPr>
         <w:tcBorders>
-          <w:left w:val="single" w:sz="4" w:space="0" w:color="FFC000" w:themeColor="accent4"/>
-          <w:right w:val="single" w:sz="4" w:space="0" w:color="FFC000" w:themeColor="accent4"/>
+          <w:left w:val="single" w:color="FFC000" w:themeColor="accent4" w:sz="4" w:space="0"/>
+          <w:right w:val="single" w:color="FFC000" w:themeColor="accent4" w:sz="4" w:space="0"/>
         </w:tcBorders>
       </w:tcPr>
     </w:tblStylePr>
@@ -5984,8 +6145,8 @@
       <w:tblPr/>
       <w:tcPr>
         <w:tcBorders>
-          <w:top w:val="single" w:sz="4" w:space="0" w:color="FFC000" w:themeColor="accent4"/>
-          <w:bottom w:val="single" w:sz="4" w:space="0" w:color="FFC000" w:themeColor="accent4"/>
+          <w:top w:val="single" w:color="FFC000" w:themeColor="accent4" w:sz="4" w:space="0"/>
+          <w:bottom w:val="single" w:color="FFC000" w:themeColor="accent4" w:sz="4" w:space="0"/>
           <w:insideH w:val="nil"/>
         </w:tcBorders>
       </w:tcPr>
@@ -6012,7 +6173,7 @@
       <w:tblPr/>
       <w:tcPr>
         <w:tcBorders>
-          <w:top w:val="double" w:sz="4" w:space="0" w:color="FFC000" w:themeColor="accent4"/>
+          <w:top w:val="double" w:color="FFC000" w:themeColor="accent4" w:sz="4" w:space="0"/>
           <w:left w:val="nil"/>
         </w:tcBorders>
       </w:tcPr>
@@ -6021,7 +6182,7 @@
       <w:tblPr/>
       <w:tcPr>
         <w:tcBorders>
-          <w:top w:val="double" w:sz="4" w:space="0" w:color="FFC000" w:themeColor="accent4"/>
+          <w:top w:val="double" w:color="FFC000" w:themeColor="accent4" w:sz="4" w:space="0"/>
           <w:right w:val="nil"/>
         </w:tcBorders>
       </w:tcPr>
@@ -6030,7 +6191,7 @@
   <w:style w:type="table" w:customStyle="1" w:styleId="TableGrid0">
     <w:name w:val="Table Grid0"/>
     <w:rPr>
-      <w:rFonts w:asciiTheme="minorHAnsi" w:eastAsiaTheme="minorEastAsia" w:hAnsiTheme="minorHAnsi" w:cstheme="minorBidi"/>
+      <w:rFonts w:asciiTheme="minorHAnsi" w:hAnsiTheme="minorHAnsi" w:eastAsiaTheme="minorEastAsia" w:cstheme="minorBidi"/>
       <w:sz w:val="22"/>
       <w:szCs w:val="22"/>
     </w:rPr>
@@ -6050,27 +6211,27 @@
     <w:qFormat/>
     <w:tblPr>
       <w:tblBorders>
-        <w:top w:val="single" w:sz="4" w:space="0" w:color="auto"/>
-        <w:left w:val="single" w:sz="4" w:space="0" w:color="auto"/>
-        <w:bottom w:val="single" w:sz="4" w:space="0" w:color="auto"/>
-        <w:right w:val="single" w:sz="4" w:space="0" w:color="auto"/>
-        <w:insideH w:val="single" w:sz="4" w:space="0" w:color="auto"/>
-        <w:insideV w:val="single" w:sz="4" w:space="0" w:color="auto"/>
+        <w:top w:val="single" w:color="auto" w:sz="4" w:space="0"/>
+        <w:left w:val="single" w:color="auto" w:sz="4" w:space="0"/>
+        <w:bottom w:val="single" w:color="auto" w:sz="4" w:space="0"/>
+        <w:right w:val="single" w:color="auto" w:sz="4" w:space="0"/>
+        <w:insideH w:val="single" w:color="auto" w:sz="4" w:space="0"/>
+        <w:insideV w:val="single" w:color="auto" w:sz="4" w:space="0"/>
       </w:tblBorders>
     </w:tblPr>
     <w:tblStylePr w:type="firstRow">
       <w:rPr>
         <w:b/>
         <w:bCs/>
-        <w:color w:val="FFFFFF" w:themeColor="background1"/>
+        <w:color w:val="ffffff" w:themeColor="background1"/>
       </w:rPr>
       <w:tblPr/>
       <w:tcPr>
         <w:tcBorders>
-          <w:top w:val="single" w:sz="4" w:space="0" w:color="5B9BD5" w:themeColor="accent5"/>
-          <w:left w:val="single" w:sz="4" w:space="0" w:color="5B9BD5" w:themeColor="accent5"/>
-          <w:bottom w:val="single" w:sz="4" w:space="0" w:color="5B9BD5" w:themeColor="accent5"/>
-          <w:right w:val="single" w:sz="4" w:space="0" w:color="5B9BD5" w:themeColor="accent5"/>
+          <w:top w:val="single" w:color="5B9BD5" w:themeColor="accent5" w:sz="4" w:space="0"/>
+          <w:left w:val="single" w:color="5B9BD5" w:themeColor="accent5" w:sz="4" w:space="0"/>
+          <w:bottom w:val="single" w:color="5B9BD5" w:themeColor="accent5" w:sz="4" w:space="0"/>
+          <w:right w:val="single" w:color="5B9BD5" w:themeColor="accent5" w:sz="4" w:space="0"/>
           <w:insideH w:val="nil"/>
           <w:insideV w:val="nil"/>
         </w:tcBorders>
@@ -6085,7 +6246,7 @@
       <w:tblPr/>
       <w:tcPr>
         <w:tcBorders>
-          <w:top w:val="double" w:sz="4" w:space="0" w:color="5B9BD5" w:themeColor="accent5"/>
+          <w:top w:val="double" w:color="5B9BD5" w:themeColor="accent5" w:sz="4" w:space="0"/>
         </w:tcBorders>
       </w:tcPr>
     </w:tblStylePr>
@@ -6094,12 +6255,14 @@
         <w:b/>
         <w:bCs/>
       </w:rPr>
+      <w:tblPr/>
     </w:tblStylePr>
     <w:tblStylePr w:type="lastCol">
       <w:rPr>
         <w:b/>
         <w:bCs/>
       </w:rPr>
+      <w:tblPr/>
     </w:tblStylePr>
     <w:tblStylePr w:type="band1Vert">
       <w:tblPr/>
@@ -6121,12 +6284,12 @@
     <w:qFormat/>
     <w:tblPr>
       <w:tblBorders>
-        <w:top w:val="single" w:sz="4" w:space="0" w:color="auto"/>
-        <w:left w:val="single" w:sz="4" w:space="0" w:color="auto"/>
-        <w:bottom w:val="single" w:sz="4" w:space="0" w:color="auto"/>
-        <w:right w:val="single" w:sz="4" w:space="0" w:color="auto"/>
-        <w:insideH w:val="single" w:sz="4" w:space="0" w:color="auto"/>
-        <w:insideV w:val="single" w:sz="4" w:space="0" w:color="auto"/>
+        <w:top w:val="single" w:color="auto" w:sz="4" w:space="0"/>
+        <w:left w:val="single" w:color="auto" w:sz="4" w:space="0"/>
+        <w:bottom w:val="single" w:color="auto" w:sz="4" w:space="0"/>
+        <w:right w:val="single" w:color="auto" w:sz="4" w:space="0"/>
+        <w:insideH w:val="single" w:color="auto" w:sz="4" w:space="0"/>
+        <w:insideV w:val="single" w:color="auto" w:sz="4" w:space="0"/>
       </w:tblBorders>
     </w:tblPr>
     <w:tcPr>
@@ -6136,15 +6299,15 @@
       <w:rPr>
         <w:b/>
         <w:bCs/>
-        <w:color w:val="FFFFFF" w:themeColor="background1"/>
+        <w:color w:val="ffffff" w:themeColor="background1"/>
       </w:rPr>
       <w:tblPr/>
       <w:tcPr>
         <w:tcBorders>
-          <w:top w:val="single" w:sz="4" w:space="0" w:color="4472C4" w:themeColor="accent1"/>
-          <w:left w:val="single" w:sz="4" w:space="0" w:color="4472C4" w:themeColor="accent1"/>
-          <w:bottom w:val="single" w:sz="4" w:space="0" w:color="4472C4" w:themeColor="accent1"/>
-          <w:right w:val="single" w:sz="4" w:space="0" w:color="4472C4" w:themeColor="accent1"/>
+          <w:top w:val="single" w:color="4472C4" w:themeColor="accent1" w:sz="4" w:space="0"/>
+          <w:left w:val="single" w:color="4472C4" w:themeColor="accent1" w:sz="4" w:space="0"/>
+          <w:bottom w:val="single" w:color="4472C4" w:themeColor="accent1" w:sz="4" w:space="0"/>
+          <w:right w:val="single" w:color="4472C4" w:themeColor="accent1" w:sz="4" w:space="0"/>
           <w:insideH w:val="nil"/>
           <w:insideV w:val="nil"/>
         </w:tcBorders>
@@ -6159,7 +6322,7 @@
       <w:tblPr/>
       <w:tcPr>
         <w:tcBorders>
-          <w:top w:val="double" w:sz="4" w:space="0" w:color="4472C4" w:themeColor="accent1"/>
+          <w:top w:val="double" w:color="4472C4" w:themeColor="accent1" w:sz="4" w:space="0"/>
         </w:tcBorders>
       </w:tcPr>
     </w:tblStylePr>
@@ -6168,12 +6331,14 @@
         <w:b/>
         <w:bCs/>
       </w:rPr>
+      <w:tblPr/>
     </w:tblStylePr>
     <w:tblStylePr w:type="lastCol">
       <w:rPr>
         <w:b/>
         <w:bCs/>
       </w:rPr>
+      <w:tblPr/>
     </w:tblStylePr>
     <w:tblStylePr w:type="band1Vert">
       <w:tblPr/>
@@ -6195,27 +6360,27 @@
     <w:qFormat/>
     <w:tblPr>
       <w:tblBorders>
-        <w:top w:val="single" w:sz="4" w:space="0" w:color="C9C9C9" w:themeColor="accent3" w:themeTint="99"/>
-        <w:left w:val="single" w:sz="4" w:space="0" w:color="C9C9C9" w:themeColor="accent3" w:themeTint="99"/>
-        <w:bottom w:val="single" w:sz="4" w:space="0" w:color="C9C9C9" w:themeColor="accent3" w:themeTint="99"/>
-        <w:right w:val="single" w:sz="4" w:space="0" w:color="C9C9C9" w:themeColor="accent3" w:themeTint="99"/>
-        <w:insideH w:val="single" w:sz="4" w:space="0" w:color="C9C9C9" w:themeColor="accent3" w:themeTint="99"/>
-        <w:insideV w:val="single" w:sz="4" w:space="0" w:color="C9C9C9" w:themeColor="accent3" w:themeTint="99"/>
+        <w:top w:val="single" w:color="C9C9C9" w:themeColor="accent3" w:themeTint="99" w:sz="4" w:space="0"/>
+        <w:left w:val="single" w:color="C9C9C9" w:themeColor="accent3" w:themeTint="99" w:sz="4" w:space="0"/>
+        <w:bottom w:val="single" w:color="C9C9C9" w:themeColor="accent3" w:themeTint="99" w:sz="4" w:space="0"/>
+        <w:right w:val="single" w:color="C9C9C9" w:themeColor="accent3" w:themeTint="99" w:sz="4" w:space="0"/>
+        <w:insideH w:val="single" w:color="C9C9C9" w:themeColor="accent3" w:themeTint="99" w:sz="4" w:space="0"/>
+        <w:insideV w:val="single" w:color="C9C9C9" w:themeColor="accent3" w:themeTint="99" w:sz="4" w:space="0"/>
       </w:tblBorders>
     </w:tblPr>
     <w:tblStylePr w:type="firstRow">
       <w:rPr>
         <w:b/>
         <w:bCs/>
-        <w:color w:val="FFFFFF" w:themeColor="background1"/>
+        <w:color w:val="ffffff" w:themeColor="background1"/>
       </w:rPr>
       <w:tblPr/>
       <w:tcPr>
         <w:tcBorders>
-          <w:top w:val="single" w:sz="4" w:space="0" w:color="A5A5A5" w:themeColor="accent3"/>
-          <w:left w:val="single" w:sz="4" w:space="0" w:color="A5A5A5" w:themeColor="accent3"/>
-          <w:bottom w:val="single" w:sz="4" w:space="0" w:color="A5A5A5" w:themeColor="accent3"/>
-          <w:right w:val="single" w:sz="4" w:space="0" w:color="A5A5A5" w:themeColor="accent3"/>
+          <w:top w:val="single" w:color="A5A5A5" w:themeColor="accent3" w:sz="4" w:space="0"/>
+          <w:left w:val="single" w:color="A5A5A5" w:themeColor="accent3" w:sz="4" w:space="0"/>
+          <w:bottom w:val="single" w:color="A5A5A5" w:themeColor="accent3" w:sz="4" w:space="0"/>
+          <w:right w:val="single" w:color="A5A5A5" w:themeColor="accent3" w:sz="4" w:space="0"/>
           <w:insideH w:val="nil"/>
           <w:insideV w:val="nil"/>
         </w:tcBorders>
@@ -6230,7 +6395,7 @@
       <w:tblPr/>
       <w:tcPr>
         <w:tcBorders>
-          <w:top w:val="double" w:sz="4" w:space="0" w:color="A5A5A5" w:themeColor="accent3"/>
+          <w:top w:val="double" w:color="A5A5A5" w:themeColor="accent3" w:sz="4" w:space="0"/>
         </w:tcBorders>
       </w:tcPr>
     </w:tblStylePr>
@@ -6239,12 +6404,14 @@
         <w:b/>
         <w:bCs/>
       </w:rPr>
+      <w:tblPr/>
     </w:tblStylePr>
     <w:tblStylePr w:type="lastCol">
       <w:rPr>
         <w:b/>
         <w:bCs/>
       </w:rPr>
+      <w:tblPr/>
     </w:tblStylePr>
     <w:tblStylePr w:type="band1Vert">
       <w:tblPr/>
@@ -6266,27 +6433,27 @@
     <w:qFormat/>
     <w:tblPr>
       <w:tblBorders>
-        <w:top w:val="single" w:sz="4" w:space="0" w:color="F4B083" w:themeColor="accent2" w:themeTint="99"/>
-        <w:left w:val="single" w:sz="4" w:space="0" w:color="F4B083" w:themeColor="accent2" w:themeTint="99"/>
-        <w:bottom w:val="single" w:sz="4" w:space="0" w:color="F4B083" w:themeColor="accent2" w:themeTint="99"/>
-        <w:right w:val="single" w:sz="4" w:space="0" w:color="F4B083" w:themeColor="accent2" w:themeTint="99"/>
-        <w:insideH w:val="single" w:sz="4" w:space="0" w:color="F4B083" w:themeColor="accent2" w:themeTint="99"/>
-        <w:insideV w:val="single" w:sz="4" w:space="0" w:color="F4B083" w:themeColor="accent2" w:themeTint="99"/>
+        <w:top w:val="single" w:color="F4B083" w:themeColor="accent2" w:themeTint="99" w:sz="4" w:space="0"/>
+        <w:left w:val="single" w:color="F4B083" w:themeColor="accent2" w:themeTint="99" w:sz="4" w:space="0"/>
+        <w:bottom w:val="single" w:color="F4B083" w:themeColor="accent2" w:themeTint="99" w:sz="4" w:space="0"/>
+        <w:right w:val="single" w:color="F4B083" w:themeColor="accent2" w:themeTint="99" w:sz="4" w:space="0"/>
+        <w:insideH w:val="single" w:color="F4B083" w:themeColor="accent2" w:themeTint="99" w:sz="4" w:space="0"/>
+        <w:insideV w:val="single" w:color="F4B083" w:themeColor="accent2" w:themeTint="99" w:sz="4" w:space="0"/>
       </w:tblBorders>
     </w:tblPr>
     <w:tblStylePr w:type="firstRow">
       <w:rPr>
         <w:b/>
         <w:bCs/>
-        <w:color w:val="FFFFFF" w:themeColor="background1"/>
+        <w:color w:val="ffffff" w:themeColor="background1"/>
       </w:rPr>
       <w:tblPr/>
       <w:tcPr>
         <w:tcBorders>
-          <w:top w:val="single" w:sz="4" w:space="0" w:color="ED7D31" w:themeColor="accent2"/>
-          <w:left w:val="single" w:sz="4" w:space="0" w:color="ED7D31" w:themeColor="accent2"/>
-          <w:bottom w:val="single" w:sz="4" w:space="0" w:color="ED7D31" w:themeColor="accent2"/>
-          <w:right w:val="single" w:sz="4" w:space="0" w:color="ED7D31" w:themeColor="accent2"/>
+          <w:top w:val="single" w:color="ED7D31" w:themeColor="accent2" w:sz="4" w:space="0"/>
+          <w:left w:val="single" w:color="ED7D31" w:themeColor="accent2" w:sz="4" w:space="0"/>
+          <w:bottom w:val="single" w:color="ED7D31" w:themeColor="accent2" w:sz="4" w:space="0"/>
+          <w:right w:val="single" w:color="ED7D31" w:themeColor="accent2" w:sz="4" w:space="0"/>
           <w:insideH w:val="nil"/>
           <w:insideV w:val="nil"/>
         </w:tcBorders>
@@ -6301,7 +6468,7 @@
       <w:tblPr/>
       <w:tcPr>
         <w:tcBorders>
-          <w:top w:val="double" w:sz="4" w:space="0" w:color="ED7D31" w:themeColor="accent2"/>
+          <w:top w:val="double" w:color="ED7D31" w:themeColor="accent2" w:sz="4" w:space="0"/>
         </w:tcBorders>
       </w:tcPr>
     </w:tblStylePr>
@@ -6310,12 +6477,14 @@
         <w:b/>
         <w:bCs/>
       </w:rPr>
+      <w:tblPr/>
     </w:tblStylePr>
     <w:tblStylePr w:type="lastCol">
       <w:rPr>
         <w:b/>
         <w:bCs/>
       </w:rPr>
+      <w:tblPr/>
     </w:tblStylePr>
     <w:tblStylePr w:type="band1Vert">
       <w:tblPr/>
@@ -6337,12 +6506,12 @@
     <w:qFormat/>
     <w:tblPr>
       <w:tblBorders>
-        <w:top w:val="single" w:sz="4" w:space="0" w:color="666666" w:themeColor="text1" w:themeTint="99"/>
-        <w:left w:val="single" w:sz="4" w:space="0" w:color="666666" w:themeColor="text1" w:themeTint="99"/>
-        <w:bottom w:val="single" w:sz="4" w:space="0" w:color="666666" w:themeColor="text1" w:themeTint="99"/>
-        <w:right w:val="single" w:sz="4" w:space="0" w:color="666666" w:themeColor="text1" w:themeTint="99"/>
-        <w:insideH w:val="single" w:sz="4" w:space="0" w:color="666666" w:themeColor="text1" w:themeTint="99"/>
-        <w:insideV w:val="single" w:sz="4" w:space="0" w:color="666666" w:themeColor="text1" w:themeTint="99"/>
+        <w:top w:val="single" w:color="666666" w:themeColor="text1" w:themeTint="99" w:sz="4" w:space="0"/>
+        <w:left w:val="single" w:color="666666" w:themeColor="text1" w:themeTint="99" w:sz="4" w:space="0"/>
+        <w:bottom w:val="single" w:color="666666" w:themeColor="text1" w:themeTint="99" w:sz="4" w:space="0"/>
+        <w:right w:val="single" w:color="666666" w:themeColor="text1" w:themeTint="99" w:sz="4" w:space="0"/>
+        <w:insideH w:val="single" w:color="666666" w:themeColor="text1" w:themeTint="99" w:sz="4" w:space="0"/>
+        <w:insideV w:val="single" w:color="666666" w:themeColor="text1" w:themeTint="99" w:sz="4" w:space="0"/>
       </w:tblBorders>
     </w:tblPr>
     <w:tblStylePr w:type="firstRow">
@@ -6430,7 +6599,7 @@
       <w:tblPr/>
       <w:tcPr>
         <w:tcBorders>
-          <w:bottom w:val="single" w:sz="4" w:space="0" w:color="000000" w:themeColor="text1"/>
+          <w:bottom w:val="single" w:color="000000" w:themeColor="text1" w:sz="4" w:space="0"/>
         </w:tcBorders>
       </w:tcPr>
     </w:tblStylePr>
@@ -6438,7 +6607,7 @@
       <w:tblPr/>
       <w:tcPr>
         <w:tcBorders>
-          <w:bottom w:val="single" w:sz="4" w:space="0" w:color="000000" w:themeColor="text1"/>
+          <w:bottom w:val="single" w:color="000000" w:themeColor="text1" w:sz="4" w:space="0"/>
         </w:tcBorders>
       </w:tcPr>
     </w:tblStylePr>
@@ -6446,7 +6615,7 @@
       <w:tblPr/>
       <w:tcPr>
         <w:tcBorders>
-          <w:top w:val="single" w:sz="4" w:space="0" w:color="000000" w:themeColor="text1"/>
+          <w:top w:val="single" w:color="000000" w:themeColor="text1" w:sz="4" w:space="0"/>
         </w:tcBorders>
       </w:tcPr>
     </w:tblStylePr>
@@ -6454,7 +6623,7 @@
       <w:tblPr/>
       <w:tcPr>
         <w:tcBorders>
-          <w:top w:val="single" w:sz="4" w:space="0" w:color="000000" w:themeColor="text1"/>
+          <w:top w:val="single" w:color="000000" w:themeColor="text1" w:sz="4" w:space="0"/>
         </w:tcBorders>
       </w:tcPr>
     </w:tblStylePr>
@@ -6466,10 +6635,10 @@
     <w:qFormat/>
     <w:tblPr>
       <w:tblBorders>
-        <w:top w:val="single" w:sz="2" w:space="0" w:color="FFD966" w:themeColor="accent4" w:themeTint="99"/>
-        <w:bottom w:val="single" w:sz="2" w:space="0" w:color="FFD966" w:themeColor="accent4" w:themeTint="99"/>
-        <w:insideH w:val="single" w:sz="2" w:space="0" w:color="FFD966" w:themeColor="accent4" w:themeTint="99"/>
-        <w:insideV w:val="single" w:sz="2" w:space="0" w:color="FFD966" w:themeColor="accent4" w:themeTint="99"/>
+        <w:top w:val="single" w:color="FFD966" w:themeColor="accent4" w:themeTint="99" w:sz="2" w:space="0"/>
+        <w:bottom w:val="single" w:color="FFD966" w:themeColor="accent4" w:themeTint="99" w:sz="2" w:space="0"/>
+        <w:insideH w:val="single" w:color="FFD966" w:themeColor="accent4" w:themeTint="99" w:sz="2" w:space="0"/>
+        <w:insideV w:val="single" w:color="FFD966" w:themeColor="accent4" w:themeTint="99" w:sz="2" w:space="0"/>
       </w:tblBorders>
     </w:tblPr>
     <w:tblStylePr w:type="firstRow">
@@ -6481,7 +6650,7 @@
       <w:tcPr>
         <w:tcBorders>
           <w:top w:val="nil"/>
-          <w:bottom w:val="single" w:sz="12" w:space="0" w:color="FFC000" w:themeColor="accent4"/>
+          <w:bottom w:val="single" w:color="FFC000" w:themeColor="accent4" w:sz="12" w:space="0"/>
           <w:insideH w:val="nil"/>
           <w:insideV w:val="nil"/>
         </w:tcBorders>
@@ -6496,7 +6665,7 @@
       <w:tblPr/>
       <w:tcPr>
         <w:tcBorders>
-          <w:top w:val="double" w:sz="2" w:space="0" w:color="FFC000" w:themeColor="accent4"/>
+          <w:top w:val="double" w:color="FFC000" w:themeColor="accent4" w:sz="2" w:space="0"/>
           <w:bottom w:val="nil"/>
           <w:insideH w:val="nil"/>
           <w:insideV w:val="nil"/>
@@ -6509,12 +6678,14 @@
         <w:b/>
         <w:bCs/>
       </w:rPr>
+      <w:tblPr/>
     </w:tblStylePr>
     <w:tblStylePr w:type="lastCol">
       <w:rPr>
         <w:b/>
         <w:bCs/>
       </w:rPr>
+      <w:tblPr/>
     </w:tblStylePr>
     <w:tblStylePr w:type="band1Vert">
       <w:tblPr/>
@@ -6535,8 +6706,8 @@
     <w:uiPriority w:val="42"/>
     <w:tblPr>
       <w:tblBorders>
-        <w:top w:val="single" w:sz="4" w:space="0" w:color="7F7F7F" w:themeColor="text1" w:themeTint="80"/>
-        <w:bottom w:val="single" w:sz="4" w:space="0" w:color="7F7F7F" w:themeColor="text1" w:themeTint="80"/>
+        <w:top w:val="single" w:color="7F7F7F" w:themeColor="text1" w:themeTint="80" w:sz="4" w:space="0"/>
+        <w:bottom w:val="single" w:color="7F7F7F" w:themeColor="text1" w:themeTint="80" w:sz="4" w:space="0"/>
       </w:tblBorders>
     </w:tblPr>
     <w:tblStylePr w:type="firstRow">
@@ -6547,7 +6718,7 @@
       <w:tblPr/>
       <w:tcPr>
         <w:tcBorders>
-          <w:bottom w:val="single" w:sz="4" w:space="0" w:color="000000" w:themeColor="text1"/>
+          <w:bottom w:val="single" w:color="000000" w:themeColor="text1" w:sz="4" w:space="0"/>
         </w:tcBorders>
       </w:tcPr>
     </w:tblStylePr>
@@ -6559,7 +6730,7 @@
       <w:tblPr/>
       <w:tcPr>
         <w:tcBorders>
-          <w:top w:val="single" w:sz="4" w:space="0" w:color="000000" w:themeColor="text1"/>
+          <w:top w:val="single" w:color="000000" w:themeColor="text1" w:sz="4" w:space="0"/>
         </w:tcBorders>
       </w:tcPr>
     </w:tblStylePr>
@@ -6568,19 +6739,21 @@
         <w:b/>
         <w:bCs/>
       </w:rPr>
+      <w:tblPr/>
     </w:tblStylePr>
     <w:tblStylePr w:type="lastCol">
       <w:rPr>
         <w:b/>
         <w:bCs/>
       </w:rPr>
+      <w:tblPr/>
     </w:tblStylePr>
     <w:tblStylePr w:type="band1Vert">
       <w:tblPr/>
       <w:tcPr>
         <w:tcBorders>
-          <w:left w:val="single" w:sz="4" w:space="0" w:color="000000" w:themeColor="text1"/>
-          <w:right w:val="single" w:sz="4" w:space="0" w:color="000000" w:themeColor="text1"/>
+          <w:left w:val="single" w:color="000000" w:themeColor="text1" w:sz="4" w:space="0"/>
+          <w:right w:val="single" w:color="000000" w:themeColor="text1" w:sz="4" w:space="0"/>
         </w:tcBorders>
       </w:tcPr>
     </w:tblStylePr>
@@ -6588,8 +6761,8 @@
       <w:tblPr/>
       <w:tcPr>
         <w:tcBorders>
-          <w:left w:val="single" w:sz="4" w:space="0" w:color="000000" w:themeColor="text1"/>
-          <w:right w:val="single" w:sz="4" w:space="0" w:color="000000" w:themeColor="text1"/>
+          <w:left w:val="single" w:color="000000" w:themeColor="text1" w:sz="4" w:space="0"/>
+          <w:right w:val="single" w:color="000000" w:themeColor="text1" w:sz="4" w:space="0"/>
         </w:tcBorders>
       </w:tcPr>
     </w:tblStylePr>
@@ -6597,8 +6770,8 @@
       <w:tblPr/>
       <w:tcPr>
         <w:tcBorders>
-          <w:top w:val="single" w:sz="4" w:space="0" w:color="000000" w:themeColor="text1"/>
-          <w:bottom w:val="single" w:sz="4" w:space="0" w:color="000000" w:themeColor="text1"/>
+          <w:top w:val="single" w:color="000000" w:themeColor="text1" w:sz="4" w:space="0"/>
+          <w:bottom w:val="single" w:color="000000" w:themeColor="text1" w:sz="4" w:space="0"/>
         </w:tcBorders>
       </w:tcPr>
     </w:tblStylePr>
@@ -6608,14 +6781,12 @@
     <w:basedOn w:val="Tablanormal"/>
     <w:uiPriority w:val="99"/>
     <w:qFormat/>
-    <w:tblPr/>
   </w:style>
   <w:style w:type="table" w:customStyle="1" w:styleId="Estilo2">
     <w:name w:val="Estilo2"/>
     <w:basedOn w:val="Tablanormal"/>
     <w:uiPriority w:val="99"/>
     <w:qFormat/>
-    <w:tblPr/>
     <w:tcPr>
       <w:vAlign w:val="center"/>
     </w:tcPr>
@@ -6627,12 +6798,12 @@
     <w:qFormat/>
     <w:tblPr>
       <w:tblBorders>
-        <w:top w:val="single" w:sz="4" w:space="0" w:color="FFFFFF" w:themeColor="background1"/>
-        <w:left w:val="single" w:sz="4" w:space="0" w:color="FFFFFF" w:themeColor="background1"/>
-        <w:bottom w:val="single" w:sz="4" w:space="0" w:color="FFFFFF" w:themeColor="background1"/>
-        <w:right w:val="single" w:sz="4" w:space="0" w:color="FFFFFF" w:themeColor="background1"/>
-        <w:insideH w:val="single" w:sz="4" w:space="0" w:color="FFFFFF" w:themeColor="background1"/>
-        <w:insideV w:val="single" w:sz="4" w:space="0" w:color="FFFFFF" w:themeColor="background1"/>
+        <w:top w:val="single" w:color="FFFFFF" w:themeColor="background1" w:sz="4" w:space="0"/>
+        <w:left w:val="single" w:color="FFFFFF" w:themeColor="background1" w:sz="4" w:space="0"/>
+        <w:bottom w:val="single" w:color="FFFFFF" w:themeColor="background1" w:sz="4" w:space="0"/>
+        <w:right w:val="single" w:color="FFFFFF" w:themeColor="background1" w:sz="4" w:space="0"/>
+        <w:insideH w:val="single" w:color="FFFFFF" w:themeColor="background1" w:sz="4" w:space="0"/>
+        <w:insideV w:val="single" w:color="FFFFFF" w:themeColor="background1" w:sz="4" w:space="0"/>
       </w:tblBorders>
     </w:tblPr>
     <w:tblStylePr w:type="firstRow">
@@ -6640,6 +6811,7 @@
         <w:b/>
         <w:bCs/>
       </w:rPr>
+      <w:tblPr/>
     </w:tblStylePr>
     <w:tblStylePr w:type="lastRow">
       <w:rPr>
@@ -6649,7 +6821,7 @@
       <w:tblPr/>
       <w:tcPr>
         <w:tcBorders>
-          <w:top w:val="double" w:sz="4" w:space="0" w:color="FFFFFF" w:themeColor="background1"/>
+          <w:top w:val="double" w:color="FFFFFF" w:themeColor="background1" w:sz="4" w:space="0"/>
         </w:tcBorders>
       </w:tcPr>
     </w:tblStylePr>
@@ -6658,23 +6830,25 @@
         <w:b/>
         <w:bCs/>
       </w:rPr>
+      <w:tblPr/>
     </w:tblStylePr>
     <w:tblStylePr w:type="lastCol">
       <w:rPr>
         <w:b/>
         <w:bCs/>
       </w:rPr>
+      <w:tblPr/>
     </w:tblStylePr>
     <w:tblStylePr w:type="band1Vert">
       <w:tblPr/>
       <w:tcPr>
-        <w:shd w:val="clear" w:color="auto" w:fill="F2F2F2" w:themeFill="background1" w:themeFillShade="F2"/>
+        <w:shd w:val="clear" w:color="auto" w:fill="F2F2F2" w:themeFill="background1" w:themeFillShade="f2"/>
       </w:tcPr>
     </w:tblStylePr>
     <w:tblStylePr w:type="band1Horz">
       <w:tblPr/>
       <w:tcPr>
-        <w:shd w:val="clear" w:color="auto" w:fill="F2F2F2" w:themeFill="background1" w:themeFillShade="F2"/>
+        <w:shd w:val="clear" w:color="auto" w:fill="F2F2F2" w:themeFill="background1" w:themeFillShade="f2"/>
       </w:tcPr>
     </w:tblStylePr>
   </w:style>
@@ -6684,12 +6858,12 @@
     <w:uiPriority w:val="50"/>
     <w:tblPr>
       <w:tblBorders>
-        <w:top w:val="single" w:sz="4" w:space="0" w:color="FFFFFF" w:themeColor="background1"/>
-        <w:left w:val="single" w:sz="4" w:space="0" w:color="FFFFFF" w:themeColor="background1"/>
-        <w:bottom w:val="single" w:sz="4" w:space="0" w:color="FFFFFF" w:themeColor="background1"/>
-        <w:right w:val="single" w:sz="4" w:space="0" w:color="FFFFFF" w:themeColor="background1"/>
-        <w:insideH w:val="single" w:sz="4" w:space="0" w:color="FFFFFF" w:themeColor="background1"/>
-        <w:insideV w:val="single" w:sz="4" w:space="0" w:color="FFFFFF" w:themeColor="background1"/>
+        <w:top w:val="single" w:color="FFFFFF" w:themeColor="background1" w:sz="4" w:space="0"/>
+        <w:left w:val="single" w:color="FFFFFF" w:themeColor="background1" w:sz="4" w:space="0"/>
+        <w:bottom w:val="single" w:color="FFFFFF" w:themeColor="background1" w:sz="4" w:space="0"/>
+        <w:right w:val="single" w:color="FFFFFF" w:themeColor="background1" w:sz="4" w:space="0"/>
+        <w:insideH w:val="single" w:color="FFFFFF" w:themeColor="background1" w:sz="4" w:space="0"/>
+        <w:insideV w:val="single" w:color="FFFFFF" w:themeColor="background1" w:sz="4" w:space="0"/>
       </w:tblBorders>
     </w:tblPr>
     <w:tcPr>
@@ -6699,14 +6873,14 @@
       <w:rPr>
         <w:b/>
         <w:bCs/>
-        <w:color w:val="FFFFFF" w:themeColor="background1"/>
+        <w:color w:val="ffffff" w:themeColor="background1"/>
       </w:rPr>
       <w:tblPr/>
       <w:tcPr>
         <w:tcBorders>
-          <w:top w:val="single" w:sz="4" w:space="0" w:color="FFFFFF" w:themeColor="background1"/>
-          <w:left w:val="single" w:sz="4" w:space="0" w:color="FFFFFF" w:themeColor="background1"/>
-          <w:right w:val="single" w:sz="4" w:space="0" w:color="FFFFFF" w:themeColor="background1"/>
+          <w:top w:val="single" w:color="FFFFFF" w:themeColor="background1" w:sz="4" w:space="0"/>
+          <w:left w:val="single" w:color="FFFFFF" w:themeColor="background1" w:sz="4" w:space="0"/>
+          <w:right w:val="single" w:color="FFFFFF" w:themeColor="background1" w:sz="4" w:space="0"/>
           <w:insideH w:val="nil"/>
           <w:insideV w:val="nil"/>
         </w:tcBorders>
@@ -6717,14 +6891,14 @@
       <w:rPr>
         <w:b/>
         <w:bCs/>
-        <w:color w:val="FFFFFF" w:themeColor="background1"/>
+        <w:color w:val="ffffff" w:themeColor="background1"/>
       </w:rPr>
       <w:tblPr/>
       <w:tcPr>
         <w:tcBorders>
-          <w:left w:val="single" w:sz="4" w:space="0" w:color="FFFFFF" w:themeColor="background1"/>
-          <w:bottom w:val="single" w:sz="4" w:space="0" w:color="FFFFFF" w:themeColor="background1"/>
-          <w:right w:val="single" w:sz="4" w:space="0" w:color="FFFFFF" w:themeColor="background1"/>
+          <w:left w:val="single" w:color="FFFFFF" w:themeColor="background1" w:sz="4" w:space="0"/>
+          <w:bottom w:val="single" w:color="FFFFFF" w:themeColor="background1" w:sz="4" w:space="0"/>
+          <w:right w:val="single" w:color="FFFFFF" w:themeColor="background1" w:sz="4" w:space="0"/>
           <w:insideH w:val="nil"/>
           <w:insideV w:val="nil"/>
         </w:tcBorders>
@@ -6735,14 +6909,14 @@
       <w:rPr>
         <w:b/>
         <w:bCs/>
-        <w:color w:val="FFFFFF" w:themeColor="background1"/>
+        <w:color w:val="ffffff" w:themeColor="background1"/>
       </w:rPr>
       <w:tblPr/>
       <w:tcPr>
         <w:tcBorders>
-          <w:top w:val="single" w:sz="4" w:space="0" w:color="FFFFFF" w:themeColor="background1"/>
-          <w:left w:val="single" w:sz="4" w:space="0" w:color="FFFFFF" w:themeColor="background1"/>
-          <w:bottom w:val="single" w:sz="4" w:space="0" w:color="FFFFFF" w:themeColor="background1"/>
+          <w:top w:val="single" w:color="FFFFFF" w:themeColor="background1" w:sz="4" w:space="0"/>
+          <w:left w:val="single" w:color="FFFFFF" w:themeColor="background1" w:sz="4" w:space="0"/>
+          <w:bottom w:val="single" w:color="FFFFFF" w:themeColor="background1" w:sz="4" w:space="0"/>
           <w:insideV w:val="nil"/>
         </w:tcBorders>
         <w:shd w:val="clear" w:color="auto" w:fill="ED7D31" w:themeFill="accent2"/>
@@ -6752,14 +6926,14 @@
       <w:rPr>
         <w:b/>
         <w:bCs/>
-        <w:color w:val="FFFFFF" w:themeColor="background1"/>
+        <w:color w:val="ffffff" w:themeColor="background1"/>
       </w:rPr>
       <w:tblPr/>
       <w:tcPr>
         <w:tcBorders>
-          <w:top w:val="single" w:sz="4" w:space="0" w:color="FFFFFF" w:themeColor="background1"/>
-          <w:bottom w:val="single" w:sz="4" w:space="0" w:color="FFFFFF" w:themeColor="background1"/>
-          <w:right w:val="single" w:sz="4" w:space="0" w:color="FFFFFF" w:themeColor="background1"/>
+          <w:top w:val="single" w:color="FFFFFF" w:themeColor="background1" w:sz="4" w:space="0"/>
+          <w:bottom w:val="single" w:color="FFFFFF" w:themeColor="background1" w:sz="4" w:space="0"/>
+          <w:right w:val="single" w:color="FFFFFF" w:themeColor="background1" w:sz="4" w:space="0"/>
           <w:insideV w:val="nil"/>
         </w:tcBorders>
         <w:shd w:val="clear" w:color="auto" w:fill="ED7D31" w:themeFill="accent2"/>
@@ -6785,26 +6959,26 @@
     <w:qFormat/>
     <w:tblPr>
       <w:tblBorders>
-        <w:top w:val="single" w:sz="4" w:space="0" w:color="F4B083" w:themeColor="accent2" w:themeTint="99"/>
-        <w:left w:val="single" w:sz="4" w:space="0" w:color="F4B083" w:themeColor="accent2" w:themeTint="99"/>
-        <w:bottom w:val="single" w:sz="4" w:space="0" w:color="F4B083" w:themeColor="accent2" w:themeTint="99"/>
-        <w:right w:val="single" w:sz="4" w:space="0" w:color="F4B083" w:themeColor="accent2" w:themeTint="99"/>
-        <w:insideH w:val="single" w:sz="4" w:space="0" w:color="F4B083" w:themeColor="accent2" w:themeTint="99"/>
+        <w:top w:val="single" w:color="F4B083" w:themeColor="accent2" w:themeTint="99" w:sz="4" w:space="0"/>
+        <w:left w:val="single" w:color="F4B083" w:themeColor="accent2" w:themeTint="99" w:sz="4" w:space="0"/>
+        <w:bottom w:val="single" w:color="F4B083" w:themeColor="accent2" w:themeTint="99" w:sz="4" w:space="0"/>
+        <w:right w:val="single" w:color="F4B083" w:themeColor="accent2" w:themeTint="99" w:sz="4" w:space="0"/>
+        <w:insideH w:val="single" w:color="F4B083" w:themeColor="accent2" w:themeTint="99" w:sz="4" w:space="0"/>
       </w:tblBorders>
     </w:tblPr>
     <w:tblStylePr w:type="firstRow">
       <w:rPr>
         <w:b/>
         <w:bCs/>
-        <w:color w:val="FFFFFF" w:themeColor="background1"/>
+        <w:color w:val="ffffff" w:themeColor="background1"/>
       </w:rPr>
       <w:tblPr/>
       <w:tcPr>
         <w:tcBorders>
-          <w:top w:val="single" w:sz="4" w:space="0" w:color="ED7D31" w:themeColor="accent2"/>
-          <w:left w:val="single" w:sz="4" w:space="0" w:color="ED7D31" w:themeColor="accent2"/>
-          <w:bottom w:val="single" w:sz="4" w:space="0" w:color="ED7D31" w:themeColor="accent2"/>
-          <w:right w:val="single" w:sz="4" w:space="0" w:color="ED7D31" w:themeColor="accent2"/>
+          <w:top w:val="single" w:color="ED7D31" w:themeColor="accent2" w:sz="4" w:space="0"/>
+          <w:left w:val="single" w:color="ED7D31" w:themeColor="accent2" w:sz="4" w:space="0"/>
+          <w:bottom w:val="single" w:color="ED7D31" w:themeColor="accent2" w:sz="4" w:space="0"/>
+          <w:right w:val="single" w:color="ED7D31" w:themeColor="accent2" w:sz="4" w:space="0"/>
           <w:insideH w:val="nil"/>
         </w:tcBorders>
         <w:shd w:val="clear" w:color="auto" w:fill="ED7D31" w:themeFill="accent2"/>
@@ -6818,7 +6992,7 @@
       <w:tblPr/>
       <w:tcPr>
         <w:tcBorders>
-          <w:top w:val="double" w:sz="4" w:space="0" w:color="ED7D31" w:themeColor="accent2"/>
+          <w:top w:val="double" w:color="ED7D31" w:themeColor="accent2" w:sz="4" w:space="0"/>
         </w:tcBorders>
       </w:tcPr>
     </w:tblStylePr>
@@ -6827,12 +7001,14 @@
         <w:b/>
         <w:bCs/>
       </w:rPr>
+      <w:tblPr/>
     </w:tblStylePr>
     <w:tblStylePr w:type="lastCol">
       <w:rPr>
         <w:b/>
         <w:bCs/>
       </w:rPr>
+      <w:tblPr/>
     </w:tblStylePr>
     <w:tblStylePr w:type="band1Vert">
       <w:tblPr/>
@@ -6854,17 +7030,17 @@
     <w:qFormat/>
     <w:tblPr>
       <w:tblBorders>
-        <w:top w:val="single" w:sz="4" w:space="0" w:color="A5A5A5" w:themeColor="accent3"/>
-        <w:left w:val="single" w:sz="4" w:space="0" w:color="A5A5A5" w:themeColor="accent3"/>
-        <w:bottom w:val="single" w:sz="4" w:space="0" w:color="A5A5A5" w:themeColor="accent3"/>
-        <w:right w:val="single" w:sz="4" w:space="0" w:color="A5A5A5" w:themeColor="accent3"/>
+        <w:top w:val="single" w:color="A5A5A5" w:themeColor="accent3" w:sz="4" w:space="0"/>
+        <w:left w:val="single" w:color="A5A5A5" w:themeColor="accent3" w:sz="4" w:space="0"/>
+        <w:bottom w:val="single" w:color="A5A5A5" w:themeColor="accent3" w:sz="4" w:space="0"/>
+        <w:right w:val="single" w:color="A5A5A5" w:themeColor="accent3" w:sz="4" w:space="0"/>
       </w:tblBorders>
     </w:tblPr>
     <w:tblStylePr w:type="firstRow">
       <w:rPr>
         <w:b/>
         <w:bCs/>
-        <w:color w:val="FFFFFF" w:themeColor="background1"/>
+        <w:color w:val="ffffff" w:themeColor="background1"/>
       </w:rPr>
       <w:tblPr/>
       <w:tcPr>
@@ -6879,7 +7055,7 @@
       <w:tblPr/>
       <w:tcPr>
         <w:tcBorders>
-          <w:top w:val="double" w:sz="4" w:space="0" w:color="A5A5A5" w:themeColor="accent3"/>
+          <w:top w:val="double" w:color="A5A5A5" w:themeColor="accent3" w:sz="4" w:space="0"/>
         </w:tcBorders>
         <w:shd w:val="clear" w:color="auto" w:fill="FFFFFF" w:themeFill="background1"/>
       </w:tcPr>
@@ -6914,8 +7090,8 @@
       <w:tblPr/>
       <w:tcPr>
         <w:tcBorders>
-          <w:left w:val="single" w:sz="4" w:space="0" w:color="A5A5A5" w:themeColor="accent3"/>
-          <w:right w:val="single" w:sz="4" w:space="0" w:color="A5A5A5" w:themeColor="accent3"/>
+          <w:left w:val="single" w:color="A5A5A5" w:themeColor="accent3" w:sz="4" w:space="0"/>
+          <w:right w:val="single" w:color="A5A5A5" w:themeColor="accent3" w:sz="4" w:space="0"/>
         </w:tcBorders>
       </w:tcPr>
     </w:tblStylePr>
@@ -6923,8 +7099,8 @@
       <w:tblPr/>
       <w:tcPr>
         <w:tcBorders>
-          <w:top w:val="single" w:sz="4" w:space="0" w:color="A5A5A5" w:themeColor="accent3"/>
-          <w:bottom w:val="single" w:sz="4" w:space="0" w:color="A5A5A5" w:themeColor="accent3"/>
+          <w:top w:val="single" w:color="A5A5A5" w:themeColor="accent3" w:sz="4" w:space="0"/>
+          <w:bottom w:val="single" w:color="A5A5A5" w:themeColor="accent3" w:sz="4" w:space="0"/>
           <w:insideH w:val="nil"/>
         </w:tcBorders>
       </w:tcPr>
@@ -6951,7 +7127,7 @@
       <w:tblPr/>
       <w:tcPr>
         <w:tcBorders>
-          <w:top w:val="double" w:sz="4" w:space="0" w:color="A5A5A5" w:themeColor="accent3"/>
+          <w:top w:val="double" w:color="A5A5A5" w:themeColor="accent3" w:sz="4" w:space="0"/>
           <w:left w:val="nil"/>
         </w:tcBorders>
       </w:tcPr>
@@ -6960,7 +7136,7 @@
       <w:tblPr/>
       <w:tcPr>
         <w:tcBorders>
-          <w:top w:val="double" w:sz="4" w:space="0" w:color="A5A5A5" w:themeColor="accent3"/>
+          <w:top w:val="double" w:color="A5A5A5" w:themeColor="accent3" w:sz="4" w:space="0"/>
           <w:right w:val="nil"/>
         </w:tcBorders>
       </w:tcPr>
@@ -6973,26 +7149,26 @@
     <w:qFormat/>
     <w:tblPr>
       <w:tblBorders>
-        <w:top w:val="single" w:sz="4" w:space="0" w:color="666666" w:themeColor="text1" w:themeTint="99"/>
-        <w:left w:val="single" w:sz="4" w:space="0" w:color="666666" w:themeColor="text1" w:themeTint="99"/>
-        <w:bottom w:val="single" w:sz="4" w:space="0" w:color="666666" w:themeColor="text1" w:themeTint="99"/>
-        <w:right w:val="single" w:sz="4" w:space="0" w:color="666666" w:themeColor="text1" w:themeTint="99"/>
-        <w:insideH w:val="single" w:sz="4" w:space="0" w:color="666666" w:themeColor="text1" w:themeTint="99"/>
+        <w:top w:val="single" w:color="666666" w:themeColor="text1" w:themeTint="99" w:sz="4" w:space="0"/>
+        <w:left w:val="single" w:color="666666" w:themeColor="text1" w:themeTint="99" w:sz="4" w:space="0"/>
+        <w:bottom w:val="single" w:color="666666" w:themeColor="text1" w:themeTint="99" w:sz="4" w:space="0"/>
+        <w:right w:val="single" w:color="666666" w:themeColor="text1" w:themeTint="99" w:sz="4" w:space="0"/>
+        <w:insideH w:val="single" w:color="666666" w:themeColor="text1" w:themeTint="99" w:sz="4" w:space="0"/>
       </w:tblBorders>
     </w:tblPr>
     <w:tblStylePr w:type="firstRow">
       <w:rPr>
         <w:b/>
         <w:bCs/>
-        <w:color w:val="FFFFFF" w:themeColor="background1"/>
+        <w:color w:val="ffffff" w:themeColor="background1"/>
       </w:rPr>
       <w:tblPr/>
       <w:tcPr>
         <w:tcBorders>
-          <w:top w:val="single" w:sz="4" w:space="0" w:color="000000" w:themeColor="text1"/>
-          <w:left w:val="single" w:sz="4" w:space="0" w:color="000000" w:themeColor="text1"/>
-          <w:bottom w:val="single" w:sz="4" w:space="0" w:color="000000" w:themeColor="text1"/>
-          <w:right w:val="single" w:sz="4" w:space="0" w:color="000000" w:themeColor="text1"/>
+          <w:top w:val="single" w:color="000000" w:themeColor="text1" w:sz="4" w:space="0"/>
+          <w:left w:val="single" w:color="000000" w:themeColor="text1" w:sz="4" w:space="0"/>
+          <w:bottom w:val="single" w:color="000000" w:themeColor="text1" w:sz="4" w:space="0"/>
+          <w:right w:val="single" w:color="000000" w:themeColor="text1" w:sz="4" w:space="0"/>
           <w:insideH w:val="nil"/>
         </w:tcBorders>
         <w:shd w:val="clear" w:color="auto" w:fill="000000" w:themeFill="text1"/>
@@ -7006,7 +7182,7 @@
       <w:tblPr/>
       <w:tcPr>
         <w:tcBorders>
-          <w:top w:val="double" w:sz="4" w:space="0" w:color="000000" w:themeColor="text1"/>
+          <w:top w:val="double" w:color="000000" w:themeColor="text1" w:sz="4" w:space="0"/>
         </w:tcBorders>
       </w:tcPr>
     </w:tblStylePr>
@@ -7015,12 +7191,14 @@
         <w:b/>
         <w:bCs/>
       </w:rPr>
+      <w:tblPr/>
     </w:tblStylePr>
     <w:tblStylePr w:type="lastCol">
       <w:rPr>
         <w:b/>
         <w:bCs/>
       </w:rPr>
+      <w:tblPr/>
     </w:tblStylePr>
     <w:tblStylePr w:type="band1Vert">
       <w:tblPr/>
@@ -7052,7 +7230,7 @@
 </file>
 
 <file path=word/theme/theme1.xml><?xml version="1.0" encoding="utf-8"?>
-<a:theme xmlns:a="http://schemas.openxmlformats.org/drawingml/2006/main" name="Tema de Office">
+<a:theme xmlns:a="http://schemas.openxmlformats.org/drawingml/2006/main" xmlns:r="http://schemas.openxmlformats.org/officeDocument/2006/relationships" name="Tema de Office">
   <a:themeElements>
     <a:clrScheme name="Office">
       <a:dk1>
@@ -7094,12 +7272,12 @@
     </a:clrScheme>
     <a:fontScheme name="Office">
       <a:majorFont>
-        <a:latin typeface="Calibri Light"/>
+        <a:latin typeface="Calibri Light" pitchFamily="0" charset="1"/>
         <a:ea typeface=""/>
         <a:cs typeface=""/>
       </a:majorFont>
       <a:minorFont>
-        <a:latin typeface="Calibri"/>
+        <a:latin typeface="Calibri" pitchFamily="0" charset="1"/>
         <a:ea typeface=""/>
         <a:cs typeface=""/>
       </a:minorFont>
@@ -7131,7 +7309,7 @@
             </a:gs>
           </a:gsLst>
           <a:lin ang="5400000" scaled="0"/>
-          <a:tileRect/>
+          <a:tileRect l="0" t="0" r="0" b="0"/>
         </a:gradFill>
         <a:gradFill>
           <a:gsLst>
@@ -7155,7 +7333,7 @@
             </a:gs>
           </a:gsLst>
           <a:lin ang="5400000" scaled="0"/>
-          <a:tileRect/>
+          <a:tileRect l="0" t="0" r="0" b="0"/>
         </a:gradFill>
       </a:fillStyleLst>
       <a:lnStyleLst>
@@ -7215,13 +7393,11 @@
             </a:gs>
           </a:gsLst>
           <a:lin ang="5400000" scaled="0"/>
-          <a:tileRect/>
+          <a:tileRect l="0" t="0" r="0" b="0"/>
         </a:gradFill>
       </a:bgFillStyleLst>
     </a:fmtScheme>
   </a:themeElements>
-  <a:objectDefaults/>
-  <a:extraClrSchemeLst/>
 </a:theme>
 </file>
 
